--- a/docs/project_documentation.docx
+++ b/docs/project_documentation.docx
@@ -158,6 +158,7 @@
       <w:r>
         <w:rPr>
           <w:rFonts w:ascii="Times New Roman" w:hAnsi="Times New Roman" w:cs="Times New Roman"/>
+          <w:noProof/>
           <w:sz w:val="24"/>
           <w:szCs w:val="24"/>
           <w:lang w:val="en-US"/>
@@ -247,7 +248,25 @@
           <w:sz w:val="24"/>
           <w:szCs w:val="24"/>
         </w:rPr>
-        <w:t xml:space="preserve">PS D:\world_bank _development_analysis&gt; git --version </w:t>
+        <w:t>PS D:\world_bank _</w:t>
+      </w:r>
+      <w:proofErr w:type="spellStart"/>
+      <w:r>
+        <w:rPr>
+          <w:rFonts w:ascii="Times New Roman" w:hAnsi="Times New Roman" w:cs="Times New Roman"/>
+          <w:sz w:val="24"/>
+          <w:szCs w:val="24"/>
+        </w:rPr>
+        <w:t>development_analysis</w:t>
+      </w:r>
+      <w:proofErr w:type="spellEnd"/>
+      <w:r>
+        <w:rPr>
+          <w:rFonts w:ascii="Times New Roman" w:hAnsi="Times New Roman" w:cs="Times New Roman"/>
+          <w:sz w:val="24"/>
+          <w:szCs w:val="24"/>
+        </w:rPr>
+        <w:t xml:space="preserve">&gt; git --version </w:t>
       </w:r>
     </w:p>
     <w:p>
@@ -266,7 +285,25 @@
           <w:sz w:val="24"/>
           <w:szCs w:val="24"/>
         </w:rPr>
-        <w:t>git version 2.54.0.windows.1</w:t>
+        <w:t>git version 2.54.</w:t>
+      </w:r>
+      <w:proofErr w:type="gramStart"/>
+      <w:r>
+        <w:rPr>
+          <w:rFonts w:ascii="Times New Roman" w:hAnsi="Times New Roman" w:cs="Times New Roman"/>
+          <w:sz w:val="24"/>
+          <w:szCs w:val="24"/>
+        </w:rPr>
+        <w:t>0.windows</w:t>
+      </w:r>
+      <w:proofErr w:type="gramEnd"/>
+      <w:r>
+        <w:rPr>
+          <w:rFonts w:ascii="Times New Roman" w:hAnsi="Times New Roman" w:cs="Times New Roman"/>
+          <w:sz w:val="24"/>
+          <w:szCs w:val="24"/>
+        </w:rPr>
+        <w:t>.1</w:t>
       </w:r>
     </w:p>
     <w:p>
@@ -290,8 +327,19 @@
           <w:szCs w:val="24"/>
           <w:lang w:val="en-US"/>
         </w:rPr>
-        <w:t>git init</w:t>
-      </w:r>
+        <w:t xml:space="preserve">git </w:t>
+      </w:r>
+      <w:proofErr w:type="spellStart"/>
+      <w:r>
+        <w:rPr>
+          <w:rFonts w:ascii="Times New Roman" w:hAnsi="Times New Roman" w:cs="Times New Roman"/>
+          <w:sz w:val="24"/>
+          <w:szCs w:val="24"/>
+          <w:lang w:val="en-US"/>
+        </w:rPr>
+        <w:t>init</w:t>
+      </w:r>
+      <w:proofErr w:type="spellEnd"/>
     </w:p>
     <w:p>
       <w:pPr>
@@ -496,7 +544,38 @@
           <w:szCs w:val="24"/>
           <w:lang w:val="en-US"/>
         </w:rPr>
-        <w:t>Create a new file - .gitignore &amp; paste the following inside</w:t>
+        <w:t xml:space="preserve">Create a new file </w:t>
+      </w:r>
+      <w:proofErr w:type="gramStart"/>
+      <w:r>
+        <w:rPr>
+          <w:rFonts w:ascii="Times New Roman" w:hAnsi="Times New Roman" w:cs="Times New Roman"/>
+          <w:sz w:val="24"/>
+          <w:szCs w:val="24"/>
+          <w:lang w:val="en-US"/>
+        </w:rPr>
+        <w:t>- .</w:t>
+      </w:r>
+      <w:proofErr w:type="spellStart"/>
+      <w:r>
+        <w:rPr>
+          <w:rFonts w:ascii="Times New Roman" w:hAnsi="Times New Roman" w:cs="Times New Roman"/>
+          <w:sz w:val="24"/>
+          <w:szCs w:val="24"/>
+          <w:lang w:val="en-US"/>
+        </w:rPr>
+        <w:t>gitignore</w:t>
+      </w:r>
+      <w:proofErr w:type="spellEnd"/>
+      <w:proofErr w:type="gramEnd"/>
+      <w:r>
+        <w:rPr>
+          <w:rFonts w:ascii="Times New Roman" w:hAnsi="Times New Roman" w:cs="Times New Roman"/>
+          <w:sz w:val="24"/>
+          <w:szCs w:val="24"/>
+          <w:lang w:val="en-US"/>
+        </w:rPr>
+        <w:t xml:space="preserve"> &amp; paste the following inside</w:t>
       </w:r>
       <w:r>
         <w:rPr>
@@ -581,46 +660,97 @@
           <w:szCs w:val="24"/>
           <w:lang w:val="en-US"/>
         </w:rPr>
-        <w:t>__pycache__/</w:t>
-      </w:r>
-    </w:p>
-    <w:p>
-      <w:pPr>
-        <w:rPr>
-          <w:rFonts w:ascii="Times New Roman" w:hAnsi="Times New Roman" w:cs="Times New Roman"/>
-          <w:sz w:val="24"/>
-          <w:szCs w:val="24"/>
-          <w:lang w:val="en-US"/>
-        </w:rPr>
-      </w:pPr>
-      <w:r>
-        <w:rPr>
-          <w:rFonts w:ascii="Times New Roman" w:hAnsi="Times New Roman" w:cs="Times New Roman"/>
-          <w:sz w:val="24"/>
-          <w:szCs w:val="24"/>
-          <w:lang w:val="en-US"/>
-        </w:rPr>
-        <w:t>*.py[cod]</w:t>
-      </w:r>
-    </w:p>
-    <w:p>
-      <w:pPr>
-        <w:rPr>
-          <w:rFonts w:ascii="Times New Roman" w:hAnsi="Times New Roman" w:cs="Times New Roman"/>
-          <w:sz w:val="24"/>
-          <w:szCs w:val="24"/>
-          <w:lang w:val="en-US"/>
-        </w:rPr>
-      </w:pPr>
-      <w:r>
-        <w:rPr>
-          <w:rFonts w:ascii="Times New Roman" w:hAnsi="Times New Roman" w:cs="Times New Roman"/>
-          <w:sz w:val="24"/>
-          <w:szCs w:val="24"/>
-          <w:lang w:val="en-US"/>
-        </w:rPr>
-        <w:t>*$py.class</w:t>
-      </w:r>
+        <w:t>__</w:t>
+      </w:r>
+      <w:proofErr w:type="spellStart"/>
+      <w:r>
+        <w:rPr>
+          <w:rFonts w:ascii="Times New Roman" w:hAnsi="Times New Roman" w:cs="Times New Roman"/>
+          <w:sz w:val="24"/>
+          <w:szCs w:val="24"/>
+          <w:lang w:val="en-US"/>
+        </w:rPr>
+        <w:t>pycache</w:t>
+      </w:r>
+      <w:proofErr w:type="spellEnd"/>
+      <w:r>
+        <w:rPr>
+          <w:rFonts w:ascii="Times New Roman" w:hAnsi="Times New Roman" w:cs="Times New Roman"/>
+          <w:sz w:val="24"/>
+          <w:szCs w:val="24"/>
+          <w:lang w:val="en-US"/>
+        </w:rPr>
+        <w:t>__/</w:t>
+      </w:r>
+    </w:p>
+    <w:p>
+      <w:pPr>
+        <w:rPr>
+          <w:rFonts w:ascii="Times New Roman" w:hAnsi="Times New Roman" w:cs="Times New Roman"/>
+          <w:sz w:val="24"/>
+          <w:szCs w:val="24"/>
+          <w:lang w:val="en-US"/>
+        </w:rPr>
+      </w:pPr>
+      <w:r>
+        <w:rPr>
+          <w:rFonts w:ascii="Times New Roman" w:hAnsi="Times New Roman" w:cs="Times New Roman"/>
+          <w:sz w:val="24"/>
+          <w:szCs w:val="24"/>
+          <w:lang w:val="en-US"/>
+        </w:rPr>
+        <w:t>*.</w:t>
+      </w:r>
+      <w:proofErr w:type="spellStart"/>
+      <w:r>
+        <w:rPr>
+          <w:rFonts w:ascii="Times New Roman" w:hAnsi="Times New Roman" w:cs="Times New Roman"/>
+          <w:sz w:val="24"/>
+          <w:szCs w:val="24"/>
+          <w:lang w:val="en-US"/>
+        </w:rPr>
+        <w:t>py</w:t>
+      </w:r>
+      <w:proofErr w:type="spellEnd"/>
+      <w:r>
+        <w:rPr>
+          <w:rFonts w:ascii="Times New Roman" w:hAnsi="Times New Roman" w:cs="Times New Roman"/>
+          <w:sz w:val="24"/>
+          <w:szCs w:val="24"/>
+          <w:lang w:val="en-US"/>
+        </w:rPr>
+        <w:t>[cod]</w:t>
+      </w:r>
+    </w:p>
+    <w:p>
+      <w:pPr>
+        <w:rPr>
+          <w:rFonts w:ascii="Times New Roman" w:hAnsi="Times New Roman" w:cs="Times New Roman"/>
+          <w:sz w:val="24"/>
+          <w:szCs w:val="24"/>
+          <w:lang w:val="en-US"/>
+        </w:rPr>
+      </w:pPr>
+      <w:r>
+        <w:rPr>
+          <w:rFonts w:ascii="Times New Roman" w:hAnsi="Times New Roman" w:cs="Times New Roman"/>
+          <w:sz w:val="24"/>
+          <w:szCs w:val="24"/>
+          <w:lang w:val="en-US"/>
+        </w:rPr>
+        <w:t>*$</w:t>
+      </w:r>
+      <w:proofErr w:type="spellStart"/>
+      <w:r>
+        <w:rPr>
+          <w:rFonts w:ascii="Times New Roman" w:hAnsi="Times New Roman" w:cs="Times New Roman"/>
+          <w:sz w:val="24"/>
+          <w:szCs w:val="24"/>
+          <w:lang w:val="en-US"/>
+        </w:rPr>
+        <w:t>py.class</w:t>
+      </w:r>
+      <w:proofErr w:type="spellEnd"/>
     </w:p>
     <w:p>
       <w:pPr>
@@ -698,33 +828,66 @@
           <w:lang w:val="en-US"/>
         </w:rPr>
       </w:pPr>
-      <w:r>
-        <w:rPr>
-          <w:rFonts w:ascii="Times New Roman" w:hAnsi="Times New Roman" w:cs="Times New Roman"/>
-          <w:sz w:val="24"/>
-          <w:szCs w:val="24"/>
-          <w:lang w:val="en-US"/>
-        </w:rPr>
-        <w:t>.venv/</w:t>
-      </w:r>
-    </w:p>
-    <w:p>
-      <w:pPr>
-        <w:rPr>
-          <w:rFonts w:ascii="Times New Roman" w:hAnsi="Times New Roman" w:cs="Times New Roman"/>
-          <w:sz w:val="24"/>
-          <w:szCs w:val="24"/>
-          <w:lang w:val="en-US"/>
-        </w:rPr>
-      </w:pPr>
-      <w:r>
-        <w:rPr>
-          <w:rFonts w:ascii="Times New Roman" w:hAnsi="Times New Roman" w:cs="Times New Roman"/>
-          <w:sz w:val="24"/>
-          <w:szCs w:val="24"/>
-          <w:lang w:val="en-US"/>
-        </w:rPr>
-        <w:t>venv/</w:t>
+      <w:proofErr w:type="gramStart"/>
+      <w:r>
+        <w:rPr>
+          <w:rFonts w:ascii="Times New Roman" w:hAnsi="Times New Roman" w:cs="Times New Roman"/>
+          <w:sz w:val="24"/>
+          <w:szCs w:val="24"/>
+          <w:lang w:val="en-US"/>
+        </w:rPr>
+        <w:t>.</w:t>
+      </w:r>
+      <w:proofErr w:type="spellStart"/>
+      <w:r>
+        <w:rPr>
+          <w:rFonts w:ascii="Times New Roman" w:hAnsi="Times New Roman" w:cs="Times New Roman"/>
+          <w:sz w:val="24"/>
+          <w:szCs w:val="24"/>
+          <w:lang w:val="en-US"/>
+        </w:rPr>
+        <w:t>venv</w:t>
+      </w:r>
+      <w:proofErr w:type="spellEnd"/>
+      <w:proofErr w:type="gramEnd"/>
+      <w:r>
+        <w:rPr>
+          <w:rFonts w:ascii="Times New Roman" w:hAnsi="Times New Roman" w:cs="Times New Roman"/>
+          <w:sz w:val="24"/>
+          <w:szCs w:val="24"/>
+          <w:lang w:val="en-US"/>
+        </w:rPr>
+        <w:t>/</w:t>
+      </w:r>
+    </w:p>
+    <w:p>
+      <w:pPr>
+        <w:rPr>
+          <w:rFonts w:ascii="Times New Roman" w:hAnsi="Times New Roman" w:cs="Times New Roman"/>
+          <w:sz w:val="24"/>
+          <w:szCs w:val="24"/>
+          <w:lang w:val="en-US"/>
+        </w:rPr>
+      </w:pPr>
+      <w:proofErr w:type="spellStart"/>
+      <w:r>
+        <w:rPr>
+          <w:rFonts w:ascii="Times New Roman" w:hAnsi="Times New Roman" w:cs="Times New Roman"/>
+          <w:sz w:val="24"/>
+          <w:szCs w:val="24"/>
+          <w:lang w:val="en-US"/>
+        </w:rPr>
+        <w:t>venv</w:t>
+      </w:r>
+      <w:proofErr w:type="spellEnd"/>
+      <w:r>
+        <w:rPr>
+          <w:rFonts w:ascii="Times New Roman" w:hAnsi="Times New Roman" w:cs="Times New Roman"/>
+          <w:sz w:val="24"/>
+          <w:szCs w:val="24"/>
+          <w:lang w:val="en-US"/>
+        </w:rPr>
+        <w:t>/</w:t>
       </w:r>
     </w:p>
     <w:p>
@@ -822,14 +985,45 @@
           <w:lang w:val="en-US"/>
         </w:rPr>
       </w:pPr>
-      <w:r>
-        <w:rPr>
-          <w:rFonts w:ascii="Times New Roman" w:hAnsi="Times New Roman" w:cs="Times New Roman"/>
-          <w:sz w:val="24"/>
-          <w:szCs w:val="24"/>
-          <w:lang w:val="en-US"/>
-        </w:rPr>
-        <w:t>.ipynb_checkpoints/</w:t>
+      <w:proofErr w:type="gramStart"/>
+      <w:r>
+        <w:rPr>
+          <w:rFonts w:ascii="Times New Roman" w:hAnsi="Times New Roman" w:cs="Times New Roman"/>
+          <w:sz w:val="24"/>
+          <w:szCs w:val="24"/>
+          <w:lang w:val="en-US"/>
+        </w:rPr>
+        <w:t>.</w:t>
+      </w:r>
+      <w:proofErr w:type="spellStart"/>
+      <w:r>
+        <w:rPr>
+          <w:rFonts w:ascii="Times New Roman" w:hAnsi="Times New Roman" w:cs="Times New Roman"/>
+          <w:sz w:val="24"/>
+          <w:szCs w:val="24"/>
+          <w:lang w:val="en-US"/>
+        </w:rPr>
+        <w:t>ipynb</w:t>
+      </w:r>
+      <w:proofErr w:type="gramEnd"/>
+      <w:r>
+        <w:rPr>
+          <w:rFonts w:ascii="Times New Roman" w:hAnsi="Times New Roman" w:cs="Times New Roman"/>
+          <w:sz w:val="24"/>
+          <w:szCs w:val="24"/>
+          <w:lang w:val="en-US"/>
+        </w:rPr>
+        <w:t>_checkpoints</w:t>
+      </w:r>
+      <w:proofErr w:type="spellEnd"/>
+      <w:r>
+        <w:rPr>
+          <w:rFonts w:ascii="Times New Roman" w:hAnsi="Times New Roman" w:cs="Times New Roman"/>
+          <w:sz w:val="24"/>
+          <w:szCs w:val="24"/>
+          <w:lang w:val="en-US"/>
+        </w:rPr>
+        <w:t>/</w:t>
       </w:r>
     </w:p>
     <w:p>
@@ -908,14 +1102,36 @@
           <w:lang w:val="en-US"/>
         </w:rPr>
       </w:pPr>
-      <w:r>
-        <w:rPr>
-          <w:rFonts w:ascii="Times New Roman" w:hAnsi="Times New Roman" w:cs="Times New Roman"/>
-          <w:sz w:val="24"/>
-          <w:szCs w:val="24"/>
-          <w:lang w:val="en-US"/>
-        </w:rPr>
-        <w:t>.vscode/</w:t>
+      <w:proofErr w:type="gramStart"/>
+      <w:r>
+        <w:rPr>
+          <w:rFonts w:ascii="Times New Roman" w:hAnsi="Times New Roman" w:cs="Times New Roman"/>
+          <w:sz w:val="24"/>
+          <w:szCs w:val="24"/>
+          <w:lang w:val="en-US"/>
+        </w:rPr>
+        <w:t>.</w:t>
+      </w:r>
+      <w:proofErr w:type="spellStart"/>
+      <w:r>
+        <w:rPr>
+          <w:rFonts w:ascii="Times New Roman" w:hAnsi="Times New Roman" w:cs="Times New Roman"/>
+          <w:sz w:val="24"/>
+          <w:szCs w:val="24"/>
+          <w:lang w:val="en-US"/>
+        </w:rPr>
+        <w:t>vscode</w:t>
+      </w:r>
+      <w:proofErr w:type="spellEnd"/>
+      <w:proofErr w:type="gramEnd"/>
+      <w:r>
+        <w:rPr>
+          <w:rFonts w:ascii="Times New Roman" w:hAnsi="Times New Roman" w:cs="Times New Roman"/>
+          <w:sz w:val="24"/>
+          <w:szCs w:val="24"/>
+          <w:lang w:val="en-US"/>
+        </w:rPr>
+        <w:t>/</w:t>
       </w:r>
     </w:p>
     <w:p>
@@ -1001,18 +1217,30 @@
           <w:szCs w:val="24"/>
           <w:lang w:val="en-US"/>
         </w:rPr>
-        <w:t>.DS_Store</w:t>
-      </w:r>
-    </w:p>
-    <w:p>
-      <w:pPr>
-        <w:rPr>
-          <w:rFonts w:ascii="Times New Roman" w:hAnsi="Times New Roman" w:cs="Times New Roman"/>
-          <w:sz w:val="24"/>
-          <w:szCs w:val="24"/>
-          <w:lang w:val="en-US"/>
-        </w:rPr>
-      </w:pPr>
+        <w:t>.</w:t>
+      </w:r>
+      <w:proofErr w:type="spellStart"/>
+      <w:r>
+        <w:rPr>
+          <w:rFonts w:ascii="Times New Roman" w:hAnsi="Times New Roman" w:cs="Times New Roman"/>
+          <w:sz w:val="24"/>
+          <w:szCs w:val="24"/>
+          <w:lang w:val="en-US"/>
+        </w:rPr>
+        <w:t>DS_Store</w:t>
+      </w:r>
+      <w:proofErr w:type="spellEnd"/>
+    </w:p>
+    <w:p>
+      <w:pPr>
+        <w:rPr>
+          <w:rFonts w:ascii="Times New Roman" w:hAnsi="Times New Roman" w:cs="Times New Roman"/>
+          <w:sz w:val="24"/>
+          <w:szCs w:val="24"/>
+          <w:lang w:val="en-US"/>
+        </w:rPr>
+      </w:pPr>
+      <w:proofErr w:type="spellStart"/>
       <w:r>
         <w:rPr>
           <w:rFonts w:ascii="Times New Roman" w:hAnsi="Times New Roman" w:cs="Times New Roman"/>
@@ -1022,6 +1250,7 @@
         </w:rPr>
         <w:t>Thumbs.db</w:t>
       </w:r>
+      <w:proofErr w:type="spellEnd"/>
     </w:p>
     <w:p>
       <w:pPr>
@@ -1099,6 +1328,7 @@
           <w:lang w:val="en-US"/>
         </w:rPr>
       </w:pPr>
+      <w:proofErr w:type="gramStart"/>
       <w:r>
         <w:rPr>
           <w:rFonts w:ascii="Times New Roman" w:hAnsi="Times New Roman" w:cs="Times New Roman"/>
@@ -1108,6 +1338,7 @@
         </w:rPr>
         <w:t>.env</w:t>
       </w:r>
+      <w:proofErr w:type="gramEnd"/>
     </w:p>
     <w:p>
       <w:pPr>
@@ -1278,18 +1509,30 @@
           <w:szCs w:val="24"/>
           <w:lang w:val="en-US"/>
         </w:rPr>
-        <w:t>*.tmp</w:t>
-      </w:r>
-    </w:p>
-    <w:p>
-      <w:pPr>
-        <w:rPr>
-          <w:rFonts w:ascii="Times New Roman" w:hAnsi="Times New Roman" w:cs="Times New Roman"/>
-          <w:sz w:val="24"/>
-          <w:szCs w:val="24"/>
-          <w:lang w:val="en-US"/>
-        </w:rPr>
-      </w:pPr>
+        <w:t>*.</w:t>
+      </w:r>
+      <w:proofErr w:type="spellStart"/>
+      <w:r>
+        <w:rPr>
+          <w:rFonts w:ascii="Times New Roman" w:hAnsi="Times New Roman" w:cs="Times New Roman"/>
+          <w:sz w:val="24"/>
+          <w:szCs w:val="24"/>
+          <w:lang w:val="en-US"/>
+        </w:rPr>
+        <w:t>tmp</w:t>
+      </w:r>
+      <w:proofErr w:type="spellEnd"/>
+    </w:p>
+    <w:p>
+      <w:pPr>
+        <w:rPr>
+          <w:rFonts w:ascii="Times New Roman" w:hAnsi="Times New Roman" w:cs="Times New Roman"/>
+          <w:sz w:val="24"/>
+          <w:szCs w:val="24"/>
+          <w:lang w:val="en-US"/>
+        </w:rPr>
+      </w:pPr>
+      <w:proofErr w:type="gramStart"/>
       <w:r>
         <w:rPr>
           <w:rFonts w:ascii="Times New Roman" w:hAnsi="Times New Roman" w:cs="Times New Roman"/>
@@ -1299,6 +1542,7 @@
         </w:rPr>
         <w:t>*.temp</w:t>
       </w:r>
+      <w:proofErr w:type="gramEnd"/>
     </w:p>
     <w:p>
       <w:pPr>
@@ -1395,14 +1639,25 @@
           <w:lang w:val="en-US"/>
         </w:rPr>
       </w:pPr>
-      <w:r>
-        <w:rPr>
-          <w:rFonts w:ascii="Times New Roman" w:hAnsi="Times New Roman" w:cs="Times New Roman"/>
-          <w:sz w:val="24"/>
-          <w:szCs w:val="24"/>
-          <w:lang w:val="en-US"/>
-        </w:rPr>
-        <w:t>dist/</w:t>
+      <w:proofErr w:type="spellStart"/>
+      <w:r>
+        <w:rPr>
+          <w:rFonts w:ascii="Times New Roman" w:hAnsi="Times New Roman" w:cs="Times New Roman"/>
+          <w:sz w:val="24"/>
+          <w:szCs w:val="24"/>
+          <w:lang w:val="en-US"/>
+        </w:rPr>
+        <w:t>dist</w:t>
+      </w:r>
+      <w:proofErr w:type="spellEnd"/>
+      <w:r>
+        <w:rPr>
+          <w:rFonts w:ascii="Times New Roman" w:hAnsi="Times New Roman" w:cs="Times New Roman"/>
+          <w:sz w:val="24"/>
+          <w:szCs w:val="24"/>
+          <w:lang w:val="en-US"/>
+        </w:rPr>
+        <w:t>/</w:t>
       </w:r>
     </w:p>
     <w:p>
@@ -1507,27 +1762,93 @@
           <w:szCs w:val="24"/>
           <w:lang w:val="en-US"/>
         </w:rPr>
-        <w:t>*.db</w:t>
-      </w:r>
-    </w:p>
-    <w:p>
-      <w:pPr>
-        <w:rPr>
-          <w:rFonts w:ascii="Times New Roman" w:hAnsi="Times New Roman" w:cs="Times New Roman"/>
-          <w:sz w:val="24"/>
-          <w:szCs w:val="24"/>
-          <w:lang w:val="en-US"/>
-        </w:rPr>
-      </w:pPr>
-      <w:r>
-        <w:rPr>
-          <w:rFonts w:ascii="Times New Roman" w:hAnsi="Times New Roman" w:cs="Times New Roman"/>
-          <w:sz w:val="24"/>
-          <w:szCs w:val="24"/>
-          <w:lang w:val="en-US"/>
-        </w:rPr>
-        <w:t>*.sqlite</w:t>
-      </w:r>
+        <w:t>*.</w:t>
+      </w:r>
+      <w:proofErr w:type="spellStart"/>
+      <w:r>
+        <w:rPr>
+          <w:rFonts w:ascii="Times New Roman" w:hAnsi="Times New Roman" w:cs="Times New Roman"/>
+          <w:sz w:val="24"/>
+          <w:szCs w:val="24"/>
+          <w:lang w:val="en-US"/>
+        </w:rPr>
+        <w:t>db</w:t>
+      </w:r>
+      <w:proofErr w:type="spellEnd"/>
+    </w:p>
+    <w:p>
+      <w:pPr>
+        <w:rPr>
+          <w:rFonts w:ascii="Times New Roman" w:hAnsi="Times New Roman" w:cs="Times New Roman"/>
+          <w:sz w:val="24"/>
+          <w:szCs w:val="24"/>
+          <w:lang w:val="en-US"/>
+        </w:rPr>
+      </w:pPr>
+      <w:r>
+        <w:rPr>
+          <w:rFonts w:ascii="Times New Roman" w:hAnsi="Times New Roman" w:cs="Times New Roman"/>
+          <w:sz w:val="24"/>
+          <w:szCs w:val="24"/>
+          <w:lang w:val="en-US"/>
+        </w:rPr>
+        <w:t>*.</w:t>
+      </w:r>
+      <w:proofErr w:type="spellStart"/>
+      <w:r>
+        <w:rPr>
+          <w:rFonts w:ascii="Times New Roman" w:hAnsi="Times New Roman" w:cs="Times New Roman"/>
+          <w:sz w:val="24"/>
+          <w:szCs w:val="24"/>
+          <w:lang w:val="en-US"/>
+        </w:rPr>
+        <w:t>sqlite</w:t>
+      </w:r>
+      <w:proofErr w:type="spellEnd"/>
+    </w:p>
+    <w:p>
+      <w:pPr>
+        <w:rPr>
+          <w:rFonts w:ascii="Times New Roman" w:hAnsi="Times New Roman" w:cs="Times New Roman"/>
+          <w:sz w:val="24"/>
+          <w:szCs w:val="24"/>
+        </w:rPr>
+      </w:pPr>
+      <w:r>
+        <w:rPr>
+          <w:rFonts w:ascii="Times New Roman" w:hAnsi="Times New Roman" w:cs="Times New Roman"/>
+          <w:sz w:val="24"/>
+          <w:szCs w:val="24"/>
+        </w:rPr>
+        <w:t># Microsoft Office Temporary Files</w:t>
+      </w:r>
+    </w:p>
+    <w:p>
+      <w:pPr>
+        <w:rPr>
+          <w:rFonts w:ascii="Times New Roman" w:hAnsi="Times New Roman" w:cs="Times New Roman"/>
+          <w:sz w:val="24"/>
+          <w:szCs w:val="24"/>
+        </w:rPr>
+      </w:pPr>
+      <w:r>
+        <w:rPr>
+          <w:rFonts w:ascii="Times New Roman" w:hAnsi="Times New Roman" w:cs="Times New Roman"/>
+          <w:sz w:val="24"/>
+          <w:szCs w:val="24"/>
+        </w:rPr>
+        <w:t>~$*</w:t>
+      </w:r>
+    </w:p>
+    <w:p>
+      <w:pPr>
+        <w:rPr>
+          <w:rFonts w:ascii="Times New Roman" w:hAnsi="Times New Roman" w:cs="Times New Roman"/>
+          <w:sz w:val="24"/>
+          <w:szCs w:val="24"/>
+          <w:lang w:val="en-US"/>
+        </w:rPr>
+      </w:pPr>
     </w:p>
     <w:p>
       <w:pPr>
@@ -1560,7 +1881,27 @@
           <w:szCs w:val="24"/>
           <w:lang w:val="en-US"/>
         </w:rPr>
-        <w:t xml:space="preserve">Check Python Version: py </w:t>
+        <w:t xml:space="preserve">Check Python Version: </w:t>
+      </w:r>
+      <w:proofErr w:type="spellStart"/>
+      <w:r>
+        <w:rPr>
+          <w:rFonts w:ascii="Times New Roman" w:hAnsi="Times New Roman" w:cs="Times New Roman"/>
+          <w:sz w:val="24"/>
+          <w:szCs w:val="24"/>
+          <w:lang w:val="en-US"/>
+        </w:rPr>
+        <w:t>py</w:t>
+      </w:r>
+      <w:proofErr w:type="spellEnd"/>
+      <w:r>
+        <w:rPr>
+          <w:rFonts w:ascii="Times New Roman" w:hAnsi="Times New Roman" w:cs="Times New Roman"/>
+          <w:sz w:val="24"/>
+          <w:szCs w:val="24"/>
+          <w:lang w:val="en-US"/>
+        </w:rPr>
+        <w:t xml:space="preserve"> </w:t>
       </w:r>
       <w:r>
         <w:rPr>
@@ -1622,7 +1963,6 @@
           <w:szCs w:val="24"/>
           <w:lang w:val="en-US"/>
         </w:rPr>
-        <w:lastRenderedPageBreak/>
         <w:t>Create the Virtual Environment</w:t>
       </w:r>
       <w:r>
@@ -1632,8 +1972,61 @@
           <w:szCs w:val="24"/>
           <w:lang w:val="en-US"/>
         </w:rPr>
-        <w:t>: py -m venv .venv</w:t>
-      </w:r>
+        <w:t xml:space="preserve">: </w:t>
+      </w:r>
+      <w:proofErr w:type="spellStart"/>
+      <w:r>
+        <w:rPr>
+          <w:rFonts w:ascii="Times New Roman" w:hAnsi="Times New Roman" w:cs="Times New Roman"/>
+          <w:sz w:val="24"/>
+          <w:szCs w:val="24"/>
+          <w:lang w:val="en-US"/>
+        </w:rPr>
+        <w:t>py</w:t>
+      </w:r>
+      <w:proofErr w:type="spellEnd"/>
+      <w:r>
+        <w:rPr>
+          <w:rFonts w:ascii="Times New Roman" w:hAnsi="Times New Roman" w:cs="Times New Roman"/>
+          <w:sz w:val="24"/>
+          <w:szCs w:val="24"/>
+          <w:lang w:val="en-US"/>
+        </w:rPr>
+        <w:t xml:space="preserve"> -m </w:t>
+      </w:r>
+      <w:proofErr w:type="spellStart"/>
+      <w:proofErr w:type="gramStart"/>
+      <w:r>
+        <w:rPr>
+          <w:rFonts w:ascii="Times New Roman" w:hAnsi="Times New Roman" w:cs="Times New Roman"/>
+          <w:sz w:val="24"/>
+          <w:szCs w:val="24"/>
+          <w:lang w:val="en-US"/>
+        </w:rPr>
+        <w:t>venv</w:t>
+      </w:r>
+      <w:proofErr w:type="spellEnd"/>
+      <w:r>
+        <w:rPr>
+          <w:rFonts w:ascii="Times New Roman" w:hAnsi="Times New Roman" w:cs="Times New Roman"/>
+          <w:sz w:val="24"/>
+          <w:szCs w:val="24"/>
+          <w:lang w:val="en-US"/>
+        </w:rPr>
+        <w:t xml:space="preserve"> .</w:t>
+      </w:r>
+      <w:proofErr w:type="spellStart"/>
+      <w:r>
+        <w:rPr>
+          <w:rFonts w:ascii="Times New Roman" w:hAnsi="Times New Roman" w:cs="Times New Roman"/>
+          <w:sz w:val="24"/>
+          <w:szCs w:val="24"/>
+          <w:lang w:val="en-US"/>
+        </w:rPr>
+        <w:t>venv</w:t>
+      </w:r>
+      <w:proofErr w:type="spellEnd"/>
+      <w:proofErr w:type="gramEnd"/>
       <w:r>
         <w:rPr>
           <w:rFonts w:ascii="Times New Roman" w:hAnsi="Times New Roman" w:cs="Times New Roman"/>
@@ -1692,8 +2085,79 @@
           <w:szCs w:val="24"/>
           <w:lang w:val="en-US"/>
         </w:rPr>
-        <w:t>Set-ExecutionPolicy -ExecutionPolicy RemoteSigned -Scope CurrentUser</w:t>
-      </w:r>
+        <w:t>Set-</w:t>
+      </w:r>
+      <w:proofErr w:type="spellStart"/>
+      <w:r>
+        <w:rPr>
+          <w:rFonts w:ascii="Times New Roman" w:hAnsi="Times New Roman" w:cs="Times New Roman"/>
+          <w:sz w:val="24"/>
+          <w:szCs w:val="24"/>
+          <w:lang w:val="en-US"/>
+        </w:rPr>
+        <w:t>ExecutionPolicy</w:t>
+      </w:r>
+      <w:proofErr w:type="spellEnd"/>
+      <w:r>
+        <w:rPr>
+          <w:rFonts w:ascii="Times New Roman" w:hAnsi="Times New Roman" w:cs="Times New Roman"/>
+          <w:sz w:val="24"/>
+          <w:szCs w:val="24"/>
+          <w:lang w:val="en-US"/>
+        </w:rPr>
+        <w:t xml:space="preserve"> -</w:t>
+      </w:r>
+      <w:proofErr w:type="spellStart"/>
+      <w:r>
+        <w:rPr>
+          <w:rFonts w:ascii="Times New Roman" w:hAnsi="Times New Roman" w:cs="Times New Roman"/>
+          <w:sz w:val="24"/>
+          <w:szCs w:val="24"/>
+          <w:lang w:val="en-US"/>
+        </w:rPr>
+        <w:t>ExecutionPolicy</w:t>
+      </w:r>
+      <w:proofErr w:type="spellEnd"/>
+      <w:r>
+        <w:rPr>
+          <w:rFonts w:ascii="Times New Roman" w:hAnsi="Times New Roman" w:cs="Times New Roman"/>
+          <w:sz w:val="24"/>
+          <w:szCs w:val="24"/>
+          <w:lang w:val="en-US"/>
+        </w:rPr>
+        <w:t xml:space="preserve"> </w:t>
+      </w:r>
+      <w:proofErr w:type="spellStart"/>
+      <w:r>
+        <w:rPr>
+          <w:rFonts w:ascii="Times New Roman" w:hAnsi="Times New Roman" w:cs="Times New Roman"/>
+          <w:sz w:val="24"/>
+          <w:szCs w:val="24"/>
+          <w:lang w:val="en-US"/>
+        </w:rPr>
+        <w:t>RemoteSigned</w:t>
+      </w:r>
+      <w:proofErr w:type="spellEnd"/>
+      <w:r>
+        <w:rPr>
+          <w:rFonts w:ascii="Times New Roman" w:hAnsi="Times New Roman" w:cs="Times New Roman"/>
+          <w:sz w:val="24"/>
+          <w:szCs w:val="24"/>
+          <w:lang w:val="en-US"/>
+        </w:rPr>
+        <w:t xml:space="preserve"> -Scope </w:t>
+      </w:r>
+      <w:proofErr w:type="spellStart"/>
+      <w:r>
+        <w:rPr>
+          <w:rFonts w:ascii="Times New Roman" w:hAnsi="Times New Roman" w:cs="Times New Roman"/>
+          <w:sz w:val="24"/>
+          <w:szCs w:val="24"/>
+          <w:lang w:val="en-US"/>
+        </w:rPr>
+        <w:t>CurrentUser</w:t>
+      </w:r>
+      <w:proofErr w:type="spellEnd"/>
     </w:p>
     <w:p>
       <w:pPr>
@@ -1709,23 +2173,74 @@
           <w:lang w:val="en-US"/>
         </w:rPr>
       </w:pPr>
-      <w:r>
-        <w:rPr>
-          <w:rFonts w:ascii="Times New Roman" w:hAnsi="Times New Roman" w:cs="Times New Roman"/>
-          <w:sz w:val="24"/>
-          <w:szCs w:val="24"/>
-          <w:lang w:val="en-US"/>
-        </w:rPr>
-        <w:t>.\.venv\Scripts\Activate.ps1</w:t>
-      </w:r>
-      <w:r>
-        <w:rPr>
-          <w:rFonts w:ascii="Times New Roman" w:hAnsi="Times New Roman" w:cs="Times New Roman"/>
-          <w:sz w:val="24"/>
-          <w:szCs w:val="24"/>
-          <w:lang w:val="en-US"/>
-        </w:rPr>
-        <w:t xml:space="preserve">  //(.venv) should appear in the terminal</w:t>
+      <w:proofErr w:type="gramStart"/>
+      <w:r>
+        <w:rPr>
+          <w:rFonts w:ascii="Times New Roman" w:hAnsi="Times New Roman" w:cs="Times New Roman"/>
+          <w:sz w:val="24"/>
+          <w:szCs w:val="24"/>
+          <w:lang w:val="en-US"/>
+        </w:rPr>
+        <w:t>.\.</w:t>
+      </w:r>
+      <w:proofErr w:type="spellStart"/>
+      <w:r>
+        <w:rPr>
+          <w:rFonts w:ascii="Times New Roman" w:hAnsi="Times New Roman" w:cs="Times New Roman"/>
+          <w:sz w:val="24"/>
+          <w:szCs w:val="24"/>
+          <w:lang w:val="en-US"/>
+        </w:rPr>
+        <w:t>venv</w:t>
+      </w:r>
+      <w:proofErr w:type="spellEnd"/>
+      <w:r>
+        <w:rPr>
+          <w:rFonts w:ascii="Times New Roman" w:hAnsi="Times New Roman" w:cs="Times New Roman"/>
+          <w:sz w:val="24"/>
+          <w:szCs w:val="24"/>
+          <w:lang w:val="en-US"/>
+        </w:rPr>
+        <w:t>\Scripts\Activate.ps1</w:t>
+      </w:r>
+      <w:r>
+        <w:rPr>
+          <w:rFonts w:ascii="Times New Roman" w:hAnsi="Times New Roman" w:cs="Times New Roman"/>
+          <w:sz w:val="24"/>
+          <w:szCs w:val="24"/>
+          <w:lang w:val="en-US"/>
+        </w:rPr>
+        <w:t xml:space="preserve">  /</w:t>
+      </w:r>
+      <w:proofErr w:type="gramEnd"/>
+      <w:r>
+        <w:rPr>
+          <w:rFonts w:ascii="Times New Roman" w:hAnsi="Times New Roman" w:cs="Times New Roman"/>
+          <w:sz w:val="24"/>
+          <w:szCs w:val="24"/>
+          <w:lang w:val="en-US"/>
+        </w:rPr>
+        <w:t>/(.</w:t>
+      </w:r>
+      <w:proofErr w:type="spellStart"/>
+      <w:r>
+        <w:rPr>
+          <w:rFonts w:ascii="Times New Roman" w:hAnsi="Times New Roman" w:cs="Times New Roman"/>
+          <w:sz w:val="24"/>
+          <w:szCs w:val="24"/>
+          <w:lang w:val="en-US"/>
+        </w:rPr>
+        <w:t>venv</w:t>
+      </w:r>
+      <w:proofErr w:type="spellEnd"/>
+      <w:r>
+        <w:rPr>
+          <w:rFonts w:ascii="Times New Roman" w:hAnsi="Times New Roman" w:cs="Times New Roman"/>
+          <w:sz w:val="24"/>
+          <w:szCs w:val="24"/>
+          <w:lang w:val="en-US"/>
+        </w:rPr>
+        <w:t>) should appear in the terminal</w:t>
       </w:r>
     </w:p>
     <w:p>
@@ -2093,6 +2608,7 @@
                 <w:szCs w:val="24"/>
               </w:rPr>
             </w:pPr>
+            <w:proofErr w:type="spellStart"/>
             <w:r>
               <w:rPr>
                 <w:rFonts w:ascii="Times New Roman" w:hAnsi="Times New Roman" w:cs="Times New Roman"/>
@@ -2101,6 +2617,7 @@
               </w:rPr>
               <w:t>openpyxl</w:t>
             </w:r>
+            <w:proofErr w:type="spellEnd"/>
           </w:p>
         </w:tc>
       </w:tr>
@@ -2146,6 +2663,7 @@
                 <w:szCs w:val="24"/>
               </w:rPr>
             </w:pPr>
+            <w:proofErr w:type="spellStart"/>
             <w:r>
               <w:rPr>
                 <w:rFonts w:ascii="Times New Roman" w:hAnsi="Times New Roman" w:cs="Times New Roman"/>
@@ -2154,6 +2672,7 @@
               </w:rPr>
               <w:t>numpy</w:t>
             </w:r>
+            <w:proofErr w:type="spellEnd"/>
           </w:p>
         </w:tc>
       </w:tr>
@@ -2305,6 +2824,7 @@
                 <w:szCs w:val="24"/>
               </w:rPr>
             </w:pPr>
+            <w:proofErr w:type="spellStart"/>
             <w:r>
               <w:rPr>
                 <w:rFonts w:ascii="Times New Roman" w:hAnsi="Times New Roman" w:cs="Times New Roman"/>
@@ -2313,6 +2833,7 @@
               </w:rPr>
               <w:t>sqlalchemy</w:t>
             </w:r>
+            <w:proofErr w:type="spellEnd"/>
           </w:p>
         </w:tc>
       </w:tr>
@@ -2358,6 +2879,7 @@
                 <w:szCs w:val="24"/>
               </w:rPr>
             </w:pPr>
+            <w:proofErr w:type="spellStart"/>
             <w:r>
               <w:rPr>
                 <w:rFonts w:ascii="Times New Roman" w:hAnsi="Times New Roman" w:cs="Times New Roman"/>
@@ -2366,6 +2888,7 @@
               </w:rPr>
               <w:t>pymysql</w:t>
             </w:r>
+            <w:proofErr w:type="spellEnd"/>
           </w:p>
         </w:tc>
       </w:tr>
@@ -2411,6 +2934,7 @@
                 <w:szCs w:val="24"/>
               </w:rPr>
             </w:pPr>
+            <w:proofErr w:type="spellStart"/>
             <w:r>
               <w:rPr>
                 <w:rFonts w:ascii="Times New Roman" w:hAnsi="Times New Roman" w:cs="Times New Roman"/>
@@ -2419,6 +2943,7 @@
               </w:rPr>
               <w:t>jupyter</w:t>
             </w:r>
+            <w:proofErr w:type="spellEnd"/>
           </w:p>
         </w:tc>
       </w:tr>
@@ -2454,8 +2979,90 @@
           <w:sz w:val="24"/>
           <w:szCs w:val="24"/>
         </w:rPr>
-        <w:t>pip install pandas numpy openpyxl matplotlib seaborn sqlalchemy pymysql jupyter</w:t>
-      </w:r>
+        <w:t xml:space="preserve">pip install pandas </w:t>
+      </w:r>
+      <w:proofErr w:type="spellStart"/>
+      <w:r>
+        <w:rPr>
+          <w:rFonts w:ascii="Times New Roman" w:hAnsi="Times New Roman" w:cs="Times New Roman"/>
+          <w:sz w:val="24"/>
+          <w:szCs w:val="24"/>
+        </w:rPr>
+        <w:t>numpy</w:t>
+      </w:r>
+      <w:proofErr w:type="spellEnd"/>
+      <w:r>
+        <w:rPr>
+          <w:rFonts w:ascii="Times New Roman" w:hAnsi="Times New Roman" w:cs="Times New Roman"/>
+          <w:sz w:val="24"/>
+          <w:szCs w:val="24"/>
+        </w:rPr>
+        <w:t xml:space="preserve"> </w:t>
+      </w:r>
+      <w:proofErr w:type="spellStart"/>
+      <w:r>
+        <w:rPr>
+          <w:rFonts w:ascii="Times New Roman" w:hAnsi="Times New Roman" w:cs="Times New Roman"/>
+          <w:sz w:val="24"/>
+          <w:szCs w:val="24"/>
+        </w:rPr>
+        <w:t>openpyxl</w:t>
+      </w:r>
+      <w:proofErr w:type="spellEnd"/>
+      <w:r>
+        <w:rPr>
+          <w:rFonts w:ascii="Times New Roman" w:hAnsi="Times New Roman" w:cs="Times New Roman"/>
+          <w:sz w:val="24"/>
+          <w:szCs w:val="24"/>
+        </w:rPr>
+        <w:t xml:space="preserve"> matplotlib seaborn </w:t>
+      </w:r>
+      <w:proofErr w:type="spellStart"/>
+      <w:r>
+        <w:rPr>
+          <w:rFonts w:ascii="Times New Roman" w:hAnsi="Times New Roman" w:cs="Times New Roman"/>
+          <w:sz w:val="24"/>
+          <w:szCs w:val="24"/>
+        </w:rPr>
+        <w:t>sqlalchemy</w:t>
+      </w:r>
+      <w:proofErr w:type="spellEnd"/>
+      <w:r>
+        <w:rPr>
+          <w:rFonts w:ascii="Times New Roman" w:hAnsi="Times New Roman" w:cs="Times New Roman"/>
+          <w:sz w:val="24"/>
+          <w:szCs w:val="24"/>
+        </w:rPr>
+        <w:t xml:space="preserve"> </w:t>
+      </w:r>
+      <w:proofErr w:type="spellStart"/>
+      <w:r>
+        <w:rPr>
+          <w:rFonts w:ascii="Times New Roman" w:hAnsi="Times New Roman" w:cs="Times New Roman"/>
+          <w:sz w:val="24"/>
+          <w:szCs w:val="24"/>
+        </w:rPr>
+        <w:t>pymysql</w:t>
+      </w:r>
+      <w:proofErr w:type="spellEnd"/>
+      <w:r>
+        <w:rPr>
+          <w:rFonts w:ascii="Times New Roman" w:hAnsi="Times New Roman" w:cs="Times New Roman"/>
+          <w:sz w:val="24"/>
+          <w:szCs w:val="24"/>
+        </w:rPr>
+        <w:t xml:space="preserve"> </w:t>
+      </w:r>
+      <w:proofErr w:type="spellStart"/>
+      <w:r>
+        <w:rPr>
+          <w:rFonts w:ascii="Times New Roman" w:hAnsi="Times New Roman" w:cs="Times New Roman"/>
+          <w:sz w:val="24"/>
+          <w:szCs w:val="24"/>
+        </w:rPr>
+        <w:t>jupyter</w:t>
+      </w:r>
+      <w:proofErr w:type="spellEnd"/>
     </w:p>
     <w:p>
       <w:pPr>
@@ -2504,15 +3111,43 @@
           <w:sz w:val="24"/>
           <w:szCs w:val="24"/>
         </w:rPr>
-        <w:t xml:space="preserve">: bottom right should show - </w:t>
-      </w:r>
-      <w:r>
-        <w:rPr>
-          <w:rFonts w:ascii="Times New Roman" w:hAnsi="Times New Roman" w:cs="Times New Roman"/>
-          <w:sz w:val="24"/>
-          <w:szCs w:val="24"/>
-        </w:rPr>
-        <w:t>.venv (Python 3.14.4)</w:t>
+        <w:t xml:space="preserve">: bottom right should show </w:t>
+      </w:r>
+      <w:proofErr w:type="gramStart"/>
+      <w:r>
+        <w:rPr>
+          <w:rFonts w:ascii="Times New Roman" w:hAnsi="Times New Roman" w:cs="Times New Roman"/>
+          <w:sz w:val="24"/>
+          <w:szCs w:val="24"/>
+        </w:rPr>
+        <w:t xml:space="preserve">- </w:t>
+      </w:r>
+      <w:r>
+        <w:rPr>
+          <w:rFonts w:ascii="Times New Roman" w:hAnsi="Times New Roman" w:cs="Times New Roman"/>
+          <w:sz w:val="24"/>
+          <w:szCs w:val="24"/>
+        </w:rPr>
+        <w:t>.</w:t>
+      </w:r>
+      <w:proofErr w:type="spellStart"/>
+      <w:r>
+        <w:rPr>
+          <w:rFonts w:ascii="Times New Roman" w:hAnsi="Times New Roman" w:cs="Times New Roman"/>
+          <w:sz w:val="24"/>
+          <w:szCs w:val="24"/>
+        </w:rPr>
+        <w:t>venv</w:t>
+      </w:r>
+      <w:proofErr w:type="spellEnd"/>
+      <w:proofErr w:type="gramEnd"/>
+      <w:r>
+        <w:rPr>
+          <w:rFonts w:ascii="Times New Roman" w:hAnsi="Times New Roman" w:cs="Times New Roman"/>
+          <w:sz w:val="24"/>
+          <w:szCs w:val="24"/>
+        </w:rPr>
+        <w:t xml:space="preserve"> (Python 3.14.4)</w:t>
       </w:r>
     </w:p>
     <w:p>
@@ -2573,8 +3208,18 @@
           <w:sz w:val="24"/>
           <w:szCs w:val="24"/>
         </w:rPr>
-        <w:t>git add .</w:t>
-      </w:r>
+        <w:t xml:space="preserve">git </w:t>
+      </w:r>
+      <w:proofErr w:type="gramStart"/>
+      <w:r>
+        <w:rPr>
+          <w:rFonts w:ascii="Times New Roman" w:hAnsi="Times New Roman" w:cs="Times New Roman"/>
+          <w:sz w:val="24"/>
+          <w:szCs w:val="24"/>
+        </w:rPr>
+        <w:t>add .</w:t>
+      </w:r>
+      <w:proofErr w:type="gramEnd"/>
       <w:r>
         <w:rPr>
           <w:rFonts w:ascii="Times New Roman" w:hAnsi="Times New Roman" w:cs="Times New Roman"/>
@@ -2620,6 +3265,7 @@
           <w:sz w:val="24"/>
           <w:szCs w:val="24"/>
         </w:rPr>
+        <w:lastRenderedPageBreak/>
         <w:t>git status</w:t>
       </w:r>
     </w:p>
@@ -2631,6 +3277,165 @@
           <w:szCs w:val="24"/>
         </w:rPr>
       </w:pPr>
+    </w:p>
+    <w:p>
+      <w:pPr>
+        <w:rPr>
+          <w:rFonts w:ascii="Times New Roman" w:hAnsi="Times New Roman" w:cs="Times New Roman"/>
+          <w:sz w:val="24"/>
+          <w:szCs w:val="24"/>
+        </w:rPr>
+      </w:pPr>
+      <w:r>
+        <w:rPr>
+          <w:rFonts w:ascii="Times New Roman" w:hAnsi="Times New Roman" w:cs="Times New Roman"/>
+          <w:sz w:val="24"/>
+          <w:szCs w:val="24"/>
+        </w:rPr>
+        <w:t>If any word file was open &amp; it created temporary $</w:t>
+      </w:r>
+      <w:proofErr w:type="spellStart"/>
+      <w:r>
+        <w:rPr>
+          <w:rFonts w:ascii="Times New Roman" w:hAnsi="Times New Roman" w:cs="Times New Roman"/>
+          <w:sz w:val="24"/>
+          <w:szCs w:val="24"/>
+        </w:rPr>
+        <w:t>roject</w:t>
+      </w:r>
+      <w:proofErr w:type="spellEnd"/>
+      <w:r>
+        <w:rPr>
+          <w:rFonts w:ascii="Times New Roman" w:hAnsi="Times New Roman" w:cs="Times New Roman"/>
+          <w:sz w:val="24"/>
+          <w:szCs w:val="24"/>
+        </w:rPr>
+        <w:t xml:space="preserve"> files, then close the Word file –</w:t>
+      </w:r>
+    </w:p>
+    <w:p>
+      <w:pPr>
+        <w:pStyle w:val="ListParagraph"/>
+        <w:numPr>
+          <w:ilvl w:val="0"/>
+          <w:numId w:val="5"/>
+        </w:numPr>
+        <w:rPr>
+          <w:rFonts w:ascii="Times New Roman" w:hAnsi="Times New Roman" w:cs="Times New Roman"/>
+          <w:sz w:val="24"/>
+          <w:szCs w:val="24"/>
+        </w:rPr>
+      </w:pPr>
+      <w:r>
+        <w:rPr>
+          <w:rFonts w:ascii="Times New Roman" w:hAnsi="Times New Roman" w:cs="Times New Roman"/>
+          <w:sz w:val="24"/>
+          <w:szCs w:val="24"/>
+        </w:rPr>
+        <w:t>git reset</w:t>
+      </w:r>
+    </w:p>
+    <w:p>
+      <w:pPr>
+        <w:pStyle w:val="ListParagraph"/>
+        <w:numPr>
+          <w:ilvl w:val="0"/>
+          <w:numId w:val="5"/>
+        </w:numPr>
+        <w:rPr>
+          <w:rFonts w:ascii="Times New Roman" w:hAnsi="Times New Roman" w:cs="Times New Roman"/>
+          <w:sz w:val="24"/>
+          <w:szCs w:val="24"/>
+        </w:rPr>
+      </w:pPr>
+      <w:r>
+        <w:rPr>
+          <w:rFonts w:ascii="Times New Roman" w:hAnsi="Times New Roman" w:cs="Times New Roman"/>
+          <w:sz w:val="24"/>
+          <w:szCs w:val="24"/>
+        </w:rPr>
+        <w:t>git status</w:t>
+      </w:r>
+    </w:p>
+    <w:p>
+      <w:pPr>
+        <w:pStyle w:val="ListParagraph"/>
+        <w:numPr>
+          <w:ilvl w:val="0"/>
+          <w:numId w:val="5"/>
+        </w:numPr>
+        <w:rPr>
+          <w:rFonts w:ascii="Times New Roman" w:hAnsi="Times New Roman" w:cs="Times New Roman"/>
+          <w:sz w:val="24"/>
+          <w:szCs w:val="24"/>
+        </w:rPr>
+      </w:pPr>
+      <w:r>
+        <w:rPr>
+          <w:rFonts w:ascii="Times New Roman" w:hAnsi="Times New Roman" w:cs="Times New Roman"/>
+          <w:sz w:val="24"/>
+          <w:szCs w:val="24"/>
+        </w:rPr>
+        <w:t xml:space="preserve">git </w:t>
+      </w:r>
+      <w:proofErr w:type="gramStart"/>
+      <w:r>
+        <w:rPr>
+          <w:rFonts w:ascii="Times New Roman" w:hAnsi="Times New Roman" w:cs="Times New Roman"/>
+          <w:sz w:val="24"/>
+          <w:szCs w:val="24"/>
+        </w:rPr>
+        <w:t>add .</w:t>
+      </w:r>
+      <w:proofErr w:type="gramEnd"/>
+    </w:p>
+    <w:p>
+      <w:pPr>
+        <w:pStyle w:val="ListParagraph"/>
+        <w:numPr>
+          <w:ilvl w:val="0"/>
+          <w:numId w:val="5"/>
+        </w:numPr>
+        <w:rPr>
+          <w:rFonts w:ascii="Times New Roman" w:hAnsi="Times New Roman" w:cs="Times New Roman"/>
+          <w:sz w:val="24"/>
+          <w:szCs w:val="24"/>
+        </w:rPr>
+      </w:pPr>
+      <w:r>
+        <w:rPr>
+          <w:rFonts w:ascii="Times New Roman" w:hAnsi="Times New Roman" w:cs="Times New Roman"/>
+          <w:sz w:val="24"/>
+          <w:szCs w:val="24"/>
+        </w:rPr>
+        <w:t>git status</w:t>
+      </w:r>
+    </w:p>
+    <w:p>
+      <w:pPr>
+        <w:rPr>
+          <w:rFonts w:ascii="Times New Roman" w:hAnsi="Times New Roman" w:cs="Times New Roman"/>
+          <w:sz w:val="24"/>
+          <w:szCs w:val="24"/>
+        </w:rPr>
+      </w:pPr>
+      <w:r>
+        <w:rPr>
+          <w:rFonts w:ascii="Times New Roman" w:hAnsi="Times New Roman" w:cs="Times New Roman"/>
+          <w:sz w:val="24"/>
+          <w:szCs w:val="24"/>
+        </w:rPr>
+        <w:t xml:space="preserve"> </w:t>
+      </w:r>
+    </w:p>
+    <w:p>
+      <w:pPr>
+        <w:rPr>
+          <w:rFonts w:ascii="Times New Roman" w:hAnsi="Times New Roman" w:cs="Times New Roman"/>
+          <w:sz w:val="24"/>
+          <w:szCs w:val="24"/>
+        </w:rPr>
+      </w:pPr>
       <w:r>
         <w:rPr>
           <w:rFonts w:ascii="Times New Roman" w:hAnsi="Times New Roman" w:cs="Times New Roman"/>
@@ -2639,15 +3444,2619 @@
         </w:rPr>
         <w:t>Create the First Git Commit</w:t>
       </w:r>
-    </w:p>
-    <w:p>
-      <w:pPr>
-        <w:rPr>
-          <w:rFonts w:ascii="Times New Roman" w:hAnsi="Times New Roman" w:cs="Times New Roman"/>
-          <w:sz w:val="24"/>
-          <w:szCs w:val="24"/>
-        </w:rPr>
-      </w:pPr>
+      <w:r>
+        <w:rPr>
+          <w:rFonts w:ascii="Times New Roman" w:hAnsi="Times New Roman" w:cs="Times New Roman"/>
+          <w:sz w:val="24"/>
+          <w:szCs w:val="24"/>
+        </w:rPr>
+        <w:t>: git commit -m “Initial Project Setup”</w:t>
+      </w:r>
+    </w:p>
+    <w:p>
+      <w:pPr>
+        <w:rPr>
+          <w:rFonts w:ascii="Times New Roman" w:hAnsi="Times New Roman" w:cs="Times New Roman"/>
+          <w:sz w:val="24"/>
+          <w:szCs w:val="24"/>
+        </w:rPr>
+      </w:pPr>
+      <w:r>
+        <w:rPr>
+          <w:rFonts w:ascii="Times New Roman" w:hAnsi="Times New Roman" w:cs="Times New Roman"/>
+          <w:sz w:val="24"/>
+          <w:szCs w:val="24"/>
+        </w:rPr>
+        <w:t xml:space="preserve">Check your Git Branch name: </w:t>
+      </w:r>
+    </w:p>
+    <w:p>
+      <w:pPr>
+        <w:pStyle w:val="ListParagraph"/>
+        <w:numPr>
+          <w:ilvl w:val="0"/>
+          <w:numId w:val="6"/>
+        </w:numPr>
+        <w:rPr>
+          <w:rFonts w:ascii="Times New Roman" w:hAnsi="Times New Roman" w:cs="Times New Roman"/>
+          <w:sz w:val="24"/>
+          <w:szCs w:val="24"/>
+        </w:rPr>
+      </w:pPr>
+      <w:r>
+        <w:rPr>
+          <w:rFonts w:ascii="Times New Roman" w:hAnsi="Times New Roman" w:cs="Times New Roman"/>
+          <w:sz w:val="24"/>
+          <w:szCs w:val="24"/>
+        </w:rPr>
+        <w:t>git branch</w:t>
+      </w:r>
+    </w:p>
+    <w:p>
+      <w:pPr>
+        <w:pStyle w:val="ListParagraph"/>
+        <w:numPr>
+          <w:ilvl w:val="0"/>
+          <w:numId w:val="6"/>
+        </w:numPr>
+        <w:rPr>
+          <w:rFonts w:ascii="Times New Roman" w:hAnsi="Times New Roman" w:cs="Times New Roman"/>
+          <w:sz w:val="24"/>
+          <w:szCs w:val="24"/>
+        </w:rPr>
+      </w:pPr>
+      <w:r>
+        <w:rPr>
+          <w:rFonts w:ascii="Times New Roman" w:hAnsi="Times New Roman" w:cs="Times New Roman"/>
+          <w:sz w:val="24"/>
+          <w:szCs w:val="24"/>
+        </w:rPr>
+        <w:t>git branch -M main</w:t>
+      </w:r>
+      <w:r>
+        <w:rPr>
+          <w:rFonts w:ascii="Times New Roman" w:hAnsi="Times New Roman" w:cs="Times New Roman"/>
+          <w:sz w:val="24"/>
+          <w:szCs w:val="24"/>
+        </w:rPr>
+        <w:tab/>
+      </w:r>
+      <w:r>
+        <w:rPr>
+          <w:rFonts w:ascii="Times New Roman" w:hAnsi="Times New Roman" w:cs="Times New Roman"/>
+          <w:sz w:val="24"/>
+          <w:szCs w:val="24"/>
+        </w:rPr>
+        <w:tab/>
+        <w:t xml:space="preserve">// renames main branch to </w:t>
+      </w:r>
+      <w:r>
+        <w:rPr>
+          <w:rFonts w:ascii="Times New Roman" w:hAnsi="Times New Roman" w:cs="Times New Roman"/>
+          <w:b/>
+          <w:bCs/>
+          <w:sz w:val="24"/>
+          <w:szCs w:val="24"/>
+        </w:rPr>
+        <w:t>main</w:t>
+      </w:r>
+    </w:p>
+    <w:p>
+      <w:pPr>
+        <w:pStyle w:val="ListParagraph"/>
+        <w:numPr>
+          <w:ilvl w:val="0"/>
+          <w:numId w:val="6"/>
+        </w:numPr>
+        <w:rPr>
+          <w:rFonts w:ascii="Times New Roman" w:hAnsi="Times New Roman" w:cs="Times New Roman"/>
+          <w:sz w:val="24"/>
+          <w:szCs w:val="24"/>
+        </w:rPr>
+      </w:pPr>
+      <w:r>
+        <w:rPr>
+          <w:rFonts w:ascii="Times New Roman" w:hAnsi="Times New Roman" w:cs="Times New Roman"/>
+          <w:sz w:val="24"/>
+          <w:szCs w:val="24"/>
+        </w:rPr>
+        <w:t>git branch</w:t>
+      </w:r>
+    </w:p>
+    <w:p>
+      <w:pPr>
+        <w:rPr>
+          <w:rFonts w:ascii="Times New Roman" w:hAnsi="Times New Roman" w:cs="Times New Roman"/>
+          <w:sz w:val="24"/>
+          <w:szCs w:val="24"/>
+        </w:rPr>
+      </w:pPr>
+      <w:r>
+        <w:rPr>
+          <w:rFonts w:ascii="Times New Roman" w:hAnsi="Times New Roman" w:cs="Times New Roman"/>
+          <w:sz w:val="24"/>
+          <w:szCs w:val="24"/>
+        </w:rPr>
+        <w:t xml:space="preserve">Connect to GitHub: </w:t>
+      </w:r>
+    </w:p>
+    <w:p>
+      <w:pPr>
+        <w:pStyle w:val="ListParagraph"/>
+        <w:numPr>
+          <w:ilvl w:val="0"/>
+          <w:numId w:val="7"/>
+        </w:numPr>
+        <w:rPr>
+          <w:rFonts w:ascii="Times New Roman" w:hAnsi="Times New Roman" w:cs="Times New Roman"/>
+          <w:sz w:val="24"/>
+          <w:szCs w:val="24"/>
+        </w:rPr>
+      </w:pPr>
+      <w:r>
+        <w:rPr>
+          <w:rFonts w:ascii="Times New Roman" w:hAnsi="Times New Roman" w:cs="Times New Roman"/>
+          <w:sz w:val="24"/>
+          <w:szCs w:val="24"/>
+        </w:rPr>
+        <w:t xml:space="preserve">git remote add origin </w:t>
+      </w:r>
+      <w:hyperlink r:id="rId6" w:history="1">
+        <w:r>
+          <w:rPr>
+            <w:rStyle w:val="Hyperlink"/>
+            <w:rFonts w:ascii="Times New Roman" w:hAnsi="Times New Roman" w:cs="Times New Roman"/>
+            <w:sz w:val="24"/>
+            <w:szCs w:val="24"/>
+          </w:rPr>
+          <w:t>https://github.com/navyatharai1996/world_bank_development_analysis.git</w:t>
+        </w:r>
+      </w:hyperlink>
+      <w:r>
+        <w:rPr>
+          <w:rFonts w:ascii="Times New Roman" w:hAnsi="Times New Roman" w:cs="Times New Roman"/>
+          <w:sz w:val="24"/>
+          <w:szCs w:val="24"/>
+        </w:rPr>
+        <w:t xml:space="preserve"> // get the link from GitHub repository</w:t>
+      </w:r>
+    </w:p>
+    <w:p>
+      <w:pPr>
+        <w:pStyle w:val="ListParagraph"/>
+        <w:numPr>
+          <w:ilvl w:val="0"/>
+          <w:numId w:val="7"/>
+        </w:numPr>
+        <w:rPr>
+          <w:rFonts w:ascii="Times New Roman" w:hAnsi="Times New Roman" w:cs="Times New Roman"/>
+          <w:sz w:val="24"/>
+          <w:szCs w:val="24"/>
+        </w:rPr>
+      </w:pPr>
+      <w:r>
+        <w:rPr>
+          <w:rFonts w:ascii="Times New Roman" w:hAnsi="Times New Roman" w:cs="Times New Roman"/>
+          <w:sz w:val="24"/>
+          <w:szCs w:val="24"/>
+        </w:rPr>
+        <w:t xml:space="preserve">git remote -v </w:t>
+      </w:r>
+      <w:r>
+        <w:rPr>
+          <w:rFonts w:ascii="Times New Roman" w:hAnsi="Times New Roman" w:cs="Times New Roman"/>
+          <w:sz w:val="24"/>
+          <w:szCs w:val="24"/>
+        </w:rPr>
+        <w:tab/>
+      </w:r>
+      <w:r>
+        <w:rPr>
+          <w:rFonts w:ascii="Times New Roman" w:hAnsi="Times New Roman" w:cs="Times New Roman"/>
+          <w:sz w:val="24"/>
+          <w:szCs w:val="24"/>
+        </w:rPr>
+        <w:tab/>
+      </w:r>
+      <w:r>
+        <w:rPr>
+          <w:rFonts w:ascii="Times New Roman" w:hAnsi="Times New Roman" w:cs="Times New Roman"/>
+          <w:sz w:val="24"/>
+          <w:szCs w:val="24"/>
+        </w:rPr>
+        <w:tab/>
+        <w:t>// verify it</w:t>
+      </w:r>
+    </w:p>
+    <w:p>
+      <w:pPr>
+        <w:pStyle w:val="ListParagraph"/>
+        <w:numPr>
+          <w:ilvl w:val="0"/>
+          <w:numId w:val="7"/>
+        </w:numPr>
+        <w:rPr>
+          <w:rFonts w:ascii="Times New Roman" w:hAnsi="Times New Roman" w:cs="Times New Roman"/>
+          <w:sz w:val="24"/>
+          <w:szCs w:val="24"/>
+        </w:rPr>
+      </w:pPr>
+      <w:r>
+        <w:rPr>
+          <w:rFonts w:ascii="Times New Roman" w:hAnsi="Times New Roman" w:cs="Times New Roman"/>
+          <w:sz w:val="24"/>
+          <w:szCs w:val="24"/>
+        </w:rPr>
+        <w:t xml:space="preserve">git push -u origin main </w:t>
+      </w:r>
+      <w:r>
+        <w:rPr>
+          <w:rFonts w:ascii="Times New Roman" w:hAnsi="Times New Roman" w:cs="Times New Roman"/>
+          <w:sz w:val="24"/>
+          <w:szCs w:val="24"/>
+        </w:rPr>
+        <w:tab/>
+        <w:t>// use it for 1</w:t>
+      </w:r>
+      <w:r>
+        <w:rPr>
+          <w:rFonts w:ascii="Times New Roman" w:hAnsi="Times New Roman" w:cs="Times New Roman"/>
+          <w:sz w:val="24"/>
+          <w:szCs w:val="24"/>
+          <w:vertAlign w:val="superscript"/>
+        </w:rPr>
+        <w:t>st</w:t>
+      </w:r>
+      <w:r>
+        <w:rPr>
+          <w:rFonts w:ascii="Times New Roman" w:hAnsi="Times New Roman" w:cs="Times New Roman"/>
+          <w:sz w:val="24"/>
+          <w:szCs w:val="24"/>
+        </w:rPr>
+        <w:t xml:space="preserve"> push only</w:t>
+      </w:r>
+    </w:p>
+    <w:p>
+      <w:pPr>
+        <w:rPr>
+          <w:rFonts w:ascii="Times New Roman" w:hAnsi="Times New Roman" w:cs="Times New Roman"/>
+          <w:sz w:val="24"/>
+          <w:szCs w:val="24"/>
+        </w:rPr>
+      </w:pPr>
+    </w:p>
+    <w:p>
+      <w:pPr>
+        <w:rPr>
+          <w:rFonts w:ascii="Times New Roman" w:hAnsi="Times New Roman" w:cs="Times New Roman"/>
+          <w:sz w:val="24"/>
+          <w:szCs w:val="24"/>
+        </w:rPr>
+      </w:pPr>
+      <w:r>
+        <w:rPr>
+          <w:rFonts w:ascii="Times New Roman" w:hAnsi="Times New Roman" w:cs="Times New Roman"/>
+          <w:sz w:val="24"/>
+          <w:szCs w:val="24"/>
+        </w:rPr>
+        <w:t>Create a notebook:</w:t>
+      </w:r>
+      <w:r>
+        <w:rPr>
+          <w:rFonts w:ascii="Times New Roman" w:hAnsi="Times New Roman" w:cs="Times New Roman"/>
+          <w:sz w:val="24"/>
+          <w:szCs w:val="24"/>
+        </w:rPr>
+        <w:t xml:space="preserve"> </w:t>
+      </w:r>
+      <w:r>
+        <w:rPr>
+          <w:rFonts w:ascii="Times New Roman" w:hAnsi="Times New Roman" w:cs="Times New Roman"/>
+          <w:sz w:val="24"/>
+          <w:szCs w:val="24"/>
+        </w:rPr>
+        <w:t>01_data_import_and_</w:t>
+      </w:r>
+      <w:proofErr w:type="gramStart"/>
+      <w:r>
+        <w:rPr>
+          <w:rFonts w:ascii="Times New Roman" w:hAnsi="Times New Roman" w:cs="Times New Roman"/>
+          <w:sz w:val="24"/>
+          <w:szCs w:val="24"/>
+        </w:rPr>
+        <w:t>exploration.ipynb</w:t>
+      </w:r>
+      <w:proofErr w:type="gramEnd"/>
+    </w:p>
+    <w:p>
+      <w:pPr>
+        <w:pStyle w:val="ListParagraph"/>
+        <w:numPr>
+          <w:ilvl w:val="0"/>
+          <w:numId w:val="8"/>
+        </w:numPr>
+        <w:rPr>
+          <w:rFonts w:ascii="Times New Roman" w:hAnsi="Times New Roman" w:cs="Times New Roman"/>
+          <w:sz w:val="24"/>
+          <w:szCs w:val="24"/>
+        </w:rPr>
+      </w:pPr>
+      <w:r>
+        <w:rPr>
+          <w:rFonts w:ascii="Times New Roman" w:hAnsi="Times New Roman" w:cs="Times New Roman"/>
+          <w:sz w:val="24"/>
+          <w:szCs w:val="24"/>
+        </w:rPr>
+        <w:t>import pandas as pd</w:t>
+      </w:r>
+    </w:p>
+    <w:p>
+      <w:pPr>
+        <w:pStyle w:val="ListParagraph"/>
+        <w:numPr>
+          <w:ilvl w:val="0"/>
+          <w:numId w:val="8"/>
+        </w:numPr>
+        <w:rPr>
+          <w:rFonts w:ascii="Times New Roman" w:hAnsi="Times New Roman" w:cs="Times New Roman"/>
+          <w:sz w:val="24"/>
+          <w:szCs w:val="24"/>
+        </w:rPr>
+      </w:pPr>
+      <w:r>
+        <w:rPr>
+          <w:rFonts w:ascii="Times New Roman" w:hAnsi="Times New Roman" w:cs="Times New Roman"/>
+          <w:sz w:val="24"/>
+          <w:szCs w:val="24"/>
+        </w:rPr>
+        <w:t xml:space="preserve">import </w:t>
+      </w:r>
+      <w:proofErr w:type="spellStart"/>
+      <w:r>
+        <w:rPr>
+          <w:rFonts w:ascii="Times New Roman" w:hAnsi="Times New Roman" w:cs="Times New Roman"/>
+          <w:sz w:val="24"/>
+          <w:szCs w:val="24"/>
+        </w:rPr>
+        <w:t>numpy</w:t>
+      </w:r>
+      <w:proofErr w:type="spellEnd"/>
+      <w:r>
+        <w:rPr>
+          <w:rFonts w:ascii="Times New Roman" w:hAnsi="Times New Roman" w:cs="Times New Roman"/>
+          <w:sz w:val="24"/>
+          <w:szCs w:val="24"/>
+        </w:rPr>
+        <w:t xml:space="preserve"> as np</w:t>
+      </w:r>
+    </w:p>
+    <w:p>
+      <w:pPr>
+        <w:pStyle w:val="ListParagraph"/>
+        <w:numPr>
+          <w:ilvl w:val="0"/>
+          <w:numId w:val="8"/>
+        </w:numPr>
+        <w:rPr>
+          <w:rFonts w:ascii="Times New Roman" w:hAnsi="Times New Roman" w:cs="Times New Roman"/>
+          <w:sz w:val="24"/>
+          <w:szCs w:val="24"/>
+        </w:rPr>
+      </w:pPr>
+      <w:proofErr w:type="spellStart"/>
+      <w:r>
+        <w:rPr>
+          <w:rFonts w:ascii="Times New Roman" w:hAnsi="Times New Roman" w:cs="Times New Roman"/>
+          <w:sz w:val="24"/>
+          <w:szCs w:val="24"/>
+        </w:rPr>
+        <w:t>excel_file</w:t>
+      </w:r>
+      <w:proofErr w:type="spellEnd"/>
+      <w:proofErr w:type="gramStart"/>
+      <w:r>
+        <w:rPr>
+          <w:rFonts w:ascii="Times New Roman" w:hAnsi="Times New Roman" w:cs="Times New Roman"/>
+          <w:sz w:val="24"/>
+          <w:szCs w:val="24"/>
+        </w:rPr>
+        <w:t>=”../data/raw/WDIEXCEL.xlsx</w:t>
+      </w:r>
+      <w:proofErr w:type="gramEnd"/>
+      <w:r>
+        <w:rPr>
+          <w:rFonts w:ascii="Times New Roman" w:hAnsi="Times New Roman" w:cs="Times New Roman"/>
+          <w:sz w:val="24"/>
+          <w:szCs w:val="24"/>
+        </w:rPr>
+        <w:t xml:space="preserve">” </w:t>
+      </w:r>
+      <w:r>
+        <w:rPr>
+          <w:rFonts w:ascii="Times New Roman" w:hAnsi="Times New Roman" w:cs="Times New Roman"/>
+          <w:sz w:val="24"/>
+          <w:szCs w:val="24"/>
+        </w:rPr>
+        <w:tab/>
+      </w:r>
+      <w:r>
+        <w:rPr>
+          <w:rFonts w:ascii="Times New Roman" w:hAnsi="Times New Roman" w:cs="Times New Roman"/>
+          <w:sz w:val="24"/>
+          <w:szCs w:val="24"/>
+        </w:rPr>
+        <w:tab/>
+        <w:t>// relative path</w:t>
+      </w:r>
+    </w:p>
+    <w:p>
+      <w:pPr>
+        <w:pStyle w:val="ListParagraph"/>
+        <w:numPr>
+          <w:ilvl w:val="0"/>
+          <w:numId w:val="8"/>
+        </w:numPr>
+        <w:rPr>
+          <w:rFonts w:ascii="Times New Roman" w:hAnsi="Times New Roman" w:cs="Times New Roman"/>
+          <w:sz w:val="24"/>
+          <w:szCs w:val="24"/>
+        </w:rPr>
+      </w:pPr>
+      <w:proofErr w:type="spellStart"/>
+      <w:r>
+        <w:rPr>
+          <w:rFonts w:ascii="Times New Roman" w:hAnsi="Times New Roman" w:cs="Times New Roman"/>
+          <w:sz w:val="24"/>
+          <w:szCs w:val="24"/>
+        </w:rPr>
+        <w:t>xls</w:t>
+      </w:r>
+      <w:proofErr w:type="spellEnd"/>
+      <w:r>
+        <w:rPr>
+          <w:rFonts w:ascii="Times New Roman" w:hAnsi="Times New Roman" w:cs="Times New Roman"/>
+          <w:sz w:val="24"/>
+          <w:szCs w:val="24"/>
+        </w:rPr>
+        <w:t>=</w:t>
+      </w:r>
+      <w:proofErr w:type="spellStart"/>
+      <w:proofErr w:type="gramStart"/>
+      <w:r>
+        <w:rPr>
+          <w:rFonts w:ascii="Times New Roman" w:hAnsi="Times New Roman" w:cs="Times New Roman"/>
+          <w:sz w:val="24"/>
+          <w:szCs w:val="24"/>
+        </w:rPr>
+        <w:t>pd.ExcelFile</w:t>
+      </w:r>
+      <w:proofErr w:type="spellEnd"/>
+      <w:proofErr w:type="gramEnd"/>
+      <w:r>
+        <w:rPr>
+          <w:rFonts w:ascii="Times New Roman" w:hAnsi="Times New Roman" w:cs="Times New Roman"/>
+          <w:sz w:val="24"/>
+          <w:szCs w:val="24"/>
+        </w:rPr>
+        <w:t>(</w:t>
+      </w:r>
+      <w:proofErr w:type="spellStart"/>
+      <w:r>
+        <w:rPr>
+          <w:rFonts w:ascii="Times New Roman" w:hAnsi="Times New Roman" w:cs="Times New Roman"/>
+          <w:sz w:val="24"/>
+          <w:szCs w:val="24"/>
+        </w:rPr>
+        <w:t>excel_file</w:t>
+      </w:r>
+      <w:proofErr w:type="spellEnd"/>
+      <w:r>
+        <w:rPr>
+          <w:rFonts w:ascii="Times New Roman" w:hAnsi="Times New Roman" w:cs="Times New Roman"/>
+          <w:sz w:val="24"/>
+          <w:szCs w:val="24"/>
+        </w:rPr>
+        <w:t>)</w:t>
+      </w:r>
+      <w:r>
+        <w:rPr>
+          <w:rFonts w:ascii="Times New Roman" w:hAnsi="Times New Roman" w:cs="Times New Roman"/>
+          <w:sz w:val="24"/>
+          <w:szCs w:val="24"/>
+        </w:rPr>
+        <w:t xml:space="preserve"> // type(</w:t>
+      </w:r>
+      <w:proofErr w:type="spellStart"/>
+      <w:r>
+        <w:rPr>
+          <w:rFonts w:ascii="Times New Roman" w:hAnsi="Times New Roman" w:cs="Times New Roman"/>
+          <w:sz w:val="24"/>
+          <w:szCs w:val="24"/>
+        </w:rPr>
+        <w:t>xls</w:t>
+      </w:r>
+      <w:proofErr w:type="spellEnd"/>
+      <w:r>
+        <w:rPr>
+          <w:rFonts w:ascii="Times New Roman" w:hAnsi="Times New Roman" w:cs="Times New Roman"/>
+          <w:sz w:val="24"/>
+          <w:szCs w:val="24"/>
+        </w:rPr>
+        <w:t xml:space="preserve">) </w:t>
+      </w:r>
+    </w:p>
+    <w:p>
+      <w:pPr>
+        <w:pStyle w:val="ListParagraph"/>
+        <w:numPr>
+          <w:ilvl w:val="0"/>
+          <w:numId w:val="8"/>
+        </w:numPr>
+        <w:rPr>
+          <w:rFonts w:ascii="Times New Roman" w:hAnsi="Times New Roman" w:cs="Times New Roman"/>
+          <w:sz w:val="24"/>
+          <w:szCs w:val="24"/>
+        </w:rPr>
+      </w:pPr>
+      <w:proofErr w:type="spellStart"/>
+      <w:proofErr w:type="gramStart"/>
+      <w:r>
+        <w:rPr>
+          <w:rFonts w:ascii="Times New Roman" w:hAnsi="Times New Roman" w:cs="Times New Roman"/>
+          <w:sz w:val="24"/>
+          <w:szCs w:val="24"/>
+        </w:rPr>
+        <w:t>xls.sheet</w:t>
+      </w:r>
+      <w:proofErr w:type="gramEnd"/>
+      <w:r>
+        <w:rPr>
+          <w:rFonts w:ascii="Times New Roman" w:hAnsi="Times New Roman" w:cs="Times New Roman"/>
+          <w:sz w:val="24"/>
+          <w:szCs w:val="24"/>
+        </w:rPr>
+        <w:t>_</w:t>
+      </w:r>
+      <w:r>
+        <w:rPr>
+          <w:rFonts w:ascii="Times New Roman" w:hAnsi="Times New Roman" w:cs="Times New Roman"/>
+          <w:sz w:val="24"/>
+          <w:szCs w:val="24"/>
+        </w:rPr>
+        <w:t>names</w:t>
+      </w:r>
+      <w:proofErr w:type="spellEnd"/>
+    </w:p>
+    <w:p>
+      <w:pPr>
+        <w:rPr>
+          <w:rFonts w:ascii="Times New Roman" w:hAnsi="Times New Roman" w:cs="Times New Roman"/>
+          <w:sz w:val="24"/>
+          <w:szCs w:val="24"/>
+        </w:rPr>
+      </w:pPr>
+    </w:p>
+    <w:p>
+      <w:pPr>
+        <w:rPr>
+          <w:rFonts w:ascii="Times New Roman" w:hAnsi="Times New Roman" w:cs="Times New Roman"/>
+          <w:sz w:val="24"/>
+          <w:szCs w:val="24"/>
+        </w:rPr>
+      </w:pPr>
+      <w:r>
+        <w:rPr>
+          <w:rFonts w:ascii="Times New Roman" w:hAnsi="Times New Roman" w:cs="Times New Roman"/>
+          <w:sz w:val="24"/>
+          <w:szCs w:val="24"/>
+        </w:rPr>
+        <w:t>Explore the Excel File:</w:t>
+      </w:r>
+    </w:p>
+    <w:p>
+      <w:pPr>
+        <w:pStyle w:val="ListParagraph"/>
+        <w:numPr>
+          <w:ilvl w:val="0"/>
+          <w:numId w:val="8"/>
+        </w:numPr>
+        <w:rPr>
+          <w:rFonts w:ascii="Times New Roman" w:hAnsi="Times New Roman" w:cs="Times New Roman"/>
+          <w:sz w:val="24"/>
+          <w:szCs w:val="24"/>
+        </w:rPr>
+      </w:pPr>
+      <w:proofErr w:type="spellStart"/>
+      <w:r>
+        <w:rPr>
+          <w:rFonts w:ascii="Times New Roman" w:hAnsi="Times New Roman" w:cs="Times New Roman"/>
+          <w:sz w:val="24"/>
+          <w:szCs w:val="24"/>
+        </w:rPr>
+        <w:t>data_df</w:t>
+      </w:r>
+      <w:proofErr w:type="spellEnd"/>
+      <w:r>
+        <w:rPr>
+          <w:rFonts w:ascii="Times New Roman" w:hAnsi="Times New Roman" w:cs="Times New Roman"/>
+          <w:sz w:val="24"/>
+          <w:szCs w:val="24"/>
+        </w:rPr>
+        <w:t xml:space="preserve">= </w:t>
+      </w:r>
+      <w:proofErr w:type="spellStart"/>
+      <w:proofErr w:type="gramStart"/>
+      <w:r>
+        <w:rPr>
+          <w:rFonts w:ascii="Times New Roman" w:hAnsi="Times New Roman" w:cs="Times New Roman"/>
+          <w:sz w:val="24"/>
+          <w:szCs w:val="24"/>
+        </w:rPr>
+        <w:t>pd.read</w:t>
+      </w:r>
+      <w:proofErr w:type="gramEnd"/>
+      <w:r>
+        <w:rPr>
+          <w:rFonts w:ascii="Times New Roman" w:hAnsi="Times New Roman" w:cs="Times New Roman"/>
+          <w:sz w:val="24"/>
+          <w:szCs w:val="24"/>
+        </w:rPr>
+        <w:t>_</w:t>
+      </w:r>
+      <w:proofErr w:type="gramStart"/>
+      <w:r>
+        <w:rPr>
+          <w:rFonts w:ascii="Times New Roman" w:hAnsi="Times New Roman" w:cs="Times New Roman"/>
+          <w:sz w:val="24"/>
+          <w:szCs w:val="24"/>
+        </w:rPr>
+        <w:t>excel</w:t>
+      </w:r>
+      <w:proofErr w:type="spellEnd"/>
+      <w:r>
+        <w:rPr>
+          <w:rFonts w:ascii="Times New Roman" w:hAnsi="Times New Roman" w:cs="Times New Roman"/>
+          <w:sz w:val="24"/>
+          <w:szCs w:val="24"/>
+        </w:rPr>
+        <w:t>(</w:t>
+      </w:r>
+      <w:proofErr w:type="spellStart"/>
+      <w:proofErr w:type="gramEnd"/>
+      <w:r>
+        <w:rPr>
+          <w:rFonts w:ascii="Times New Roman" w:hAnsi="Times New Roman" w:cs="Times New Roman"/>
+          <w:sz w:val="24"/>
+          <w:szCs w:val="24"/>
+        </w:rPr>
+        <w:t>excel_file</w:t>
+      </w:r>
+      <w:proofErr w:type="spellEnd"/>
+      <w:r>
+        <w:rPr>
+          <w:rFonts w:ascii="Times New Roman" w:hAnsi="Times New Roman" w:cs="Times New Roman"/>
+          <w:sz w:val="24"/>
+          <w:szCs w:val="24"/>
+        </w:rPr>
+        <w:t xml:space="preserve">, </w:t>
+      </w:r>
+      <w:proofErr w:type="spellStart"/>
+      <w:r>
+        <w:rPr>
+          <w:rFonts w:ascii="Times New Roman" w:hAnsi="Times New Roman" w:cs="Times New Roman"/>
+          <w:sz w:val="24"/>
+          <w:szCs w:val="24"/>
+        </w:rPr>
+        <w:t>sheet_name</w:t>
+      </w:r>
+      <w:proofErr w:type="spellEnd"/>
+      <w:proofErr w:type="gramStart"/>
+      <w:r>
+        <w:rPr>
+          <w:rFonts w:ascii="Times New Roman" w:hAnsi="Times New Roman" w:cs="Times New Roman"/>
+          <w:sz w:val="24"/>
+          <w:szCs w:val="24"/>
+        </w:rPr>
+        <w:t>=”Data</w:t>
+      </w:r>
+      <w:proofErr w:type="gramEnd"/>
+      <w:r>
+        <w:rPr>
+          <w:rFonts w:ascii="Times New Roman" w:hAnsi="Times New Roman" w:cs="Times New Roman"/>
+          <w:sz w:val="24"/>
+          <w:szCs w:val="24"/>
+        </w:rPr>
+        <w:t>”)</w:t>
+      </w:r>
+      <w:r>
+        <w:rPr>
+          <w:rFonts w:ascii="Times New Roman" w:hAnsi="Times New Roman" w:cs="Times New Roman"/>
+          <w:sz w:val="24"/>
+          <w:szCs w:val="24"/>
+        </w:rPr>
+        <w:t xml:space="preserve"> </w:t>
+      </w:r>
+      <w:r>
+        <w:rPr>
+          <w:rFonts w:ascii="Times New Roman" w:hAnsi="Times New Roman" w:cs="Times New Roman"/>
+          <w:sz w:val="24"/>
+          <w:szCs w:val="24"/>
+        </w:rPr>
+        <w:tab/>
+        <w:t>//</w:t>
+      </w:r>
+      <w:proofErr w:type="spellStart"/>
+      <w:r>
+        <w:rPr>
+          <w:rFonts w:ascii="Times New Roman" w:hAnsi="Times New Roman" w:cs="Times New Roman"/>
+          <w:sz w:val="24"/>
+          <w:szCs w:val="24"/>
+        </w:rPr>
+        <w:t>read_excel</w:t>
+      </w:r>
+      <w:proofErr w:type="spellEnd"/>
+      <w:r>
+        <w:rPr>
+          <w:rFonts w:ascii="Times New Roman" w:hAnsi="Times New Roman" w:cs="Times New Roman"/>
+          <w:sz w:val="24"/>
+          <w:szCs w:val="24"/>
+        </w:rPr>
+        <w:t xml:space="preserve"> – pandas </w:t>
+      </w:r>
+      <w:proofErr w:type="gramStart"/>
+      <w:r>
+        <w:rPr>
+          <w:rFonts w:ascii="Times New Roman" w:hAnsi="Times New Roman" w:cs="Times New Roman"/>
+          <w:sz w:val="24"/>
+          <w:szCs w:val="24"/>
+        </w:rPr>
+        <w:t>loads</w:t>
+      </w:r>
+      <w:proofErr w:type="gramEnd"/>
+      <w:r>
+        <w:rPr>
+          <w:rFonts w:ascii="Times New Roman" w:hAnsi="Times New Roman" w:cs="Times New Roman"/>
+          <w:sz w:val="24"/>
+          <w:szCs w:val="24"/>
+        </w:rPr>
+        <w:t xml:space="preserve"> 1</w:t>
+      </w:r>
+      <w:r>
+        <w:rPr>
+          <w:rFonts w:ascii="Times New Roman" w:hAnsi="Times New Roman" w:cs="Times New Roman"/>
+          <w:sz w:val="24"/>
+          <w:szCs w:val="24"/>
+          <w:vertAlign w:val="superscript"/>
+        </w:rPr>
+        <w:t>st</w:t>
+      </w:r>
+      <w:r>
+        <w:rPr>
+          <w:rFonts w:ascii="Times New Roman" w:hAnsi="Times New Roman" w:cs="Times New Roman"/>
+          <w:sz w:val="24"/>
+          <w:szCs w:val="24"/>
+        </w:rPr>
+        <w:t xml:space="preserve"> sheet by default if </w:t>
+      </w:r>
+      <w:proofErr w:type="spellStart"/>
+      <w:r>
+        <w:rPr>
+          <w:rFonts w:ascii="Times New Roman" w:hAnsi="Times New Roman" w:cs="Times New Roman"/>
+          <w:sz w:val="24"/>
+          <w:szCs w:val="24"/>
+        </w:rPr>
+        <w:t>sheet_name</w:t>
+      </w:r>
+      <w:proofErr w:type="spellEnd"/>
+      <w:r>
+        <w:rPr>
+          <w:rFonts w:ascii="Times New Roman" w:hAnsi="Times New Roman" w:cs="Times New Roman"/>
+          <w:sz w:val="24"/>
+          <w:szCs w:val="24"/>
+        </w:rPr>
+        <w:t xml:space="preserve"> is not defined.</w:t>
+      </w:r>
+    </w:p>
+    <w:p>
+      <w:pPr>
+        <w:pStyle w:val="ListParagraph"/>
+        <w:rPr>
+          <w:rFonts w:ascii="Times New Roman" w:hAnsi="Times New Roman" w:cs="Times New Roman"/>
+          <w:sz w:val="24"/>
+          <w:szCs w:val="24"/>
+        </w:rPr>
+      </w:pPr>
+    </w:p>
+    <w:p>
+      <w:pPr>
+        <w:pStyle w:val="ListParagraph"/>
+        <w:numPr>
+          <w:ilvl w:val="0"/>
+          <w:numId w:val="8"/>
+        </w:numPr>
+        <w:rPr>
+          <w:rFonts w:ascii="Times New Roman" w:hAnsi="Times New Roman" w:cs="Times New Roman"/>
+          <w:sz w:val="24"/>
+          <w:szCs w:val="24"/>
+        </w:rPr>
+      </w:pPr>
+      <w:proofErr w:type="spellStart"/>
+      <w:r>
+        <w:rPr>
+          <w:rFonts w:ascii="Times New Roman" w:hAnsi="Times New Roman" w:cs="Times New Roman"/>
+          <w:sz w:val="24"/>
+          <w:szCs w:val="24"/>
+        </w:rPr>
+        <w:t>Data_</w:t>
+      </w:r>
+      <w:proofErr w:type="gramStart"/>
+      <w:r>
+        <w:rPr>
+          <w:rFonts w:ascii="Times New Roman" w:hAnsi="Times New Roman" w:cs="Times New Roman"/>
+          <w:sz w:val="24"/>
+          <w:szCs w:val="24"/>
+        </w:rPr>
+        <w:t>df.shape</w:t>
+      </w:r>
+      <w:proofErr w:type="spellEnd"/>
+      <w:proofErr w:type="gramEnd"/>
+    </w:p>
+    <w:p>
+      <w:pPr>
+        <w:pStyle w:val="ListParagraph"/>
+        <w:rPr>
+          <w:rFonts w:ascii="Times New Roman" w:hAnsi="Times New Roman" w:cs="Times New Roman"/>
+          <w:sz w:val="24"/>
+          <w:szCs w:val="24"/>
+        </w:rPr>
+      </w:pPr>
+    </w:p>
+    <w:p>
+      <w:pPr>
+        <w:pStyle w:val="ListParagraph"/>
+        <w:numPr>
+          <w:ilvl w:val="0"/>
+          <w:numId w:val="8"/>
+        </w:numPr>
+        <w:rPr>
+          <w:rFonts w:ascii="Times New Roman" w:hAnsi="Times New Roman" w:cs="Times New Roman"/>
+          <w:sz w:val="24"/>
+          <w:szCs w:val="24"/>
+        </w:rPr>
+      </w:pPr>
+      <w:proofErr w:type="spellStart"/>
+      <w:r>
+        <w:rPr>
+          <w:rFonts w:ascii="Times New Roman" w:hAnsi="Times New Roman" w:cs="Times New Roman"/>
+          <w:sz w:val="24"/>
+          <w:szCs w:val="24"/>
+        </w:rPr>
+        <w:t>Data_</w:t>
+      </w:r>
+      <w:proofErr w:type="gramStart"/>
+      <w:r>
+        <w:rPr>
+          <w:rFonts w:ascii="Times New Roman" w:hAnsi="Times New Roman" w:cs="Times New Roman"/>
+          <w:sz w:val="24"/>
+          <w:szCs w:val="24"/>
+        </w:rPr>
+        <w:t>df.columns</w:t>
+      </w:r>
+      <w:proofErr w:type="spellEnd"/>
+      <w:proofErr w:type="gramEnd"/>
+    </w:p>
+    <w:p>
+      <w:pPr>
+        <w:pStyle w:val="ListParagraph"/>
+        <w:rPr>
+          <w:rFonts w:ascii="Times New Roman" w:hAnsi="Times New Roman" w:cs="Times New Roman"/>
+          <w:sz w:val="24"/>
+          <w:szCs w:val="24"/>
+        </w:rPr>
+      </w:pPr>
+    </w:p>
+    <w:p>
+      <w:pPr>
+        <w:pStyle w:val="ListParagraph"/>
+        <w:numPr>
+          <w:ilvl w:val="0"/>
+          <w:numId w:val="8"/>
+        </w:numPr>
+        <w:rPr>
+          <w:rFonts w:ascii="Times New Roman" w:hAnsi="Times New Roman" w:cs="Times New Roman"/>
+          <w:sz w:val="24"/>
+          <w:szCs w:val="24"/>
+        </w:rPr>
+      </w:pPr>
+      <w:proofErr w:type="spellStart"/>
+      <w:r>
+        <w:rPr>
+          <w:rFonts w:ascii="Times New Roman" w:hAnsi="Times New Roman" w:cs="Times New Roman"/>
+          <w:sz w:val="24"/>
+          <w:szCs w:val="24"/>
+        </w:rPr>
+        <w:t>Data_df.columns.to</w:t>
+      </w:r>
+      <w:r>
+        <w:rPr>
+          <w:rFonts w:ascii="Times New Roman" w:hAnsi="Times New Roman" w:cs="Times New Roman"/>
+          <w:sz w:val="24"/>
+          <w:szCs w:val="24"/>
+        </w:rPr>
+        <w:t>_</w:t>
+      </w:r>
+      <w:proofErr w:type="gramStart"/>
+      <w:r>
+        <w:rPr>
+          <w:rFonts w:ascii="Times New Roman" w:hAnsi="Times New Roman" w:cs="Times New Roman"/>
+          <w:sz w:val="24"/>
+          <w:szCs w:val="24"/>
+        </w:rPr>
+        <w:t>list</w:t>
+      </w:r>
+      <w:proofErr w:type="spellEnd"/>
+      <w:r>
+        <w:rPr>
+          <w:rFonts w:ascii="Times New Roman" w:hAnsi="Times New Roman" w:cs="Times New Roman"/>
+          <w:sz w:val="24"/>
+          <w:szCs w:val="24"/>
+        </w:rPr>
+        <w:t>(</w:t>
+      </w:r>
+      <w:proofErr w:type="gramEnd"/>
+      <w:r>
+        <w:rPr>
+          <w:rFonts w:ascii="Times New Roman" w:hAnsi="Times New Roman" w:cs="Times New Roman"/>
+          <w:sz w:val="24"/>
+          <w:szCs w:val="24"/>
+        </w:rPr>
+        <w:t>)</w:t>
+      </w:r>
+    </w:p>
+    <w:p>
+      <w:pPr>
+        <w:pStyle w:val="ListParagraph"/>
+        <w:rPr>
+          <w:rFonts w:ascii="Times New Roman" w:hAnsi="Times New Roman" w:cs="Times New Roman"/>
+          <w:sz w:val="24"/>
+          <w:szCs w:val="24"/>
+        </w:rPr>
+      </w:pPr>
+    </w:p>
+    <w:p>
+      <w:pPr>
+        <w:pStyle w:val="ListParagraph"/>
+        <w:numPr>
+          <w:ilvl w:val="0"/>
+          <w:numId w:val="8"/>
+        </w:numPr>
+        <w:rPr>
+          <w:rFonts w:ascii="Times New Roman" w:hAnsi="Times New Roman" w:cs="Times New Roman"/>
+          <w:sz w:val="24"/>
+          <w:szCs w:val="24"/>
+        </w:rPr>
+      </w:pPr>
+      <w:proofErr w:type="gramStart"/>
+      <w:r>
+        <w:rPr>
+          <w:rFonts w:ascii="Times New Roman" w:hAnsi="Times New Roman" w:cs="Times New Roman"/>
+          <w:sz w:val="24"/>
+          <w:szCs w:val="24"/>
+        </w:rPr>
+        <w:t>Data_df.info(</w:t>
+      </w:r>
+      <w:proofErr w:type="gramEnd"/>
+      <w:r>
+        <w:rPr>
+          <w:rFonts w:ascii="Times New Roman" w:hAnsi="Times New Roman" w:cs="Times New Roman"/>
+          <w:sz w:val="24"/>
+          <w:szCs w:val="24"/>
+        </w:rPr>
+        <w:t>)</w:t>
+      </w:r>
+    </w:p>
+    <w:p>
+      <w:pPr>
+        <w:pStyle w:val="ListParagraph"/>
+        <w:rPr>
+          <w:rFonts w:ascii="Times New Roman" w:hAnsi="Times New Roman" w:cs="Times New Roman"/>
+          <w:sz w:val="24"/>
+          <w:szCs w:val="24"/>
+        </w:rPr>
+      </w:pPr>
+    </w:p>
+    <w:p>
+      <w:pPr>
+        <w:pStyle w:val="ListParagraph"/>
+        <w:numPr>
+          <w:ilvl w:val="0"/>
+          <w:numId w:val="8"/>
+        </w:numPr>
+        <w:rPr>
+          <w:rFonts w:ascii="Times New Roman" w:hAnsi="Times New Roman" w:cs="Times New Roman"/>
+          <w:sz w:val="24"/>
+          <w:szCs w:val="24"/>
+        </w:rPr>
+      </w:pPr>
+      <w:proofErr w:type="spellStart"/>
+      <w:r>
+        <w:rPr>
+          <w:rFonts w:ascii="Times New Roman" w:hAnsi="Times New Roman" w:cs="Times New Roman"/>
+          <w:sz w:val="24"/>
+          <w:szCs w:val="24"/>
+        </w:rPr>
+        <w:t>Data_</w:t>
+      </w:r>
+      <w:proofErr w:type="gramStart"/>
+      <w:r>
+        <w:rPr>
+          <w:rFonts w:ascii="Times New Roman" w:hAnsi="Times New Roman" w:cs="Times New Roman"/>
+          <w:sz w:val="24"/>
+          <w:szCs w:val="24"/>
+        </w:rPr>
+        <w:t>df.head</w:t>
+      </w:r>
+      <w:proofErr w:type="spellEnd"/>
+      <w:proofErr w:type="gramEnd"/>
+      <w:r>
+        <w:rPr>
+          <w:rFonts w:ascii="Times New Roman" w:hAnsi="Times New Roman" w:cs="Times New Roman"/>
+          <w:sz w:val="24"/>
+          <w:szCs w:val="24"/>
+        </w:rPr>
+        <w:t>()</w:t>
+      </w:r>
+    </w:p>
+    <w:p>
+      <w:pPr>
+        <w:pStyle w:val="ListParagraph"/>
+        <w:rPr>
+          <w:rFonts w:ascii="Times New Roman" w:hAnsi="Times New Roman" w:cs="Times New Roman"/>
+          <w:sz w:val="24"/>
+          <w:szCs w:val="24"/>
+        </w:rPr>
+      </w:pPr>
+    </w:p>
+    <w:p>
+      <w:pPr>
+        <w:pStyle w:val="ListParagraph"/>
+        <w:numPr>
+          <w:ilvl w:val="0"/>
+          <w:numId w:val="8"/>
+        </w:numPr>
+        <w:rPr>
+          <w:rFonts w:ascii="Times New Roman" w:hAnsi="Times New Roman" w:cs="Times New Roman"/>
+          <w:sz w:val="24"/>
+          <w:szCs w:val="24"/>
+        </w:rPr>
+      </w:pPr>
+      <w:proofErr w:type="spellStart"/>
+      <w:r>
+        <w:rPr>
+          <w:rFonts w:ascii="Times New Roman" w:hAnsi="Times New Roman" w:cs="Times New Roman"/>
+          <w:sz w:val="24"/>
+          <w:szCs w:val="24"/>
+        </w:rPr>
+        <w:lastRenderedPageBreak/>
+        <w:t>Data_</w:t>
+      </w:r>
+      <w:proofErr w:type="gramStart"/>
+      <w:r>
+        <w:rPr>
+          <w:rFonts w:ascii="Times New Roman" w:hAnsi="Times New Roman" w:cs="Times New Roman"/>
+          <w:sz w:val="24"/>
+          <w:szCs w:val="24"/>
+        </w:rPr>
+        <w:t>df</w:t>
+      </w:r>
+      <w:proofErr w:type="spellEnd"/>
+      <w:r>
+        <w:rPr>
+          <w:rFonts w:ascii="Times New Roman" w:hAnsi="Times New Roman" w:cs="Times New Roman"/>
+          <w:sz w:val="24"/>
+          <w:szCs w:val="24"/>
+        </w:rPr>
+        <w:t>[</w:t>
+      </w:r>
+      <w:proofErr w:type="gramEnd"/>
+      <w:r>
+        <w:rPr>
+          <w:rFonts w:ascii="Times New Roman" w:hAnsi="Times New Roman" w:cs="Times New Roman"/>
+          <w:sz w:val="24"/>
+          <w:szCs w:val="24"/>
+        </w:rPr>
+        <w:t>“Country Name”</w:t>
+      </w:r>
+      <w:proofErr w:type="gramStart"/>
+      <w:r>
+        <w:rPr>
+          <w:rFonts w:ascii="Times New Roman" w:hAnsi="Times New Roman" w:cs="Times New Roman"/>
+          <w:sz w:val="24"/>
+          <w:szCs w:val="24"/>
+        </w:rPr>
+        <w:t>].</w:t>
+      </w:r>
+      <w:proofErr w:type="spellStart"/>
+      <w:r>
+        <w:rPr>
+          <w:rFonts w:ascii="Times New Roman" w:hAnsi="Times New Roman" w:cs="Times New Roman"/>
+          <w:sz w:val="24"/>
+          <w:szCs w:val="24"/>
+        </w:rPr>
+        <w:t>nunique</w:t>
+      </w:r>
+      <w:proofErr w:type="spellEnd"/>
+      <w:proofErr w:type="gramEnd"/>
+      <w:r>
+        <w:rPr>
+          <w:rFonts w:ascii="Times New Roman" w:hAnsi="Times New Roman" w:cs="Times New Roman"/>
+          <w:sz w:val="24"/>
+          <w:szCs w:val="24"/>
+        </w:rPr>
+        <w:t>()</w:t>
+      </w:r>
+    </w:p>
+    <w:p>
+      <w:pPr>
+        <w:pStyle w:val="ListParagraph"/>
+        <w:rPr>
+          <w:rFonts w:ascii="Times New Roman" w:hAnsi="Times New Roman" w:cs="Times New Roman"/>
+          <w:sz w:val="24"/>
+          <w:szCs w:val="24"/>
+        </w:rPr>
+      </w:pPr>
+    </w:p>
+    <w:p>
+      <w:pPr>
+        <w:pStyle w:val="ListParagraph"/>
+        <w:numPr>
+          <w:ilvl w:val="0"/>
+          <w:numId w:val="8"/>
+        </w:numPr>
+        <w:rPr>
+          <w:rFonts w:ascii="Times New Roman" w:hAnsi="Times New Roman" w:cs="Times New Roman"/>
+          <w:sz w:val="24"/>
+          <w:szCs w:val="24"/>
+        </w:rPr>
+      </w:pPr>
+      <w:proofErr w:type="spellStart"/>
+      <w:r>
+        <w:rPr>
+          <w:rFonts w:ascii="Times New Roman" w:hAnsi="Times New Roman" w:cs="Times New Roman"/>
+          <w:sz w:val="24"/>
+          <w:szCs w:val="24"/>
+        </w:rPr>
+        <w:t>Data_</w:t>
+      </w:r>
+      <w:proofErr w:type="gramStart"/>
+      <w:r>
+        <w:rPr>
+          <w:rFonts w:ascii="Times New Roman" w:hAnsi="Times New Roman" w:cs="Times New Roman"/>
+          <w:sz w:val="24"/>
+          <w:szCs w:val="24"/>
+        </w:rPr>
+        <w:t>df</w:t>
+      </w:r>
+      <w:proofErr w:type="spellEnd"/>
+      <w:r>
+        <w:rPr>
+          <w:rFonts w:ascii="Times New Roman" w:hAnsi="Times New Roman" w:cs="Times New Roman"/>
+          <w:sz w:val="24"/>
+          <w:szCs w:val="24"/>
+        </w:rPr>
+        <w:t>[</w:t>
+      </w:r>
+      <w:proofErr w:type="gramEnd"/>
+      <w:r>
+        <w:rPr>
+          <w:rFonts w:ascii="Times New Roman" w:hAnsi="Times New Roman" w:cs="Times New Roman"/>
+          <w:sz w:val="24"/>
+          <w:szCs w:val="24"/>
+        </w:rPr>
+        <w:t>“Indicator Name”</w:t>
+      </w:r>
+      <w:proofErr w:type="gramStart"/>
+      <w:r>
+        <w:rPr>
+          <w:rFonts w:ascii="Times New Roman" w:hAnsi="Times New Roman" w:cs="Times New Roman"/>
+          <w:sz w:val="24"/>
+          <w:szCs w:val="24"/>
+        </w:rPr>
+        <w:t>].</w:t>
+      </w:r>
+      <w:proofErr w:type="spellStart"/>
+      <w:r>
+        <w:rPr>
+          <w:rFonts w:ascii="Times New Roman" w:hAnsi="Times New Roman" w:cs="Times New Roman"/>
+          <w:sz w:val="24"/>
+          <w:szCs w:val="24"/>
+        </w:rPr>
+        <w:t>nunique</w:t>
+      </w:r>
+      <w:proofErr w:type="spellEnd"/>
+      <w:proofErr w:type="gramEnd"/>
+      <w:r>
+        <w:rPr>
+          <w:rFonts w:ascii="Times New Roman" w:hAnsi="Times New Roman" w:cs="Times New Roman"/>
+          <w:sz w:val="24"/>
+          <w:szCs w:val="24"/>
+        </w:rPr>
+        <w:t>()</w:t>
+      </w:r>
+    </w:p>
+    <w:p>
+      <w:pPr>
+        <w:pStyle w:val="ListParagraph"/>
+        <w:rPr>
+          <w:rFonts w:ascii="Times New Roman" w:hAnsi="Times New Roman" w:cs="Times New Roman"/>
+          <w:sz w:val="24"/>
+          <w:szCs w:val="24"/>
+        </w:rPr>
+      </w:pPr>
+    </w:p>
+    <w:p>
+      <w:pPr>
+        <w:pStyle w:val="ListParagraph"/>
+        <w:numPr>
+          <w:ilvl w:val="0"/>
+          <w:numId w:val="8"/>
+        </w:numPr>
+        <w:rPr>
+          <w:rFonts w:ascii="Times New Roman" w:hAnsi="Times New Roman" w:cs="Times New Roman"/>
+          <w:sz w:val="24"/>
+          <w:szCs w:val="24"/>
+        </w:rPr>
+      </w:pPr>
+      <w:proofErr w:type="spellStart"/>
+      <w:r>
+        <w:rPr>
+          <w:rFonts w:ascii="Times New Roman" w:hAnsi="Times New Roman" w:cs="Times New Roman"/>
+          <w:sz w:val="24"/>
+          <w:szCs w:val="24"/>
+        </w:rPr>
+        <w:t>Data_</w:t>
+      </w:r>
+      <w:proofErr w:type="gramStart"/>
+      <w:r>
+        <w:rPr>
+          <w:rFonts w:ascii="Times New Roman" w:hAnsi="Times New Roman" w:cs="Times New Roman"/>
+          <w:sz w:val="24"/>
+          <w:szCs w:val="24"/>
+        </w:rPr>
+        <w:t>df</w:t>
+      </w:r>
+      <w:proofErr w:type="spellEnd"/>
+      <w:r>
+        <w:rPr>
+          <w:rFonts w:ascii="Times New Roman" w:hAnsi="Times New Roman" w:cs="Times New Roman"/>
+          <w:sz w:val="24"/>
+          <w:szCs w:val="24"/>
+        </w:rPr>
+        <w:t>[</w:t>
+      </w:r>
+      <w:proofErr w:type="gramEnd"/>
+      <w:r>
+        <w:rPr>
+          <w:rFonts w:ascii="Times New Roman" w:hAnsi="Times New Roman" w:cs="Times New Roman"/>
+          <w:sz w:val="24"/>
+          <w:szCs w:val="24"/>
+        </w:rPr>
+        <w:t>[“Country Name”, “Indicator Name”]</w:t>
+      </w:r>
+      <w:proofErr w:type="gramStart"/>
+      <w:r>
+        <w:rPr>
+          <w:rFonts w:ascii="Times New Roman" w:hAnsi="Times New Roman" w:cs="Times New Roman"/>
+          <w:sz w:val="24"/>
+          <w:szCs w:val="24"/>
+        </w:rPr>
+        <w:t>].head</w:t>
+      </w:r>
+      <w:proofErr w:type="gramEnd"/>
+      <w:r>
+        <w:rPr>
+          <w:rFonts w:ascii="Times New Roman" w:hAnsi="Times New Roman" w:cs="Times New Roman"/>
+          <w:sz w:val="24"/>
+          <w:szCs w:val="24"/>
+        </w:rPr>
+        <w:t xml:space="preserve">() </w:t>
+      </w:r>
+      <w:r>
+        <w:rPr>
+          <w:rFonts w:ascii="Times New Roman" w:hAnsi="Times New Roman" w:cs="Times New Roman"/>
+          <w:sz w:val="24"/>
+          <w:szCs w:val="24"/>
+        </w:rPr>
+        <w:tab/>
+        <w:t xml:space="preserve">//List inside the </w:t>
+      </w:r>
+      <w:proofErr w:type="spellStart"/>
+      <w:r>
+        <w:rPr>
+          <w:rFonts w:ascii="Times New Roman" w:hAnsi="Times New Roman" w:cs="Times New Roman"/>
+          <w:sz w:val="24"/>
+          <w:szCs w:val="24"/>
+        </w:rPr>
+        <w:t>Dataframe</w:t>
+      </w:r>
+      <w:proofErr w:type="spellEnd"/>
+      <w:r>
+        <w:rPr>
+          <w:rFonts w:ascii="Times New Roman" w:hAnsi="Times New Roman" w:cs="Times New Roman"/>
+          <w:sz w:val="24"/>
+          <w:szCs w:val="24"/>
+        </w:rPr>
+        <w:t>, so double brackets</w:t>
+      </w:r>
+    </w:p>
+    <w:p>
+      <w:pPr>
+        <w:pStyle w:val="ListParagraph"/>
+        <w:rPr>
+          <w:rFonts w:ascii="Times New Roman" w:hAnsi="Times New Roman" w:cs="Times New Roman"/>
+          <w:sz w:val="24"/>
+          <w:szCs w:val="24"/>
+        </w:rPr>
+      </w:pPr>
+    </w:p>
+    <w:p>
+      <w:pPr>
+        <w:rPr>
+          <w:rFonts w:ascii="Times New Roman" w:hAnsi="Times New Roman" w:cs="Times New Roman"/>
+          <w:sz w:val="24"/>
+          <w:szCs w:val="24"/>
+        </w:rPr>
+      </w:pPr>
+      <w:r>
+        <w:rPr>
+          <w:rFonts w:ascii="Times New Roman" w:hAnsi="Times New Roman" w:cs="Times New Roman"/>
+          <w:sz w:val="24"/>
+          <w:szCs w:val="24"/>
+        </w:rPr>
+        <w:t>Check Duplicates:</w:t>
+      </w:r>
+    </w:p>
+    <w:p>
+      <w:pPr>
+        <w:pStyle w:val="ListParagraph"/>
+        <w:numPr>
+          <w:ilvl w:val="0"/>
+          <w:numId w:val="8"/>
+        </w:numPr>
+        <w:rPr>
+          <w:rFonts w:ascii="Times New Roman" w:hAnsi="Times New Roman" w:cs="Times New Roman"/>
+          <w:sz w:val="24"/>
+          <w:szCs w:val="24"/>
+        </w:rPr>
+      </w:pPr>
+      <w:proofErr w:type="spellStart"/>
+      <w:r>
+        <w:rPr>
+          <w:rFonts w:ascii="Times New Roman" w:hAnsi="Times New Roman" w:cs="Times New Roman"/>
+          <w:sz w:val="24"/>
+          <w:szCs w:val="24"/>
+        </w:rPr>
+        <w:t>Df_</w:t>
+      </w:r>
+      <w:proofErr w:type="gramStart"/>
+      <w:r>
+        <w:rPr>
+          <w:rFonts w:ascii="Times New Roman" w:hAnsi="Times New Roman" w:cs="Times New Roman"/>
+          <w:sz w:val="24"/>
+          <w:szCs w:val="24"/>
+        </w:rPr>
+        <w:t>data.duplicated</w:t>
+      </w:r>
+      <w:proofErr w:type="spellEnd"/>
+      <w:proofErr w:type="gramEnd"/>
+      <w:r>
+        <w:rPr>
+          <w:rFonts w:ascii="Times New Roman" w:hAnsi="Times New Roman" w:cs="Times New Roman"/>
+          <w:sz w:val="24"/>
+          <w:szCs w:val="24"/>
+        </w:rPr>
+        <w:t>(</w:t>
+      </w:r>
+      <w:proofErr w:type="gramStart"/>
+      <w:r>
+        <w:rPr>
+          <w:rFonts w:ascii="Times New Roman" w:hAnsi="Times New Roman" w:cs="Times New Roman"/>
+          <w:sz w:val="24"/>
+          <w:szCs w:val="24"/>
+        </w:rPr>
+        <w:t>).sum</w:t>
+      </w:r>
+      <w:proofErr w:type="gramEnd"/>
+      <w:r>
+        <w:rPr>
+          <w:rFonts w:ascii="Times New Roman" w:hAnsi="Times New Roman" w:cs="Times New Roman"/>
+          <w:sz w:val="24"/>
+          <w:szCs w:val="24"/>
+        </w:rPr>
+        <w:t>()</w:t>
+      </w:r>
+    </w:p>
+    <w:p>
+      <w:pPr>
+        <w:pStyle w:val="ListParagraph"/>
+        <w:numPr>
+          <w:ilvl w:val="0"/>
+          <w:numId w:val="8"/>
+        </w:numPr>
+        <w:rPr>
+          <w:rFonts w:ascii="Times New Roman" w:hAnsi="Times New Roman" w:cs="Times New Roman"/>
+          <w:sz w:val="24"/>
+          <w:szCs w:val="24"/>
+        </w:rPr>
+      </w:pPr>
+      <w:proofErr w:type="spellStart"/>
+      <w:r>
+        <w:rPr>
+          <w:rFonts w:ascii="Times New Roman" w:hAnsi="Times New Roman" w:cs="Times New Roman"/>
+          <w:sz w:val="24"/>
+          <w:szCs w:val="24"/>
+        </w:rPr>
+        <w:t>Df_</w:t>
+      </w:r>
+      <w:proofErr w:type="gramStart"/>
+      <w:r>
+        <w:rPr>
+          <w:rFonts w:ascii="Times New Roman" w:hAnsi="Times New Roman" w:cs="Times New Roman"/>
+          <w:sz w:val="24"/>
+          <w:szCs w:val="24"/>
+        </w:rPr>
+        <w:t>data.isnull</w:t>
+      </w:r>
+      <w:proofErr w:type="spellEnd"/>
+      <w:proofErr w:type="gramEnd"/>
+      <w:r>
+        <w:rPr>
+          <w:rFonts w:ascii="Times New Roman" w:hAnsi="Times New Roman" w:cs="Times New Roman"/>
+          <w:sz w:val="24"/>
+          <w:szCs w:val="24"/>
+        </w:rPr>
+        <w:t>(</w:t>
+      </w:r>
+      <w:proofErr w:type="gramStart"/>
+      <w:r>
+        <w:rPr>
+          <w:rFonts w:ascii="Times New Roman" w:hAnsi="Times New Roman" w:cs="Times New Roman"/>
+          <w:sz w:val="24"/>
+          <w:szCs w:val="24"/>
+        </w:rPr>
+        <w:t>).sum</w:t>
+      </w:r>
+      <w:proofErr w:type="gramEnd"/>
+      <w:r>
+        <w:rPr>
+          <w:rFonts w:ascii="Times New Roman" w:hAnsi="Times New Roman" w:cs="Times New Roman"/>
+          <w:sz w:val="24"/>
+          <w:szCs w:val="24"/>
+        </w:rPr>
+        <w:t>()</w:t>
+      </w:r>
+    </w:p>
+    <w:p>
+      <w:pPr>
+        <w:pStyle w:val="ListParagraph"/>
+        <w:numPr>
+          <w:ilvl w:val="0"/>
+          <w:numId w:val="8"/>
+        </w:numPr>
+        <w:shd w:val="clear" w:color="auto" w:fill="121314"/>
+        <w:spacing w:after="0" w:line="285" w:lineRule="atLeast"/>
+        <w:rPr>
+          <w:rFonts w:ascii="Consolas" w:eastAsia="Times New Roman" w:hAnsi="Consolas" w:cs="Times New Roman"/>
+          <w:color w:val="BBBEBF"/>
+          <w:kern w:val="0"/>
+          <w:sz w:val="21"/>
+          <w:szCs w:val="21"/>
+          <w:lang w:eastAsia="en-IN"/>
+          <w14:ligatures w14:val="none"/>
+        </w:rPr>
+      </w:pPr>
+      <w:proofErr w:type="gramStart"/>
+      <w:r>
+        <w:rPr>
+          <w:rFonts w:ascii="Consolas" w:eastAsia="Times New Roman" w:hAnsi="Consolas" w:cs="Times New Roman"/>
+          <w:color w:val="D2A8FF"/>
+          <w:kern w:val="0"/>
+          <w:sz w:val="21"/>
+          <w:szCs w:val="21"/>
+          <w:lang w:eastAsia="en-IN"/>
+          <w14:ligatures w14:val="none"/>
+        </w:rPr>
+        <w:t>print</w:t>
+      </w:r>
+      <w:r>
+        <w:rPr>
+          <w:rFonts w:ascii="Consolas" w:eastAsia="Times New Roman" w:hAnsi="Consolas" w:cs="Times New Roman"/>
+          <w:color w:val="BBBEBF"/>
+          <w:kern w:val="0"/>
+          <w:sz w:val="21"/>
+          <w:szCs w:val="21"/>
+          <w:lang w:eastAsia="en-IN"/>
+          <w14:ligatures w14:val="none"/>
+        </w:rPr>
+        <w:t>(</w:t>
+      </w:r>
+      <w:proofErr w:type="spellStart"/>
+      <w:proofErr w:type="gramEnd"/>
+      <w:r>
+        <w:rPr>
+          <w:rFonts w:ascii="Consolas" w:eastAsia="Times New Roman" w:hAnsi="Consolas" w:cs="Times New Roman"/>
+          <w:color w:val="FF7B72"/>
+          <w:kern w:val="0"/>
+          <w:sz w:val="21"/>
+          <w:szCs w:val="21"/>
+          <w:lang w:eastAsia="en-IN"/>
+          <w14:ligatures w14:val="none"/>
+        </w:rPr>
+        <w:t>f</w:t>
+      </w:r>
+      <w:r>
+        <w:rPr>
+          <w:rFonts w:ascii="Consolas" w:eastAsia="Times New Roman" w:hAnsi="Consolas" w:cs="Times New Roman"/>
+          <w:color w:val="A5D6FF"/>
+          <w:kern w:val="0"/>
+          <w:sz w:val="21"/>
+          <w:szCs w:val="21"/>
+          <w:lang w:eastAsia="en-IN"/>
+          <w14:ligatures w14:val="none"/>
+        </w:rPr>
+        <w:t>"Rows</w:t>
+      </w:r>
+      <w:proofErr w:type="spellEnd"/>
+      <w:r>
+        <w:rPr>
+          <w:rFonts w:ascii="Consolas" w:eastAsia="Times New Roman" w:hAnsi="Consolas" w:cs="Times New Roman"/>
+          <w:color w:val="A5D6FF"/>
+          <w:kern w:val="0"/>
+          <w:sz w:val="21"/>
+          <w:szCs w:val="21"/>
+          <w:lang w:eastAsia="en-IN"/>
+          <w14:ligatures w14:val="none"/>
+        </w:rPr>
+        <w:t xml:space="preserve">: </w:t>
+      </w:r>
+      <w:r>
+        <w:rPr>
+          <w:rFonts w:ascii="Consolas" w:eastAsia="Times New Roman" w:hAnsi="Consolas" w:cs="Times New Roman"/>
+          <w:color w:val="FF7B72"/>
+          <w:kern w:val="0"/>
+          <w:sz w:val="21"/>
+          <w:szCs w:val="21"/>
+          <w:lang w:eastAsia="en-IN"/>
+          <w14:ligatures w14:val="none"/>
+        </w:rPr>
+        <w:t>{</w:t>
+      </w:r>
+      <w:proofErr w:type="spellStart"/>
+      <w:r>
+        <w:rPr>
+          <w:rFonts w:ascii="Consolas" w:eastAsia="Times New Roman" w:hAnsi="Consolas" w:cs="Times New Roman"/>
+          <w:color w:val="C9D1D9"/>
+          <w:kern w:val="0"/>
+          <w:sz w:val="21"/>
+          <w:szCs w:val="21"/>
+          <w:lang w:eastAsia="en-IN"/>
+          <w14:ligatures w14:val="none"/>
+        </w:rPr>
+        <w:t>df_</w:t>
+      </w:r>
+      <w:proofErr w:type="gramStart"/>
+      <w:r>
+        <w:rPr>
+          <w:rFonts w:ascii="Consolas" w:eastAsia="Times New Roman" w:hAnsi="Consolas" w:cs="Times New Roman"/>
+          <w:color w:val="C9D1D9"/>
+          <w:kern w:val="0"/>
+          <w:sz w:val="21"/>
+          <w:szCs w:val="21"/>
+          <w:lang w:eastAsia="en-IN"/>
+          <w14:ligatures w14:val="none"/>
+        </w:rPr>
+        <w:t>data</w:t>
+      </w:r>
+      <w:r>
+        <w:rPr>
+          <w:rFonts w:ascii="Consolas" w:eastAsia="Times New Roman" w:hAnsi="Consolas" w:cs="Times New Roman"/>
+          <w:color w:val="BBBEBF"/>
+          <w:kern w:val="0"/>
+          <w:sz w:val="21"/>
+          <w:szCs w:val="21"/>
+          <w:lang w:eastAsia="en-IN"/>
+          <w14:ligatures w14:val="none"/>
+        </w:rPr>
+        <w:t>.</w:t>
+      </w:r>
+      <w:r>
+        <w:rPr>
+          <w:rFonts w:ascii="Consolas" w:eastAsia="Times New Roman" w:hAnsi="Consolas" w:cs="Times New Roman"/>
+          <w:color w:val="C9D1D9"/>
+          <w:kern w:val="0"/>
+          <w:sz w:val="21"/>
+          <w:szCs w:val="21"/>
+          <w:lang w:eastAsia="en-IN"/>
+          <w14:ligatures w14:val="none"/>
+        </w:rPr>
+        <w:t>shape</w:t>
+      </w:r>
+      <w:proofErr w:type="spellEnd"/>
+      <w:proofErr w:type="gramEnd"/>
+      <w:r>
+        <w:rPr>
+          <w:rFonts w:ascii="Consolas" w:eastAsia="Times New Roman" w:hAnsi="Consolas" w:cs="Times New Roman"/>
+          <w:color w:val="BBBEBF"/>
+          <w:kern w:val="0"/>
+          <w:sz w:val="21"/>
+          <w:szCs w:val="21"/>
+          <w:lang w:eastAsia="en-IN"/>
+          <w14:ligatures w14:val="none"/>
+        </w:rPr>
+        <w:t>[</w:t>
+      </w:r>
+      <w:r>
+        <w:rPr>
+          <w:rFonts w:ascii="Consolas" w:eastAsia="Times New Roman" w:hAnsi="Consolas" w:cs="Times New Roman"/>
+          <w:color w:val="B5CEA8"/>
+          <w:kern w:val="0"/>
+          <w:sz w:val="21"/>
+          <w:szCs w:val="21"/>
+          <w:lang w:eastAsia="en-IN"/>
+          <w14:ligatures w14:val="none"/>
+        </w:rPr>
+        <w:t>0</w:t>
+      </w:r>
+      <w:r>
+        <w:rPr>
+          <w:rFonts w:ascii="Consolas" w:eastAsia="Times New Roman" w:hAnsi="Consolas" w:cs="Times New Roman"/>
+          <w:color w:val="BBBEBF"/>
+          <w:kern w:val="0"/>
+          <w:sz w:val="21"/>
+          <w:szCs w:val="21"/>
+          <w:lang w:eastAsia="en-IN"/>
+          <w14:ligatures w14:val="none"/>
+        </w:rPr>
+        <w:t>]</w:t>
+      </w:r>
+      <w:r>
+        <w:rPr>
+          <w:rFonts w:ascii="Consolas" w:eastAsia="Times New Roman" w:hAnsi="Consolas" w:cs="Times New Roman"/>
+          <w:color w:val="FF7B72"/>
+          <w:kern w:val="0"/>
+          <w:sz w:val="21"/>
+          <w:szCs w:val="21"/>
+          <w:lang w:eastAsia="en-IN"/>
+          <w14:ligatures w14:val="none"/>
+        </w:rPr>
+        <w:t>}</w:t>
+      </w:r>
+      <w:r>
+        <w:rPr>
+          <w:rFonts w:ascii="Consolas" w:eastAsia="Times New Roman" w:hAnsi="Consolas" w:cs="Times New Roman"/>
+          <w:color w:val="A5D6FF"/>
+          <w:kern w:val="0"/>
+          <w:sz w:val="21"/>
+          <w:szCs w:val="21"/>
+          <w:lang w:eastAsia="en-IN"/>
+          <w14:ligatures w14:val="none"/>
+        </w:rPr>
+        <w:t>"</w:t>
+      </w:r>
+      <w:r>
+        <w:rPr>
+          <w:rFonts w:ascii="Consolas" w:eastAsia="Times New Roman" w:hAnsi="Consolas" w:cs="Times New Roman"/>
+          <w:color w:val="BBBEBF"/>
+          <w:kern w:val="0"/>
+          <w:sz w:val="21"/>
+          <w:szCs w:val="21"/>
+          <w:lang w:eastAsia="en-IN"/>
+          <w14:ligatures w14:val="none"/>
+        </w:rPr>
+        <w:t>)</w:t>
+      </w:r>
+    </w:p>
+    <w:p>
+      <w:pPr>
+        <w:pStyle w:val="ListParagraph"/>
+        <w:numPr>
+          <w:ilvl w:val="0"/>
+          <w:numId w:val="8"/>
+        </w:numPr>
+        <w:shd w:val="clear" w:color="auto" w:fill="121314"/>
+        <w:spacing w:after="0" w:line="285" w:lineRule="atLeast"/>
+        <w:rPr>
+          <w:rFonts w:ascii="Consolas" w:eastAsia="Times New Roman" w:hAnsi="Consolas" w:cs="Times New Roman"/>
+          <w:color w:val="BBBEBF"/>
+          <w:kern w:val="0"/>
+          <w:sz w:val="21"/>
+          <w:szCs w:val="21"/>
+          <w:lang w:eastAsia="en-IN"/>
+          <w14:ligatures w14:val="none"/>
+        </w:rPr>
+      </w:pPr>
+      <w:proofErr w:type="gramStart"/>
+      <w:r>
+        <w:rPr>
+          <w:rFonts w:ascii="Consolas" w:eastAsia="Times New Roman" w:hAnsi="Consolas" w:cs="Times New Roman"/>
+          <w:color w:val="D2A8FF"/>
+          <w:kern w:val="0"/>
+          <w:sz w:val="21"/>
+          <w:szCs w:val="21"/>
+          <w:lang w:eastAsia="en-IN"/>
+          <w14:ligatures w14:val="none"/>
+        </w:rPr>
+        <w:t>print</w:t>
+      </w:r>
+      <w:r>
+        <w:rPr>
+          <w:rFonts w:ascii="Consolas" w:eastAsia="Times New Roman" w:hAnsi="Consolas" w:cs="Times New Roman"/>
+          <w:color w:val="BBBEBF"/>
+          <w:kern w:val="0"/>
+          <w:sz w:val="21"/>
+          <w:szCs w:val="21"/>
+          <w:lang w:eastAsia="en-IN"/>
+          <w14:ligatures w14:val="none"/>
+        </w:rPr>
+        <w:t>(</w:t>
+      </w:r>
+      <w:proofErr w:type="spellStart"/>
+      <w:proofErr w:type="gramEnd"/>
+      <w:r>
+        <w:rPr>
+          <w:rFonts w:ascii="Consolas" w:eastAsia="Times New Roman" w:hAnsi="Consolas" w:cs="Times New Roman"/>
+          <w:color w:val="FF7B72"/>
+          <w:kern w:val="0"/>
+          <w:sz w:val="21"/>
+          <w:szCs w:val="21"/>
+          <w:lang w:eastAsia="en-IN"/>
+          <w14:ligatures w14:val="none"/>
+        </w:rPr>
+        <w:t>f</w:t>
+      </w:r>
+      <w:r>
+        <w:rPr>
+          <w:rFonts w:ascii="Consolas" w:eastAsia="Times New Roman" w:hAnsi="Consolas" w:cs="Times New Roman"/>
+          <w:color w:val="A5D6FF"/>
+          <w:kern w:val="0"/>
+          <w:sz w:val="21"/>
+          <w:szCs w:val="21"/>
+          <w:lang w:eastAsia="en-IN"/>
+          <w14:ligatures w14:val="none"/>
+        </w:rPr>
+        <w:t>"Columns</w:t>
+      </w:r>
+      <w:proofErr w:type="spellEnd"/>
+      <w:r>
+        <w:rPr>
+          <w:rFonts w:ascii="Consolas" w:eastAsia="Times New Roman" w:hAnsi="Consolas" w:cs="Times New Roman"/>
+          <w:color w:val="A5D6FF"/>
+          <w:kern w:val="0"/>
+          <w:sz w:val="21"/>
+          <w:szCs w:val="21"/>
+          <w:lang w:eastAsia="en-IN"/>
+          <w14:ligatures w14:val="none"/>
+        </w:rPr>
+        <w:t xml:space="preserve">: </w:t>
+      </w:r>
+      <w:r>
+        <w:rPr>
+          <w:rFonts w:ascii="Consolas" w:eastAsia="Times New Roman" w:hAnsi="Consolas" w:cs="Times New Roman"/>
+          <w:color w:val="FF7B72"/>
+          <w:kern w:val="0"/>
+          <w:sz w:val="21"/>
+          <w:szCs w:val="21"/>
+          <w:lang w:eastAsia="en-IN"/>
+          <w14:ligatures w14:val="none"/>
+        </w:rPr>
+        <w:t>{</w:t>
+      </w:r>
+      <w:proofErr w:type="spellStart"/>
+      <w:r>
+        <w:rPr>
+          <w:rFonts w:ascii="Consolas" w:eastAsia="Times New Roman" w:hAnsi="Consolas" w:cs="Times New Roman"/>
+          <w:color w:val="C9D1D9"/>
+          <w:kern w:val="0"/>
+          <w:sz w:val="21"/>
+          <w:szCs w:val="21"/>
+          <w:lang w:eastAsia="en-IN"/>
+          <w14:ligatures w14:val="none"/>
+        </w:rPr>
+        <w:t>df_</w:t>
+      </w:r>
+      <w:proofErr w:type="gramStart"/>
+      <w:r>
+        <w:rPr>
+          <w:rFonts w:ascii="Consolas" w:eastAsia="Times New Roman" w:hAnsi="Consolas" w:cs="Times New Roman"/>
+          <w:color w:val="C9D1D9"/>
+          <w:kern w:val="0"/>
+          <w:sz w:val="21"/>
+          <w:szCs w:val="21"/>
+          <w:lang w:eastAsia="en-IN"/>
+          <w14:ligatures w14:val="none"/>
+        </w:rPr>
+        <w:t>data</w:t>
+      </w:r>
+      <w:r>
+        <w:rPr>
+          <w:rFonts w:ascii="Consolas" w:eastAsia="Times New Roman" w:hAnsi="Consolas" w:cs="Times New Roman"/>
+          <w:color w:val="BBBEBF"/>
+          <w:kern w:val="0"/>
+          <w:sz w:val="21"/>
+          <w:szCs w:val="21"/>
+          <w:lang w:eastAsia="en-IN"/>
+          <w14:ligatures w14:val="none"/>
+        </w:rPr>
+        <w:t>.</w:t>
+      </w:r>
+      <w:r>
+        <w:rPr>
+          <w:rFonts w:ascii="Consolas" w:eastAsia="Times New Roman" w:hAnsi="Consolas" w:cs="Times New Roman"/>
+          <w:color w:val="C9D1D9"/>
+          <w:kern w:val="0"/>
+          <w:sz w:val="21"/>
+          <w:szCs w:val="21"/>
+          <w:lang w:eastAsia="en-IN"/>
+          <w14:ligatures w14:val="none"/>
+        </w:rPr>
+        <w:t>shape</w:t>
+      </w:r>
+      <w:proofErr w:type="spellEnd"/>
+      <w:proofErr w:type="gramEnd"/>
+      <w:r>
+        <w:rPr>
+          <w:rFonts w:ascii="Consolas" w:eastAsia="Times New Roman" w:hAnsi="Consolas" w:cs="Times New Roman"/>
+          <w:color w:val="BBBEBF"/>
+          <w:kern w:val="0"/>
+          <w:sz w:val="21"/>
+          <w:szCs w:val="21"/>
+          <w:lang w:eastAsia="en-IN"/>
+          <w14:ligatures w14:val="none"/>
+        </w:rPr>
+        <w:t>[</w:t>
+      </w:r>
+      <w:r>
+        <w:rPr>
+          <w:rFonts w:ascii="Consolas" w:eastAsia="Times New Roman" w:hAnsi="Consolas" w:cs="Times New Roman"/>
+          <w:color w:val="B5CEA8"/>
+          <w:kern w:val="0"/>
+          <w:sz w:val="21"/>
+          <w:szCs w:val="21"/>
+          <w:lang w:eastAsia="en-IN"/>
+          <w14:ligatures w14:val="none"/>
+        </w:rPr>
+        <w:t>1</w:t>
+      </w:r>
+      <w:r>
+        <w:rPr>
+          <w:rFonts w:ascii="Consolas" w:eastAsia="Times New Roman" w:hAnsi="Consolas" w:cs="Times New Roman"/>
+          <w:color w:val="BBBEBF"/>
+          <w:kern w:val="0"/>
+          <w:sz w:val="21"/>
+          <w:szCs w:val="21"/>
+          <w:lang w:eastAsia="en-IN"/>
+          <w14:ligatures w14:val="none"/>
+        </w:rPr>
+        <w:t>]</w:t>
+      </w:r>
+      <w:r>
+        <w:rPr>
+          <w:rFonts w:ascii="Consolas" w:eastAsia="Times New Roman" w:hAnsi="Consolas" w:cs="Times New Roman"/>
+          <w:color w:val="FF7B72"/>
+          <w:kern w:val="0"/>
+          <w:sz w:val="21"/>
+          <w:szCs w:val="21"/>
+          <w:lang w:eastAsia="en-IN"/>
+          <w14:ligatures w14:val="none"/>
+        </w:rPr>
+        <w:t>}</w:t>
+      </w:r>
+      <w:r>
+        <w:rPr>
+          <w:rFonts w:ascii="Consolas" w:eastAsia="Times New Roman" w:hAnsi="Consolas" w:cs="Times New Roman"/>
+          <w:color w:val="A5D6FF"/>
+          <w:kern w:val="0"/>
+          <w:sz w:val="21"/>
+          <w:szCs w:val="21"/>
+          <w:lang w:eastAsia="en-IN"/>
+          <w14:ligatures w14:val="none"/>
+        </w:rPr>
+        <w:t>"</w:t>
+      </w:r>
+      <w:r>
+        <w:rPr>
+          <w:rFonts w:ascii="Consolas" w:eastAsia="Times New Roman" w:hAnsi="Consolas" w:cs="Times New Roman"/>
+          <w:color w:val="BBBEBF"/>
+          <w:kern w:val="0"/>
+          <w:sz w:val="21"/>
+          <w:szCs w:val="21"/>
+          <w:lang w:eastAsia="en-IN"/>
+          <w14:ligatures w14:val="none"/>
+        </w:rPr>
+        <w:t>)</w:t>
+      </w:r>
+    </w:p>
+    <w:p>
+      <w:pPr>
+        <w:pStyle w:val="ListParagraph"/>
+        <w:numPr>
+          <w:ilvl w:val="0"/>
+          <w:numId w:val="8"/>
+        </w:numPr>
+        <w:shd w:val="clear" w:color="auto" w:fill="121314"/>
+        <w:spacing w:after="0" w:line="285" w:lineRule="atLeast"/>
+        <w:rPr>
+          <w:rFonts w:ascii="Consolas" w:eastAsia="Times New Roman" w:hAnsi="Consolas" w:cs="Times New Roman"/>
+          <w:color w:val="BBBEBF"/>
+          <w:kern w:val="0"/>
+          <w:sz w:val="21"/>
+          <w:szCs w:val="21"/>
+          <w:lang w:eastAsia="en-IN"/>
+          <w14:ligatures w14:val="none"/>
+        </w:rPr>
+      </w:pPr>
+      <w:proofErr w:type="gramStart"/>
+      <w:r>
+        <w:rPr>
+          <w:rFonts w:ascii="Consolas" w:eastAsia="Times New Roman" w:hAnsi="Consolas" w:cs="Times New Roman"/>
+          <w:color w:val="D2A8FF"/>
+          <w:kern w:val="0"/>
+          <w:sz w:val="21"/>
+          <w:szCs w:val="21"/>
+          <w:lang w:eastAsia="en-IN"/>
+          <w14:ligatures w14:val="none"/>
+        </w:rPr>
+        <w:t>print</w:t>
+      </w:r>
+      <w:r>
+        <w:rPr>
+          <w:rFonts w:ascii="Consolas" w:eastAsia="Times New Roman" w:hAnsi="Consolas" w:cs="Times New Roman"/>
+          <w:color w:val="BBBEBF"/>
+          <w:kern w:val="0"/>
+          <w:sz w:val="21"/>
+          <w:szCs w:val="21"/>
+          <w:lang w:eastAsia="en-IN"/>
+          <w14:ligatures w14:val="none"/>
+        </w:rPr>
+        <w:t>(</w:t>
+      </w:r>
+      <w:proofErr w:type="spellStart"/>
+      <w:proofErr w:type="gramEnd"/>
+      <w:r>
+        <w:rPr>
+          <w:rFonts w:ascii="Consolas" w:eastAsia="Times New Roman" w:hAnsi="Consolas" w:cs="Times New Roman"/>
+          <w:color w:val="FF7B72"/>
+          <w:kern w:val="0"/>
+          <w:sz w:val="21"/>
+          <w:szCs w:val="21"/>
+          <w:lang w:eastAsia="en-IN"/>
+          <w14:ligatures w14:val="none"/>
+        </w:rPr>
+        <w:t>f</w:t>
+      </w:r>
+      <w:r>
+        <w:rPr>
+          <w:rFonts w:ascii="Consolas" w:eastAsia="Times New Roman" w:hAnsi="Consolas" w:cs="Times New Roman"/>
+          <w:color w:val="A5D6FF"/>
+          <w:kern w:val="0"/>
+          <w:sz w:val="21"/>
+          <w:szCs w:val="21"/>
+          <w:lang w:eastAsia="en-IN"/>
+          <w14:ligatures w14:val="none"/>
+        </w:rPr>
+        <w:t>"Countries</w:t>
+      </w:r>
+      <w:proofErr w:type="spellEnd"/>
+      <w:r>
+        <w:rPr>
+          <w:rFonts w:ascii="Consolas" w:eastAsia="Times New Roman" w:hAnsi="Consolas" w:cs="Times New Roman"/>
+          <w:color w:val="A5D6FF"/>
+          <w:kern w:val="0"/>
+          <w:sz w:val="21"/>
+          <w:szCs w:val="21"/>
+          <w:lang w:eastAsia="en-IN"/>
+          <w14:ligatures w14:val="none"/>
+        </w:rPr>
+        <w:t xml:space="preserve">: </w:t>
+      </w:r>
+      <w:r>
+        <w:rPr>
+          <w:rFonts w:ascii="Consolas" w:eastAsia="Times New Roman" w:hAnsi="Consolas" w:cs="Times New Roman"/>
+          <w:color w:val="FF7B72"/>
+          <w:kern w:val="0"/>
+          <w:sz w:val="21"/>
+          <w:szCs w:val="21"/>
+          <w:lang w:eastAsia="en-IN"/>
+          <w14:ligatures w14:val="none"/>
+        </w:rPr>
+        <w:t>{</w:t>
+      </w:r>
+      <w:proofErr w:type="spellStart"/>
+      <w:r>
+        <w:rPr>
+          <w:rFonts w:ascii="Consolas" w:eastAsia="Times New Roman" w:hAnsi="Consolas" w:cs="Times New Roman"/>
+          <w:color w:val="C9D1D9"/>
+          <w:kern w:val="0"/>
+          <w:sz w:val="21"/>
+          <w:szCs w:val="21"/>
+          <w:lang w:eastAsia="en-IN"/>
+          <w14:ligatures w14:val="none"/>
+        </w:rPr>
+        <w:t>df_</w:t>
+      </w:r>
+      <w:proofErr w:type="gramStart"/>
+      <w:r>
+        <w:rPr>
+          <w:rFonts w:ascii="Consolas" w:eastAsia="Times New Roman" w:hAnsi="Consolas" w:cs="Times New Roman"/>
+          <w:color w:val="C9D1D9"/>
+          <w:kern w:val="0"/>
+          <w:sz w:val="21"/>
+          <w:szCs w:val="21"/>
+          <w:lang w:eastAsia="en-IN"/>
+          <w14:ligatures w14:val="none"/>
+        </w:rPr>
+        <w:t>data</w:t>
+      </w:r>
+      <w:proofErr w:type="spellEnd"/>
+      <w:r>
+        <w:rPr>
+          <w:rFonts w:ascii="Consolas" w:eastAsia="Times New Roman" w:hAnsi="Consolas" w:cs="Times New Roman"/>
+          <w:color w:val="BBBEBF"/>
+          <w:kern w:val="0"/>
+          <w:sz w:val="21"/>
+          <w:szCs w:val="21"/>
+          <w:lang w:eastAsia="en-IN"/>
+          <w14:ligatures w14:val="none"/>
+        </w:rPr>
+        <w:t>[</w:t>
+      </w:r>
+      <w:proofErr w:type="gramEnd"/>
+      <w:r>
+        <w:rPr>
+          <w:rFonts w:ascii="Consolas" w:eastAsia="Times New Roman" w:hAnsi="Consolas" w:cs="Times New Roman"/>
+          <w:color w:val="A5D6FF"/>
+          <w:kern w:val="0"/>
+          <w:sz w:val="21"/>
+          <w:szCs w:val="21"/>
+          <w:lang w:eastAsia="en-IN"/>
+          <w14:ligatures w14:val="none"/>
+        </w:rPr>
+        <w:t>"Country Name"</w:t>
+      </w:r>
+      <w:proofErr w:type="gramStart"/>
+      <w:r>
+        <w:rPr>
+          <w:rFonts w:ascii="Consolas" w:eastAsia="Times New Roman" w:hAnsi="Consolas" w:cs="Times New Roman"/>
+          <w:color w:val="BBBEBF"/>
+          <w:kern w:val="0"/>
+          <w:sz w:val="21"/>
+          <w:szCs w:val="21"/>
+          <w:lang w:eastAsia="en-IN"/>
+          <w14:ligatures w14:val="none"/>
+        </w:rPr>
+        <w:t>].</w:t>
+      </w:r>
+      <w:proofErr w:type="spellStart"/>
+      <w:r>
+        <w:rPr>
+          <w:rFonts w:ascii="Consolas" w:eastAsia="Times New Roman" w:hAnsi="Consolas" w:cs="Times New Roman"/>
+          <w:color w:val="D2A8FF"/>
+          <w:kern w:val="0"/>
+          <w:sz w:val="21"/>
+          <w:szCs w:val="21"/>
+          <w:lang w:eastAsia="en-IN"/>
+          <w14:ligatures w14:val="none"/>
+        </w:rPr>
+        <w:t>nunique</w:t>
+      </w:r>
+      <w:proofErr w:type="spellEnd"/>
+      <w:proofErr w:type="gramEnd"/>
+      <w:r>
+        <w:rPr>
+          <w:rFonts w:ascii="Consolas" w:eastAsia="Times New Roman" w:hAnsi="Consolas" w:cs="Times New Roman"/>
+          <w:color w:val="BBBEBF"/>
+          <w:kern w:val="0"/>
+          <w:sz w:val="21"/>
+          <w:szCs w:val="21"/>
+          <w:lang w:eastAsia="en-IN"/>
+          <w14:ligatures w14:val="none"/>
+        </w:rPr>
+        <w:t>()</w:t>
+      </w:r>
+      <w:r>
+        <w:rPr>
+          <w:rFonts w:ascii="Consolas" w:eastAsia="Times New Roman" w:hAnsi="Consolas" w:cs="Times New Roman"/>
+          <w:color w:val="FF7B72"/>
+          <w:kern w:val="0"/>
+          <w:sz w:val="21"/>
+          <w:szCs w:val="21"/>
+          <w:lang w:eastAsia="en-IN"/>
+          <w14:ligatures w14:val="none"/>
+        </w:rPr>
+        <w:t>}</w:t>
+      </w:r>
+      <w:r>
+        <w:rPr>
+          <w:rFonts w:ascii="Consolas" w:eastAsia="Times New Roman" w:hAnsi="Consolas" w:cs="Times New Roman"/>
+          <w:color w:val="A5D6FF"/>
+          <w:kern w:val="0"/>
+          <w:sz w:val="21"/>
+          <w:szCs w:val="21"/>
+          <w:lang w:eastAsia="en-IN"/>
+          <w14:ligatures w14:val="none"/>
+        </w:rPr>
+        <w:t>"</w:t>
+      </w:r>
+      <w:r>
+        <w:rPr>
+          <w:rFonts w:ascii="Consolas" w:eastAsia="Times New Roman" w:hAnsi="Consolas" w:cs="Times New Roman"/>
+          <w:color w:val="BBBEBF"/>
+          <w:kern w:val="0"/>
+          <w:sz w:val="21"/>
+          <w:szCs w:val="21"/>
+          <w:lang w:eastAsia="en-IN"/>
+          <w14:ligatures w14:val="none"/>
+        </w:rPr>
+        <w:t>)</w:t>
+      </w:r>
+    </w:p>
+    <w:p>
+      <w:pPr>
+        <w:pStyle w:val="ListParagraph"/>
+        <w:numPr>
+          <w:ilvl w:val="0"/>
+          <w:numId w:val="8"/>
+        </w:numPr>
+        <w:shd w:val="clear" w:color="auto" w:fill="121314"/>
+        <w:spacing w:after="0" w:line="285" w:lineRule="atLeast"/>
+        <w:rPr>
+          <w:rFonts w:ascii="Consolas" w:eastAsia="Times New Roman" w:hAnsi="Consolas" w:cs="Times New Roman"/>
+          <w:color w:val="BBBEBF"/>
+          <w:kern w:val="0"/>
+          <w:sz w:val="21"/>
+          <w:szCs w:val="21"/>
+          <w:lang w:eastAsia="en-IN"/>
+          <w14:ligatures w14:val="none"/>
+        </w:rPr>
+      </w:pPr>
+      <w:proofErr w:type="gramStart"/>
+      <w:r>
+        <w:rPr>
+          <w:rFonts w:ascii="Consolas" w:eastAsia="Times New Roman" w:hAnsi="Consolas" w:cs="Times New Roman"/>
+          <w:color w:val="D2A8FF"/>
+          <w:kern w:val="0"/>
+          <w:sz w:val="21"/>
+          <w:szCs w:val="21"/>
+          <w:lang w:eastAsia="en-IN"/>
+          <w14:ligatures w14:val="none"/>
+        </w:rPr>
+        <w:t>print</w:t>
+      </w:r>
+      <w:r>
+        <w:rPr>
+          <w:rFonts w:ascii="Consolas" w:eastAsia="Times New Roman" w:hAnsi="Consolas" w:cs="Times New Roman"/>
+          <w:color w:val="BBBEBF"/>
+          <w:kern w:val="0"/>
+          <w:sz w:val="21"/>
+          <w:szCs w:val="21"/>
+          <w:lang w:eastAsia="en-IN"/>
+          <w14:ligatures w14:val="none"/>
+        </w:rPr>
+        <w:t>(</w:t>
+      </w:r>
+      <w:proofErr w:type="spellStart"/>
+      <w:proofErr w:type="gramEnd"/>
+      <w:r>
+        <w:rPr>
+          <w:rFonts w:ascii="Consolas" w:eastAsia="Times New Roman" w:hAnsi="Consolas" w:cs="Times New Roman"/>
+          <w:color w:val="FF7B72"/>
+          <w:kern w:val="0"/>
+          <w:sz w:val="21"/>
+          <w:szCs w:val="21"/>
+          <w:lang w:eastAsia="en-IN"/>
+          <w14:ligatures w14:val="none"/>
+        </w:rPr>
+        <w:t>f</w:t>
+      </w:r>
+      <w:r>
+        <w:rPr>
+          <w:rFonts w:ascii="Consolas" w:eastAsia="Times New Roman" w:hAnsi="Consolas" w:cs="Times New Roman"/>
+          <w:color w:val="A5D6FF"/>
+          <w:kern w:val="0"/>
+          <w:sz w:val="21"/>
+          <w:szCs w:val="21"/>
+          <w:lang w:eastAsia="en-IN"/>
+          <w14:ligatures w14:val="none"/>
+        </w:rPr>
+        <w:t>"Indicators</w:t>
+      </w:r>
+      <w:proofErr w:type="spellEnd"/>
+      <w:r>
+        <w:rPr>
+          <w:rFonts w:ascii="Consolas" w:eastAsia="Times New Roman" w:hAnsi="Consolas" w:cs="Times New Roman"/>
+          <w:color w:val="A5D6FF"/>
+          <w:kern w:val="0"/>
+          <w:sz w:val="21"/>
+          <w:szCs w:val="21"/>
+          <w:lang w:eastAsia="en-IN"/>
+          <w14:ligatures w14:val="none"/>
+        </w:rPr>
+        <w:t xml:space="preserve">: </w:t>
+      </w:r>
+      <w:r>
+        <w:rPr>
+          <w:rFonts w:ascii="Consolas" w:eastAsia="Times New Roman" w:hAnsi="Consolas" w:cs="Times New Roman"/>
+          <w:color w:val="FF7B72"/>
+          <w:kern w:val="0"/>
+          <w:sz w:val="21"/>
+          <w:szCs w:val="21"/>
+          <w:lang w:eastAsia="en-IN"/>
+          <w14:ligatures w14:val="none"/>
+        </w:rPr>
+        <w:t>{</w:t>
+      </w:r>
+      <w:proofErr w:type="spellStart"/>
+      <w:r>
+        <w:rPr>
+          <w:rFonts w:ascii="Consolas" w:eastAsia="Times New Roman" w:hAnsi="Consolas" w:cs="Times New Roman"/>
+          <w:color w:val="C9D1D9"/>
+          <w:kern w:val="0"/>
+          <w:sz w:val="21"/>
+          <w:szCs w:val="21"/>
+          <w:lang w:eastAsia="en-IN"/>
+          <w14:ligatures w14:val="none"/>
+        </w:rPr>
+        <w:t>df_</w:t>
+      </w:r>
+      <w:proofErr w:type="gramStart"/>
+      <w:r>
+        <w:rPr>
+          <w:rFonts w:ascii="Consolas" w:eastAsia="Times New Roman" w:hAnsi="Consolas" w:cs="Times New Roman"/>
+          <w:color w:val="C9D1D9"/>
+          <w:kern w:val="0"/>
+          <w:sz w:val="21"/>
+          <w:szCs w:val="21"/>
+          <w:lang w:eastAsia="en-IN"/>
+          <w14:ligatures w14:val="none"/>
+        </w:rPr>
+        <w:t>data</w:t>
+      </w:r>
+      <w:proofErr w:type="spellEnd"/>
+      <w:r>
+        <w:rPr>
+          <w:rFonts w:ascii="Consolas" w:eastAsia="Times New Roman" w:hAnsi="Consolas" w:cs="Times New Roman"/>
+          <w:color w:val="BBBEBF"/>
+          <w:kern w:val="0"/>
+          <w:sz w:val="21"/>
+          <w:szCs w:val="21"/>
+          <w:lang w:eastAsia="en-IN"/>
+          <w14:ligatures w14:val="none"/>
+        </w:rPr>
+        <w:t>[</w:t>
+      </w:r>
+      <w:proofErr w:type="gramEnd"/>
+      <w:r>
+        <w:rPr>
+          <w:rFonts w:ascii="Consolas" w:eastAsia="Times New Roman" w:hAnsi="Consolas" w:cs="Times New Roman"/>
+          <w:color w:val="A5D6FF"/>
+          <w:kern w:val="0"/>
+          <w:sz w:val="21"/>
+          <w:szCs w:val="21"/>
+          <w:lang w:eastAsia="en-IN"/>
+          <w14:ligatures w14:val="none"/>
+        </w:rPr>
+        <w:t>"Indicator Name"</w:t>
+      </w:r>
+      <w:proofErr w:type="gramStart"/>
+      <w:r>
+        <w:rPr>
+          <w:rFonts w:ascii="Consolas" w:eastAsia="Times New Roman" w:hAnsi="Consolas" w:cs="Times New Roman"/>
+          <w:color w:val="BBBEBF"/>
+          <w:kern w:val="0"/>
+          <w:sz w:val="21"/>
+          <w:szCs w:val="21"/>
+          <w:lang w:eastAsia="en-IN"/>
+          <w14:ligatures w14:val="none"/>
+        </w:rPr>
+        <w:t>].</w:t>
+      </w:r>
+      <w:proofErr w:type="spellStart"/>
+      <w:r>
+        <w:rPr>
+          <w:rFonts w:ascii="Consolas" w:eastAsia="Times New Roman" w:hAnsi="Consolas" w:cs="Times New Roman"/>
+          <w:color w:val="D2A8FF"/>
+          <w:kern w:val="0"/>
+          <w:sz w:val="21"/>
+          <w:szCs w:val="21"/>
+          <w:lang w:eastAsia="en-IN"/>
+          <w14:ligatures w14:val="none"/>
+        </w:rPr>
+        <w:t>nunique</w:t>
+      </w:r>
+      <w:proofErr w:type="spellEnd"/>
+      <w:proofErr w:type="gramEnd"/>
+      <w:r>
+        <w:rPr>
+          <w:rFonts w:ascii="Consolas" w:eastAsia="Times New Roman" w:hAnsi="Consolas" w:cs="Times New Roman"/>
+          <w:color w:val="BBBEBF"/>
+          <w:kern w:val="0"/>
+          <w:sz w:val="21"/>
+          <w:szCs w:val="21"/>
+          <w:lang w:eastAsia="en-IN"/>
+          <w14:ligatures w14:val="none"/>
+        </w:rPr>
+        <w:t>()</w:t>
+      </w:r>
+      <w:r>
+        <w:rPr>
+          <w:rFonts w:ascii="Consolas" w:eastAsia="Times New Roman" w:hAnsi="Consolas" w:cs="Times New Roman"/>
+          <w:color w:val="FF7B72"/>
+          <w:kern w:val="0"/>
+          <w:sz w:val="21"/>
+          <w:szCs w:val="21"/>
+          <w:lang w:eastAsia="en-IN"/>
+          <w14:ligatures w14:val="none"/>
+        </w:rPr>
+        <w:t>}</w:t>
+      </w:r>
+      <w:r>
+        <w:rPr>
+          <w:rFonts w:ascii="Consolas" w:eastAsia="Times New Roman" w:hAnsi="Consolas" w:cs="Times New Roman"/>
+          <w:color w:val="A5D6FF"/>
+          <w:kern w:val="0"/>
+          <w:sz w:val="21"/>
+          <w:szCs w:val="21"/>
+          <w:lang w:eastAsia="en-IN"/>
+          <w14:ligatures w14:val="none"/>
+        </w:rPr>
+        <w:t>"</w:t>
+      </w:r>
+      <w:r>
+        <w:rPr>
+          <w:rFonts w:ascii="Consolas" w:eastAsia="Times New Roman" w:hAnsi="Consolas" w:cs="Times New Roman"/>
+          <w:color w:val="BBBEBF"/>
+          <w:kern w:val="0"/>
+          <w:sz w:val="21"/>
+          <w:szCs w:val="21"/>
+          <w:lang w:eastAsia="en-IN"/>
+          <w14:ligatures w14:val="none"/>
+        </w:rPr>
+        <w:t>)</w:t>
+      </w:r>
+    </w:p>
+    <w:p>
+      <w:pPr>
+        <w:pStyle w:val="ListParagraph"/>
+        <w:numPr>
+          <w:ilvl w:val="0"/>
+          <w:numId w:val="8"/>
+        </w:numPr>
+        <w:shd w:val="clear" w:color="auto" w:fill="121314"/>
+        <w:spacing w:after="0" w:line="285" w:lineRule="atLeast"/>
+        <w:rPr>
+          <w:rFonts w:ascii="Consolas" w:eastAsia="Times New Roman" w:hAnsi="Consolas" w:cs="Times New Roman"/>
+          <w:color w:val="BBBEBF"/>
+          <w:kern w:val="0"/>
+          <w:sz w:val="21"/>
+          <w:szCs w:val="21"/>
+          <w:lang w:eastAsia="en-IN"/>
+          <w14:ligatures w14:val="none"/>
+        </w:rPr>
+      </w:pPr>
+      <w:proofErr w:type="gramStart"/>
+      <w:r>
+        <w:rPr>
+          <w:rFonts w:ascii="Consolas" w:eastAsia="Times New Roman" w:hAnsi="Consolas" w:cs="Times New Roman"/>
+          <w:color w:val="D2A8FF"/>
+          <w:kern w:val="0"/>
+          <w:sz w:val="21"/>
+          <w:szCs w:val="21"/>
+          <w:lang w:eastAsia="en-IN"/>
+          <w14:ligatures w14:val="none"/>
+        </w:rPr>
+        <w:t>print</w:t>
+      </w:r>
+      <w:r>
+        <w:rPr>
+          <w:rFonts w:ascii="Consolas" w:eastAsia="Times New Roman" w:hAnsi="Consolas" w:cs="Times New Roman"/>
+          <w:color w:val="BBBEBF"/>
+          <w:kern w:val="0"/>
+          <w:sz w:val="21"/>
+          <w:szCs w:val="21"/>
+          <w:lang w:eastAsia="en-IN"/>
+          <w14:ligatures w14:val="none"/>
+        </w:rPr>
+        <w:t>(</w:t>
+      </w:r>
+      <w:proofErr w:type="spellStart"/>
+      <w:proofErr w:type="gramEnd"/>
+      <w:r>
+        <w:rPr>
+          <w:rFonts w:ascii="Consolas" w:eastAsia="Times New Roman" w:hAnsi="Consolas" w:cs="Times New Roman"/>
+          <w:color w:val="FF7B72"/>
+          <w:kern w:val="0"/>
+          <w:sz w:val="21"/>
+          <w:szCs w:val="21"/>
+          <w:lang w:eastAsia="en-IN"/>
+          <w14:ligatures w14:val="none"/>
+        </w:rPr>
+        <w:t>f</w:t>
+      </w:r>
+      <w:r>
+        <w:rPr>
+          <w:rFonts w:ascii="Consolas" w:eastAsia="Times New Roman" w:hAnsi="Consolas" w:cs="Times New Roman"/>
+          <w:color w:val="A5D6FF"/>
+          <w:kern w:val="0"/>
+          <w:sz w:val="21"/>
+          <w:szCs w:val="21"/>
+          <w:lang w:eastAsia="en-IN"/>
+          <w14:ligatures w14:val="none"/>
+        </w:rPr>
+        <w:t>"Duplicate</w:t>
+      </w:r>
+      <w:proofErr w:type="spellEnd"/>
+      <w:r>
+        <w:rPr>
+          <w:rFonts w:ascii="Consolas" w:eastAsia="Times New Roman" w:hAnsi="Consolas" w:cs="Times New Roman"/>
+          <w:color w:val="A5D6FF"/>
+          <w:kern w:val="0"/>
+          <w:sz w:val="21"/>
+          <w:szCs w:val="21"/>
+          <w:lang w:eastAsia="en-IN"/>
+          <w14:ligatures w14:val="none"/>
+        </w:rPr>
+        <w:t xml:space="preserve"> Rows: </w:t>
+      </w:r>
+      <w:r>
+        <w:rPr>
+          <w:rFonts w:ascii="Consolas" w:eastAsia="Times New Roman" w:hAnsi="Consolas" w:cs="Times New Roman"/>
+          <w:color w:val="FF7B72"/>
+          <w:kern w:val="0"/>
+          <w:sz w:val="21"/>
+          <w:szCs w:val="21"/>
+          <w:lang w:eastAsia="en-IN"/>
+          <w14:ligatures w14:val="none"/>
+        </w:rPr>
+        <w:t>{</w:t>
+      </w:r>
+      <w:proofErr w:type="spellStart"/>
+      <w:r>
+        <w:rPr>
+          <w:rFonts w:ascii="Consolas" w:eastAsia="Times New Roman" w:hAnsi="Consolas" w:cs="Times New Roman"/>
+          <w:color w:val="C9D1D9"/>
+          <w:kern w:val="0"/>
+          <w:sz w:val="21"/>
+          <w:szCs w:val="21"/>
+          <w:lang w:eastAsia="en-IN"/>
+          <w14:ligatures w14:val="none"/>
+        </w:rPr>
+        <w:t>df_</w:t>
+      </w:r>
+      <w:proofErr w:type="gramStart"/>
+      <w:r>
+        <w:rPr>
+          <w:rFonts w:ascii="Consolas" w:eastAsia="Times New Roman" w:hAnsi="Consolas" w:cs="Times New Roman"/>
+          <w:color w:val="C9D1D9"/>
+          <w:kern w:val="0"/>
+          <w:sz w:val="21"/>
+          <w:szCs w:val="21"/>
+          <w:lang w:eastAsia="en-IN"/>
+          <w14:ligatures w14:val="none"/>
+        </w:rPr>
+        <w:t>data</w:t>
+      </w:r>
+      <w:r>
+        <w:rPr>
+          <w:rFonts w:ascii="Consolas" w:eastAsia="Times New Roman" w:hAnsi="Consolas" w:cs="Times New Roman"/>
+          <w:color w:val="BBBEBF"/>
+          <w:kern w:val="0"/>
+          <w:sz w:val="21"/>
+          <w:szCs w:val="21"/>
+          <w:lang w:eastAsia="en-IN"/>
+          <w14:ligatures w14:val="none"/>
+        </w:rPr>
+        <w:t>.</w:t>
+      </w:r>
+      <w:r>
+        <w:rPr>
+          <w:rFonts w:ascii="Consolas" w:eastAsia="Times New Roman" w:hAnsi="Consolas" w:cs="Times New Roman"/>
+          <w:color w:val="D2A8FF"/>
+          <w:kern w:val="0"/>
+          <w:sz w:val="21"/>
+          <w:szCs w:val="21"/>
+          <w:lang w:eastAsia="en-IN"/>
+          <w14:ligatures w14:val="none"/>
+        </w:rPr>
+        <w:t>duplicated</w:t>
+      </w:r>
+      <w:proofErr w:type="spellEnd"/>
+      <w:proofErr w:type="gramEnd"/>
+      <w:r>
+        <w:rPr>
+          <w:rFonts w:ascii="Consolas" w:eastAsia="Times New Roman" w:hAnsi="Consolas" w:cs="Times New Roman"/>
+          <w:color w:val="BBBEBF"/>
+          <w:kern w:val="0"/>
+          <w:sz w:val="21"/>
+          <w:szCs w:val="21"/>
+          <w:lang w:eastAsia="en-IN"/>
+          <w14:ligatures w14:val="none"/>
+        </w:rPr>
+        <w:t>(</w:t>
+      </w:r>
+      <w:proofErr w:type="gramStart"/>
+      <w:r>
+        <w:rPr>
+          <w:rFonts w:ascii="Consolas" w:eastAsia="Times New Roman" w:hAnsi="Consolas" w:cs="Times New Roman"/>
+          <w:color w:val="BBBEBF"/>
+          <w:kern w:val="0"/>
+          <w:sz w:val="21"/>
+          <w:szCs w:val="21"/>
+          <w:lang w:eastAsia="en-IN"/>
+          <w14:ligatures w14:val="none"/>
+        </w:rPr>
+        <w:t>).</w:t>
+      </w:r>
+      <w:r>
+        <w:rPr>
+          <w:rFonts w:ascii="Consolas" w:eastAsia="Times New Roman" w:hAnsi="Consolas" w:cs="Times New Roman"/>
+          <w:color w:val="D2A8FF"/>
+          <w:kern w:val="0"/>
+          <w:sz w:val="21"/>
+          <w:szCs w:val="21"/>
+          <w:lang w:eastAsia="en-IN"/>
+          <w14:ligatures w14:val="none"/>
+        </w:rPr>
+        <w:t>sum</w:t>
+      </w:r>
+      <w:proofErr w:type="gramEnd"/>
+      <w:r>
+        <w:rPr>
+          <w:rFonts w:ascii="Consolas" w:eastAsia="Times New Roman" w:hAnsi="Consolas" w:cs="Times New Roman"/>
+          <w:color w:val="BBBEBF"/>
+          <w:kern w:val="0"/>
+          <w:sz w:val="21"/>
+          <w:szCs w:val="21"/>
+          <w:lang w:eastAsia="en-IN"/>
+          <w14:ligatures w14:val="none"/>
+        </w:rPr>
+        <w:t>()</w:t>
+      </w:r>
+      <w:r>
+        <w:rPr>
+          <w:rFonts w:ascii="Consolas" w:eastAsia="Times New Roman" w:hAnsi="Consolas" w:cs="Times New Roman"/>
+          <w:color w:val="FF7B72"/>
+          <w:kern w:val="0"/>
+          <w:sz w:val="21"/>
+          <w:szCs w:val="21"/>
+          <w:lang w:eastAsia="en-IN"/>
+          <w14:ligatures w14:val="none"/>
+        </w:rPr>
+        <w:t>}</w:t>
+      </w:r>
+      <w:r>
+        <w:rPr>
+          <w:rFonts w:ascii="Consolas" w:eastAsia="Times New Roman" w:hAnsi="Consolas" w:cs="Times New Roman"/>
+          <w:color w:val="A5D6FF"/>
+          <w:kern w:val="0"/>
+          <w:sz w:val="21"/>
+          <w:szCs w:val="21"/>
+          <w:lang w:eastAsia="en-IN"/>
+          <w14:ligatures w14:val="none"/>
+        </w:rPr>
+        <w:t>"</w:t>
+      </w:r>
+      <w:r>
+        <w:rPr>
+          <w:rFonts w:ascii="Consolas" w:eastAsia="Times New Roman" w:hAnsi="Consolas" w:cs="Times New Roman"/>
+          <w:color w:val="BBBEBF"/>
+          <w:kern w:val="0"/>
+          <w:sz w:val="21"/>
+          <w:szCs w:val="21"/>
+          <w:lang w:eastAsia="en-IN"/>
+          <w14:ligatures w14:val="none"/>
+        </w:rPr>
+        <w:t>)</w:t>
+      </w:r>
     </w:p>
     <w:p>
       <w:pPr>
@@ -2658,6 +6067,1022 @@
           <w:szCs w:val="24"/>
         </w:rPr>
       </w:pPr>
+      <w:r>
+        <w:rPr>
+          <w:rFonts w:ascii="Times New Roman" w:hAnsi="Times New Roman" w:cs="Times New Roman"/>
+          <w:sz w:val="24"/>
+          <w:szCs w:val="24"/>
+        </w:rPr>
+        <w:t xml:space="preserve">f = formatted string - </w:t>
+      </w:r>
+      <w:r>
+        <w:rPr>
+          <w:rFonts w:ascii="Times New Roman" w:hAnsi="Times New Roman" w:cs="Times New Roman"/>
+          <w:sz w:val="24"/>
+          <w:szCs w:val="24"/>
+        </w:rPr>
+        <w:t>It lets you insert variables or expressions directly into a string.</w:t>
+      </w:r>
+    </w:p>
+    <w:p>
+      <w:pPr>
+        <w:rPr>
+          <w:rFonts w:ascii="Times New Roman" w:hAnsi="Times New Roman" w:cs="Times New Roman"/>
+          <w:sz w:val="24"/>
+          <w:szCs w:val="24"/>
+        </w:rPr>
+      </w:pPr>
+    </w:p>
+    <w:p>
+      <w:pPr>
+        <w:rPr>
+          <w:rFonts w:ascii="Times New Roman" w:hAnsi="Times New Roman" w:cs="Times New Roman"/>
+          <w:b/>
+          <w:bCs/>
+          <w:sz w:val="24"/>
+          <w:szCs w:val="24"/>
+        </w:rPr>
+      </w:pPr>
+      <w:r>
+        <w:rPr>
+          <w:rFonts w:ascii="Times New Roman" w:hAnsi="Times New Roman" w:cs="Times New Roman"/>
+          <w:sz w:val="24"/>
+          <w:szCs w:val="24"/>
+        </w:rPr>
+        <w:t xml:space="preserve">Data Sheet is </w:t>
+      </w:r>
+      <w:r>
+        <w:rPr>
+          <w:rFonts w:ascii="Times New Roman" w:hAnsi="Times New Roman" w:cs="Times New Roman"/>
+          <w:b/>
+          <w:bCs/>
+          <w:sz w:val="24"/>
+          <w:szCs w:val="24"/>
+        </w:rPr>
+        <w:t>FACTS TABLE</w:t>
+      </w:r>
+      <w:r>
+        <w:rPr>
+          <w:rFonts w:ascii="Times New Roman" w:hAnsi="Times New Roman" w:cs="Times New Roman"/>
+          <w:sz w:val="24"/>
+          <w:szCs w:val="24"/>
+        </w:rPr>
+        <w:t xml:space="preserve"> &amp; Country sheet is the </w:t>
+      </w:r>
+      <w:r>
+        <w:rPr>
+          <w:rFonts w:ascii="Times New Roman" w:hAnsi="Times New Roman" w:cs="Times New Roman"/>
+          <w:b/>
+          <w:bCs/>
+          <w:sz w:val="24"/>
+          <w:szCs w:val="24"/>
+        </w:rPr>
+        <w:t>DIMENSION TABLE</w:t>
+      </w:r>
+      <w:r>
+        <w:rPr>
+          <w:rFonts w:ascii="Times New Roman" w:hAnsi="Times New Roman" w:cs="Times New Roman"/>
+          <w:b/>
+          <w:bCs/>
+          <w:sz w:val="24"/>
+          <w:szCs w:val="24"/>
+        </w:rPr>
+        <w:t xml:space="preserve"> / METADATA</w:t>
+      </w:r>
+      <w:r>
+        <w:rPr>
+          <w:rFonts w:ascii="Times New Roman" w:hAnsi="Times New Roman" w:cs="Times New Roman"/>
+          <w:b/>
+          <w:bCs/>
+          <w:sz w:val="24"/>
+          <w:szCs w:val="24"/>
+        </w:rPr>
+        <w:t>.</w:t>
+      </w:r>
+    </w:p>
+    <w:p>
+      <w:pPr>
+        <w:rPr>
+          <w:rFonts w:ascii="Times New Roman" w:hAnsi="Times New Roman" w:cs="Times New Roman"/>
+          <w:b/>
+          <w:bCs/>
+          <w:sz w:val="24"/>
+          <w:szCs w:val="24"/>
+        </w:rPr>
+      </w:pPr>
+    </w:p>
+    <w:p>
+      <w:pPr>
+        <w:rPr>
+          <w:rFonts w:ascii="Times New Roman" w:hAnsi="Times New Roman" w:cs="Times New Roman"/>
+          <w:sz w:val="24"/>
+          <w:szCs w:val="24"/>
+        </w:rPr>
+      </w:pPr>
+      <w:r>
+        <w:rPr>
+          <w:rFonts w:ascii="Times New Roman" w:hAnsi="Times New Roman" w:cs="Times New Roman"/>
+          <w:b/>
+          <w:bCs/>
+          <w:sz w:val="24"/>
+          <w:szCs w:val="24"/>
+        </w:rPr>
+        <w:t># Observations:</w:t>
+      </w:r>
+    </w:p>
+    <w:p>
+      <w:pPr>
+        <w:rPr>
+          <w:rFonts w:ascii="Times New Roman" w:hAnsi="Times New Roman" w:cs="Times New Roman"/>
+          <w:b/>
+          <w:bCs/>
+          <w:sz w:val="24"/>
+          <w:szCs w:val="24"/>
+        </w:rPr>
+      </w:pPr>
+      <w:r>
+        <w:rPr>
+          <w:rFonts w:ascii="Times New Roman" w:hAnsi="Times New Roman" w:cs="Times New Roman"/>
+          <w:b/>
+          <w:bCs/>
+          <w:sz w:val="24"/>
+          <w:szCs w:val="24"/>
+        </w:rPr>
+        <w:t>* The workbook has 6 sheets</w:t>
+      </w:r>
+    </w:p>
+    <w:p>
+      <w:pPr>
+        <w:rPr>
+          <w:rFonts w:ascii="Times New Roman" w:hAnsi="Times New Roman" w:cs="Times New Roman"/>
+          <w:b/>
+          <w:bCs/>
+          <w:sz w:val="24"/>
+          <w:szCs w:val="24"/>
+        </w:rPr>
+      </w:pPr>
+      <w:r>
+        <w:rPr>
+          <w:rFonts w:ascii="Times New Roman" w:hAnsi="Times New Roman" w:cs="Times New Roman"/>
+          <w:b/>
+          <w:bCs/>
+          <w:sz w:val="24"/>
+          <w:szCs w:val="24"/>
+        </w:rPr>
+        <w:t>* Dataset is in wide format</w:t>
+      </w:r>
+    </w:p>
+    <w:p>
+      <w:pPr>
+        <w:rPr>
+          <w:rFonts w:ascii="Times New Roman" w:hAnsi="Times New Roman" w:cs="Times New Roman"/>
+          <w:b/>
+          <w:bCs/>
+          <w:sz w:val="24"/>
+          <w:szCs w:val="24"/>
+        </w:rPr>
+      </w:pPr>
+      <w:r>
+        <w:rPr>
+          <w:rFonts w:ascii="Times New Roman" w:hAnsi="Times New Roman" w:cs="Times New Roman"/>
+          <w:b/>
+          <w:bCs/>
+          <w:sz w:val="24"/>
+          <w:szCs w:val="24"/>
+        </w:rPr>
+        <w:t>* Dataset contains 3,96,970 rows &amp; 70 columns</w:t>
+      </w:r>
+    </w:p>
+    <w:p>
+      <w:pPr>
+        <w:rPr>
+          <w:rFonts w:ascii="Times New Roman" w:hAnsi="Times New Roman" w:cs="Times New Roman"/>
+          <w:b/>
+          <w:bCs/>
+          <w:sz w:val="24"/>
+          <w:szCs w:val="24"/>
+        </w:rPr>
+      </w:pPr>
+      <w:r>
+        <w:rPr>
+          <w:rFonts w:ascii="Times New Roman" w:hAnsi="Times New Roman" w:cs="Times New Roman"/>
+          <w:b/>
+          <w:bCs/>
+          <w:sz w:val="24"/>
+          <w:szCs w:val="24"/>
+        </w:rPr>
+        <w:t>* The first 4 columns are of data type "string" and the rest are all "float" values</w:t>
+      </w:r>
+    </w:p>
+    <w:p>
+      <w:pPr>
+        <w:rPr>
+          <w:rFonts w:ascii="Times New Roman" w:hAnsi="Times New Roman" w:cs="Times New Roman"/>
+          <w:b/>
+          <w:bCs/>
+          <w:sz w:val="24"/>
+          <w:szCs w:val="24"/>
+        </w:rPr>
+      </w:pPr>
+      <w:r>
+        <w:rPr>
+          <w:rFonts w:ascii="Times New Roman" w:hAnsi="Times New Roman" w:cs="Times New Roman"/>
+          <w:b/>
+          <w:bCs/>
+          <w:sz w:val="24"/>
+          <w:szCs w:val="24"/>
+        </w:rPr>
+        <w:t>* Large number of missing values exist but 0 duplicate rows</w:t>
+      </w:r>
+    </w:p>
+    <w:p>
+      <w:pPr>
+        <w:rPr>
+          <w:rFonts w:ascii="Times New Roman" w:hAnsi="Times New Roman" w:cs="Times New Roman"/>
+          <w:b/>
+          <w:bCs/>
+          <w:sz w:val="24"/>
+          <w:szCs w:val="24"/>
+        </w:rPr>
+      </w:pPr>
+      <w:r>
+        <w:rPr>
+          <w:rFonts w:ascii="Times New Roman" w:hAnsi="Times New Roman" w:cs="Times New Roman"/>
+          <w:b/>
+          <w:bCs/>
+          <w:sz w:val="24"/>
+          <w:szCs w:val="24"/>
+        </w:rPr>
+        <w:t>* Total Unique Countries: 265</w:t>
+      </w:r>
+    </w:p>
+    <w:p>
+      <w:pPr>
+        <w:rPr>
+          <w:rFonts w:ascii="Times New Roman" w:hAnsi="Times New Roman" w:cs="Times New Roman"/>
+          <w:b/>
+          <w:bCs/>
+          <w:sz w:val="24"/>
+          <w:szCs w:val="24"/>
+        </w:rPr>
+      </w:pPr>
+      <w:r>
+        <w:rPr>
+          <w:rFonts w:ascii="Times New Roman" w:hAnsi="Times New Roman" w:cs="Times New Roman"/>
+          <w:b/>
+          <w:bCs/>
+          <w:sz w:val="24"/>
+          <w:szCs w:val="24"/>
+        </w:rPr>
+        <w:t>* Total Unique Indicators: 1498</w:t>
+      </w:r>
+    </w:p>
+    <w:p>
+      <w:pPr>
+        <w:rPr>
+          <w:rFonts w:ascii="Times New Roman" w:hAnsi="Times New Roman" w:cs="Times New Roman"/>
+          <w:sz w:val="24"/>
+          <w:szCs w:val="24"/>
+        </w:rPr>
+      </w:pPr>
+    </w:p>
+    <w:p>
+      <w:pPr>
+        <w:rPr>
+          <w:rFonts w:ascii="Times New Roman" w:hAnsi="Times New Roman" w:cs="Times New Roman"/>
+          <w:sz w:val="24"/>
+          <w:szCs w:val="24"/>
+        </w:rPr>
+      </w:pPr>
+      <w:r>
+        <w:rPr>
+          <w:rFonts w:ascii="Times New Roman" w:hAnsi="Times New Roman" w:cs="Times New Roman"/>
+          <w:sz w:val="24"/>
+          <w:szCs w:val="24"/>
+        </w:rPr>
+        <w:t xml:space="preserve">Explore other </w:t>
+      </w:r>
+      <w:proofErr w:type="spellStart"/>
+      <w:r>
+        <w:rPr>
+          <w:rFonts w:ascii="Times New Roman" w:hAnsi="Times New Roman" w:cs="Times New Roman"/>
+          <w:sz w:val="24"/>
+          <w:szCs w:val="24"/>
+        </w:rPr>
+        <w:t>Subsheets</w:t>
+      </w:r>
+      <w:proofErr w:type="spellEnd"/>
+      <w:r>
+        <w:rPr>
+          <w:rFonts w:ascii="Times New Roman" w:hAnsi="Times New Roman" w:cs="Times New Roman"/>
+          <w:sz w:val="24"/>
+          <w:szCs w:val="24"/>
+        </w:rPr>
+        <w:t>:</w:t>
+      </w:r>
+    </w:p>
+    <w:p>
+      <w:pPr>
+        <w:pStyle w:val="ListParagraph"/>
+        <w:numPr>
+          <w:ilvl w:val="0"/>
+          <w:numId w:val="9"/>
+        </w:numPr>
+        <w:rPr>
+          <w:rFonts w:ascii="Times New Roman" w:hAnsi="Times New Roman" w:cs="Times New Roman"/>
+          <w:sz w:val="24"/>
+          <w:szCs w:val="24"/>
+        </w:rPr>
+      </w:pPr>
+      <w:proofErr w:type="spellStart"/>
+      <w:r>
+        <w:rPr>
+          <w:rFonts w:ascii="Times New Roman" w:hAnsi="Times New Roman" w:cs="Times New Roman"/>
+          <w:sz w:val="24"/>
+          <w:szCs w:val="24"/>
+        </w:rPr>
+        <w:t>df_country</w:t>
+      </w:r>
+      <w:proofErr w:type="spellEnd"/>
+      <w:r>
+        <w:rPr>
+          <w:rFonts w:ascii="Times New Roman" w:hAnsi="Times New Roman" w:cs="Times New Roman"/>
+          <w:sz w:val="24"/>
+          <w:szCs w:val="24"/>
+        </w:rPr>
+        <w:t xml:space="preserve"> = </w:t>
+      </w:r>
+      <w:proofErr w:type="spellStart"/>
+      <w:proofErr w:type="gramStart"/>
+      <w:r>
+        <w:rPr>
+          <w:rFonts w:ascii="Times New Roman" w:hAnsi="Times New Roman" w:cs="Times New Roman"/>
+          <w:sz w:val="24"/>
+          <w:szCs w:val="24"/>
+        </w:rPr>
+        <w:t>pd.read</w:t>
+      </w:r>
+      <w:proofErr w:type="gramEnd"/>
+      <w:r>
+        <w:rPr>
+          <w:rFonts w:ascii="Times New Roman" w:hAnsi="Times New Roman" w:cs="Times New Roman"/>
+          <w:sz w:val="24"/>
+          <w:szCs w:val="24"/>
+        </w:rPr>
+        <w:t>_</w:t>
+      </w:r>
+      <w:proofErr w:type="gramStart"/>
+      <w:r>
+        <w:rPr>
+          <w:rFonts w:ascii="Times New Roman" w:hAnsi="Times New Roman" w:cs="Times New Roman"/>
+          <w:sz w:val="24"/>
+          <w:szCs w:val="24"/>
+        </w:rPr>
+        <w:t>excel</w:t>
+      </w:r>
+      <w:proofErr w:type="spellEnd"/>
+      <w:r>
+        <w:rPr>
+          <w:rFonts w:ascii="Times New Roman" w:hAnsi="Times New Roman" w:cs="Times New Roman"/>
+          <w:sz w:val="24"/>
+          <w:szCs w:val="24"/>
+        </w:rPr>
+        <w:t>(</w:t>
+      </w:r>
+      <w:proofErr w:type="spellStart"/>
+      <w:proofErr w:type="gramEnd"/>
+      <w:r>
+        <w:rPr>
+          <w:rFonts w:ascii="Times New Roman" w:hAnsi="Times New Roman" w:cs="Times New Roman"/>
+          <w:sz w:val="24"/>
+          <w:szCs w:val="24"/>
+        </w:rPr>
+        <w:t>excel_file</w:t>
+      </w:r>
+      <w:proofErr w:type="spellEnd"/>
+      <w:r>
+        <w:rPr>
+          <w:rFonts w:ascii="Times New Roman" w:hAnsi="Times New Roman" w:cs="Times New Roman"/>
+          <w:sz w:val="24"/>
+          <w:szCs w:val="24"/>
+        </w:rPr>
+        <w:t xml:space="preserve">, </w:t>
+      </w:r>
+      <w:proofErr w:type="spellStart"/>
+      <w:r>
+        <w:rPr>
+          <w:rFonts w:ascii="Times New Roman" w:hAnsi="Times New Roman" w:cs="Times New Roman"/>
+          <w:sz w:val="24"/>
+          <w:szCs w:val="24"/>
+        </w:rPr>
+        <w:t>sheet_name</w:t>
+      </w:r>
+      <w:proofErr w:type="spellEnd"/>
+      <w:r>
+        <w:rPr>
+          <w:rFonts w:ascii="Times New Roman" w:hAnsi="Times New Roman" w:cs="Times New Roman"/>
+          <w:sz w:val="24"/>
+          <w:szCs w:val="24"/>
+        </w:rPr>
+        <w:t xml:space="preserve"> = </w:t>
+      </w:r>
+      <w:r>
+        <w:rPr>
+          <w:rFonts w:ascii="Times New Roman" w:hAnsi="Times New Roman" w:cs="Times New Roman"/>
+          <w:sz w:val="24"/>
+          <w:szCs w:val="24"/>
+        </w:rPr>
+        <w:t>“Country”)</w:t>
+      </w:r>
+    </w:p>
+    <w:p>
+      <w:pPr>
+        <w:pStyle w:val="ListParagraph"/>
+        <w:numPr>
+          <w:ilvl w:val="0"/>
+          <w:numId w:val="9"/>
+        </w:numPr>
+        <w:rPr>
+          <w:rFonts w:ascii="Times New Roman" w:hAnsi="Times New Roman" w:cs="Times New Roman"/>
+          <w:sz w:val="24"/>
+          <w:szCs w:val="24"/>
+        </w:rPr>
+      </w:pPr>
+      <w:proofErr w:type="spellStart"/>
+      <w:r>
+        <w:rPr>
+          <w:rFonts w:ascii="Times New Roman" w:hAnsi="Times New Roman" w:cs="Times New Roman"/>
+          <w:sz w:val="24"/>
+          <w:szCs w:val="24"/>
+        </w:rPr>
+        <w:t>df_</w:t>
+      </w:r>
+      <w:proofErr w:type="gramStart"/>
+      <w:r>
+        <w:rPr>
+          <w:rFonts w:ascii="Times New Roman" w:hAnsi="Times New Roman" w:cs="Times New Roman"/>
+          <w:sz w:val="24"/>
+          <w:szCs w:val="24"/>
+        </w:rPr>
+        <w:t>country.shape</w:t>
+      </w:r>
+      <w:proofErr w:type="spellEnd"/>
+      <w:proofErr w:type="gramEnd"/>
+    </w:p>
+    <w:p>
+      <w:pPr>
+        <w:pStyle w:val="ListParagraph"/>
+        <w:numPr>
+          <w:ilvl w:val="0"/>
+          <w:numId w:val="9"/>
+        </w:numPr>
+        <w:rPr>
+          <w:rFonts w:ascii="Times New Roman" w:hAnsi="Times New Roman" w:cs="Times New Roman"/>
+          <w:sz w:val="24"/>
+          <w:szCs w:val="24"/>
+        </w:rPr>
+      </w:pPr>
+      <w:proofErr w:type="spellStart"/>
+      <w:r>
+        <w:rPr>
+          <w:rFonts w:ascii="Times New Roman" w:hAnsi="Times New Roman" w:cs="Times New Roman"/>
+          <w:sz w:val="24"/>
+          <w:szCs w:val="24"/>
+        </w:rPr>
+        <w:t>df_country_columns.to_</w:t>
+      </w:r>
+      <w:proofErr w:type="gramStart"/>
+      <w:r>
+        <w:rPr>
+          <w:rFonts w:ascii="Times New Roman" w:hAnsi="Times New Roman" w:cs="Times New Roman"/>
+          <w:sz w:val="24"/>
+          <w:szCs w:val="24"/>
+        </w:rPr>
+        <w:t>list</w:t>
+      </w:r>
+      <w:proofErr w:type="spellEnd"/>
+      <w:r>
+        <w:rPr>
+          <w:rFonts w:ascii="Times New Roman" w:hAnsi="Times New Roman" w:cs="Times New Roman"/>
+          <w:sz w:val="24"/>
+          <w:szCs w:val="24"/>
+        </w:rPr>
+        <w:t>(</w:t>
+      </w:r>
+      <w:proofErr w:type="gramEnd"/>
+      <w:r>
+        <w:rPr>
+          <w:rFonts w:ascii="Times New Roman" w:hAnsi="Times New Roman" w:cs="Times New Roman"/>
+          <w:sz w:val="24"/>
+          <w:szCs w:val="24"/>
+        </w:rPr>
+        <w:t>)</w:t>
+      </w:r>
+    </w:p>
+    <w:p>
+      <w:pPr>
+        <w:pStyle w:val="ListParagraph"/>
+        <w:numPr>
+          <w:ilvl w:val="0"/>
+          <w:numId w:val="9"/>
+        </w:numPr>
+        <w:rPr>
+          <w:rFonts w:ascii="Times New Roman" w:hAnsi="Times New Roman" w:cs="Times New Roman"/>
+          <w:sz w:val="24"/>
+          <w:szCs w:val="24"/>
+        </w:rPr>
+      </w:pPr>
+      <w:proofErr w:type="gramStart"/>
+      <w:r>
+        <w:rPr>
+          <w:rFonts w:ascii="Times New Roman" w:hAnsi="Times New Roman" w:cs="Times New Roman"/>
+          <w:sz w:val="24"/>
+          <w:szCs w:val="24"/>
+        </w:rPr>
+        <w:t>df_country.info(</w:t>
+      </w:r>
+      <w:proofErr w:type="gramEnd"/>
+      <w:r>
+        <w:rPr>
+          <w:rFonts w:ascii="Times New Roman" w:hAnsi="Times New Roman" w:cs="Times New Roman"/>
+          <w:sz w:val="24"/>
+          <w:szCs w:val="24"/>
+        </w:rPr>
+        <w:t>)</w:t>
+      </w:r>
+    </w:p>
+    <w:p>
+      <w:pPr>
+        <w:pStyle w:val="ListParagraph"/>
+        <w:numPr>
+          <w:ilvl w:val="0"/>
+          <w:numId w:val="9"/>
+        </w:numPr>
+        <w:rPr>
+          <w:rFonts w:ascii="Times New Roman" w:hAnsi="Times New Roman" w:cs="Times New Roman"/>
+          <w:sz w:val="24"/>
+          <w:szCs w:val="24"/>
+        </w:rPr>
+      </w:pPr>
+      <w:proofErr w:type="spellStart"/>
+      <w:r>
+        <w:rPr>
+          <w:rFonts w:ascii="Times New Roman" w:hAnsi="Times New Roman" w:cs="Times New Roman"/>
+          <w:sz w:val="24"/>
+          <w:szCs w:val="24"/>
+        </w:rPr>
+        <w:t>df_</w:t>
+      </w:r>
+      <w:proofErr w:type="gramStart"/>
+      <w:r>
+        <w:rPr>
+          <w:rFonts w:ascii="Times New Roman" w:hAnsi="Times New Roman" w:cs="Times New Roman"/>
+          <w:sz w:val="24"/>
+          <w:szCs w:val="24"/>
+        </w:rPr>
+        <w:t>country.head</w:t>
+      </w:r>
+      <w:proofErr w:type="spellEnd"/>
+      <w:proofErr w:type="gramEnd"/>
+      <w:r>
+        <w:rPr>
+          <w:rFonts w:ascii="Times New Roman" w:hAnsi="Times New Roman" w:cs="Times New Roman"/>
+          <w:sz w:val="24"/>
+          <w:szCs w:val="24"/>
+        </w:rPr>
+        <w:t>()</w:t>
+      </w:r>
+    </w:p>
+    <w:p>
+      <w:pPr>
+        <w:pStyle w:val="ListParagraph"/>
+        <w:numPr>
+          <w:ilvl w:val="0"/>
+          <w:numId w:val="9"/>
+        </w:numPr>
+        <w:rPr>
+          <w:rFonts w:ascii="Times New Roman" w:hAnsi="Times New Roman" w:cs="Times New Roman"/>
+          <w:sz w:val="24"/>
+          <w:szCs w:val="24"/>
+        </w:rPr>
+      </w:pPr>
+      <w:proofErr w:type="gramStart"/>
+      <w:r>
+        <w:rPr>
+          <w:rFonts w:ascii="Times New Roman" w:hAnsi="Times New Roman" w:cs="Times New Roman"/>
+          <w:sz w:val="24"/>
+          <w:szCs w:val="24"/>
+        </w:rPr>
+        <w:t>print(</w:t>
+      </w:r>
+      <w:proofErr w:type="spellStart"/>
+      <w:r>
+        <w:rPr>
+          <w:rFonts w:ascii="Times New Roman" w:hAnsi="Times New Roman" w:cs="Times New Roman"/>
+          <w:sz w:val="24"/>
+          <w:szCs w:val="24"/>
+        </w:rPr>
+        <w:t>f”Unique</w:t>
+      </w:r>
+      <w:proofErr w:type="spellEnd"/>
+      <w:proofErr w:type="gramEnd"/>
+      <w:r>
+        <w:rPr>
+          <w:rFonts w:ascii="Times New Roman" w:hAnsi="Times New Roman" w:cs="Times New Roman"/>
+          <w:sz w:val="24"/>
+          <w:szCs w:val="24"/>
+        </w:rPr>
+        <w:t xml:space="preserve"> Regions: {</w:t>
+      </w:r>
+      <w:proofErr w:type="spellStart"/>
+      <w:r>
+        <w:rPr>
+          <w:rFonts w:ascii="Times New Roman" w:hAnsi="Times New Roman" w:cs="Times New Roman"/>
+          <w:sz w:val="24"/>
+          <w:szCs w:val="24"/>
+        </w:rPr>
+        <w:t>df_country</w:t>
+      </w:r>
+      <w:proofErr w:type="spellEnd"/>
+      <w:r>
+        <w:rPr>
+          <w:rFonts w:ascii="Times New Roman" w:hAnsi="Times New Roman" w:cs="Times New Roman"/>
+          <w:sz w:val="24"/>
+          <w:szCs w:val="24"/>
+        </w:rPr>
+        <w:t>[“Region”</w:t>
+      </w:r>
+      <w:proofErr w:type="gramStart"/>
+      <w:r>
+        <w:rPr>
+          <w:rFonts w:ascii="Times New Roman" w:hAnsi="Times New Roman" w:cs="Times New Roman"/>
+          <w:sz w:val="24"/>
+          <w:szCs w:val="24"/>
+        </w:rPr>
+        <w:t>].</w:t>
+      </w:r>
+      <w:proofErr w:type="spellStart"/>
+      <w:r>
+        <w:rPr>
+          <w:rFonts w:ascii="Times New Roman" w:hAnsi="Times New Roman" w:cs="Times New Roman"/>
+          <w:sz w:val="24"/>
+          <w:szCs w:val="24"/>
+        </w:rPr>
+        <w:t>nunique</w:t>
+      </w:r>
+      <w:proofErr w:type="spellEnd"/>
+      <w:proofErr w:type="gramEnd"/>
+      <w:r>
+        <w:rPr>
+          <w:rFonts w:ascii="Times New Roman" w:hAnsi="Times New Roman" w:cs="Times New Roman"/>
+          <w:sz w:val="24"/>
+          <w:szCs w:val="24"/>
+        </w:rPr>
+        <w:t>()}”)</w:t>
+      </w:r>
+    </w:p>
+    <w:p>
+      <w:pPr>
+        <w:pStyle w:val="ListParagraph"/>
+        <w:numPr>
+          <w:ilvl w:val="0"/>
+          <w:numId w:val="9"/>
+        </w:numPr>
+        <w:rPr>
+          <w:rFonts w:ascii="Times New Roman" w:hAnsi="Times New Roman" w:cs="Times New Roman"/>
+          <w:sz w:val="24"/>
+          <w:szCs w:val="24"/>
+        </w:rPr>
+      </w:pPr>
+      <w:proofErr w:type="gramStart"/>
+      <w:r>
+        <w:rPr>
+          <w:rFonts w:ascii="Times New Roman" w:hAnsi="Times New Roman" w:cs="Times New Roman"/>
+          <w:sz w:val="24"/>
+          <w:szCs w:val="24"/>
+        </w:rPr>
+        <w:t>print(</w:t>
+      </w:r>
+      <w:proofErr w:type="spellStart"/>
+      <w:proofErr w:type="gramEnd"/>
+      <w:r>
+        <w:rPr>
+          <w:rFonts w:ascii="Times New Roman" w:hAnsi="Times New Roman" w:cs="Times New Roman"/>
+          <w:sz w:val="24"/>
+          <w:szCs w:val="24"/>
+        </w:rPr>
+        <w:t>f”"How</w:t>
+      </w:r>
+      <w:proofErr w:type="spellEnd"/>
+      <w:r>
+        <w:rPr>
+          <w:rFonts w:ascii="Times New Roman" w:hAnsi="Times New Roman" w:cs="Times New Roman"/>
+          <w:sz w:val="24"/>
+          <w:szCs w:val="24"/>
+        </w:rPr>
+        <w:t xml:space="preserve"> many countries are in each region</w:t>
+      </w:r>
+      <w:r>
+        <w:rPr>
+          <w:rFonts w:ascii="Times New Roman" w:hAnsi="Times New Roman" w:cs="Times New Roman"/>
+          <w:sz w:val="24"/>
+          <w:szCs w:val="24"/>
+        </w:rPr>
+        <w:t>:</w:t>
+      </w:r>
+      <w:r>
+        <w:rPr>
+          <w:rFonts w:ascii="Times New Roman" w:hAnsi="Times New Roman" w:cs="Times New Roman"/>
+          <w:sz w:val="24"/>
+          <w:szCs w:val="24"/>
+        </w:rPr>
+        <w:t xml:space="preserve"> {</w:t>
+      </w:r>
+      <w:proofErr w:type="spellStart"/>
+      <w:r>
+        <w:rPr>
+          <w:rFonts w:ascii="Times New Roman" w:hAnsi="Times New Roman" w:cs="Times New Roman"/>
+          <w:sz w:val="24"/>
+          <w:szCs w:val="24"/>
+        </w:rPr>
+        <w:t>df_countries</w:t>
+      </w:r>
+      <w:proofErr w:type="spellEnd"/>
+      <w:r>
+        <w:rPr>
+          <w:rFonts w:ascii="Times New Roman" w:hAnsi="Times New Roman" w:cs="Times New Roman"/>
+          <w:sz w:val="24"/>
+          <w:szCs w:val="24"/>
+        </w:rPr>
+        <w:t>[“Region”].</w:t>
+      </w:r>
+      <w:proofErr w:type="spellStart"/>
+      <w:r>
+        <w:rPr>
+          <w:rFonts w:ascii="Times New Roman" w:hAnsi="Times New Roman" w:cs="Times New Roman"/>
+          <w:sz w:val="24"/>
+          <w:szCs w:val="24"/>
+        </w:rPr>
+        <w:t>value_</w:t>
+      </w:r>
+      <w:proofErr w:type="gramStart"/>
+      <w:r>
+        <w:rPr>
+          <w:rFonts w:ascii="Times New Roman" w:hAnsi="Times New Roman" w:cs="Times New Roman"/>
+          <w:sz w:val="24"/>
+          <w:szCs w:val="24"/>
+        </w:rPr>
+        <w:t>counts</w:t>
+      </w:r>
+      <w:proofErr w:type="spellEnd"/>
+      <w:r>
+        <w:rPr>
+          <w:rFonts w:ascii="Times New Roman" w:hAnsi="Times New Roman" w:cs="Times New Roman"/>
+          <w:sz w:val="24"/>
+          <w:szCs w:val="24"/>
+        </w:rPr>
+        <w:t>(</w:t>
+      </w:r>
+      <w:proofErr w:type="gramEnd"/>
+      <w:r>
+        <w:rPr>
+          <w:rFonts w:ascii="Times New Roman" w:hAnsi="Times New Roman" w:cs="Times New Roman"/>
+          <w:sz w:val="24"/>
+          <w:szCs w:val="24"/>
+        </w:rPr>
+        <w:t>)}</w:t>
+      </w:r>
+      <w:r>
+        <w:rPr>
+          <w:rFonts w:ascii="Times New Roman" w:hAnsi="Times New Roman" w:cs="Times New Roman"/>
+          <w:sz w:val="24"/>
+          <w:szCs w:val="24"/>
+        </w:rPr>
+        <w:t>”)</w:t>
+      </w:r>
+    </w:p>
+    <w:p>
+      <w:pPr>
+        <w:rPr>
+          <w:rFonts w:ascii="Times New Roman" w:hAnsi="Times New Roman" w:cs="Times New Roman"/>
+          <w:sz w:val="24"/>
+          <w:szCs w:val="24"/>
+        </w:rPr>
+      </w:pPr>
+    </w:p>
+    <w:p>
+      <w:pPr>
+        <w:pStyle w:val="ListParagraph"/>
+        <w:numPr>
+          <w:ilvl w:val="0"/>
+          <w:numId w:val="9"/>
+        </w:numPr>
+        <w:rPr>
+          <w:rFonts w:ascii="Times New Roman" w:hAnsi="Times New Roman" w:cs="Times New Roman"/>
+          <w:sz w:val="24"/>
+          <w:szCs w:val="24"/>
+        </w:rPr>
+      </w:pPr>
+      <w:proofErr w:type="spellStart"/>
+      <w:r>
+        <w:rPr>
+          <w:rFonts w:ascii="Times New Roman" w:hAnsi="Times New Roman" w:cs="Times New Roman"/>
+          <w:sz w:val="24"/>
+          <w:szCs w:val="24"/>
+        </w:rPr>
+        <w:t>df_series</w:t>
+      </w:r>
+      <w:proofErr w:type="spellEnd"/>
+      <w:r>
+        <w:rPr>
+          <w:rFonts w:ascii="Times New Roman" w:hAnsi="Times New Roman" w:cs="Times New Roman"/>
+          <w:sz w:val="24"/>
+          <w:szCs w:val="24"/>
+        </w:rPr>
+        <w:t xml:space="preserve"> = </w:t>
+      </w:r>
+      <w:proofErr w:type="spellStart"/>
+      <w:proofErr w:type="gramStart"/>
+      <w:r>
+        <w:rPr>
+          <w:rFonts w:ascii="Times New Roman" w:hAnsi="Times New Roman" w:cs="Times New Roman"/>
+          <w:sz w:val="24"/>
+          <w:szCs w:val="24"/>
+        </w:rPr>
+        <w:t>pd.read</w:t>
+      </w:r>
+      <w:proofErr w:type="gramEnd"/>
+      <w:r>
+        <w:rPr>
+          <w:rFonts w:ascii="Times New Roman" w:hAnsi="Times New Roman" w:cs="Times New Roman"/>
+          <w:sz w:val="24"/>
+          <w:szCs w:val="24"/>
+        </w:rPr>
+        <w:t>_</w:t>
+      </w:r>
+      <w:proofErr w:type="gramStart"/>
+      <w:r>
+        <w:rPr>
+          <w:rFonts w:ascii="Times New Roman" w:hAnsi="Times New Roman" w:cs="Times New Roman"/>
+          <w:sz w:val="24"/>
+          <w:szCs w:val="24"/>
+        </w:rPr>
+        <w:t>excel</w:t>
+      </w:r>
+      <w:proofErr w:type="spellEnd"/>
+      <w:r>
+        <w:rPr>
+          <w:rFonts w:ascii="Times New Roman" w:hAnsi="Times New Roman" w:cs="Times New Roman"/>
+          <w:sz w:val="24"/>
+          <w:szCs w:val="24"/>
+        </w:rPr>
+        <w:t>(</w:t>
+      </w:r>
+      <w:proofErr w:type="spellStart"/>
+      <w:proofErr w:type="gramEnd"/>
+      <w:r>
+        <w:rPr>
+          <w:rFonts w:ascii="Times New Roman" w:hAnsi="Times New Roman" w:cs="Times New Roman"/>
+          <w:sz w:val="24"/>
+          <w:szCs w:val="24"/>
+        </w:rPr>
+        <w:t>excel_file</w:t>
+      </w:r>
+      <w:proofErr w:type="spellEnd"/>
+      <w:r>
+        <w:rPr>
+          <w:rFonts w:ascii="Times New Roman" w:hAnsi="Times New Roman" w:cs="Times New Roman"/>
+          <w:sz w:val="24"/>
+          <w:szCs w:val="24"/>
+        </w:rPr>
+        <w:t xml:space="preserve">, </w:t>
+      </w:r>
+      <w:proofErr w:type="spellStart"/>
+      <w:r>
+        <w:rPr>
+          <w:rFonts w:ascii="Times New Roman" w:hAnsi="Times New Roman" w:cs="Times New Roman"/>
+          <w:sz w:val="24"/>
+          <w:szCs w:val="24"/>
+        </w:rPr>
+        <w:t>sheet_name</w:t>
+      </w:r>
+      <w:proofErr w:type="spellEnd"/>
+      <w:proofErr w:type="gramStart"/>
+      <w:r>
+        <w:rPr>
+          <w:rFonts w:ascii="Times New Roman" w:hAnsi="Times New Roman" w:cs="Times New Roman"/>
+          <w:sz w:val="24"/>
+          <w:szCs w:val="24"/>
+        </w:rPr>
+        <w:t>=”Series</w:t>
+      </w:r>
+      <w:proofErr w:type="gramEnd"/>
+      <w:r>
+        <w:rPr>
+          <w:rFonts w:ascii="Times New Roman" w:hAnsi="Times New Roman" w:cs="Times New Roman"/>
+          <w:sz w:val="24"/>
+          <w:szCs w:val="24"/>
+        </w:rPr>
+        <w:t>”)</w:t>
+      </w:r>
+    </w:p>
+    <w:p>
+      <w:pPr>
+        <w:rPr>
+          <w:rFonts w:ascii="Times New Roman" w:hAnsi="Times New Roman" w:cs="Times New Roman"/>
+          <w:sz w:val="24"/>
+          <w:szCs w:val="24"/>
+          <w:lang w:val="en-US"/>
+        </w:rPr>
+      </w:pPr>
+    </w:p>
+    <w:p>
+      <w:pPr>
+        <w:rPr>
+          <w:rFonts w:ascii="Times New Roman" w:hAnsi="Times New Roman" w:cs="Times New Roman"/>
+          <w:sz w:val="32"/>
+          <w:szCs w:val="32"/>
+        </w:rPr>
+      </w:pPr>
+      <w:r>
+        <w:rPr>
+          <w:rFonts w:ascii="Times New Roman" w:hAnsi="Times New Roman" w:cs="Times New Roman"/>
+          <w:b/>
+          <w:bCs/>
+          <w:sz w:val="32"/>
+          <w:szCs w:val="32"/>
+        </w:rPr>
+        <w:lastRenderedPageBreak/>
+        <w:t># Findings:</w:t>
+      </w:r>
+    </w:p>
+    <w:p>
+      <w:pPr>
+        <w:rPr>
+          <w:rFonts w:ascii="Times New Roman" w:hAnsi="Times New Roman" w:cs="Times New Roman"/>
+          <w:sz w:val="24"/>
+          <w:szCs w:val="24"/>
+        </w:rPr>
+      </w:pPr>
+      <w:r>
+        <w:rPr>
+          <w:rFonts w:ascii="Times New Roman" w:hAnsi="Times New Roman" w:cs="Times New Roman"/>
+          <w:sz w:val="24"/>
+          <w:szCs w:val="24"/>
+        </w:rPr>
+        <w:t>* Primary analytical worksheets are Data (Facts Table) - Main Dataset &amp; Country / Series (Dimension Table / Metadata)</w:t>
+      </w:r>
+    </w:p>
+    <w:p>
+      <w:pPr>
+        <w:rPr>
+          <w:rFonts w:ascii="Times New Roman" w:hAnsi="Times New Roman" w:cs="Times New Roman"/>
+          <w:sz w:val="24"/>
+          <w:szCs w:val="24"/>
+        </w:rPr>
+      </w:pPr>
+      <w:r>
+        <w:rPr>
+          <w:rFonts w:ascii="Times New Roman" w:hAnsi="Times New Roman" w:cs="Times New Roman"/>
+          <w:sz w:val="24"/>
+          <w:szCs w:val="24"/>
+        </w:rPr>
+        <w:t>* Country sheet can be linked to the main Data using "Country Code"</w:t>
+      </w:r>
+    </w:p>
+    <w:p>
+      <w:pPr>
+        <w:rPr>
+          <w:rFonts w:ascii="Times New Roman" w:hAnsi="Times New Roman" w:cs="Times New Roman"/>
+          <w:sz w:val="24"/>
+          <w:szCs w:val="24"/>
+        </w:rPr>
+      </w:pPr>
+      <w:r>
+        <w:rPr>
+          <w:rFonts w:ascii="Times New Roman" w:hAnsi="Times New Roman" w:cs="Times New Roman"/>
+          <w:sz w:val="24"/>
+          <w:szCs w:val="24"/>
+        </w:rPr>
+        <w:t>* "Series Code" in series sheet is same as "Indicator Code" in data sheet</w:t>
+      </w:r>
+    </w:p>
+    <w:p>
+      <w:pPr>
+        <w:rPr>
+          <w:rFonts w:ascii="Times New Roman" w:hAnsi="Times New Roman" w:cs="Times New Roman"/>
+          <w:sz w:val="24"/>
+          <w:szCs w:val="24"/>
+        </w:rPr>
+      </w:pPr>
+      <w:r>
+        <w:rPr>
+          <w:rFonts w:ascii="Times New Roman" w:hAnsi="Times New Roman" w:cs="Times New Roman"/>
+          <w:sz w:val="24"/>
+          <w:szCs w:val="24"/>
+        </w:rPr>
+        <w:t>* We will need to convert the wide format data sheet to long format for simplifying SQL queries</w:t>
+      </w:r>
     </w:p>
     <w:p>
       <w:pPr>
@@ -2692,307 +7117,9 @@
 <file path=word/numbering.xml><?xml version="1.0" encoding="utf-8"?>
 <w:numbering xmlns:wpc="http://schemas.microsoft.com/office/word/2010/wordprocessingCanvas" xmlns:cx="http://schemas.microsoft.com/office/drawing/2014/chartex" xmlns:cx1="http://schemas.microsoft.com/office/drawing/2015/9/8/chartex" xmlns:cx2="http://schemas.microsoft.com/office/drawing/2015/10/21/chartex" xmlns:cx3="http://schemas.microsoft.com/office/drawing/2016/5/9/chartex" xmlns:cx4="http://schemas.microsoft.com/office/drawing/2016/5/10/chartex" xmlns:cx5="http://schemas.microsoft.com/office/drawing/2016/5/11/chartex" xmlns:cx6="http://schemas.microsoft.com/office/drawing/2016/5/12/chartex" xmlns:cx7="http://schemas.microsoft.com/office/drawing/2016/5/13/chartex" xmlns:cx8="http://schemas.microsoft.com/office/drawing/2016/5/14/chartex" xmlns:mc="http://schemas.openxmlformats.org/markup-compatibility/2006" xmlns:aink="http://schemas.microsoft.com/office/drawing/2016/ink" xmlns:am3d="http://schemas.microsoft.com/office/drawing/2017/model3d" xmlns:o="urn:schemas-microsoft-com:office:office" xmlns:oel="http://schemas.microsoft.com/office/2019/extlst" xmlns:r="http://schemas.openxmlformats.org/officeDocument/2006/relationships" xmlns:m="http://schemas.openxmlformats.org/officeDocument/2006/math" xmlns:v="urn:schemas-microsoft-com:vml" xmlns:wp14="http://schemas.microsoft.com/office/word/2010/wordprocessingDrawing" xmlns:wp="http://schemas.openxmlformats.org/drawingml/2006/wordprocessingDrawing" xmlns:w10="urn:schemas-microsoft-com:office:word" xmlns:w="http://schemas.openxmlformats.org/wordprocessingml/2006/main" xmlns:w14="http://schemas.microsoft.com/office/word/2010/wordml" xmlns:w15="http://schemas.microsoft.com/office/word/2012/wordml" xmlns:w16cei="http://schemas.microsoft.com/office/word/2026/wordml/cei" xmlns:w16cex="http://schemas.microsoft.com/office/word/2018/wordml/cex" xmlns:w16cid="http://schemas.microsoft.com/office/word/2016/wordml/cid" xmlns:w16="http://schemas.microsoft.com/office/word/2018/wordml" xmlns:w16du="http://schemas.microsoft.com/office/word/2023/wordml/word16du" xmlns:w16sdtdh="http://schemas.microsoft.com/office/word/2020/wordml/sdtdatahash" xmlns:w16sdtfl="http://schemas.microsoft.com/office/word/2024/wordml/sdtformatlock" xmlns:w16se="http://schemas.microsoft.com/office/word/2015/wordml/symex" xmlns:wpg="http://schemas.microsoft.com/office/word/2010/wordprocessingGroup" xmlns:wpi="http://schemas.microsoft.com/office/word/2010/wordprocessingInk" xmlns:wne="http://schemas.microsoft.com/office/word/2006/wordml" xmlns:wps="http://schemas.microsoft.com/office/word/2010/wordprocessingShape" mc:Ignorable="w14 w15 w16se w16cid w16 w16cex w16sdtdh w16sdtfl w16du wp14">
   <w:abstractNum w:abstractNumId="0" w15:restartNumberingAfterBreak="0">
-    <w:nsid w:val="2EA479F7"/>
-    <w:multiLevelType w:val="multilevel"/>
-    <w:tmpl w:val="B8702100"/>
-    <w:lvl w:ilvl="0">
-      <w:start w:val="1"/>
-      <w:numFmt w:val="bullet"/>
-      <w:lvlText w:val=""/>
-      <w:lvlJc w:val="left"/>
-      <w:pPr>
-        <w:tabs>
-          <w:tab w:val="num" w:pos="720"/>
-        </w:tabs>
-        <w:ind w:left="720" w:hanging="360"/>
-      </w:pPr>
-      <w:rPr>
-        <w:rFonts w:ascii="Symbol" w:hAnsi="Symbol" w:hint="default"/>
-        <w:sz w:val="20"/>
-      </w:rPr>
-    </w:lvl>
-    <w:lvl w:ilvl="1" w:tentative="1">
-      <w:start w:val="1"/>
-      <w:numFmt w:val="bullet"/>
-      <w:lvlText w:val="o"/>
-      <w:lvlJc w:val="left"/>
-      <w:pPr>
-        <w:tabs>
-          <w:tab w:val="num" w:pos="1440"/>
-        </w:tabs>
-        <w:ind w:left="1440" w:hanging="360"/>
-      </w:pPr>
-      <w:rPr>
-        <w:rFonts w:ascii="Courier New" w:hAnsi="Courier New" w:hint="default"/>
-        <w:sz w:val="20"/>
-      </w:rPr>
-    </w:lvl>
-    <w:lvl w:ilvl="2" w:tentative="1">
-      <w:start w:val="1"/>
-      <w:numFmt w:val="bullet"/>
-      <w:lvlText w:val=""/>
-      <w:lvlJc w:val="left"/>
-      <w:pPr>
-        <w:tabs>
-          <w:tab w:val="num" w:pos="2160"/>
-        </w:tabs>
-        <w:ind w:left="2160" w:hanging="360"/>
-      </w:pPr>
-      <w:rPr>
-        <w:rFonts w:ascii="Wingdings" w:hAnsi="Wingdings" w:hint="default"/>
-        <w:sz w:val="20"/>
-      </w:rPr>
-    </w:lvl>
-    <w:lvl w:ilvl="3" w:tentative="1">
-      <w:start w:val="1"/>
-      <w:numFmt w:val="bullet"/>
-      <w:lvlText w:val=""/>
-      <w:lvlJc w:val="left"/>
-      <w:pPr>
-        <w:tabs>
-          <w:tab w:val="num" w:pos="2880"/>
-        </w:tabs>
-        <w:ind w:left="2880" w:hanging="360"/>
-      </w:pPr>
-      <w:rPr>
-        <w:rFonts w:ascii="Wingdings" w:hAnsi="Wingdings" w:hint="default"/>
-        <w:sz w:val="20"/>
-      </w:rPr>
-    </w:lvl>
-    <w:lvl w:ilvl="4" w:tentative="1">
-      <w:start w:val="1"/>
-      <w:numFmt w:val="bullet"/>
-      <w:lvlText w:val=""/>
-      <w:lvlJc w:val="left"/>
-      <w:pPr>
-        <w:tabs>
-          <w:tab w:val="num" w:pos="3600"/>
-        </w:tabs>
-        <w:ind w:left="3600" w:hanging="360"/>
-      </w:pPr>
-      <w:rPr>
-        <w:rFonts w:ascii="Wingdings" w:hAnsi="Wingdings" w:hint="default"/>
-        <w:sz w:val="20"/>
-      </w:rPr>
-    </w:lvl>
-    <w:lvl w:ilvl="5" w:tentative="1">
-      <w:start w:val="1"/>
-      <w:numFmt w:val="bullet"/>
-      <w:lvlText w:val=""/>
-      <w:lvlJc w:val="left"/>
-      <w:pPr>
-        <w:tabs>
-          <w:tab w:val="num" w:pos="4320"/>
-        </w:tabs>
-        <w:ind w:left="4320" w:hanging="360"/>
-      </w:pPr>
-      <w:rPr>
-        <w:rFonts w:ascii="Wingdings" w:hAnsi="Wingdings" w:hint="default"/>
-        <w:sz w:val="20"/>
-      </w:rPr>
-    </w:lvl>
-    <w:lvl w:ilvl="6" w:tentative="1">
-      <w:start w:val="1"/>
-      <w:numFmt w:val="bullet"/>
-      <w:lvlText w:val=""/>
-      <w:lvlJc w:val="left"/>
-      <w:pPr>
-        <w:tabs>
-          <w:tab w:val="num" w:pos="5040"/>
-        </w:tabs>
-        <w:ind w:left="5040" w:hanging="360"/>
-      </w:pPr>
-      <w:rPr>
-        <w:rFonts w:ascii="Wingdings" w:hAnsi="Wingdings" w:hint="default"/>
-        <w:sz w:val="20"/>
-      </w:rPr>
-    </w:lvl>
-    <w:lvl w:ilvl="7" w:tentative="1">
-      <w:start w:val="1"/>
-      <w:numFmt w:val="bullet"/>
-      <w:lvlText w:val=""/>
-      <w:lvlJc w:val="left"/>
-      <w:pPr>
-        <w:tabs>
-          <w:tab w:val="num" w:pos="5760"/>
-        </w:tabs>
-        <w:ind w:left="5760" w:hanging="360"/>
-      </w:pPr>
-      <w:rPr>
-        <w:rFonts w:ascii="Wingdings" w:hAnsi="Wingdings" w:hint="default"/>
-        <w:sz w:val="20"/>
-      </w:rPr>
-    </w:lvl>
-    <w:lvl w:ilvl="8" w:tentative="1">
-      <w:start w:val="1"/>
-      <w:numFmt w:val="bullet"/>
-      <w:lvlText w:val=""/>
-      <w:lvlJc w:val="left"/>
-      <w:pPr>
-        <w:tabs>
-          <w:tab w:val="num" w:pos="6480"/>
-        </w:tabs>
-        <w:ind w:left="6480" w:hanging="360"/>
-      </w:pPr>
-      <w:rPr>
-        <w:rFonts w:ascii="Wingdings" w:hAnsi="Wingdings" w:hint="default"/>
-        <w:sz w:val="20"/>
-      </w:rPr>
-    </w:lvl>
-  </w:abstractNum>
-  <w:abstractNum w:abstractNumId="1" w15:restartNumberingAfterBreak="0">
-    <w:nsid w:val="2EA52571"/>
-    <w:multiLevelType w:val="multilevel"/>
-    <w:tmpl w:val="1B282F26"/>
-    <w:lvl w:ilvl="0">
-      <w:start w:val="1"/>
-      <w:numFmt w:val="bullet"/>
-      <w:lvlText w:val=""/>
-      <w:lvlJc w:val="left"/>
-      <w:pPr>
-        <w:tabs>
-          <w:tab w:val="num" w:pos="720"/>
-        </w:tabs>
-        <w:ind w:left="720" w:hanging="360"/>
-      </w:pPr>
-      <w:rPr>
-        <w:rFonts w:ascii="Symbol" w:hAnsi="Symbol" w:hint="default"/>
-        <w:sz w:val="20"/>
-      </w:rPr>
-    </w:lvl>
-    <w:lvl w:ilvl="1" w:tentative="1">
-      <w:start w:val="1"/>
-      <w:numFmt w:val="bullet"/>
-      <w:lvlText w:val="o"/>
-      <w:lvlJc w:val="left"/>
-      <w:pPr>
-        <w:tabs>
-          <w:tab w:val="num" w:pos="1440"/>
-        </w:tabs>
-        <w:ind w:left="1440" w:hanging="360"/>
-      </w:pPr>
-      <w:rPr>
-        <w:rFonts w:ascii="Courier New" w:hAnsi="Courier New" w:hint="default"/>
-        <w:sz w:val="20"/>
-      </w:rPr>
-    </w:lvl>
-    <w:lvl w:ilvl="2" w:tentative="1">
-      <w:start w:val="1"/>
-      <w:numFmt w:val="bullet"/>
-      <w:lvlText w:val=""/>
-      <w:lvlJc w:val="left"/>
-      <w:pPr>
-        <w:tabs>
-          <w:tab w:val="num" w:pos="2160"/>
-        </w:tabs>
-        <w:ind w:left="2160" w:hanging="360"/>
-      </w:pPr>
-      <w:rPr>
-        <w:rFonts w:ascii="Wingdings" w:hAnsi="Wingdings" w:hint="default"/>
-        <w:sz w:val="20"/>
-      </w:rPr>
-    </w:lvl>
-    <w:lvl w:ilvl="3" w:tentative="1">
-      <w:start w:val="1"/>
-      <w:numFmt w:val="bullet"/>
-      <w:lvlText w:val=""/>
-      <w:lvlJc w:val="left"/>
-      <w:pPr>
-        <w:tabs>
-          <w:tab w:val="num" w:pos="2880"/>
-        </w:tabs>
-        <w:ind w:left="2880" w:hanging="360"/>
-      </w:pPr>
-      <w:rPr>
-        <w:rFonts w:ascii="Wingdings" w:hAnsi="Wingdings" w:hint="default"/>
-        <w:sz w:val="20"/>
-      </w:rPr>
-    </w:lvl>
-    <w:lvl w:ilvl="4" w:tentative="1">
-      <w:start w:val="1"/>
-      <w:numFmt w:val="bullet"/>
-      <w:lvlText w:val=""/>
-      <w:lvlJc w:val="left"/>
-      <w:pPr>
-        <w:tabs>
-          <w:tab w:val="num" w:pos="3600"/>
-        </w:tabs>
-        <w:ind w:left="3600" w:hanging="360"/>
-      </w:pPr>
-      <w:rPr>
-        <w:rFonts w:ascii="Wingdings" w:hAnsi="Wingdings" w:hint="default"/>
-        <w:sz w:val="20"/>
-      </w:rPr>
-    </w:lvl>
-    <w:lvl w:ilvl="5" w:tentative="1">
-      <w:start w:val="1"/>
-      <w:numFmt w:val="bullet"/>
-      <w:lvlText w:val=""/>
-      <w:lvlJc w:val="left"/>
-      <w:pPr>
-        <w:tabs>
-          <w:tab w:val="num" w:pos="4320"/>
-        </w:tabs>
-        <w:ind w:left="4320" w:hanging="360"/>
-      </w:pPr>
-      <w:rPr>
-        <w:rFonts w:ascii="Wingdings" w:hAnsi="Wingdings" w:hint="default"/>
-        <w:sz w:val="20"/>
-      </w:rPr>
-    </w:lvl>
-    <w:lvl w:ilvl="6" w:tentative="1">
-      <w:start w:val="1"/>
-      <w:numFmt w:val="bullet"/>
-      <w:lvlText w:val=""/>
-      <w:lvlJc w:val="left"/>
-      <w:pPr>
-        <w:tabs>
-          <w:tab w:val="num" w:pos="5040"/>
-        </w:tabs>
-        <w:ind w:left="5040" w:hanging="360"/>
-      </w:pPr>
-      <w:rPr>
-        <w:rFonts w:ascii="Wingdings" w:hAnsi="Wingdings" w:hint="default"/>
-        <w:sz w:val="20"/>
-      </w:rPr>
-    </w:lvl>
-    <w:lvl w:ilvl="7" w:tentative="1">
-      <w:start w:val="1"/>
-      <w:numFmt w:val="bullet"/>
-      <w:lvlText w:val=""/>
-      <w:lvlJc w:val="left"/>
-      <w:pPr>
-        <w:tabs>
-          <w:tab w:val="num" w:pos="5760"/>
-        </w:tabs>
-        <w:ind w:left="5760" w:hanging="360"/>
-      </w:pPr>
-      <w:rPr>
-        <w:rFonts w:ascii="Wingdings" w:hAnsi="Wingdings" w:hint="default"/>
-        <w:sz w:val="20"/>
-      </w:rPr>
-    </w:lvl>
-    <w:lvl w:ilvl="8" w:tentative="1">
-      <w:start w:val="1"/>
-      <w:numFmt w:val="bullet"/>
-      <w:lvlText w:val=""/>
-      <w:lvlJc w:val="left"/>
-      <w:pPr>
-        <w:tabs>
-          <w:tab w:val="num" w:pos="6480"/>
-        </w:tabs>
-        <w:ind w:left="6480" w:hanging="360"/>
-      </w:pPr>
-      <w:rPr>
-        <w:rFonts w:ascii="Wingdings" w:hAnsi="Wingdings" w:hint="default"/>
-        <w:sz w:val="20"/>
-      </w:rPr>
-    </w:lvl>
-  </w:abstractNum>
-  <w:abstractNum w:abstractNumId="2" w15:restartNumberingAfterBreak="0">
-    <w:nsid w:val="535079E5"/>
+    <w:nsid w:val="08FE398E"/>
     <w:multiLevelType w:val="hybridMultilevel"/>
-    <w:tmpl w:val="2D22C648"/>
+    <w:tmpl w:val="1EAAA6CE"/>
     <w:lvl w:ilvl="0" w:tplc="9768F0A0">
       <w:start w:val="1"/>
       <w:numFmt w:val="bullet"/>
@@ -3104,14 +7231,1136 @@
       </w:rPr>
     </w:lvl>
   </w:abstractNum>
+  <w:abstractNum w:abstractNumId="1" w15:restartNumberingAfterBreak="0">
+    <w:nsid w:val="1D075E0C"/>
+    <w:multiLevelType w:val="hybridMultilevel"/>
+    <w:tmpl w:val="98F452A8"/>
+    <w:lvl w:ilvl="0" w:tplc="40090001">
+      <w:start w:val="1"/>
+      <w:numFmt w:val="bullet"/>
+      <w:lvlText w:val=""/>
+      <w:lvlJc w:val="left"/>
+      <w:pPr>
+        <w:ind w:left="720" w:hanging="360"/>
+      </w:pPr>
+      <w:rPr>
+        <w:rFonts w:ascii="Symbol" w:hAnsi="Symbol" w:hint="default"/>
+      </w:rPr>
+    </w:lvl>
+    <w:lvl w:ilvl="1" w:tplc="40090003" w:tentative="1">
+      <w:start w:val="1"/>
+      <w:numFmt w:val="bullet"/>
+      <w:lvlText w:val="o"/>
+      <w:lvlJc w:val="left"/>
+      <w:pPr>
+        <w:ind w:left="1440" w:hanging="360"/>
+      </w:pPr>
+      <w:rPr>
+        <w:rFonts w:ascii="Courier New" w:hAnsi="Courier New" w:cs="Courier New" w:hint="default"/>
+      </w:rPr>
+    </w:lvl>
+    <w:lvl w:ilvl="2" w:tplc="40090005" w:tentative="1">
+      <w:start w:val="1"/>
+      <w:numFmt w:val="bullet"/>
+      <w:lvlText w:val=""/>
+      <w:lvlJc w:val="left"/>
+      <w:pPr>
+        <w:ind w:left="2160" w:hanging="360"/>
+      </w:pPr>
+      <w:rPr>
+        <w:rFonts w:ascii="Wingdings" w:hAnsi="Wingdings" w:hint="default"/>
+      </w:rPr>
+    </w:lvl>
+    <w:lvl w:ilvl="3" w:tplc="40090001" w:tentative="1">
+      <w:start w:val="1"/>
+      <w:numFmt w:val="bullet"/>
+      <w:lvlText w:val=""/>
+      <w:lvlJc w:val="left"/>
+      <w:pPr>
+        <w:ind w:left="2880" w:hanging="360"/>
+      </w:pPr>
+      <w:rPr>
+        <w:rFonts w:ascii="Symbol" w:hAnsi="Symbol" w:hint="default"/>
+      </w:rPr>
+    </w:lvl>
+    <w:lvl w:ilvl="4" w:tplc="40090003" w:tentative="1">
+      <w:start w:val="1"/>
+      <w:numFmt w:val="bullet"/>
+      <w:lvlText w:val="o"/>
+      <w:lvlJc w:val="left"/>
+      <w:pPr>
+        <w:ind w:left="3600" w:hanging="360"/>
+      </w:pPr>
+      <w:rPr>
+        <w:rFonts w:ascii="Courier New" w:hAnsi="Courier New" w:cs="Courier New" w:hint="default"/>
+      </w:rPr>
+    </w:lvl>
+    <w:lvl w:ilvl="5" w:tplc="40090005" w:tentative="1">
+      <w:start w:val="1"/>
+      <w:numFmt w:val="bullet"/>
+      <w:lvlText w:val=""/>
+      <w:lvlJc w:val="left"/>
+      <w:pPr>
+        <w:ind w:left="4320" w:hanging="360"/>
+      </w:pPr>
+      <w:rPr>
+        <w:rFonts w:ascii="Wingdings" w:hAnsi="Wingdings" w:hint="default"/>
+      </w:rPr>
+    </w:lvl>
+    <w:lvl w:ilvl="6" w:tplc="40090001" w:tentative="1">
+      <w:start w:val="1"/>
+      <w:numFmt w:val="bullet"/>
+      <w:lvlText w:val=""/>
+      <w:lvlJc w:val="left"/>
+      <w:pPr>
+        <w:ind w:left="5040" w:hanging="360"/>
+      </w:pPr>
+      <w:rPr>
+        <w:rFonts w:ascii="Symbol" w:hAnsi="Symbol" w:hint="default"/>
+      </w:rPr>
+    </w:lvl>
+    <w:lvl w:ilvl="7" w:tplc="40090003" w:tentative="1">
+      <w:start w:val="1"/>
+      <w:numFmt w:val="bullet"/>
+      <w:lvlText w:val="o"/>
+      <w:lvlJc w:val="left"/>
+      <w:pPr>
+        <w:ind w:left="5760" w:hanging="360"/>
+      </w:pPr>
+      <w:rPr>
+        <w:rFonts w:ascii="Courier New" w:hAnsi="Courier New" w:cs="Courier New" w:hint="default"/>
+      </w:rPr>
+    </w:lvl>
+    <w:lvl w:ilvl="8" w:tplc="40090005" w:tentative="1">
+      <w:start w:val="1"/>
+      <w:numFmt w:val="bullet"/>
+      <w:lvlText w:val=""/>
+      <w:lvlJc w:val="left"/>
+      <w:pPr>
+        <w:ind w:left="6480" w:hanging="360"/>
+      </w:pPr>
+      <w:rPr>
+        <w:rFonts w:ascii="Wingdings" w:hAnsi="Wingdings" w:hint="default"/>
+      </w:rPr>
+    </w:lvl>
+  </w:abstractNum>
+  <w:abstractNum w:abstractNumId="2" w15:restartNumberingAfterBreak="0">
+    <w:nsid w:val="22A54F7F"/>
+    <w:multiLevelType w:val="hybridMultilevel"/>
+    <w:tmpl w:val="FD2AFD24"/>
+    <w:lvl w:ilvl="0" w:tplc="9768F0A0">
+      <w:start w:val="1"/>
+      <w:numFmt w:val="bullet"/>
+      <w:lvlText w:val=""/>
+      <w:lvlJc w:val="left"/>
+      <w:pPr>
+        <w:ind w:left="720" w:hanging="360"/>
+      </w:pPr>
+      <w:rPr>
+        <w:rFonts w:ascii="Wingdings" w:hAnsi="Wingdings" w:hint="default"/>
+        <w:b/>
+        <w:i w:val="0"/>
+      </w:rPr>
+    </w:lvl>
+    <w:lvl w:ilvl="1" w:tplc="40090003" w:tentative="1">
+      <w:start w:val="1"/>
+      <w:numFmt w:val="bullet"/>
+      <w:lvlText w:val="o"/>
+      <w:lvlJc w:val="left"/>
+      <w:pPr>
+        <w:ind w:left="1440" w:hanging="360"/>
+      </w:pPr>
+      <w:rPr>
+        <w:rFonts w:ascii="Courier New" w:hAnsi="Courier New" w:cs="Courier New" w:hint="default"/>
+      </w:rPr>
+    </w:lvl>
+    <w:lvl w:ilvl="2" w:tplc="40090005" w:tentative="1">
+      <w:start w:val="1"/>
+      <w:numFmt w:val="bullet"/>
+      <w:lvlText w:val=""/>
+      <w:lvlJc w:val="left"/>
+      <w:pPr>
+        <w:ind w:left="2160" w:hanging="360"/>
+      </w:pPr>
+      <w:rPr>
+        <w:rFonts w:ascii="Wingdings" w:hAnsi="Wingdings" w:hint="default"/>
+      </w:rPr>
+    </w:lvl>
+    <w:lvl w:ilvl="3" w:tplc="40090001" w:tentative="1">
+      <w:start w:val="1"/>
+      <w:numFmt w:val="bullet"/>
+      <w:lvlText w:val=""/>
+      <w:lvlJc w:val="left"/>
+      <w:pPr>
+        <w:ind w:left="2880" w:hanging="360"/>
+      </w:pPr>
+      <w:rPr>
+        <w:rFonts w:ascii="Symbol" w:hAnsi="Symbol" w:hint="default"/>
+      </w:rPr>
+    </w:lvl>
+    <w:lvl w:ilvl="4" w:tplc="40090003" w:tentative="1">
+      <w:start w:val="1"/>
+      <w:numFmt w:val="bullet"/>
+      <w:lvlText w:val="o"/>
+      <w:lvlJc w:val="left"/>
+      <w:pPr>
+        <w:ind w:left="3600" w:hanging="360"/>
+      </w:pPr>
+      <w:rPr>
+        <w:rFonts w:ascii="Courier New" w:hAnsi="Courier New" w:cs="Courier New" w:hint="default"/>
+      </w:rPr>
+    </w:lvl>
+    <w:lvl w:ilvl="5" w:tplc="40090005" w:tentative="1">
+      <w:start w:val="1"/>
+      <w:numFmt w:val="bullet"/>
+      <w:lvlText w:val=""/>
+      <w:lvlJc w:val="left"/>
+      <w:pPr>
+        <w:ind w:left="4320" w:hanging="360"/>
+      </w:pPr>
+      <w:rPr>
+        <w:rFonts w:ascii="Wingdings" w:hAnsi="Wingdings" w:hint="default"/>
+      </w:rPr>
+    </w:lvl>
+    <w:lvl w:ilvl="6" w:tplc="40090001" w:tentative="1">
+      <w:start w:val="1"/>
+      <w:numFmt w:val="bullet"/>
+      <w:lvlText w:val=""/>
+      <w:lvlJc w:val="left"/>
+      <w:pPr>
+        <w:ind w:left="5040" w:hanging="360"/>
+      </w:pPr>
+      <w:rPr>
+        <w:rFonts w:ascii="Symbol" w:hAnsi="Symbol" w:hint="default"/>
+      </w:rPr>
+    </w:lvl>
+    <w:lvl w:ilvl="7" w:tplc="40090003" w:tentative="1">
+      <w:start w:val="1"/>
+      <w:numFmt w:val="bullet"/>
+      <w:lvlText w:val="o"/>
+      <w:lvlJc w:val="left"/>
+      <w:pPr>
+        <w:ind w:left="5760" w:hanging="360"/>
+      </w:pPr>
+      <w:rPr>
+        <w:rFonts w:ascii="Courier New" w:hAnsi="Courier New" w:cs="Courier New" w:hint="default"/>
+      </w:rPr>
+    </w:lvl>
+    <w:lvl w:ilvl="8" w:tplc="40090005" w:tentative="1">
+      <w:start w:val="1"/>
+      <w:numFmt w:val="bullet"/>
+      <w:lvlText w:val=""/>
+      <w:lvlJc w:val="left"/>
+      <w:pPr>
+        <w:ind w:left="6480" w:hanging="360"/>
+      </w:pPr>
+      <w:rPr>
+        <w:rFonts w:ascii="Wingdings" w:hAnsi="Wingdings" w:hint="default"/>
+      </w:rPr>
+    </w:lvl>
+  </w:abstractNum>
+  <w:abstractNum w:abstractNumId="3" w15:restartNumberingAfterBreak="0">
+    <w:nsid w:val="2EA479F7"/>
+    <w:multiLevelType w:val="multilevel"/>
+    <w:tmpl w:val="B8702100"/>
+    <w:lvl w:ilvl="0">
+      <w:start w:val="1"/>
+      <w:numFmt w:val="bullet"/>
+      <w:lvlText w:val=""/>
+      <w:lvlJc w:val="left"/>
+      <w:pPr>
+        <w:tabs>
+          <w:tab w:val="num" w:pos="720"/>
+        </w:tabs>
+        <w:ind w:left="720" w:hanging="360"/>
+      </w:pPr>
+      <w:rPr>
+        <w:rFonts w:ascii="Symbol" w:hAnsi="Symbol" w:hint="default"/>
+        <w:sz w:val="20"/>
+      </w:rPr>
+    </w:lvl>
+    <w:lvl w:ilvl="1" w:tentative="1">
+      <w:start w:val="1"/>
+      <w:numFmt w:val="bullet"/>
+      <w:lvlText w:val="o"/>
+      <w:lvlJc w:val="left"/>
+      <w:pPr>
+        <w:tabs>
+          <w:tab w:val="num" w:pos="1440"/>
+        </w:tabs>
+        <w:ind w:left="1440" w:hanging="360"/>
+      </w:pPr>
+      <w:rPr>
+        <w:rFonts w:ascii="Courier New" w:hAnsi="Courier New" w:hint="default"/>
+        <w:sz w:val="20"/>
+      </w:rPr>
+    </w:lvl>
+    <w:lvl w:ilvl="2" w:tentative="1">
+      <w:start w:val="1"/>
+      <w:numFmt w:val="bullet"/>
+      <w:lvlText w:val=""/>
+      <w:lvlJc w:val="left"/>
+      <w:pPr>
+        <w:tabs>
+          <w:tab w:val="num" w:pos="2160"/>
+        </w:tabs>
+        <w:ind w:left="2160" w:hanging="360"/>
+      </w:pPr>
+      <w:rPr>
+        <w:rFonts w:ascii="Wingdings" w:hAnsi="Wingdings" w:hint="default"/>
+        <w:sz w:val="20"/>
+      </w:rPr>
+    </w:lvl>
+    <w:lvl w:ilvl="3" w:tentative="1">
+      <w:start w:val="1"/>
+      <w:numFmt w:val="bullet"/>
+      <w:lvlText w:val=""/>
+      <w:lvlJc w:val="left"/>
+      <w:pPr>
+        <w:tabs>
+          <w:tab w:val="num" w:pos="2880"/>
+        </w:tabs>
+        <w:ind w:left="2880" w:hanging="360"/>
+      </w:pPr>
+      <w:rPr>
+        <w:rFonts w:ascii="Wingdings" w:hAnsi="Wingdings" w:hint="default"/>
+        <w:sz w:val="20"/>
+      </w:rPr>
+    </w:lvl>
+    <w:lvl w:ilvl="4" w:tentative="1">
+      <w:start w:val="1"/>
+      <w:numFmt w:val="bullet"/>
+      <w:lvlText w:val=""/>
+      <w:lvlJc w:val="left"/>
+      <w:pPr>
+        <w:tabs>
+          <w:tab w:val="num" w:pos="3600"/>
+        </w:tabs>
+        <w:ind w:left="3600" w:hanging="360"/>
+      </w:pPr>
+      <w:rPr>
+        <w:rFonts w:ascii="Wingdings" w:hAnsi="Wingdings" w:hint="default"/>
+        <w:sz w:val="20"/>
+      </w:rPr>
+    </w:lvl>
+    <w:lvl w:ilvl="5" w:tentative="1">
+      <w:start w:val="1"/>
+      <w:numFmt w:val="bullet"/>
+      <w:lvlText w:val=""/>
+      <w:lvlJc w:val="left"/>
+      <w:pPr>
+        <w:tabs>
+          <w:tab w:val="num" w:pos="4320"/>
+        </w:tabs>
+        <w:ind w:left="4320" w:hanging="360"/>
+      </w:pPr>
+      <w:rPr>
+        <w:rFonts w:ascii="Wingdings" w:hAnsi="Wingdings" w:hint="default"/>
+        <w:sz w:val="20"/>
+      </w:rPr>
+    </w:lvl>
+    <w:lvl w:ilvl="6" w:tentative="1">
+      <w:start w:val="1"/>
+      <w:numFmt w:val="bullet"/>
+      <w:lvlText w:val=""/>
+      <w:lvlJc w:val="left"/>
+      <w:pPr>
+        <w:tabs>
+          <w:tab w:val="num" w:pos="5040"/>
+        </w:tabs>
+        <w:ind w:left="5040" w:hanging="360"/>
+      </w:pPr>
+      <w:rPr>
+        <w:rFonts w:ascii="Wingdings" w:hAnsi="Wingdings" w:hint="default"/>
+        <w:sz w:val="20"/>
+      </w:rPr>
+    </w:lvl>
+    <w:lvl w:ilvl="7" w:tentative="1">
+      <w:start w:val="1"/>
+      <w:numFmt w:val="bullet"/>
+      <w:lvlText w:val=""/>
+      <w:lvlJc w:val="left"/>
+      <w:pPr>
+        <w:tabs>
+          <w:tab w:val="num" w:pos="5760"/>
+        </w:tabs>
+        <w:ind w:left="5760" w:hanging="360"/>
+      </w:pPr>
+      <w:rPr>
+        <w:rFonts w:ascii="Wingdings" w:hAnsi="Wingdings" w:hint="default"/>
+        <w:sz w:val="20"/>
+      </w:rPr>
+    </w:lvl>
+    <w:lvl w:ilvl="8" w:tentative="1">
+      <w:start w:val="1"/>
+      <w:numFmt w:val="bullet"/>
+      <w:lvlText w:val=""/>
+      <w:lvlJc w:val="left"/>
+      <w:pPr>
+        <w:tabs>
+          <w:tab w:val="num" w:pos="6480"/>
+        </w:tabs>
+        <w:ind w:left="6480" w:hanging="360"/>
+      </w:pPr>
+      <w:rPr>
+        <w:rFonts w:ascii="Wingdings" w:hAnsi="Wingdings" w:hint="default"/>
+        <w:sz w:val="20"/>
+      </w:rPr>
+    </w:lvl>
+  </w:abstractNum>
+  <w:abstractNum w:abstractNumId="4" w15:restartNumberingAfterBreak="0">
+    <w:nsid w:val="2EA52571"/>
+    <w:multiLevelType w:val="multilevel"/>
+    <w:tmpl w:val="1B282F26"/>
+    <w:lvl w:ilvl="0">
+      <w:start w:val="1"/>
+      <w:numFmt w:val="bullet"/>
+      <w:lvlText w:val=""/>
+      <w:lvlJc w:val="left"/>
+      <w:pPr>
+        <w:tabs>
+          <w:tab w:val="num" w:pos="720"/>
+        </w:tabs>
+        <w:ind w:left="720" w:hanging="360"/>
+      </w:pPr>
+      <w:rPr>
+        <w:rFonts w:ascii="Symbol" w:hAnsi="Symbol" w:hint="default"/>
+        <w:sz w:val="20"/>
+      </w:rPr>
+    </w:lvl>
+    <w:lvl w:ilvl="1" w:tentative="1">
+      <w:start w:val="1"/>
+      <w:numFmt w:val="bullet"/>
+      <w:lvlText w:val="o"/>
+      <w:lvlJc w:val="left"/>
+      <w:pPr>
+        <w:tabs>
+          <w:tab w:val="num" w:pos="1440"/>
+        </w:tabs>
+        <w:ind w:left="1440" w:hanging="360"/>
+      </w:pPr>
+      <w:rPr>
+        <w:rFonts w:ascii="Courier New" w:hAnsi="Courier New" w:hint="default"/>
+        <w:sz w:val="20"/>
+      </w:rPr>
+    </w:lvl>
+    <w:lvl w:ilvl="2" w:tentative="1">
+      <w:start w:val="1"/>
+      <w:numFmt w:val="bullet"/>
+      <w:lvlText w:val=""/>
+      <w:lvlJc w:val="left"/>
+      <w:pPr>
+        <w:tabs>
+          <w:tab w:val="num" w:pos="2160"/>
+        </w:tabs>
+        <w:ind w:left="2160" w:hanging="360"/>
+      </w:pPr>
+      <w:rPr>
+        <w:rFonts w:ascii="Wingdings" w:hAnsi="Wingdings" w:hint="default"/>
+        <w:sz w:val="20"/>
+      </w:rPr>
+    </w:lvl>
+    <w:lvl w:ilvl="3" w:tentative="1">
+      <w:start w:val="1"/>
+      <w:numFmt w:val="bullet"/>
+      <w:lvlText w:val=""/>
+      <w:lvlJc w:val="left"/>
+      <w:pPr>
+        <w:tabs>
+          <w:tab w:val="num" w:pos="2880"/>
+        </w:tabs>
+        <w:ind w:left="2880" w:hanging="360"/>
+      </w:pPr>
+      <w:rPr>
+        <w:rFonts w:ascii="Wingdings" w:hAnsi="Wingdings" w:hint="default"/>
+        <w:sz w:val="20"/>
+      </w:rPr>
+    </w:lvl>
+    <w:lvl w:ilvl="4" w:tentative="1">
+      <w:start w:val="1"/>
+      <w:numFmt w:val="bullet"/>
+      <w:lvlText w:val=""/>
+      <w:lvlJc w:val="left"/>
+      <w:pPr>
+        <w:tabs>
+          <w:tab w:val="num" w:pos="3600"/>
+        </w:tabs>
+        <w:ind w:left="3600" w:hanging="360"/>
+      </w:pPr>
+      <w:rPr>
+        <w:rFonts w:ascii="Wingdings" w:hAnsi="Wingdings" w:hint="default"/>
+        <w:sz w:val="20"/>
+      </w:rPr>
+    </w:lvl>
+    <w:lvl w:ilvl="5" w:tentative="1">
+      <w:start w:val="1"/>
+      <w:numFmt w:val="bullet"/>
+      <w:lvlText w:val=""/>
+      <w:lvlJc w:val="left"/>
+      <w:pPr>
+        <w:tabs>
+          <w:tab w:val="num" w:pos="4320"/>
+        </w:tabs>
+        <w:ind w:left="4320" w:hanging="360"/>
+      </w:pPr>
+      <w:rPr>
+        <w:rFonts w:ascii="Wingdings" w:hAnsi="Wingdings" w:hint="default"/>
+        <w:sz w:val="20"/>
+      </w:rPr>
+    </w:lvl>
+    <w:lvl w:ilvl="6" w:tentative="1">
+      <w:start w:val="1"/>
+      <w:numFmt w:val="bullet"/>
+      <w:lvlText w:val=""/>
+      <w:lvlJc w:val="left"/>
+      <w:pPr>
+        <w:tabs>
+          <w:tab w:val="num" w:pos="5040"/>
+        </w:tabs>
+        <w:ind w:left="5040" w:hanging="360"/>
+      </w:pPr>
+      <w:rPr>
+        <w:rFonts w:ascii="Wingdings" w:hAnsi="Wingdings" w:hint="default"/>
+        <w:sz w:val="20"/>
+      </w:rPr>
+    </w:lvl>
+    <w:lvl w:ilvl="7" w:tentative="1">
+      <w:start w:val="1"/>
+      <w:numFmt w:val="bullet"/>
+      <w:lvlText w:val=""/>
+      <w:lvlJc w:val="left"/>
+      <w:pPr>
+        <w:tabs>
+          <w:tab w:val="num" w:pos="5760"/>
+        </w:tabs>
+        <w:ind w:left="5760" w:hanging="360"/>
+      </w:pPr>
+      <w:rPr>
+        <w:rFonts w:ascii="Wingdings" w:hAnsi="Wingdings" w:hint="default"/>
+        <w:sz w:val="20"/>
+      </w:rPr>
+    </w:lvl>
+    <w:lvl w:ilvl="8" w:tentative="1">
+      <w:start w:val="1"/>
+      <w:numFmt w:val="bullet"/>
+      <w:lvlText w:val=""/>
+      <w:lvlJc w:val="left"/>
+      <w:pPr>
+        <w:tabs>
+          <w:tab w:val="num" w:pos="6480"/>
+        </w:tabs>
+        <w:ind w:left="6480" w:hanging="360"/>
+      </w:pPr>
+      <w:rPr>
+        <w:rFonts w:ascii="Wingdings" w:hAnsi="Wingdings" w:hint="default"/>
+        <w:sz w:val="20"/>
+      </w:rPr>
+    </w:lvl>
+  </w:abstractNum>
+  <w:abstractNum w:abstractNumId="5" w15:restartNumberingAfterBreak="0">
+    <w:nsid w:val="36521A0E"/>
+    <w:multiLevelType w:val="hybridMultilevel"/>
+    <w:tmpl w:val="AE6CD2D4"/>
+    <w:lvl w:ilvl="0" w:tplc="9768F0A0">
+      <w:start w:val="1"/>
+      <w:numFmt w:val="bullet"/>
+      <w:lvlText w:val=""/>
+      <w:lvlJc w:val="left"/>
+      <w:pPr>
+        <w:ind w:left="1080" w:hanging="360"/>
+      </w:pPr>
+      <w:rPr>
+        <w:rFonts w:ascii="Wingdings" w:hAnsi="Wingdings" w:hint="default"/>
+        <w:b/>
+        <w:i w:val="0"/>
+      </w:rPr>
+    </w:lvl>
+    <w:lvl w:ilvl="1" w:tplc="40090003" w:tentative="1">
+      <w:start w:val="1"/>
+      <w:numFmt w:val="bullet"/>
+      <w:lvlText w:val="o"/>
+      <w:lvlJc w:val="left"/>
+      <w:pPr>
+        <w:ind w:left="1800" w:hanging="360"/>
+      </w:pPr>
+      <w:rPr>
+        <w:rFonts w:ascii="Courier New" w:hAnsi="Courier New" w:cs="Courier New" w:hint="default"/>
+      </w:rPr>
+    </w:lvl>
+    <w:lvl w:ilvl="2" w:tplc="40090005" w:tentative="1">
+      <w:start w:val="1"/>
+      <w:numFmt w:val="bullet"/>
+      <w:lvlText w:val=""/>
+      <w:lvlJc w:val="left"/>
+      <w:pPr>
+        <w:ind w:left="2520" w:hanging="360"/>
+      </w:pPr>
+      <w:rPr>
+        <w:rFonts w:ascii="Wingdings" w:hAnsi="Wingdings" w:hint="default"/>
+      </w:rPr>
+    </w:lvl>
+    <w:lvl w:ilvl="3" w:tplc="40090001" w:tentative="1">
+      <w:start w:val="1"/>
+      <w:numFmt w:val="bullet"/>
+      <w:lvlText w:val=""/>
+      <w:lvlJc w:val="left"/>
+      <w:pPr>
+        <w:ind w:left="3240" w:hanging="360"/>
+      </w:pPr>
+      <w:rPr>
+        <w:rFonts w:ascii="Symbol" w:hAnsi="Symbol" w:hint="default"/>
+      </w:rPr>
+    </w:lvl>
+    <w:lvl w:ilvl="4" w:tplc="40090003" w:tentative="1">
+      <w:start w:val="1"/>
+      <w:numFmt w:val="bullet"/>
+      <w:lvlText w:val="o"/>
+      <w:lvlJc w:val="left"/>
+      <w:pPr>
+        <w:ind w:left="3960" w:hanging="360"/>
+      </w:pPr>
+      <w:rPr>
+        <w:rFonts w:ascii="Courier New" w:hAnsi="Courier New" w:cs="Courier New" w:hint="default"/>
+      </w:rPr>
+    </w:lvl>
+    <w:lvl w:ilvl="5" w:tplc="40090005" w:tentative="1">
+      <w:start w:val="1"/>
+      <w:numFmt w:val="bullet"/>
+      <w:lvlText w:val=""/>
+      <w:lvlJc w:val="left"/>
+      <w:pPr>
+        <w:ind w:left="4680" w:hanging="360"/>
+      </w:pPr>
+      <w:rPr>
+        <w:rFonts w:ascii="Wingdings" w:hAnsi="Wingdings" w:hint="default"/>
+      </w:rPr>
+    </w:lvl>
+    <w:lvl w:ilvl="6" w:tplc="40090001" w:tentative="1">
+      <w:start w:val="1"/>
+      <w:numFmt w:val="bullet"/>
+      <w:lvlText w:val=""/>
+      <w:lvlJc w:val="left"/>
+      <w:pPr>
+        <w:ind w:left="5400" w:hanging="360"/>
+      </w:pPr>
+      <w:rPr>
+        <w:rFonts w:ascii="Symbol" w:hAnsi="Symbol" w:hint="default"/>
+      </w:rPr>
+    </w:lvl>
+    <w:lvl w:ilvl="7" w:tplc="40090003" w:tentative="1">
+      <w:start w:val="1"/>
+      <w:numFmt w:val="bullet"/>
+      <w:lvlText w:val="o"/>
+      <w:lvlJc w:val="left"/>
+      <w:pPr>
+        <w:ind w:left="6120" w:hanging="360"/>
+      </w:pPr>
+      <w:rPr>
+        <w:rFonts w:ascii="Courier New" w:hAnsi="Courier New" w:cs="Courier New" w:hint="default"/>
+      </w:rPr>
+    </w:lvl>
+    <w:lvl w:ilvl="8" w:tplc="40090005" w:tentative="1">
+      <w:start w:val="1"/>
+      <w:numFmt w:val="bullet"/>
+      <w:lvlText w:val=""/>
+      <w:lvlJc w:val="left"/>
+      <w:pPr>
+        <w:ind w:left="6840" w:hanging="360"/>
+      </w:pPr>
+      <w:rPr>
+        <w:rFonts w:ascii="Wingdings" w:hAnsi="Wingdings" w:hint="default"/>
+      </w:rPr>
+    </w:lvl>
+  </w:abstractNum>
+  <w:abstractNum w:abstractNumId="6" w15:restartNumberingAfterBreak="0">
+    <w:nsid w:val="49A32D91"/>
+    <w:multiLevelType w:val="hybridMultilevel"/>
+    <w:tmpl w:val="9F586C38"/>
+    <w:lvl w:ilvl="0" w:tplc="9768F0A0">
+      <w:start w:val="1"/>
+      <w:numFmt w:val="bullet"/>
+      <w:lvlText w:val=""/>
+      <w:lvlJc w:val="left"/>
+      <w:pPr>
+        <w:ind w:left="720" w:hanging="360"/>
+      </w:pPr>
+      <w:rPr>
+        <w:rFonts w:ascii="Wingdings" w:hAnsi="Wingdings" w:hint="default"/>
+        <w:b/>
+        <w:i w:val="0"/>
+      </w:rPr>
+    </w:lvl>
+    <w:lvl w:ilvl="1" w:tplc="40090003" w:tentative="1">
+      <w:start w:val="1"/>
+      <w:numFmt w:val="bullet"/>
+      <w:lvlText w:val="o"/>
+      <w:lvlJc w:val="left"/>
+      <w:pPr>
+        <w:ind w:left="1440" w:hanging="360"/>
+      </w:pPr>
+      <w:rPr>
+        <w:rFonts w:ascii="Courier New" w:hAnsi="Courier New" w:cs="Courier New" w:hint="default"/>
+      </w:rPr>
+    </w:lvl>
+    <w:lvl w:ilvl="2" w:tplc="40090005" w:tentative="1">
+      <w:start w:val="1"/>
+      <w:numFmt w:val="bullet"/>
+      <w:lvlText w:val=""/>
+      <w:lvlJc w:val="left"/>
+      <w:pPr>
+        <w:ind w:left="2160" w:hanging="360"/>
+      </w:pPr>
+      <w:rPr>
+        <w:rFonts w:ascii="Wingdings" w:hAnsi="Wingdings" w:hint="default"/>
+      </w:rPr>
+    </w:lvl>
+    <w:lvl w:ilvl="3" w:tplc="40090001" w:tentative="1">
+      <w:start w:val="1"/>
+      <w:numFmt w:val="bullet"/>
+      <w:lvlText w:val=""/>
+      <w:lvlJc w:val="left"/>
+      <w:pPr>
+        <w:ind w:left="2880" w:hanging="360"/>
+      </w:pPr>
+      <w:rPr>
+        <w:rFonts w:ascii="Symbol" w:hAnsi="Symbol" w:hint="default"/>
+      </w:rPr>
+    </w:lvl>
+    <w:lvl w:ilvl="4" w:tplc="40090003" w:tentative="1">
+      <w:start w:val="1"/>
+      <w:numFmt w:val="bullet"/>
+      <w:lvlText w:val="o"/>
+      <w:lvlJc w:val="left"/>
+      <w:pPr>
+        <w:ind w:left="3600" w:hanging="360"/>
+      </w:pPr>
+      <w:rPr>
+        <w:rFonts w:ascii="Courier New" w:hAnsi="Courier New" w:cs="Courier New" w:hint="default"/>
+      </w:rPr>
+    </w:lvl>
+    <w:lvl w:ilvl="5" w:tplc="40090005" w:tentative="1">
+      <w:start w:val="1"/>
+      <w:numFmt w:val="bullet"/>
+      <w:lvlText w:val=""/>
+      <w:lvlJc w:val="left"/>
+      <w:pPr>
+        <w:ind w:left="4320" w:hanging="360"/>
+      </w:pPr>
+      <w:rPr>
+        <w:rFonts w:ascii="Wingdings" w:hAnsi="Wingdings" w:hint="default"/>
+      </w:rPr>
+    </w:lvl>
+    <w:lvl w:ilvl="6" w:tplc="40090001" w:tentative="1">
+      <w:start w:val="1"/>
+      <w:numFmt w:val="bullet"/>
+      <w:lvlText w:val=""/>
+      <w:lvlJc w:val="left"/>
+      <w:pPr>
+        <w:ind w:left="5040" w:hanging="360"/>
+      </w:pPr>
+      <w:rPr>
+        <w:rFonts w:ascii="Symbol" w:hAnsi="Symbol" w:hint="default"/>
+      </w:rPr>
+    </w:lvl>
+    <w:lvl w:ilvl="7" w:tplc="40090003" w:tentative="1">
+      <w:start w:val="1"/>
+      <w:numFmt w:val="bullet"/>
+      <w:lvlText w:val="o"/>
+      <w:lvlJc w:val="left"/>
+      <w:pPr>
+        <w:ind w:left="5760" w:hanging="360"/>
+      </w:pPr>
+      <w:rPr>
+        <w:rFonts w:ascii="Courier New" w:hAnsi="Courier New" w:cs="Courier New" w:hint="default"/>
+      </w:rPr>
+    </w:lvl>
+    <w:lvl w:ilvl="8" w:tplc="40090005" w:tentative="1">
+      <w:start w:val="1"/>
+      <w:numFmt w:val="bullet"/>
+      <w:lvlText w:val=""/>
+      <w:lvlJc w:val="left"/>
+      <w:pPr>
+        <w:ind w:left="6480" w:hanging="360"/>
+      </w:pPr>
+      <w:rPr>
+        <w:rFonts w:ascii="Wingdings" w:hAnsi="Wingdings" w:hint="default"/>
+      </w:rPr>
+    </w:lvl>
+  </w:abstractNum>
+  <w:abstractNum w:abstractNumId="7" w15:restartNumberingAfterBreak="0">
+    <w:nsid w:val="516B3F1D"/>
+    <w:multiLevelType w:val="hybridMultilevel"/>
+    <w:tmpl w:val="2C8AF14A"/>
+    <w:lvl w:ilvl="0" w:tplc="9768F0A0">
+      <w:start w:val="1"/>
+      <w:numFmt w:val="bullet"/>
+      <w:lvlText w:val=""/>
+      <w:lvlJc w:val="left"/>
+      <w:pPr>
+        <w:ind w:left="720" w:hanging="360"/>
+      </w:pPr>
+      <w:rPr>
+        <w:rFonts w:ascii="Wingdings" w:hAnsi="Wingdings" w:hint="default"/>
+        <w:b/>
+        <w:i w:val="0"/>
+      </w:rPr>
+    </w:lvl>
+    <w:lvl w:ilvl="1" w:tplc="40090003" w:tentative="1">
+      <w:start w:val="1"/>
+      <w:numFmt w:val="bullet"/>
+      <w:lvlText w:val="o"/>
+      <w:lvlJc w:val="left"/>
+      <w:pPr>
+        <w:ind w:left="1440" w:hanging="360"/>
+      </w:pPr>
+      <w:rPr>
+        <w:rFonts w:ascii="Courier New" w:hAnsi="Courier New" w:cs="Courier New" w:hint="default"/>
+      </w:rPr>
+    </w:lvl>
+    <w:lvl w:ilvl="2" w:tplc="40090005" w:tentative="1">
+      <w:start w:val="1"/>
+      <w:numFmt w:val="bullet"/>
+      <w:lvlText w:val=""/>
+      <w:lvlJc w:val="left"/>
+      <w:pPr>
+        <w:ind w:left="2160" w:hanging="360"/>
+      </w:pPr>
+      <w:rPr>
+        <w:rFonts w:ascii="Wingdings" w:hAnsi="Wingdings" w:hint="default"/>
+      </w:rPr>
+    </w:lvl>
+    <w:lvl w:ilvl="3" w:tplc="40090001" w:tentative="1">
+      <w:start w:val="1"/>
+      <w:numFmt w:val="bullet"/>
+      <w:lvlText w:val=""/>
+      <w:lvlJc w:val="left"/>
+      <w:pPr>
+        <w:ind w:left="2880" w:hanging="360"/>
+      </w:pPr>
+      <w:rPr>
+        <w:rFonts w:ascii="Symbol" w:hAnsi="Symbol" w:hint="default"/>
+      </w:rPr>
+    </w:lvl>
+    <w:lvl w:ilvl="4" w:tplc="40090003" w:tentative="1">
+      <w:start w:val="1"/>
+      <w:numFmt w:val="bullet"/>
+      <w:lvlText w:val="o"/>
+      <w:lvlJc w:val="left"/>
+      <w:pPr>
+        <w:ind w:left="3600" w:hanging="360"/>
+      </w:pPr>
+      <w:rPr>
+        <w:rFonts w:ascii="Courier New" w:hAnsi="Courier New" w:cs="Courier New" w:hint="default"/>
+      </w:rPr>
+    </w:lvl>
+    <w:lvl w:ilvl="5" w:tplc="40090005" w:tentative="1">
+      <w:start w:val="1"/>
+      <w:numFmt w:val="bullet"/>
+      <w:lvlText w:val=""/>
+      <w:lvlJc w:val="left"/>
+      <w:pPr>
+        <w:ind w:left="4320" w:hanging="360"/>
+      </w:pPr>
+      <w:rPr>
+        <w:rFonts w:ascii="Wingdings" w:hAnsi="Wingdings" w:hint="default"/>
+      </w:rPr>
+    </w:lvl>
+    <w:lvl w:ilvl="6" w:tplc="40090001" w:tentative="1">
+      <w:start w:val="1"/>
+      <w:numFmt w:val="bullet"/>
+      <w:lvlText w:val=""/>
+      <w:lvlJc w:val="left"/>
+      <w:pPr>
+        <w:ind w:left="5040" w:hanging="360"/>
+      </w:pPr>
+      <w:rPr>
+        <w:rFonts w:ascii="Symbol" w:hAnsi="Symbol" w:hint="default"/>
+      </w:rPr>
+    </w:lvl>
+    <w:lvl w:ilvl="7" w:tplc="40090003" w:tentative="1">
+      <w:start w:val="1"/>
+      <w:numFmt w:val="bullet"/>
+      <w:lvlText w:val="o"/>
+      <w:lvlJc w:val="left"/>
+      <w:pPr>
+        <w:ind w:left="5760" w:hanging="360"/>
+      </w:pPr>
+      <w:rPr>
+        <w:rFonts w:ascii="Courier New" w:hAnsi="Courier New" w:cs="Courier New" w:hint="default"/>
+      </w:rPr>
+    </w:lvl>
+    <w:lvl w:ilvl="8" w:tplc="40090005" w:tentative="1">
+      <w:start w:val="1"/>
+      <w:numFmt w:val="bullet"/>
+      <w:lvlText w:val=""/>
+      <w:lvlJc w:val="left"/>
+      <w:pPr>
+        <w:ind w:left="6480" w:hanging="360"/>
+      </w:pPr>
+      <w:rPr>
+        <w:rFonts w:ascii="Wingdings" w:hAnsi="Wingdings" w:hint="default"/>
+      </w:rPr>
+    </w:lvl>
+  </w:abstractNum>
+  <w:abstractNum w:abstractNumId="8" w15:restartNumberingAfterBreak="0">
+    <w:nsid w:val="535079E5"/>
+    <w:multiLevelType w:val="hybridMultilevel"/>
+    <w:tmpl w:val="2D22C648"/>
+    <w:lvl w:ilvl="0" w:tplc="9768F0A0">
+      <w:start w:val="1"/>
+      <w:numFmt w:val="bullet"/>
+      <w:lvlText w:val=""/>
+      <w:lvlJc w:val="left"/>
+      <w:pPr>
+        <w:ind w:left="720" w:hanging="360"/>
+      </w:pPr>
+      <w:rPr>
+        <w:rFonts w:ascii="Wingdings" w:hAnsi="Wingdings" w:hint="default"/>
+        <w:b/>
+        <w:i w:val="0"/>
+      </w:rPr>
+    </w:lvl>
+    <w:lvl w:ilvl="1" w:tplc="40090003" w:tentative="1">
+      <w:start w:val="1"/>
+      <w:numFmt w:val="bullet"/>
+      <w:lvlText w:val="o"/>
+      <w:lvlJc w:val="left"/>
+      <w:pPr>
+        <w:ind w:left="1440" w:hanging="360"/>
+      </w:pPr>
+      <w:rPr>
+        <w:rFonts w:ascii="Courier New" w:hAnsi="Courier New" w:cs="Courier New" w:hint="default"/>
+      </w:rPr>
+    </w:lvl>
+    <w:lvl w:ilvl="2" w:tplc="40090005" w:tentative="1">
+      <w:start w:val="1"/>
+      <w:numFmt w:val="bullet"/>
+      <w:lvlText w:val=""/>
+      <w:lvlJc w:val="left"/>
+      <w:pPr>
+        <w:ind w:left="2160" w:hanging="360"/>
+      </w:pPr>
+      <w:rPr>
+        <w:rFonts w:ascii="Wingdings" w:hAnsi="Wingdings" w:hint="default"/>
+      </w:rPr>
+    </w:lvl>
+    <w:lvl w:ilvl="3" w:tplc="40090001" w:tentative="1">
+      <w:start w:val="1"/>
+      <w:numFmt w:val="bullet"/>
+      <w:lvlText w:val=""/>
+      <w:lvlJc w:val="left"/>
+      <w:pPr>
+        <w:ind w:left="2880" w:hanging="360"/>
+      </w:pPr>
+      <w:rPr>
+        <w:rFonts w:ascii="Symbol" w:hAnsi="Symbol" w:hint="default"/>
+      </w:rPr>
+    </w:lvl>
+    <w:lvl w:ilvl="4" w:tplc="40090003" w:tentative="1">
+      <w:start w:val="1"/>
+      <w:numFmt w:val="bullet"/>
+      <w:lvlText w:val="o"/>
+      <w:lvlJc w:val="left"/>
+      <w:pPr>
+        <w:ind w:left="3600" w:hanging="360"/>
+      </w:pPr>
+      <w:rPr>
+        <w:rFonts w:ascii="Courier New" w:hAnsi="Courier New" w:cs="Courier New" w:hint="default"/>
+      </w:rPr>
+    </w:lvl>
+    <w:lvl w:ilvl="5" w:tplc="40090005" w:tentative="1">
+      <w:start w:val="1"/>
+      <w:numFmt w:val="bullet"/>
+      <w:lvlText w:val=""/>
+      <w:lvlJc w:val="left"/>
+      <w:pPr>
+        <w:ind w:left="4320" w:hanging="360"/>
+      </w:pPr>
+      <w:rPr>
+        <w:rFonts w:ascii="Wingdings" w:hAnsi="Wingdings" w:hint="default"/>
+      </w:rPr>
+    </w:lvl>
+    <w:lvl w:ilvl="6" w:tplc="40090001" w:tentative="1">
+      <w:start w:val="1"/>
+      <w:numFmt w:val="bullet"/>
+      <w:lvlText w:val=""/>
+      <w:lvlJc w:val="left"/>
+      <w:pPr>
+        <w:ind w:left="5040" w:hanging="360"/>
+      </w:pPr>
+      <w:rPr>
+        <w:rFonts w:ascii="Symbol" w:hAnsi="Symbol" w:hint="default"/>
+      </w:rPr>
+    </w:lvl>
+    <w:lvl w:ilvl="7" w:tplc="40090003" w:tentative="1">
+      <w:start w:val="1"/>
+      <w:numFmt w:val="bullet"/>
+      <w:lvlText w:val="o"/>
+      <w:lvlJc w:val="left"/>
+      <w:pPr>
+        <w:ind w:left="5760" w:hanging="360"/>
+      </w:pPr>
+      <w:rPr>
+        <w:rFonts w:ascii="Courier New" w:hAnsi="Courier New" w:cs="Courier New" w:hint="default"/>
+      </w:rPr>
+    </w:lvl>
+    <w:lvl w:ilvl="8" w:tplc="40090005" w:tentative="1">
+      <w:start w:val="1"/>
+      <w:numFmt w:val="bullet"/>
+      <w:lvlText w:val=""/>
+      <w:lvlJc w:val="left"/>
+      <w:pPr>
+        <w:ind w:left="6480" w:hanging="360"/>
+      </w:pPr>
+      <w:rPr>
+        <w:rFonts w:ascii="Wingdings" w:hAnsi="Wingdings" w:hint="default"/>
+      </w:rPr>
+    </w:lvl>
+  </w:abstractNum>
+  <w:abstractNum w:abstractNumId="9" w15:restartNumberingAfterBreak="0">
+    <w:nsid w:val="6F722858"/>
+    <w:multiLevelType w:val="hybridMultilevel"/>
+    <w:tmpl w:val="DEA89684"/>
+    <w:lvl w:ilvl="0" w:tplc="9768F0A0">
+      <w:start w:val="1"/>
+      <w:numFmt w:val="bullet"/>
+      <w:lvlText w:val=""/>
+      <w:lvlJc w:val="left"/>
+      <w:pPr>
+        <w:ind w:left="720" w:hanging="360"/>
+      </w:pPr>
+      <w:rPr>
+        <w:rFonts w:ascii="Wingdings" w:hAnsi="Wingdings" w:hint="default"/>
+        <w:b/>
+        <w:i w:val="0"/>
+      </w:rPr>
+    </w:lvl>
+    <w:lvl w:ilvl="1" w:tplc="40090003" w:tentative="1">
+      <w:start w:val="1"/>
+      <w:numFmt w:val="bullet"/>
+      <w:lvlText w:val="o"/>
+      <w:lvlJc w:val="left"/>
+      <w:pPr>
+        <w:ind w:left="1440" w:hanging="360"/>
+      </w:pPr>
+      <w:rPr>
+        <w:rFonts w:ascii="Courier New" w:hAnsi="Courier New" w:cs="Courier New" w:hint="default"/>
+      </w:rPr>
+    </w:lvl>
+    <w:lvl w:ilvl="2" w:tplc="40090005" w:tentative="1">
+      <w:start w:val="1"/>
+      <w:numFmt w:val="bullet"/>
+      <w:lvlText w:val=""/>
+      <w:lvlJc w:val="left"/>
+      <w:pPr>
+        <w:ind w:left="2160" w:hanging="360"/>
+      </w:pPr>
+      <w:rPr>
+        <w:rFonts w:ascii="Wingdings" w:hAnsi="Wingdings" w:hint="default"/>
+      </w:rPr>
+    </w:lvl>
+    <w:lvl w:ilvl="3" w:tplc="40090001" w:tentative="1">
+      <w:start w:val="1"/>
+      <w:numFmt w:val="bullet"/>
+      <w:lvlText w:val=""/>
+      <w:lvlJc w:val="left"/>
+      <w:pPr>
+        <w:ind w:left="2880" w:hanging="360"/>
+      </w:pPr>
+      <w:rPr>
+        <w:rFonts w:ascii="Symbol" w:hAnsi="Symbol" w:hint="default"/>
+      </w:rPr>
+    </w:lvl>
+    <w:lvl w:ilvl="4" w:tplc="40090003" w:tentative="1">
+      <w:start w:val="1"/>
+      <w:numFmt w:val="bullet"/>
+      <w:lvlText w:val="o"/>
+      <w:lvlJc w:val="left"/>
+      <w:pPr>
+        <w:ind w:left="3600" w:hanging="360"/>
+      </w:pPr>
+      <w:rPr>
+        <w:rFonts w:ascii="Courier New" w:hAnsi="Courier New" w:cs="Courier New" w:hint="default"/>
+      </w:rPr>
+    </w:lvl>
+    <w:lvl w:ilvl="5" w:tplc="40090005" w:tentative="1">
+      <w:start w:val="1"/>
+      <w:numFmt w:val="bullet"/>
+      <w:lvlText w:val=""/>
+      <w:lvlJc w:val="left"/>
+      <w:pPr>
+        <w:ind w:left="4320" w:hanging="360"/>
+      </w:pPr>
+      <w:rPr>
+        <w:rFonts w:ascii="Wingdings" w:hAnsi="Wingdings" w:hint="default"/>
+      </w:rPr>
+    </w:lvl>
+    <w:lvl w:ilvl="6" w:tplc="40090001" w:tentative="1">
+      <w:start w:val="1"/>
+      <w:numFmt w:val="bullet"/>
+      <w:lvlText w:val=""/>
+      <w:lvlJc w:val="left"/>
+      <w:pPr>
+        <w:ind w:left="5040" w:hanging="360"/>
+      </w:pPr>
+      <w:rPr>
+        <w:rFonts w:ascii="Symbol" w:hAnsi="Symbol" w:hint="default"/>
+      </w:rPr>
+    </w:lvl>
+    <w:lvl w:ilvl="7" w:tplc="40090003" w:tentative="1">
+      <w:start w:val="1"/>
+      <w:numFmt w:val="bullet"/>
+      <w:lvlText w:val="o"/>
+      <w:lvlJc w:val="left"/>
+      <w:pPr>
+        <w:ind w:left="5760" w:hanging="360"/>
+      </w:pPr>
+      <w:rPr>
+        <w:rFonts w:ascii="Courier New" w:hAnsi="Courier New" w:cs="Courier New" w:hint="default"/>
+      </w:rPr>
+    </w:lvl>
+    <w:lvl w:ilvl="8" w:tplc="40090005" w:tentative="1">
+      <w:start w:val="1"/>
+      <w:numFmt w:val="bullet"/>
+      <w:lvlText w:val=""/>
+      <w:lvlJc w:val="left"/>
+      <w:pPr>
+        <w:ind w:left="6480" w:hanging="360"/>
+      </w:pPr>
+      <w:rPr>
+        <w:rFonts w:ascii="Wingdings" w:hAnsi="Wingdings" w:hint="default"/>
+      </w:rPr>
+    </w:lvl>
+  </w:abstractNum>
   <w:num w:numId="1" w16cid:durableId="434178300">
+    <w:abstractNumId w:val="8"/>
+  </w:num>
+  <w:num w:numId="2" w16cid:durableId="886794682">
+    <w:abstractNumId w:val="3"/>
+  </w:num>
+  <w:num w:numId="3" w16cid:durableId="472794648">
+    <w:abstractNumId w:val="4"/>
+  </w:num>
+  <w:num w:numId="4" w16cid:durableId="1339507226">
+    <w:abstractNumId w:val="1"/>
+  </w:num>
+  <w:num w:numId="5" w16cid:durableId="759957469">
+    <w:abstractNumId w:val="6"/>
+  </w:num>
+  <w:num w:numId="6" w16cid:durableId="579876237">
     <w:abstractNumId w:val="2"/>
   </w:num>
-  <w:num w:numId="2" w16cid:durableId="886794682">
+  <w:num w:numId="7" w16cid:durableId="868100861">
+    <w:abstractNumId w:val="9"/>
+  </w:num>
+  <w:num w:numId="8" w16cid:durableId="1271013678">
     <w:abstractNumId w:val="0"/>
   </w:num>
-  <w:num w:numId="3" w16cid:durableId="472794648">
-    <w:abstractNumId w:val="1"/>
+  <w:num w:numId="9" w16cid:durableId="578684155">
+    <w:abstractNumId w:val="7"/>
+  </w:num>
+  <w:num w:numId="10" w16cid:durableId="1922252014">
+    <w:abstractNumId w:val="5"/>
   </w:num>
 </w:numbering>
 </file>
@@ -4062,6 +9311,29 @@
       <w:szCs w:val="20"/>
     </w:rPr>
   </w:style>
+  <w:style w:type="character" w:styleId="Hyperlink">
+    <w:name w:val="Hyperlink"/>
+    <w:basedOn w:val="DefaultParagraphFont"/>
+    <w:uiPriority w:val="99"/>
+    <w:unhideWhenUsed/>
+    <w:rsid w:val="003F33E9"/>
+    <w:rPr>
+      <w:color w:val="467886" w:themeColor="hyperlink"/>
+      <w:u w:val="single"/>
+    </w:rPr>
+  </w:style>
+  <w:style w:type="character" w:styleId="UnresolvedMention">
+    <w:name w:val="Unresolved Mention"/>
+    <w:basedOn w:val="DefaultParagraphFont"/>
+    <w:uiPriority w:val="99"/>
+    <w:semiHidden/>
+    <w:unhideWhenUsed/>
+    <w:rsid w:val="003F33E9"/>
+    <w:rPr>
+      <w:color w:val="605E5C"/>
+      <w:shd w:val="clear" w:color="auto" w:fill="E1DFDD"/>
+    </w:rPr>
+  </w:style>
 </w:styles>
 </file>
 

--- a/docs/project_documentation.docx
+++ b/docs/project_documentation.docx
@@ -248,25 +248,7 @@
           <w:sz w:val="24"/>
           <w:szCs w:val="24"/>
         </w:rPr>
-        <w:t>PS D:\world_bank _</w:t>
-      </w:r>
-      <w:proofErr w:type="spellStart"/>
-      <w:r>
-        <w:rPr>
-          <w:rFonts w:ascii="Times New Roman" w:hAnsi="Times New Roman" w:cs="Times New Roman"/>
-          <w:sz w:val="24"/>
-          <w:szCs w:val="24"/>
-        </w:rPr>
-        <w:t>development_analysis</w:t>
-      </w:r>
-      <w:proofErr w:type="spellEnd"/>
-      <w:r>
-        <w:rPr>
-          <w:rFonts w:ascii="Times New Roman" w:hAnsi="Times New Roman" w:cs="Times New Roman"/>
-          <w:sz w:val="24"/>
-          <w:szCs w:val="24"/>
-        </w:rPr>
-        <w:t xml:space="preserve">&gt; git --version </w:t>
+        <w:t xml:space="preserve">PS D:\world_bank _development_analysis&gt; git --version </w:t>
       </w:r>
     </w:p>
     <w:p>
@@ -285,25 +267,7 @@
           <w:sz w:val="24"/>
           <w:szCs w:val="24"/>
         </w:rPr>
-        <w:t>git version 2.54.</w:t>
-      </w:r>
-      <w:proofErr w:type="gramStart"/>
-      <w:r>
-        <w:rPr>
-          <w:rFonts w:ascii="Times New Roman" w:hAnsi="Times New Roman" w:cs="Times New Roman"/>
-          <w:sz w:val="24"/>
-          <w:szCs w:val="24"/>
-        </w:rPr>
-        <w:t>0.windows</w:t>
-      </w:r>
-      <w:proofErr w:type="gramEnd"/>
-      <w:r>
-        <w:rPr>
-          <w:rFonts w:ascii="Times New Roman" w:hAnsi="Times New Roman" w:cs="Times New Roman"/>
-          <w:sz w:val="24"/>
-          <w:szCs w:val="24"/>
-        </w:rPr>
-        <w:t>.1</w:t>
+        <w:t>git version 2.54.0.windows.1</w:t>
       </w:r>
     </w:p>
     <w:p>
@@ -327,19 +291,8 @@
           <w:szCs w:val="24"/>
           <w:lang w:val="en-US"/>
         </w:rPr>
-        <w:t xml:space="preserve">git </w:t>
-      </w:r>
-      <w:proofErr w:type="spellStart"/>
-      <w:r>
-        <w:rPr>
-          <w:rFonts w:ascii="Times New Roman" w:hAnsi="Times New Roman" w:cs="Times New Roman"/>
-          <w:sz w:val="24"/>
-          <w:szCs w:val="24"/>
-          <w:lang w:val="en-US"/>
-        </w:rPr>
-        <w:t>init</w:t>
-      </w:r>
-      <w:proofErr w:type="spellEnd"/>
+        <w:t>git init</w:t>
+      </w:r>
     </w:p>
     <w:p>
       <w:pPr>
@@ -544,38 +497,7 @@
           <w:szCs w:val="24"/>
           <w:lang w:val="en-US"/>
         </w:rPr>
-        <w:t xml:space="preserve">Create a new file </w:t>
-      </w:r>
-      <w:proofErr w:type="gramStart"/>
-      <w:r>
-        <w:rPr>
-          <w:rFonts w:ascii="Times New Roman" w:hAnsi="Times New Roman" w:cs="Times New Roman"/>
-          <w:sz w:val="24"/>
-          <w:szCs w:val="24"/>
-          <w:lang w:val="en-US"/>
-        </w:rPr>
-        <w:t>- .</w:t>
-      </w:r>
-      <w:proofErr w:type="spellStart"/>
-      <w:r>
-        <w:rPr>
-          <w:rFonts w:ascii="Times New Roman" w:hAnsi="Times New Roman" w:cs="Times New Roman"/>
-          <w:sz w:val="24"/>
-          <w:szCs w:val="24"/>
-          <w:lang w:val="en-US"/>
-        </w:rPr>
-        <w:t>gitignore</w:t>
-      </w:r>
-      <w:proofErr w:type="spellEnd"/>
-      <w:proofErr w:type="gramEnd"/>
-      <w:r>
-        <w:rPr>
-          <w:rFonts w:ascii="Times New Roman" w:hAnsi="Times New Roman" w:cs="Times New Roman"/>
-          <w:sz w:val="24"/>
-          <w:szCs w:val="24"/>
-          <w:lang w:val="en-US"/>
-        </w:rPr>
-        <w:t xml:space="preserve"> &amp; paste the following inside</w:t>
+        <w:t>Create a new file - .gitignore &amp; paste the following inside</w:t>
       </w:r>
       <w:r>
         <w:rPr>
@@ -660,97 +582,46 @@
           <w:szCs w:val="24"/>
           <w:lang w:val="en-US"/>
         </w:rPr>
-        <w:t>__</w:t>
-      </w:r>
-      <w:proofErr w:type="spellStart"/>
-      <w:r>
-        <w:rPr>
-          <w:rFonts w:ascii="Times New Roman" w:hAnsi="Times New Roman" w:cs="Times New Roman"/>
-          <w:sz w:val="24"/>
-          <w:szCs w:val="24"/>
-          <w:lang w:val="en-US"/>
-        </w:rPr>
-        <w:t>pycache</w:t>
-      </w:r>
-      <w:proofErr w:type="spellEnd"/>
-      <w:r>
-        <w:rPr>
-          <w:rFonts w:ascii="Times New Roman" w:hAnsi="Times New Roman" w:cs="Times New Roman"/>
-          <w:sz w:val="24"/>
-          <w:szCs w:val="24"/>
-          <w:lang w:val="en-US"/>
-        </w:rPr>
-        <w:t>__/</w:t>
-      </w:r>
-    </w:p>
-    <w:p>
-      <w:pPr>
-        <w:rPr>
-          <w:rFonts w:ascii="Times New Roman" w:hAnsi="Times New Roman" w:cs="Times New Roman"/>
-          <w:sz w:val="24"/>
-          <w:szCs w:val="24"/>
-          <w:lang w:val="en-US"/>
-        </w:rPr>
-      </w:pPr>
-      <w:r>
-        <w:rPr>
-          <w:rFonts w:ascii="Times New Roman" w:hAnsi="Times New Roman" w:cs="Times New Roman"/>
-          <w:sz w:val="24"/>
-          <w:szCs w:val="24"/>
-          <w:lang w:val="en-US"/>
-        </w:rPr>
-        <w:t>*.</w:t>
-      </w:r>
-      <w:proofErr w:type="spellStart"/>
-      <w:r>
-        <w:rPr>
-          <w:rFonts w:ascii="Times New Roman" w:hAnsi="Times New Roman" w:cs="Times New Roman"/>
-          <w:sz w:val="24"/>
-          <w:szCs w:val="24"/>
-          <w:lang w:val="en-US"/>
-        </w:rPr>
-        <w:t>py</w:t>
-      </w:r>
-      <w:proofErr w:type="spellEnd"/>
-      <w:r>
-        <w:rPr>
-          <w:rFonts w:ascii="Times New Roman" w:hAnsi="Times New Roman" w:cs="Times New Roman"/>
-          <w:sz w:val="24"/>
-          <w:szCs w:val="24"/>
-          <w:lang w:val="en-US"/>
-        </w:rPr>
-        <w:t>[cod]</w:t>
-      </w:r>
-    </w:p>
-    <w:p>
-      <w:pPr>
-        <w:rPr>
-          <w:rFonts w:ascii="Times New Roman" w:hAnsi="Times New Roman" w:cs="Times New Roman"/>
-          <w:sz w:val="24"/>
-          <w:szCs w:val="24"/>
-          <w:lang w:val="en-US"/>
-        </w:rPr>
-      </w:pPr>
-      <w:r>
-        <w:rPr>
-          <w:rFonts w:ascii="Times New Roman" w:hAnsi="Times New Roman" w:cs="Times New Roman"/>
-          <w:sz w:val="24"/>
-          <w:szCs w:val="24"/>
-          <w:lang w:val="en-US"/>
-        </w:rPr>
-        <w:t>*$</w:t>
-      </w:r>
-      <w:proofErr w:type="spellStart"/>
-      <w:r>
-        <w:rPr>
-          <w:rFonts w:ascii="Times New Roman" w:hAnsi="Times New Roman" w:cs="Times New Roman"/>
-          <w:sz w:val="24"/>
-          <w:szCs w:val="24"/>
-          <w:lang w:val="en-US"/>
-        </w:rPr>
-        <w:t>py.class</w:t>
-      </w:r>
-      <w:proofErr w:type="spellEnd"/>
+        <w:t>__pycache__/</w:t>
+      </w:r>
+    </w:p>
+    <w:p>
+      <w:pPr>
+        <w:rPr>
+          <w:rFonts w:ascii="Times New Roman" w:hAnsi="Times New Roman" w:cs="Times New Roman"/>
+          <w:sz w:val="24"/>
+          <w:szCs w:val="24"/>
+          <w:lang w:val="en-US"/>
+        </w:rPr>
+      </w:pPr>
+      <w:r>
+        <w:rPr>
+          <w:rFonts w:ascii="Times New Roman" w:hAnsi="Times New Roman" w:cs="Times New Roman"/>
+          <w:sz w:val="24"/>
+          <w:szCs w:val="24"/>
+          <w:lang w:val="en-US"/>
+        </w:rPr>
+        <w:t>*.py[cod]</w:t>
+      </w:r>
+    </w:p>
+    <w:p>
+      <w:pPr>
+        <w:rPr>
+          <w:rFonts w:ascii="Times New Roman" w:hAnsi="Times New Roman" w:cs="Times New Roman"/>
+          <w:sz w:val="24"/>
+          <w:szCs w:val="24"/>
+          <w:lang w:val="en-US"/>
+        </w:rPr>
+      </w:pPr>
+      <w:r>
+        <w:rPr>
+          <w:rFonts w:ascii="Times New Roman" w:hAnsi="Times New Roman" w:cs="Times New Roman"/>
+          <w:sz w:val="24"/>
+          <w:szCs w:val="24"/>
+          <w:lang w:val="en-US"/>
+        </w:rPr>
+        <w:t>*$py.class</w:t>
+      </w:r>
     </w:p>
     <w:p>
       <w:pPr>
@@ -828,66 +699,33 @@
           <w:lang w:val="en-US"/>
         </w:rPr>
       </w:pPr>
-      <w:proofErr w:type="gramStart"/>
-      <w:r>
-        <w:rPr>
-          <w:rFonts w:ascii="Times New Roman" w:hAnsi="Times New Roman" w:cs="Times New Roman"/>
-          <w:sz w:val="24"/>
-          <w:szCs w:val="24"/>
-          <w:lang w:val="en-US"/>
-        </w:rPr>
-        <w:t>.</w:t>
-      </w:r>
-      <w:proofErr w:type="spellStart"/>
-      <w:r>
-        <w:rPr>
-          <w:rFonts w:ascii="Times New Roman" w:hAnsi="Times New Roman" w:cs="Times New Roman"/>
-          <w:sz w:val="24"/>
-          <w:szCs w:val="24"/>
-          <w:lang w:val="en-US"/>
-        </w:rPr>
-        <w:t>venv</w:t>
-      </w:r>
-      <w:proofErr w:type="spellEnd"/>
-      <w:proofErr w:type="gramEnd"/>
-      <w:r>
-        <w:rPr>
-          <w:rFonts w:ascii="Times New Roman" w:hAnsi="Times New Roman" w:cs="Times New Roman"/>
-          <w:sz w:val="24"/>
-          <w:szCs w:val="24"/>
-          <w:lang w:val="en-US"/>
-        </w:rPr>
-        <w:t>/</w:t>
-      </w:r>
-    </w:p>
-    <w:p>
-      <w:pPr>
-        <w:rPr>
-          <w:rFonts w:ascii="Times New Roman" w:hAnsi="Times New Roman" w:cs="Times New Roman"/>
-          <w:sz w:val="24"/>
-          <w:szCs w:val="24"/>
-          <w:lang w:val="en-US"/>
-        </w:rPr>
-      </w:pPr>
-      <w:proofErr w:type="spellStart"/>
-      <w:r>
-        <w:rPr>
-          <w:rFonts w:ascii="Times New Roman" w:hAnsi="Times New Roman" w:cs="Times New Roman"/>
-          <w:sz w:val="24"/>
-          <w:szCs w:val="24"/>
-          <w:lang w:val="en-US"/>
-        </w:rPr>
-        <w:t>venv</w:t>
-      </w:r>
-      <w:proofErr w:type="spellEnd"/>
-      <w:r>
-        <w:rPr>
-          <w:rFonts w:ascii="Times New Roman" w:hAnsi="Times New Roman" w:cs="Times New Roman"/>
-          <w:sz w:val="24"/>
-          <w:szCs w:val="24"/>
-          <w:lang w:val="en-US"/>
-        </w:rPr>
-        <w:t>/</w:t>
+      <w:r>
+        <w:rPr>
+          <w:rFonts w:ascii="Times New Roman" w:hAnsi="Times New Roman" w:cs="Times New Roman"/>
+          <w:sz w:val="24"/>
+          <w:szCs w:val="24"/>
+          <w:lang w:val="en-US"/>
+        </w:rPr>
+        <w:t>.venv/</w:t>
+      </w:r>
+    </w:p>
+    <w:p>
+      <w:pPr>
+        <w:rPr>
+          <w:rFonts w:ascii="Times New Roman" w:hAnsi="Times New Roman" w:cs="Times New Roman"/>
+          <w:sz w:val="24"/>
+          <w:szCs w:val="24"/>
+          <w:lang w:val="en-US"/>
+        </w:rPr>
+      </w:pPr>
+      <w:r>
+        <w:rPr>
+          <w:rFonts w:ascii="Times New Roman" w:hAnsi="Times New Roman" w:cs="Times New Roman"/>
+          <w:sz w:val="24"/>
+          <w:szCs w:val="24"/>
+          <w:lang w:val="en-US"/>
+        </w:rPr>
+        <w:t>venv/</w:t>
       </w:r>
     </w:p>
     <w:p>
@@ -985,45 +823,14 @@
           <w:lang w:val="en-US"/>
         </w:rPr>
       </w:pPr>
-      <w:proofErr w:type="gramStart"/>
-      <w:r>
-        <w:rPr>
-          <w:rFonts w:ascii="Times New Roman" w:hAnsi="Times New Roman" w:cs="Times New Roman"/>
-          <w:sz w:val="24"/>
-          <w:szCs w:val="24"/>
-          <w:lang w:val="en-US"/>
-        </w:rPr>
-        <w:t>.</w:t>
-      </w:r>
-      <w:proofErr w:type="spellStart"/>
-      <w:r>
-        <w:rPr>
-          <w:rFonts w:ascii="Times New Roman" w:hAnsi="Times New Roman" w:cs="Times New Roman"/>
-          <w:sz w:val="24"/>
-          <w:szCs w:val="24"/>
-          <w:lang w:val="en-US"/>
-        </w:rPr>
-        <w:t>ipynb</w:t>
-      </w:r>
-      <w:proofErr w:type="gramEnd"/>
-      <w:r>
-        <w:rPr>
-          <w:rFonts w:ascii="Times New Roman" w:hAnsi="Times New Roman" w:cs="Times New Roman"/>
-          <w:sz w:val="24"/>
-          <w:szCs w:val="24"/>
-          <w:lang w:val="en-US"/>
-        </w:rPr>
-        <w:t>_checkpoints</w:t>
-      </w:r>
-      <w:proofErr w:type="spellEnd"/>
-      <w:r>
-        <w:rPr>
-          <w:rFonts w:ascii="Times New Roman" w:hAnsi="Times New Roman" w:cs="Times New Roman"/>
-          <w:sz w:val="24"/>
-          <w:szCs w:val="24"/>
-          <w:lang w:val="en-US"/>
-        </w:rPr>
-        <w:t>/</w:t>
+      <w:r>
+        <w:rPr>
+          <w:rFonts w:ascii="Times New Roman" w:hAnsi="Times New Roman" w:cs="Times New Roman"/>
+          <w:sz w:val="24"/>
+          <w:szCs w:val="24"/>
+          <w:lang w:val="en-US"/>
+        </w:rPr>
+        <w:t>.ipynb_checkpoints/</w:t>
       </w:r>
     </w:p>
     <w:p>
@@ -1102,36 +909,14 @@
           <w:lang w:val="en-US"/>
         </w:rPr>
       </w:pPr>
-      <w:proofErr w:type="gramStart"/>
-      <w:r>
-        <w:rPr>
-          <w:rFonts w:ascii="Times New Roman" w:hAnsi="Times New Roman" w:cs="Times New Roman"/>
-          <w:sz w:val="24"/>
-          <w:szCs w:val="24"/>
-          <w:lang w:val="en-US"/>
-        </w:rPr>
-        <w:t>.</w:t>
-      </w:r>
-      <w:proofErr w:type="spellStart"/>
-      <w:r>
-        <w:rPr>
-          <w:rFonts w:ascii="Times New Roman" w:hAnsi="Times New Roman" w:cs="Times New Roman"/>
-          <w:sz w:val="24"/>
-          <w:szCs w:val="24"/>
-          <w:lang w:val="en-US"/>
-        </w:rPr>
-        <w:t>vscode</w:t>
-      </w:r>
-      <w:proofErr w:type="spellEnd"/>
-      <w:proofErr w:type="gramEnd"/>
-      <w:r>
-        <w:rPr>
-          <w:rFonts w:ascii="Times New Roman" w:hAnsi="Times New Roman" w:cs="Times New Roman"/>
-          <w:sz w:val="24"/>
-          <w:szCs w:val="24"/>
-          <w:lang w:val="en-US"/>
-        </w:rPr>
-        <w:t>/</w:t>
+      <w:r>
+        <w:rPr>
+          <w:rFonts w:ascii="Times New Roman" w:hAnsi="Times New Roman" w:cs="Times New Roman"/>
+          <w:sz w:val="24"/>
+          <w:szCs w:val="24"/>
+          <w:lang w:val="en-US"/>
+        </w:rPr>
+        <w:t>.vscode/</w:t>
       </w:r>
     </w:p>
     <w:p>
@@ -1217,30 +1002,18 @@
           <w:szCs w:val="24"/>
           <w:lang w:val="en-US"/>
         </w:rPr>
-        <w:t>.</w:t>
-      </w:r>
-      <w:proofErr w:type="spellStart"/>
-      <w:r>
-        <w:rPr>
-          <w:rFonts w:ascii="Times New Roman" w:hAnsi="Times New Roman" w:cs="Times New Roman"/>
-          <w:sz w:val="24"/>
-          <w:szCs w:val="24"/>
-          <w:lang w:val="en-US"/>
-        </w:rPr>
-        <w:t>DS_Store</w:t>
-      </w:r>
-      <w:proofErr w:type="spellEnd"/>
-    </w:p>
-    <w:p>
-      <w:pPr>
-        <w:rPr>
-          <w:rFonts w:ascii="Times New Roman" w:hAnsi="Times New Roman" w:cs="Times New Roman"/>
-          <w:sz w:val="24"/>
-          <w:szCs w:val="24"/>
-          <w:lang w:val="en-US"/>
-        </w:rPr>
-      </w:pPr>
-      <w:proofErr w:type="spellStart"/>
+        <w:t>.DS_Store</w:t>
+      </w:r>
+    </w:p>
+    <w:p>
+      <w:pPr>
+        <w:rPr>
+          <w:rFonts w:ascii="Times New Roman" w:hAnsi="Times New Roman" w:cs="Times New Roman"/>
+          <w:sz w:val="24"/>
+          <w:szCs w:val="24"/>
+          <w:lang w:val="en-US"/>
+        </w:rPr>
+      </w:pPr>
       <w:r>
         <w:rPr>
           <w:rFonts w:ascii="Times New Roman" w:hAnsi="Times New Roman" w:cs="Times New Roman"/>
@@ -1250,7 +1023,6 @@
         </w:rPr>
         <w:t>Thumbs.db</w:t>
       </w:r>
-      <w:proofErr w:type="spellEnd"/>
     </w:p>
     <w:p>
       <w:pPr>
@@ -1328,7 +1100,6 @@
           <w:lang w:val="en-US"/>
         </w:rPr>
       </w:pPr>
-      <w:proofErr w:type="gramStart"/>
       <w:r>
         <w:rPr>
           <w:rFonts w:ascii="Times New Roman" w:hAnsi="Times New Roman" w:cs="Times New Roman"/>
@@ -1338,7 +1109,6 @@
         </w:rPr>
         <w:t>.env</w:t>
       </w:r>
-      <w:proofErr w:type="gramEnd"/>
     </w:p>
     <w:p>
       <w:pPr>
@@ -1509,30 +1279,18 @@
           <w:szCs w:val="24"/>
           <w:lang w:val="en-US"/>
         </w:rPr>
-        <w:t>*.</w:t>
-      </w:r>
-      <w:proofErr w:type="spellStart"/>
-      <w:r>
-        <w:rPr>
-          <w:rFonts w:ascii="Times New Roman" w:hAnsi="Times New Roman" w:cs="Times New Roman"/>
-          <w:sz w:val="24"/>
-          <w:szCs w:val="24"/>
-          <w:lang w:val="en-US"/>
-        </w:rPr>
-        <w:t>tmp</w:t>
-      </w:r>
-      <w:proofErr w:type="spellEnd"/>
-    </w:p>
-    <w:p>
-      <w:pPr>
-        <w:rPr>
-          <w:rFonts w:ascii="Times New Roman" w:hAnsi="Times New Roman" w:cs="Times New Roman"/>
-          <w:sz w:val="24"/>
-          <w:szCs w:val="24"/>
-          <w:lang w:val="en-US"/>
-        </w:rPr>
-      </w:pPr>
-      <w:proofErr w:type="gramStart"/>
+        <w:t>*.tmp</w:t>
+      </w:r>
+    </w:p>
+    <w:p>
+      <w:pPr>
+        <w:rPr>
+          <w:rFonts w:ascii="Times New Roman" w:hAnsi="Times New Roman" w:cs="Times New Roman"/>
+          <w:sz w:val="24"/>
+          <w:szCs w:val="24"/>
+          <w:lang w:val="en-US"/>
+        </w:rPr>
+      </w:pPr>
       <w:r>
         <w:rPr>
           <w:rFonts w:ascii="Times New Roman" w:hAnsi="Times New Roman" w:cs="Times New Roman"/>
@@ -1542,7 +1300,6 @@
         </w:rPr>
         <w:t>*.temp</w:t>
       </w:r>
-      <w:proofErr w:type="gramEnd"/>
     </w:p>
     <w:p>
       <w:pPr>
@@ -1639,25 +1396,14 @@
           <w:lang w:val="en-US"/>
         </w:rPr>
       </w:pPr>
-      <w:proofErr w:type="spellStart"/>
-      <w:r>
-        <w:rPr>
-          <w:rFonts w:ascii="Times New Roman" w:hAnsi="Times New Roman" w:cs="Times New Roman"/>
-          <w:sz w:val="24"/>
-          <w:szCs w:val="24"/>
-          <w:lang w:val="en-US"/>
-        </w:rPr>
-        <w:t>dist</w:t>
-      </w:r>
-      <w:proofErr w:type="spellEnd"/>
-      <w:r>
-        <w:rPr>
-          <w:rFonts w:ascii="Times New Roman" w:hAnsi="Times New Roman" w:cs="Times New Roman"/>
-          <w:sz w:val="24"/>
-          <w:szCs w:val="24"/>
-          <w:lang w:val="en-US"/>
-        </w:rPr>
-        <w:t>/</w:t>
+      <w:r>
+        <w:rPr>
+          <w:rFonts w:ascii="Times New Roman" w:hAnsi="Times New Roman" w:cs="Times New Roman"/>
+          <w:sz w:val="24"/>
+          <w:szCs w:val="24"/>
+          <w:lang w:val="en-US"/>
+        </w:rPr>
+        <w:t>dist/</w:t>
       </w:r>
     </w:p>
     <w:p>
@@ -1762,49 +1508,27 @@
           <w:szCs w:val="24"/>
           <w:lang w:val="en-US"/>
         </w:rPr>
-        <w:t>*.</w:t>
-      </w:r>
-      <w:proofErr w:type="spellStart"/>
-      <w:r>
-        <w:rPr>
-          <w:rFonts w:ascii="Times New Roman" w:hAnsi="Times New Roman" w:cs="Times New Roman"/>
-          <w:sz w:val="24"/>
-          <w:szCs w:val="24"/>
-          <w:lang w:val="en-US"/>
-        </w:rPr>
-        <w:t>db</w:t>
-      </w:r>
-      <w:proofErr w:type="spellEnd"/>
-    </w:p>
-    <w:p>
-      <w:pPr>
-        <w:rPr>
-          <w:rFonts w:ascii="Times New Roman" w:hAnsi="Times New Roman" w:cs="Times New Roman"/>
-          <w:sz w:val="24"/>
-          <w:szCs w:val="24"/>
-          <w:lang w:val="en-US"/>
-        </w:rPr>
-      </w:pPr>
-      <w:r>
-        <w:rPr>
-          <w:rFonts w:ascii="Times New Roman" w:hAnsi="Times New Roman" w:cs="Times New Roman"/>
-          <w:sz w:val="24"/>
-          <w:szCs w:val="24"/>
-          <w:lang w:val="en-US"/>
-        </w:rPr>
-        <w:t>*.</w:t>
-      </w:r>
-      <w:proofErr w:type="spellStart"/>
-      <w:r>
-        <w:rPr>
-          <w:rFonts w:ascii="Times New Roman" w:hAnsi="Times New Roman" w:cs="Times New Roman"/>
-          <w:sz w:val="24"/>
-          <w:szCs w:val="24"/>
-          <w:lang w:val="en-US"/>
-        </w:rPr>
-        <w:t>sqlite</w:t>
-      </w:r>
-      <w:proofErr w:type="spellEnd"/>
+        <w:t>*.db</w:t>
+      </w:r>
+    </w:p>
+    <w:p>
+      <w:pPr>
+        <w:rPr>
+          <w:rFonts w:ascii="Times New Roman" w:hAnsi="Times New Roman" w:cs="Times New Roman"/>
+          <w:sz w:val="24"/>
+          <w:szCs w:val="24"/>
+          <w:lang w:val="en-US"/>
+        </w:rPr>
+      </w:pPr>
+      <w:r>
+        <w:rPr>
+          <w:rFonts w:ascii="Times New Roman" w:hAnsi="Times New Roman" w:cs="Times New Roman"/>
+          <w:sz w:val="24"/>
+          <w:szCs w:val="24"/>
+          <w:lang w:val="en-US"/>
+        </w:rPr>
+        <w:t>*.sqlite</w:t>
+      </w:r>
     </w:p>
     <w:p>
       <w:pPr>
@@ -1881,27 +1605,7 @@
           <w:szCs w:val="24"/>
           <w:lang w:val="en-US"/>
         </w:rPr>
-        <w:t xml:space="preserve">Check Python Version: </w:t>
-      </w:r>
-      <w:proofErr w:type="spellStart"/>
-      <w:r>
-        <w:rPr>
-          <w:rFonts w:ascii="Times New Roman" w:hAnsi="Times New Roman" w:cs="Times New Roman"/>
-          <w:sz w:val="24"/>
-          <w:szCs w:val="24"/>
-          <w:lang w:val="en-US"/>
-        </w:rPr>
-        <w:t>py</w:t>
-      </w:r>
-      <w:proofErr w:type="spellEnd"/>
-      <w:r>
-        <w:rPr>
-          <w:rFonts w:ascii="Times New Roman" w:hAnsi="Times New Roman" w:cs="Times New Roman"/>
-          <w:sz w:val="24"/>
-          <w:szCs w:val="24"/>
-          <w:lang w:val="en-US"/>
-        </w:rPr>
-        <w:t xml:space="preserve"> </w:t>
+        <w:t xml:space="preserve">Check Python Version: py </w:t>
       </w:r>
       <w:r>
         <w:rPr>
@@ -1972,61 +1676,8 @@
           <w:szCs w:val="24"/>
           <w:lang w:val="en-US"/>
         </w:rPr>
-        <w:t xml:space="preserve">: </w:t>
-      </w:r>
-      <w:proofErr w:type="spellStart"/>
-      <w:r>
-        <w:rPr>
-          <w:rFonts w:ascii="Times New Roman" w:hAnsi="Times New Roman" w:cs="Times New Roman"/>
-          <w:sz w:val="24"/>
-          <w:szCs w:val="24"/>
-          <w:lang w:val="en-US"/>
-        </w:rPr>
-        <w:t>py</w:t>
-      </w:r>
-      <w:proofErr w:type="spellEnd"/>
-      <w:r>
-        <w:rPr>
-          <w:rFonts w:ascii="Times New Roman" w:hAnsi="Times New Roman" w:cs="Times New Roman"/>
-          <w:sz w:val="24"/>
-          <w:szCs w:val="24"/>
-          <w:lang w:val="en-US"/>
-        </w:rPr>
-        <w:t xml:space="preserve"> -m </w:t>
-      </w:r>
-      <w:proofErr w:type="spellStart"/>
-      <w:proofErr w:type="gramStart"/>
-      <w:r>
-        <w:rPr>
-          <w:rFonts w:ascii="Times New Roman" w:hAnsi="Times New Roman" w:cs="Times New Roman"/>
-          <w:sz w:val="24"/>
-          <w:szCs w:val="24"/>
-          <w:lang w:val="en-US"/>
-        </w:rPr>
-        <w:t>venv</w:t>
-      </w:r>
-      <w:proofErr w:type="spellEnd"/>
-      <w:r>
-        <w:rPr>
-          <w:rFonts w:ascii="Times New Roman" w:hAnsi="Times New Roman" w:cs="Times New Roman"/>
-          <w:sz w:val="24"/>
-          <w:szCs w:val="24"/>
-          <w:lang w:val="en-US"/>
-        </w:rPr>
-        <w:t xml:space="preserve"> .</w:t>
-      </w:r>
-      <w:proofErr w:type="spellStart"/>
-      <w:r>
-        <w:rPr>
-          <w:rFonts w:ascii="Times New Roman" w:hAnsi="Times New Roman" w:cs="Times New Roman"/>
-          <w:sz w:val="24"/>
-          <w:szCs w:val="24"/>
-          <w:lang w:val="en-US"/>
-        </w:rPr>
-        <w:t>venv</w:t>
-      </w:r>
-      <w:proofErr w:type="spellEnd"/>
-      <w:proofErr w:type="gramEnd"/>
+        <w:t>: py -m venv .venv</w:t>
+      </w:r>
       <w:r>
         <w:rPr>
           <w:rFonts w:ascii="Times New Roman" w:hAnsi="Times New Roman" w:cs="Times New Roman"/>
@@ -2085,79 +1736,8 @@
           <w:szCs w:val="24"/>
           <w:lang w:val="en-US"/>
         </w:rPr>
-        <w:t>Set-</w:t>
-      </w:r>
-      <w:proofErr w:type="spellStart"/>
-      <w:r>
-        <w:rPr>
-          <w:rFonts w:ascii="Times New Roman" w:hAnsi="Times New Roman" w:cs="Times New Roman"/>
-          <w:sz w:val="24"/>
-          <w:szCs w:val="24"/>
-          <w:lang w:val="en-US"/>
-        </w:rPr>
-        <w:t>ExecutionPolicy</w:t>
-      </w:r>
-      <w:proofErr w:type="spellEnd"/>
-      <w:r>
-        <w:rPr>
-          <w:rFonts w:ascii="Times New Roman" w:hAnsi="Times New Roman" w:cs="Times New Roman"/>
-          <w:sz w:val="24"/>
-          <w:szCs w:val="24"/>
-          <w:lang w:val="en-US"/>
-        </w:rPr>
-        <w:t xml:space="preserve"> -</w:t>
-      </w:r>
-      <w:proofErr w:type="spellStart"/>
-      <w:r>
-        <w:rPr>
-          <w:rFonts w:ascii="Times New Roman" w:hAnsi="Times New Roman" w:cs="Times New Roman"/>
-          <w:sz w:val="24"/>
-          <w:szCs w:val="24"/>
-          <w:lang w:val="en-US"/>
-        </w:rPr>
-        <w:t>ExecutionPolicy</w:t>
-      </w:r>
-      <w:proofErr w:type="spellEnd"/>
-      <w:r>
-        <w:rPr>
-          <w:rFonts w:ascii="Times New Roman" w:hAnsi="Times New Roman" w:cs="Times New Roman"/>
-          <w:sz w:val="24"/>
-          <w:szCs w:val="24"/>
-          <w:lang w:val="en-US"/>
-        </w:rPr>
-        <w:t xml:space="preserve"> </w:t>
-      </w:r>
-      <w:proofErr w:type="spellStart"/>
-      <w:r>
-        <w:rPr>
-          <w:rFonts w:ascii="Times New Roman" w:hAnsi="Times New Roman" w:cs="Times New Roman"/>
-          <w:sz w:val="24"/>
-          <w:szCs w:val="24"/>
-          <w:lang w:val="en-US"/>
-        </w:rPr>
-        <w:t>RemoteSigned</w:t>
-      </w:r>
-      <w:proofErr w:type="spellEnd"/>
-      <w:r>
-        <w:rPr>
-          <w:rFonts w:ascii="Times New Roman" w:hAnsi="Times New Roman" w:cs="Times New Roman"/>
-          <w:sz w:val="24"/>
-          <w:szCs w:val="24"/>
-          <w:lang w:val="en-US"/>
-        </w:rPr>
-        <w:t xml:space="preserve"> -Scope </w:t>
-      </w:r>
-      <w:proofErr w:type="spellStart"/>
-      <w:r>
-        <w:rPr>
-          <w:rFonts w:ascii="Times New Roman" w:hAnsi="Times New Roman" w:cs="Times New Roman"/>
-          <w:sz w:val="24"/>
-          <w:szCs w:val="24"/>
-          <w:lang w:val="en-US"/>
-        </w:rPr>
-        <w:t>CurrentUser</w:t>
-      </w:r>
-      <w:proofErr w:type="spellEnd"/>
+        <w:t>Set-ExecutionPolicy -ExecutionPolicy RemoteSigned -Scope CurrentUser</w:t>
+      </w:r>
     </w:p>
     <w:p>
       <w:pPr>
@@ -2173,74 +1753,23 @@
           <w:lang w:val="en-US"/>
         </w:rPr>
       </w:pPr>
-      <w:proofErr w:type="gramStart"/>
-      <w:r>
-        <w:rPr>
-          <w:rFonts w:ascii="Times New Roman" w:hAnsi="Times New Roman" w:cs="Times New Roman"/>
-          <w:sz w:val="24"/>
-          <w:szCs w:val="24"/>
-          <w:lang w:val="en-US"/>
-        </w:rPr>
-        <w:t>.\.</w:t>
-      </w:r>
-      <w:proofErr w:type="spellStart"/>
-      <w:r>
-        <w:rPr>
-          <w:rFonts w:ascii="Times New Roman" w:hAnsi="Times New Roman" w:cs="Times New Roman"/>
-          <w:sz w:val="24"/>
-          <w:szCs w:val="24"/>
-          <w:lang w:val="en-US"/>
-        </w:rPr>
-        <w:t>venv</w:t>
-      </w:r>
-      <w:proofErr w:type="spellEnd"/>
-      <w:r>
-        <w:rPr>
-          <w:rFonts w:ascii="Times New Roman" w:hAnsi="Times New Roman" w:cs="Times New Roman"/>
-          <w:sz w:val="24"/>
-          <w:szCs w:val="24"/>
-          <w:lang w:val="en-US"/>
-        </w:rPr>
-        <w:t>\Scripts\Activate.ps1</w:t>
-      </w:r>
-      <w:r>
-        <w:rPr>
-          <w:rFonts w:ascii="Times New Roman" w:hAnsi="Times New Roman" w:cs="Times New Roman"/>
-          <w:sz w:val="24"/>
-          <w:szCs w:val="24"/>
-          <w:lang w:val="en-US"/>
-        </w:rPr>
-        <w:t xml:space="preserve">  /</w:t>
-      </w:r>
-      <w:proofErr w:type="gramEnd"/>
-      <w:r>
-        <w:rPr>
-          <w:rFonts w:ascii="Times New Roman" w:hAnsi="Times New Roman" w:cs="Times New Roman"/>
-          <w:sz w:val="24"/>
-          <w:szCs w:val="24"/>
-          <w:lang w:val="en-US"/>
-        </w:rPr>
-        <w:t>/(.</w:t>
-      </w:r>
-      <w:proofErr w:type="spellStart"/>
-      <w:r>
-        <w:rPr>
-          <w:rFonts w:ascii="Times New Roman" w:hAnsi="Times New Roman" w:cs="Times New Roman"/>
-          <w:sz w:val="24"/>
-          <w:szCs w:val="24"/>
-          <w:lang w:val="en-US"/>
-        </w:rPr>
-        <w:t>venv</w:t>
-      </w:r>
-      <w:proofErr w:type="spellEnd"/>
-      <w:r>
-        <w:rPr>
-          <w:rFonts w:ascii="Times New Roman" w:hAnsi="Times New Roman" w:cs="Times New Roman"/>
-          <w:sz w:val="24"/>
-          <w:szCs w:val="24"/>
-          <w:lang w:val="en-US"/>
-        </w:rPr>
-        <w:t>) should appear in the terminal</w:t>
+      <w:r>
+        <w:rPr>
+          <w:rFonts w:ascii="Times New Roman" w:hAnsi="Times New Roman" w:cs="Times New Roman"/>
+          <w:sz w:val="24"/>
+          <w:szCs w:val="24"/>
+          <w:lang w:val="en-US"/>
+        </w:rPr>
+        <w:t>.\.venv\Scripts\Activate.ps1</w:t>
+      </w:r>
+      <w:r>
+        <w:rPr>
+          <w:rFonts w:ascii="Times New Roman" w:hAnsi="Times New Roman" w:cs="Times New Roman"/>
+          <w:sz w:val="24"/>
+          <w:szCs w:val="24"/>
+          <w:lang w:val="en-US"/>
+        </w:rPr>
+        <w:t xml:space="preserve">  //(.venv) should appear in the terminal</w:t>
       </w:r>
     </w:p>
     <w:p>
@@ -2608,7 +2137,6 @@
                 <w:szCs w:val="24"/>
               </w:rPr>
             </w:pPr>
-            <w:proofErr w:type="spellStart"/>
             <w:r>
               <w:rPr>
                 <w:rFonts w:ascii="Times New Roman" w:hAnsi="Times New Roman" w:cs="Times New Roman"/>
@@ -2617,7 +2145,6 @@
               </w:rPr>
               <w:t>openpyxl</w:t>
             </w:r>
-            <w:proofErr w:type="spellEnd"/>
           </w:p>
         </w:tc>
       </w:tr>
@@ -2663,7 +2190,6 @@
                 <w:szCs w:val="24"/>
               </w:rPr>
             </w:pPr>
-            <w:proofErr w:type="spellStart"/>
             <w:r>
               <w:rPr>
                 <w:rFonts w:ascii="Times New Roman" w:hAnsi="Times New Roman" w:cs="Times New Roman"/>
@@ -2672,7 +2198,6 @@
               </w:rPr>
               <w:t>numpy</w:t>
             </w:r>
-            <w:proofErr w:type="spellEnd"/>
           </w:p>
         </w:tc>
       </w:tr>
@@ -2824,7 +2349,6 @@
                 <w:szCs w:val="24"/>
               </w:rPr>
             </w:pPr>
-            <w:proofErr w:type="spellStart"/>
             <w:r>
               <w:rPr>
                 <w:rFonts w:ascii="Times New Roman" w:hAnsi="Times New Roman" w:cs="Times New Roman"/>
@@ -2833,7 +2357,6 @@
               </w:rPr>
               <w:t>sqlalchemy</w:t>
             </w:r>
-            <w:proofErr w:type="spellEnd"/>
           </w:p>
         </w:tc>
       </w:tr>
@@ -2879,7 +2402,6 @@
                 <w:szCs w:val="24"/>
               </w:rPr>
             </w:pPr>
-            <w:proofErr w:type="spellStart"/>
             <w:r>
               <w:rPr>
                 <w:rFonts w:ascii="Times New Roman" w:hAnsi="Times New Roman" w:cs="Times New Roman"/>
@@ -2888,7 +2410,6 @@
               </w:rPr>
               <w:t>pymysql</w:t>
             </w:r>
-            <w:proofErr w:type="spellEnd"/>
           </w:p>
         </w:tc>
       </w:tr>
@@ -2934,7 +2455,6 @@
                 <w:szCs w:val="24"/>
               </w:rPr>
             </w:pPr>
-            <w:proofErr w:type="spellStart"/>
             <w:r>
               <w:rPr>
                 <w:rFonts w:ascii="Times New Roman" w:hAnsi="Times New Roman" w:cs="Times New Roman"/>
@@ -2943,7 +2463,6 @@
               </w:rPr>
               <w:t>jupyter</w:t>
             </w:r>
-            <w:proofErr w:type="spellEnd"/>
           </w:p>
         </w:tc>
       </w:tr>
@@ -2979,90 +2498,8 @@
           <w:sz w:val="24"/>
           <w:szCs w:val="24"/>
         </w:rPr>
-        <w:t xml:space="preserve">pip install pandas </w:t>
-      </w:r>
-      <w:proofErr w:type="spellStart"/>
-      <w:r>
-        <w:rPr>
-          <w:rFonts w:ascii="Times New Roman" w:hAnsi="Times New Roman" w:cs="Times New Roman"/>
-          <w:sz w:val="24"/>
-          <w:szCs w:val="24"/>
-        </w:rPr>
-        <w:t>numpy</w:t>
-      </w:r>
-      <w:proofErr w:type="spellEnd"/>
-      <w:r>
-        <w:rPr>
-          <w:rFonts w:ascii="Times New Roman" w:hAnsi="Times New Roman" w:cs="Times New Roman"/>
-          <w:sz w:val="24"/>
-          <w:szCs w:val="24"/>
-        </w:rPr>
-        <w:t xml:space="preserve"> </w:t>
-      </w:r>
-      <w:proofErr w:type="spellStart"/>
-      <w:r>
-        <w:rPr>
-          <w:rFonts w:ascii="Times New Roman" w:hAnsi="Times New Roman" w:cs="Times New Roman"/>
-          <w:sz w:val="24"/>
-          <w:szCs w:val="24"/>
-        </w:rPr>
-        <w:t>openpyxl</w:t>
-      </w:r>
-      <w:proofErr w:type="spellEnd"/>
-      <w:r>
-        <w:rPr>
-          <w:rFonts w:ascii="Times New Roman" w:hAnsi="Times New Roman" w:cs="Times New Roman"/>
-          <w:sz w:val="24"/>
-          <w:szCs w:val="24"/>
-        </w:rPr>
-        <w:t xml:space="preserve"> matplotlib seaborn </w:t>
-      </w:r>
-      <w:proofErr w:type="spellStart"/>
-      <w:r>
-        <w:rPr>
-          <w:rFonts w:ascii="Times New Roman" w:hAnsi="Times New Roman" w:cs="Times New Roman"/>
-          <w:sz w:val="24"/>
-          <w:szCs w:val="24"/>
-        </w:rPr>
-        <w:t>sqlalchemy</w:t>
-      </w:r>
-      <w:proofErr w:type="spellEnd"/>
-      <w:r>
-        <w:rPr>
-          <w:rFonts w:ascii="Times New Roman" w:hAnsi="Times New Roman" w:cs="Times New Roman"/>
-          <w:sz w:val="24"/>
-          <w:szCs w:val="24"/>
-        </w:rPr>
-        <w:t xml:space="preserve"> </w:t>
-      </w:r>
-      <w:proofErr w:type="spellStart"/>
-      <w:r>
-        <w:rPr>
-          <w:rFonts w:ascii="Times New Roman" w:hAnsi="Times New Roman" w:cs="Times New Roman"/>
-          <w:sz w:val="24"/>
-          <w:szCs w:val="24"/>
-        </w:rPr>
-        <w:t>pymysql</w:t>
-      </w:r>
-      <w:proofErr w:type="spellEnd"/>
-      <w:r>
-        <w:rPr>
-          <w:rFonts w:ascii="Times New Roman" w:hAnsi="Times New Roman" w:cs="Times New Roman"/>
-          <w:sz w:val="24"/>
-          <w:szCs w:val="24"/>
-        </w:rPr>
-        <w:t xml:space="preserve"> </w:t>
-      </w:r>
-      <w:proofErr w:type="spellStart"/>
-      <w:r>
-        <w:rPr>
-          <w:rFonts w:ascii="Times New Roman" w:hAnsi="Times New Roman" w:cs="Times New Roman"/>
-          <w:sz w:val="24"/>
-          <w:szCs w:val="24"/>
-        </w:rPr>
-        <w:t>jupyter</w:t>
-      </w:r>
-      <w:proofErr w:type="spellEnd"/>
+        <w:t>pip install pandas numpy openpyxl matplotlib seaborn sqlalchemy pymysql jupyter</w:t>
+      </w:r>
     </w:p>
     <w:p>
       <w:pPr>
@@ -3111,43 +2548,15 @@
           <w:sz w:val="24"/>
           <w:szCs w:val="24"/>
         </w:rPr>
-        <w:t xml:space="preserve">: bottom right should show </w:t>
-      </w:r>
-      <w:proofErr w:type="gramStart"/>
-      <w:r>
-        <w:rPr>
-          <w:rFonts w:ascii="Times New Roman" w:hAnsi="Times New Roman" w:cs="Times New Roman"/>
-          <w:sz w:val="24"/>
-          <w:szCs w:val="24"/>
-        </w:rPr>
-        <w:t xml:space="preserve">- </w:t>
-      </w:r>
-      <w:r>
-        <w:rPr>
-          <w:rFonts w:ascii="Times New Roman" w:hAnsi="Times New Roman" w:cs="Times New Roman"/>
-          <w:sz w:val="24"/>
-          <w:szCs w:val="24"/>
-        </w:rPr>
-        <w:t>.</w:t>
-      </w:r>
-      <w:proofErr w:type="spellStart"/>
-      <w:r>
-        <w:rPr>
-          <w:rFonts w:ascii="Times New Roman" w:hAnsi="Times New Roman" w:cs="Times New Roman"/>
-          <w:sz w:val="24"/>
-          <w:szCs w:val="24"/>
-        </w:rPr>
-        <w:t>venv</w:t>
-      </w:r>
-      <w:proofErr w:type="spellEnd"/>
-      <w:proofErr w:type="gramEnd"/>
-      <w:r>
-        <w:rPr>
-          <w:rFonts w:ascii="Times New Roman" w:hAnsi="Times New Roman" w:cs="Times New Roman"/>
-          <w:sz w:val="24"/>
-          <w:szCs w:val="24"/>
-        </w:rPr>
-        <w:t xml:space="preserve"> (Python 3.14.4)</w:t>
+        <w:t xml:space="preserve">: bottom right should show - </w:t>
+      </w:r>
+      <w:r>
+        <w:rPr>
+          <w:rFonts w:ascii="Times New Roman" w:hAnsi="Times New Roman" w:cs="Times New Roman"/>
+          <w:sz w:val="24"/>
+          <w:szCs w:val="24"/>
+        </w:rPr>
+        <w:t>.venv (Python 3.14.4)</w:t>
       </w:r>
     </w:p>
     <w:p>
@@ -3208,18 +2617,8 @@
           <w:sz w:val="24"/>
           <w:szCs w:val="24"/>
         </w:rPr>
-        <w:t xml:space="preserve">git </w:t>
-      </w:r>
-      <w:proofErr w:type="gramStart"/>
-      <w:r>
-        <w:rPr>
-          <w:rFonts w:ascii="Times New Roman" w:hAnsi="Times New Roman" w:cs="Times New Roman"/>
-          <w:sz w:val="24"/>
-          <w:szCs w:val="24"/>
-        </w:rPr>
-        <w:t>add .</w:t>
-      </w:r>
-      <w:proofErr w:type="gramEnd"/>
+        <w:t>git add .</w:t>
+      </w:r>
       <w:r>
         <w:rPr>
           <w:rFonts w:ascii="Times New Roman" w:hAnsi="Times New Roman" w:cs="Times New Roman"/>
@@ -3292,25 +2691,7 @@
           <w:sz w:val="24"/>
           <w:szCs w:val="24"/>
         </w:rPr>
-        <w:t>If any word file was open &amp; it created temporary $</w:t>
-      </w:r>
-      <w:proofErr w:type="spellStart"/>
-      <w:r>
-        <w:rPr>
-          <w:rFonts w:ascii="Times New Roman" w:hAnsi="Times New Roman" w:cs="Times New Roman"/>
-          <w:sz w:val="24"/>
-          <w:szCs w:val="24"/>
-        </w:rPr>
-        <w:t>roject</w:t>
-      </w:r>
-      <w:proofErr w:type="spellEnd"/>
-      <w:r>
-        <w:rPr>
-          <w:rFonts w:ascii="Times New Roman" w:hAnsi="Times New Roman" w:cs="Times New Roman"/>
-          <w:sz w:val="24"/>
-          <w:szCs w:val="24"/>
-        </w:rPr>
-        <w:t xml:space="preserve"> files, then close the Word file –</w:t>
+        <w:t>If any word file was open &amp; it created temporary $roject files, then close the Word file –</w:t>
       </w:r>
     </w:p>
     <w:p>
@@ -3376,18 +2757,8 @@
           <w:sz w:val="24"/>
           <w:szCs w:val="24"/>
         </w:rPr>
-        <w:t xml:space="preserve">git </w:t>
-      </w:r>
-      <w:proofErr w:type="gramStart"/>
-      <w:r>
-        <w:rPr>
-          <w:rFonts w:ascii="Times New Roman" w:hAnsi="Times New Roman" w:cs="Times New Roman"/>
-          <w:sz w:val="24"/>
-          <w:szCs w:val="24"/>
-        </w:rPr>
-        <w:t>add .</w:t>
-      </w:r>
-      <w:proofErr w:type="gramEnd"/>
+        <w:t>git add .</w:t>
+      </w:r>
     </w:p>
     <w:p>
       <w:pPr>
@@ -3729,44 +3100,32 @@
       <w:pPr>
         <w:rPr>
           <w:rFonts w:ascii="Times New Roman" w:hAnsi="Times New Roman" w:cs="Times New Roman"/>
-          <w:sz w:val="24"/>
-          <w:szCs w:val="24"/>
-        </w:rPr>
-      </w:pPr>
-      <w:r>
-        <w:rPr>
-          <w:rFonts w:ascii="Times New Roman" w:hAnsi="Times New Roman" w:cs="Times New Roman"/>
-          <w:sz w:val="24"/>
-          <w:szCs w:val="24"/>
+          <w:b/>
+          <w:bCs/>
+          <w:sz w:val="28"/>
+          <w:szCs w:val="28"/>
+        </w:rPr>
+      </w:pPr>
+      <w:r>
+        <w:rPr>
+          <w:rFonts w:ascii="Times New Roman" w:hAnsi="Times New Roman" w:cs="Times New Roman"/>
+          <w:b/>
+          <w:bCs/>
+          <w:sz w:val="28"/>
+          <w:szCs w:val="28"/>
         </w:rPr>
         <w:t>Create a notebook:</w:t>
       </w:r>
       <w:r>
         <w:rPr>
           <w:rFonts w:ascii="Times New Roman" w:hAnsi="Times New Roman" w:cs="Times New Roman"/>
-          <w:sz w:val="24"/>
-          <w:szCs w:val="24"/>
-        </w:rPr>
-        <w:t xml:space="preserve"> </w:t>
-      </w:r>
-      <w:r>
-        <w:rPr>
-          <w:rFonts w:ascii="Times New Roman" w:hAnsi="Times New Roman" w:cs="Times New Roman"/>
-          <w:sz w:val="24"/>
-          <w:szCs w:val="24"/>
-        </w:rPr>
-        <w:t>01_data_import_and_</w:t>
-      </w:r>
-      <w:proofErr w:type="gramStart"/>
-      <w:r>
-        <w:rPr>
-          <w:rFonts w:ascii="Times New Roman" w:hAnsi="Times New Roman" w:cs="Times New Roman"/>
-          <w:sz w:val="24"/>
-          <w:szCs w:val="24"/>
-        </w:rPr>
-        <w:t>exploration.ipynb</w:t>
-      </w:r>
-      <w:proofErr w:type="gramEnd"/>
+          <w:b/>
+          <w:bCs/>
+          <w:sz w:val="28"/>
+          <w:szCs w:val="28"/>
+        </w:rPr>
+        <w:t xml:space="preserve"> 01_data_import_and_exploration.ipynb</w:t>
+      </w:r>
     </w:p>
     <w:p>
       <w:pPr>
@@ -3809,25 +3168,7 @@
           <w:sz w:val="24"/>
           <w:szCs w:val="24"/>
         </w:rPr>
-        <w:t xml:space="preserve">import </w:t>
-      </w:r>
-      <w:proofErr w:type="spellStart"/>
-      <w:r>
-        <w:rPr>
-          <w:rFonts w:ascii="Times New Roman" w:hAnsi="Times New Roman" w:cs="Times New Roman"/>
-          <w:sz w:val="24"/>
-          <w:szCs w:val="24"/>
-        </w:rPr>
-        <w:t>numpy</w:t>
-      </w:r>
-      <w:proofErr w:type="spellEnd"/>
-      <w:r>
-        <w:rPr>
-          <w:rFonts w:ascii="Times New Roman" w:hAnsi="Times New Roman" w:cs="Times New Roman"/>
-          <w:sz w:val="24"/>
-          <w:szCs w:val="24"/>
-        </w:rPr>
-        <w:t xml:space="preserve"> as np</w:t>
+        <w:t>import numpy as np</w:t>
       </w:r>
     </w:p>
     <w:p>
@@ -3843,33 +3184,13 @@
           <w:szCs w:val="24"/>
         </w:rPr>
       </w:pPr>
-      <w:proofErr w:type="spellStart"/>
-      <w:r>
-        <w:rPr>
-          <w:rFonts w:ascii="Times New Roman" w:hAnsi="Times New Roman" w:cs="Times New Roman"/>
-          <w:sz w:val="24"/>
-          <w:szCs w:val="24"/>
-        </w:rPr>
-        <w:t>excel_file</w:t>
-      </w:r>
-      <w:proofErr w:type="spellEnd"/>
-      <w:proofErr w:type="gramStart"/>
-      <w:r>
-        <w:rPr>
-          <w:rFonts w:ascii="Times New Roman" w:hAnsi="Times New Roman" w:cs="Times New Roman"/>
-          <w:sz w:val="24"/>
-          <w:szCs w:val="24"/>
-        </w:rPr>
-        <w:t>=”../data/raw/WDIEXCEL.xlsx</w:t>
-      </w:r>
-      <w:proofErr w:type="gramEnd"/>
-      <w:r>
-        <w:rPr>
-          <w:rFonts w:ascii="Times New Roman" w:hAnsi="Times New Roman" w:cs="Times New Roman"/>
-          <w:sz w:val="24"/>
-          <w:szCs w:val="24"/>
-        </w:rPr>
-        <w:t xml:space="preserve">” </w:t>
+      <w:r>
+        <w:rPr>
+          <w:rFonts w:ascii="Times New Roman" w:hAnsi="Times New Roman" w:cs="Times New Roman"/>
+          <w:sz w:val="24"/>
+          <w:szCs w:val="24"/>
+        </w:rPr>
+        <w:t xml:space="preserve">excel_file=”../data/raw/WDIEXCEL.xlsx” </w:t>
       </w:r>
       <w:r>
         <w:rPr>
@@ -3902,87 +3223,21 @@
           <w:szCs w:val="24"/>
         </w:rPr>
       </w:pPr>
-      <w:proofErr w:type="spellStart"/>
-      <w:r>
-        <w:rPr>
-          <w:rFonts w:ascii="Times New Roman" w:hAnsi="Times New Roman" w:cs="Times New Roman"/>
-          <w:sz w:val="24"/>
-          <w:szCs w:val="24"/>
-        </w:rPr>
-        <w:t>xls</w:t>
-      </w:r>
-      <w:proofErr w:type="spellEnd"/>
-      <w:r>
-        <w:rPr>
-          <w:rFonts w:ascii="Times New Roman" w:hAnsi="Times New Roman" w:cs="Times New Roman"/>
-          <w:sz w:val="24"/>
-          <w:szCs w:val="24"/>
-        </w:rPr>
-        <w:t>=</w:t>
-      </w:r>
-      <w:proofErr w:type="spellStart"/>
-      <w:proofErr w:type="gramStart"/>
-      <w:r>
-        <w:rPr>
-          <w:rFonts w:ascii="Times New Roman" w:hAnsi="Times New Roman" w:cs="Times New Roman"/>
-          <w:sz w:val="24"/>
-          <w:szCs w:val="24"/>
-        </w:rPr>
-        <w:t>pd.ExcelFile</w:t>
-      </w:r>
-      <w:proofErr w:type="spellEnd"/>
-      <w:proofErr w:type="gramEnd"/>
-      <w:r>
-        <w:rPr>
-          <w:rFonts w:ascii="Times New Roman" w:hAnsi="Times New Roman" w:cs="Times New Roman"/>
-          <w:sz w:val="24"/>
-          <w:szCs w:val="24"/>
-        </w:rPr>
-        <w:t>(</w:t>
-      </w:r>
-      <w:proofErr w:type="spellStart"/>
-      <w:r>
-        <w:rPr>
-          <w:rFonts w:ascii="Times New Roman" w:hAnsi="Times New Roman" w:cs="Times New Roman"/>
-          <w:sz w:val="24"/>
-          <w:szCs w:val="24"/>
-        </w:rPr>
-        <w:t>excel_file</w:t>
-      </w:r>
-      <w:proofErr w:type="spellEnd"/>
-      <w:r>
-        <w:rPr>
-          <w:rFonts w:ascii="Times New Roman" w:hAnsi="Times New Roman" w:cs="Times New Roman"/>
-          <w:sz w:val="24"/>
-          <w:szCs w:val="24"/>
-        </w:rPr>
-        <w:t>)</w:t>
-      </w:r>
-      <w:r>
-        <w:rPr>
-          <w:rFonts w:ascii="Times New Roman" w:hAnsi="Times New Roman" w:cs="Times New Roman"/>
-          <w:sz w:val="24"/>
-          <w:szCs w:val="24"/>
-        </w:rPr>
-        <w:t xml:space="preserve"> // type(</w:t>
-      </w:r>
-      <w:proofErr w:type="spellStart"/>
-      <w:r>
-        <w:rPr>
-          <w:rFonts w:ascii="Times New Roman" w:hAnsi="Times New Roman" w:cs="Times New Roman"/>
-          <w:sz w:val="24"/>
-          <w:szCs w:val="24"/>
-        </w:rPr>
-        <w:t>xls</w:t>
-      </w:r>
-      <w:proofErr w:type="spellEnd"/>
-      <w:r>
-        <w:rPr>
-          <w:rFonts w:ascii="Times New Roman" w:hAnsi="Times New Roman" w:cs="Times New Roman"/>
-          <w:sz w:val="24"/>
-          <w:szCs w:val="24"/>
-        </w:rPr>
-        <w:t xml:space="preserve">) </w:t>
+      <w:r>
+        <w:rPr>
+          <w:rFonts w:ascii="Times New Roman" w:hAnsi="Times New Roman" w:cs="Times New Roman"/>
+          <w:sz w:val="24"/>
+          <w:szCs w:val="24"/>
+        </w:rPr>
+        <w:t>xls=pd.ExcelFile(excel_file)</w:t>
+      </w:r>
+      <w:r>
+        <w:rPr>
+          <w:rFonts w:ascii="Times New Roman" w:hAnsi="Times New Roman" w:cs="Times New Roman"/>
+          <w:sz w:val="24"/>
+          <w:szCs w:val="24"/>
+        </w:rPr>
+        <w:t xml:space="preserve"> // type(xls) </w:t>
       </w:r>
     </w:p>
     <w:p>
@@ -3998,8 +3253,6 @@
           <w:szCs w:val="24"/>
         </w:rPr>
       </w:pPr>
-      <w:proofErr w:type="spellStart"/>
-      <w:proofErr w:type="gramStart"/>
       <w:r>
         <w:rPr>
           <w:rFonts w:ascii="Times New Roman" w:hAnsi="Times New Roman" w:cs="Times New Roman"/>
@@ -4008,7 +3261,6 @@
         </w:rPr>
         <w:t>xls.sheet</w:t>
       </w:r>
-      <w:proofErr w:type="gramEnd"/>
       <w:r>
         <w:rPr>
           <w:rFonts w:ascii="Times New Roman" w:hAnsi="Times New Roman" w:cs="Times New Roman"/>
@@ -4025,7 +3277,6 @@
         </w:rPr>
         <w:t>names</w:t>
       </w:r>
-      <w:proofErr w:type="spellEnd"/>
     </w:p>
     <w:p>
       <w:pPr>
@@ -4066,107 +3317,13 @@
           <w:szCs w:val="24"/>
         </w:rPr>
       </w:pPr>
-      <w:proofErr w:type="spellStart"/>
-      <w:r>
-        <w:rPr>
-          <w:rFonts w:ascii="Times New Roman" w:hAnsi="Times New Roman" w:cs="Times New Roman"/>
-          <w:sz w:val="24"/>
-          <w:szCs w:val="24"/>
-        </w:rPr>
-        <w:t>data_df</w:t>
-      </w:r>
-      <w:proofErr w:type="spellEnd"/>
-      <w:r>
-        <w:rPr>
-          <w:rFonts w:ascii="Times New Roman" w:hAnsi="Times New Roman" w:cs="Times New Roman"/>
-          <w:sz w:val="24"/>
-          <w:szCs w:val="24"/>
-        </w:rPr>
-        <w:t xml:space="preserve">= </w:t>
-      </w:r>
-      <w:proofErr w:type="spellStart"/>
-      <w:proofErr w:type="gramStart"/>
-      <w:r>
-        <w:rPr>
-          <w:rFonts w:ascii="Times New Roman" w:hAnsi="Times New Roman" w:cs="Times New Roman"/>
-          <w:sz w:val="24"/>
-          <w:szCs w:val="24"/>
-        </w:rPr>
-        <w:t>pd.read</w:t>
-      </w:r>
-      <w:proofErr w:type="gramEnd"/>
-      <w:r>
-        <w:rPr>
-          <w:rFonts w:ascii="Times New Roman" w:hAnsi="Times New Roman" w:cs="Times New Roman"/>
-          <w:sz w:val="24"/>
-          <w:szCs w:val="24"/>
-        </w:rPr>
-        <w:t>_</w:t>
-      </w:r>
-      <w:proofErr w:type="gramStart"/>
-      <w:r>
-        <w:rPr>
-          <w:rFonts w:ascii="Times New Roman" w:hAnsi="Times New Roman" w:cs="Times New Roman"/>
-          <w:sz w:val="24"/>
-          <w:szCs w:val="24"/>
-        </w:rPr>
-        <w:t>excel</w:t>
-      </w:r>
-      <w:proofErr w:type="spellEnd"/>
-      <w:r>
-        <w:rPr>
-          <w:rFonts w:ascii="Times New Roman" w:hAnsi="Times New Roman" w:cs="Times New Roman"/>
-          <w:sz w:val="24"/>
-          <w:szCs w:val="24"/>
-        </w:rPr>
-        <w:t>(</w:t>
-      </w:r>
-      <w:proofErr w:type="spellStart"/>
-      <w:proofErr w:type="gramEnd"/>
-      <w:r>
-        <w:rPr>
-          <w:rFonts w:ascii="Times New Roman" w:hAnsi="Times New Roman" w:cs="Times New Roman"/>
-          <w:sz w:val="24"/>
-          <w:szCs w:val="24"/>
-        </w:rPr>
-        <w:t>excel_file</w:t>
-      </w:r>
-      <w:proofErr w:type="spellEnd"/>
-      <w:r>
-        <w:rPr>
-          <w:rFonts w:ascii="Times New Roman" w:hAnsi="Times New Roman" w:cs="Times New Roman"/>
-          <w:sz w:val="24"/>
-          <w:szCs w:val="24"/>
-        </w:rPr>
-        <w:t xml:space="preserve">, </w:t>
-      </w:r>
-      <w:proofErr w:type="spellStart"/>
-      <w:r>
-        <w:rPr>
-          <w:rFonts w:ascii="Times New Roman" w:hAnsi="Times New Roman" w:cs="Times New Roman"/>
-          <w:sz w:val="24"/>
-          <w:szCs w:val="24"/>
-        </w:rPr>
-        <w:t>sheet_name</w:t>
-      </w:r>
-      <w:proofErr w:type="spellEnd"/>
-      <w:proofErr w:type="gramStart"/>
-      <w:r>
-        <w:rPr>
-          <w:rFonts w:ascii="Times New Roman" w:hAnsi="Times New Roman" w:cs="Times New Roman"/>
-          <w:sz w:val="24"/>
-          <w:szCs w:val="24"/>
-        </w:rPr>
-        <w:t>=”Data</w:t>
-      </w:r>
-      <w:proofErr w:type="gramEnd"/>
-      <w:r>
-        <w:rPr>
-          <w:rFonts w:ascii="Times New Roman" w:hAnsi="Times New Roman" w:cs="Times New Roman"/>
-          <w:sz w:val="24"/>
-          <w:szCs w:val="24"/>
-        </w:rPr>
-        <w:t>”)</w:t>
+      <w:r>
+        <w:rPr>
+          <w:rFonts w:ascii="Times New Roman" w:hAnsi="Times New Roman" w:cs="Times New Roman"/>
+          <w:sz w:val="24"/>
+          <w:szCs w:val="24"/>
+        </w:rPr>
+        <w:t>data_df= pd.read_excel(excel_file, sheet_name=”Data”)</w:t>
       </w:r>
       <w:r>
         <w:rPr>
@@ -4183,43 +3340,7 @@
           <w:szCs w:val="24"/>
         </w:rPr>
         <w:tab/>
-        <w:t>//</w:t>
-      </w:r>
-      <w:proofErr w:type="spellStart"/>
-      <w:r>
-        <w:rPr>
-          <w:rFonts w:ascii="Times New Roman" w:hAnsi="Times New Roman" w:cs="Times New Roman"/>
-          <w:sz w:val="24"/>
-          <w:szCs w:val="24"/>
-        </w:rPr>
-        <w:t>read_excel</w:t>
-      </w:r>
-      <w:proofErr w:type="spellEnd"/>
-      <w:r>
-        <w:rPr>
-          <w:rFonts w:ascii="Times New Roman" w:hAnsi="Times New Roman" w:cs="Times New Roman"/>
-          <w:sz w:val="24"/>
-          <w:szCs w:val="24"/>
-        </w:rPr>
-        <w:t xml:space="preserve"> – pandas </w:t>
-      </w:r>
-      <w:proofErr w:type="gramStart"/>
-      <w:r>
-        <w:rPr>
-          <w:rFonts w:ascii="Times New Roman" w:hAnsi="Times New Roman" w:cs="Times New Roman"/>
-          <w:sz w:val="24"/>
-          <w:szCs w:val="24"/>
-        </w:rPr>
-        <w:t>loads</w:t>
-      </w:r>
-      <w:proofErr w:type="gramEnd"/>
-      <w:r>
-        <w:rPr>
-          <w:rFonts w:ascii="Times New Roman" w:hAnsi="Times New Roman" w:cs="Times New Roman"/>
-          <w:sz w:val="24"/>
-          <w:szCs w:val="24"/>
-        </w:rPr>
-        <w:t xml:space="preserve"> 1</w:t>
+        <w:t>//read_excel – pandas loads 1</w:t>
       </w:r>
       <w:r>
         <w:rPr>
@@ -4236,25 +3357,7 @@
           <w:sz w:val="24"/>
           <w:szCs w:val="24"/>
         </w:rPr>
-        <w:t xml:space="preserve"> sheet by default if </w:t>
-      </w:r>
-      <w:proofErr w:type="spellStart"/>
-      <w:r>
-        <w:rPr>
-          <w:rFonts w:ascii="Times New Roman" w:hAnsi="Times New Roman" w:cs="Times New Roman"/>
-          <w:sz w:val="24"/>
-          <w:szCs w:val="24"/>
-        </w:rPr>
-        <w:t>sheet_name</w:t>
-      </w:r>
-      <w:proofErr w:type="spellEnd"/>
-      <w:r>
-        <w:rPr>
-          <w:rFonts w:ascii="Times New Roman" w:hAnsi="Times New Roman" w:cs="Times New Roman"/>
-          <w:sz w:val="24"/>
-          <w:szCs w:val="24"/>
-        </w:rPr>
-        <w:t xml:space="preserve"> is not defined.</w:t>
+        <w:t xml:space="preserve"> sheet by default if sheet_name is not defined.</w:t>
       </w:r>
     </w:p>
     <w:p>
@@ -4280,26 +3383,14 @@
           <w:szCs w:val="24"/>
         </w:rPr>
       </w:pPr>
-      <w:proofErr w:type="spellStart"/>
-      <w:r>
-        <w:rPr>
-          <w:rFonts w:ascii="Times New Roman" w:hAnsi="Times New Roman" w:cs="Times New Roman"/>
-          <w:sz w:val="24"/>
-          <w:szCs w:val="24"/>
-        </w:rPr>
-        <w:t>Data_</w:t>
-      </w:r>
-      <w:proofErr w:type="gramStart"/>
-      <w:r>
-        <w:rPr>
-          <w:rFonts w:ascii="Times New Roman" w:hAnsi="Times New Roman" w:cs="Times New Roman"/>
-          <w:sz w:val="24"/>
-          <w:szCs w:val="24"/>
-        </w:rPr>
-        <w:t>df.shape</w:t>
-      </w:r>
-      <w:proofErr w:type="spellEnd"/>
-      <w:proofErr w:type="gramEnd"/>
+      <w:r>
+        <w:rPr>
+          <w:rFonts w:ascii="Times New Roman" w:hAnsi="Times New Roman" w:cs="Times New Roman"/>
+          <w:sz w:val="24"/>
+          <w:szCs w:val="24"/>
+        </w:rPr>
+        <w:t>Data_df.shape</w:t>
+      </w:r>
     </w:p>
     <w:p>
       <w:pPr>
@@ -4324,26 +3415,14 @@
           <w:szCs w:val="24"/>
         </w:rPr>
       </w:pPr>
-      <w:proofErr w:type="spellStart"/>
-      <w:r>
-        <w:rPr>
-          <w:rFonts w:ascii="Times New Roman" w:hAnsi="Times New Roman" w:cs="Times New Roman"/>
-          <w:sz w:val="24"/>
-          <w:szCs w:val="24"/>
-        </w:rPr>
-        <w:t>Data_</w:t>
-      </w:r>
-      <w:proofErr w:type="gramStart"/>
-      <w:r>
-        <w:rPr>
-          <w:rFonts w:ascii="Times New Roman" w:hAnsi="Times New Roman" w:cs="Times New Roman"/>
-          <w:sz w:val="24"/>
-          <w:szCs w:val="24"/>
-        </w:rPr>
-        <w:t>df.columns</w:t>
-      </w:r>
-      <w:proofErr w:type="spellEnd"/>
-      <w:proofErr w:type="gramEnd"/>
+      <w:r>
+        <w:rPr>
+          <w:rFonts w:ascii="Times New Roman" w:hAnsi="Times New Roman" w:cs="Times New Roman"/>
+          <w:sz w:val="24"/>
+          <w:szCs w:val="24"/>
+        </w:rPr>
+        <w:t>Data_df.columns</w:t>
+      </w:r>
     </w:p>
     <w:p>
       <w:pPr>
@@ -4368,7 +3447,6 @@
           <w:szCs w:val="24"/>
         </w:rPr>
       </w:pPr>
-      <w:proofErr w:type="spellStart"/>
       <w:r>
         <w:rPr>
           <w:rFonts w:ascii="Times New Roman" w:hAnsi="Times New Roman" w:cs="Times New Roman"/>
@@ -4385,32 +3463,13 @@
         </w:rPr>
         <w:t>_</w:t>
       </w:r>
-      <w:proofErr w:type="gramStart"/>
-      <w:r>
-        <w:rPr>
-          <w:rFonts w:ascii="Times New Roman" w:hAnsi="Times New Roman" w:cs="Times New Roman"/>
-          <w:sz w:val="24"/>
-          <w:szCs w:val="24"/>
-        </w:rPr>
-        <w:t>list</w:t>
-      </w:r>
-      <w:proofErr w:type="spellEnd"/>
-      <w:r>
-        <w:rPr>
-          <w:rFonts w:ascii="Times New Roman" w:hAnsi="Times New Roman" w:cs="Times New Roman"/>
-          <w:sz w:val="24"/>
-          <w:szCs w:val="24"/>
-        </w:rPr>
-        <w:t>(</w:t>
-      </w:r>
-      <w:proofErr w:type="gramEnd"/>
-      <w:r>
-        <w:rPr>
-          <w:rFonts w:ascii="Times New Roman" w:hAnsi="Times New Roman" w:cs="Times New Roman"/>
-          <w:sz w:val="24"/>
-          <w:szCs w:val="24"/>
-        </w:rPr>
-        <w:t>)</w:t>
+      <w:r>
+        <w:rPr>
+          <w:rFonts w:ascii="Times New Roman" w:hAnsi="Times New Roman" w:cs="Times New Roman"/>
+          <w:sz w:val="24"/>
+          <w:szCs w:val="24"/>
+        </w:rPr>
+        <w:t>list()</w:t>
       </w:r>
     </w:p>
     <w:p>
@@ -4436,23 +3495,13 @@
           <w:szCs w:val="24"/>
         </w:rPr>
       </w:pPr>
-      <w:proofErr w:type="gramStart"/>
-      <w:r>
-        <w:rPr>
-          <w:rFonts w:ascii="Times New Roman" w:hAnsi="Times New Roman" w:cs="Times New Roman"/>
-          <w:sz w:val="24"/>
-          <w:szCs w:val="24"/>
-        </w:rPr>
-        <w:t>Data_df.info(</w:t>
-      </w:r>
-      <w:proofErr w:type="gramEnd"/>
-      <w:r>
-        <w:rPr>
-          <w:rFonts w:ascii="Times New Roman" w:hAnsi="Times New Roman" w:cs="Times New Roman"/>
-          <w:sz w:val="24"/>
-          <w:szCs w:val="24"/>
-        </w:rPr>
-        <w:t>)</w:t>
+      <w:r>
+        <w:rPr>
+          <w:rFonts w:ascii="Times New Roman" w:hAnsi="Times New Roman" w:cs="Times New Roman"/>
+          <w:sz w:val="24"/>
+          <w:szCs w:val="24"/>
+        </w:rPr>
+        <w:t>Data_df.info()</w:t>
       </w:r>
     </w:p>
     <w:p>
@@ -4478,33 +3527,13 @@
           <w:szCs w:val="24"/>
         </w:rPr>
       </w:pPr>
-      <w:proofErr w:type="spellStart"/>
-      <w:r>
-        <w:rPr>
-          <w:rFonts w:ascii="Times New Roman" w:hAnsi="Times New Roman" w:cs="Times New Roman"/>
-          <w:sz w:val="24"/>
-          <w:szCs w:val="24"/>
-        </w:rPr>
-        <w:t>Data_</w:t>
-      </w:r>
-      <w:proofErr w:type="gramStart"/>
-      <w:r>
-        <w:rPr>
-          <w:rFonts w:ascii="Times New Roman" w:hAnsi="Times New Roman" w:cs="Times New Roman"/>
-          <w:sz w:val="24"/>
-          <w:szCs w:val="24"/>
-        </w:rPr>
-        <w:t>df.head</w:t>
-      </w:r>
-      <w:proofErr w:type="spellEnd"/>
-      <w:proofErr w:type="gramEnd"/>
-      <w:r>
-        <w:rPr>
-          <w:rFonts w:ascii="Times New Roman" w:hAnsi="Times New Roman" w:cs="Times New Roman"/>
-          <w:sz w:val="24"/>
-          <w:szCs w:val="24"/>
-        </w:rPr>
-        <w:t>()</w:t>
+      <w:r>
+        <w:rPr>
+          <w:rFonts w:ascii="Times New Roman" w:hAnsi="Times New Roman" w:cs="Times New Roman"/>
+          <w:sz w:val="24"/>
+          <w:szCs w:val="24"/>
+        </w:rPr>
+        <w:t>Data_df.head()</w:t>
       </w:r>
     </w:p>
     <w:p>
@@ -4530,7 +3559,6 @@
           <w:szCs w:val="24"/>
         </w:rPr>
       </w:pPr>
-      <w:proofErr w:type="spellStart"/>
       <w:r>
         <w:rPr>
           <w:rFonts w:ascii="Times New Roman" w:hAnsi="Times New Roman" w:cs="Times New Roman"/>
@@ -4538,62 +3566,7 @@
           <w:szCs w:val="24"/>
         </w:rPr>
         <w:lastRenderedPageBreak/>
-        <w:t>Data_</w:t>
-      </w:r>
-      <w:proofErr w:type="gramStart"/>
-      <w:r>
-        <w:rPr>
-          <w:rFonts w:ascii="Times New Roman" w:hAnsi="Times New Roman" w:cs="Times New Roman"/>
-          <w:sz w:val="24"/>
-          <w:szCs w:val="24"/>
-        </w:rPr>
-        <w:t>df</w:t>
-      </w:r>
-      <w:proofErr w:type="spellEnd"/>
-      <w:r>
-        <w:rPr>
-          <w:rFonts w:ascii="Times New Roman" w:hAnsi="Times New Roman" w:cs="Times New Roman"/>
-          <w:sz w:val="24"/>
-          <w:szCs w:val="24"/>
-        </w:rPr>
-        <w:t>[</w:t>
-      </w:r>
-      <w:proofErr w:type="gramEnd"/>
-      <w:r>
-        <w:rPr>
-          <w:rFonts w:ascii="Times New Roman" w:hAnsi="Times New Roman" w:cs="Times New Roman"/>
-          <w:sz w:val="24"/>
-          <w:szCs w:val="24"/>
-        </w:rPr>
-        <w:t>“Country Name”</w:t>
-      </w:r>
-      <w:proofErr w:type="gramStart"/>
-      <w:r>
-        <w:rPr>
-          <w:rFonts w:ascii="Times New Roman" w:hAnsi="Times New Roman" w:cs="Times New Roman"/>
-          <w:sz w:val="24"/>
-          <w:szCs w:val="24"/>
-        </w:rPr>
-        <w:t>].</w:t>
-      </w:r>
-      <w:proofErr w:type="spellStart"/>
-      <w:r>
-        <w:rPr>
-          <w:rFonts w:ascii="Times New Roman" w:hAnsi="Times New Roman" w:cs="Times New Roman"/>
-          <w:sz w:val="24"/>
-          <w:szCs w:val="24"/>
-        </w:rPr>
-        <w:t>nunique</w:t>
-      </w:r>
-      <w:proofErr w:type="spellEnd"/>
-      <w:proofErr w:type="gramEnd"/>
-      <w:r>
-        <w:rPr>
-          <w:rFonts w:ascii="Times New Roman" w:hAnsi="Times New Roman" w:cs="Times New Roman"/>
-          <w:sz w:val="24"/>
-          <w:szCs w:val="24"/>
-        </w:rPr>
-        <w:t>()</w:t>
+        <w:t>Data_df[“Country Name”].nunique()</w:t>
       </w:r>
     </w:p>
     <w:p>
@@ -4619,69 +3592,13 @@
           <w:szCs w:val="24"/>
         </w:rPr>
       </w:pPr>
-      <w:proofErr w:type="spellStart"/>
-      <w:r>
-        <w:rPr>
-          <w:rFonts w:ascii="Times New Roman" w:hAnsi="Times New Roman" w:cs="Times New Roman"/>
-          <w:sz w:val="24"/>
-          <w:szCs w:val="24"/>
-        </w:rPr>
-        <w:t>Data_</w:t>
-      </w:r>
-      <w:proofErr w:type="gramStart"/>
-      <w:r>
-        <w:rPr>
-          <w:rFonts w:ascii="Times New Roman" w:hAnsi="Times New Roman" w:cs="Times New Roman"/>
-          <w:sz w:val="24"/>
-          <w:szCs w:val="24"/>
-        </w:rPr>
-        <w:t>df</w:t>
-      </w:r>
-      <w:proofErr w:type="spellEnd"/>
-      <w:r>
-        <w:rPr>
-          <w:rFonts w:ascii="Times New Roman" w:hAnsi="Times New Roman" w:cs="Times New Roman"/>
-          <w:sz w:val="24"/>
-          <w:szCs w:val="24"/>
-        </w:rPr>
-        <w:t>[</w:t>
-      </w:r>
-      <w:proofErr w:type="gramEnd"/>
-      <w:r>
-        <w:rPr>
-          <w:rFonts w:ascii="Times New Roman" w:hAnsi="Times New Roman" w:cs="Times New Roman"/>
-          <w:sz w:val="24"/>
-          <w:szCs w:val="24"/>
-        </w:rPr>
-        <w:t>“Indicator Name”</w:t>
-      </w:r>
-      <w:proofErr w:type="gramStart"/>
-      <w:r>
-        <w:rPr>
-          <w:rFonts w:ascii="Times New Roman" w:hAnsi="Times New Roman" w:cs="Times New Roman"/>
-          <w:sz w:val="24"/>
-          <w:szCs w:val="24"/>
-        </w:rPr>
-        <w:t>].</w:t>
-      </w:r>
-      <w:proofErr w:type="spellStart"/>
-      <w:r>
-        <w:rPr>
-          <w:rFonts w:ascii="Times New Roman" w:hAnsi="Times New Roman" w:cs="Times New Roman"/>
-          <w:sz w:val="24"/>
-          <w:szCs w:val="24"/>
-        </w:rPr>
-        <w:t>nunique</w:t>
-      </w:r>
-      <w:proofErr w:type="spellEnd"/>
-      <w:proofErr w:type="gramEnd"/>
-      <w:r>
-        <w:rPr>
-          <w:rFonts w:ascii="Times New Roman" w:hAnsi="Times New Roman" w:cs="Times New Roman"/>
-          <w:sz w:val="24"/>
-          <w:szCs w:val="24"/>
-        </w:rPr>
-        <w:t>()</w:t>
+      <w:r>
+        <w:rPr>
+          <w:rFonts w:ascii="Times New Roman" w:hAnsi="Times New Roman" w:cs="Times New Roman"/>
+          <w:sz w:val="24"/>
+          <w:szCs w:val="24"/>
+        </w:rPr>
+        <w:t>Data_df[“Indicator Name”].nunique()</w:t>
       </w:r>
     </w:p>
     <w:p>
@@ -4707,59 +3624,13 @@
           <w:szCs w:val="24"/>
         </w:rPr>
       </w:pPr>
-      <w:proofErr w:type="spellStart"/>
-      <w:r>
-        <w:rPr>
-          <w:rFonts w:ascii="Times New Roman" w:hAnsi="Times New Roman" w:cs="Times New Roman"/>
-          <w:sz w:val="24"/>
-          <w:szCs w:val="24"/>
-        </w:rPr>
-        <w:t>Data_</w:t>
-      </w:r>
-      <w:proofErr w:type="gramStart"/>
-      <w:r>
-        <w:rPr>
-          <w:rFonts w:ascii="Times New Roman" w:hAnsi="Times New Roman" w:cs="Times New Roman"/>
-          <w:sz w:val="24"/>
-          <w:szCs w:val="24"/>
-        </w:rPr>
-        <w:t>df</w:t>
-      </w:r>
-      <w:proofErr w:type="spellEnd"/>
-      <w:r>
-        <w:rPr>
-          <w:rFonts w:ascii="Times New Roman" w:hAnsi="Times New Roman" w:cs="Times New Roman"/>
-          <w:sz w:val="24"/>
-          <w:szCs w:val="24"/>
-        </w:rPr>
-        <w:t>[</w:t>
-      </w:r>
-      <w:proofErr w:type="gramEnd"/>
-      <w:r>
-        <w:rPr>
-          <w:rFonts w:ascii="Times New Roman" w:hAnsi="Times New Roman" w:cs="Times New Roman"/>
-          <w:sz w:val="24"/>
-          <w:szCs w:val="24"/>
-        </w:rPr>
-        <w:t>[“Country Name”, “Indicator Name”]</w:t>
-      </w:r>
-      <w:proofErr w:type="gramStart"/>
-      <w:r>
-        <w:rPr>
-          <w:rFonts w:ascii="Times New Roman" w:hAnsi="Times New Roman" w:cs="Times New Roman"/>
-          <w:sz w:val="24"/>
-          <w:szCs w:val="24"/>
-        </w:rPr>
-        <w:t>].head</w:t>
-      </w:r>
-      <w:proofErr w:type="gramEnd"/>
-      <w:r>
-        <w:rPr>
-          <w:rFonts w:ascii="Times New Roman" w:hAnsi="Times New Roman" w:cs="Times New Roman"/>
-          <w:sz w:val="24"/>
-          <w:szCs w:val="24"/>
-        </w:rPr>
-        <w:t xml:space="preserve">() </w:t>
+      <w:r>
+        <w:rPr>
+          <w:rFonts w:ascii="Times New Roman" w:hAnsi="Times New Roman" w:cs="Times New Roman"/>
+          <w:sz w:val="24"/>
+          <w:szCs w:val="24"/>
+        </w:rPr>
+        <w:t xml:space="preserve">Data_df[[“Country Name”, “Indicator Name”]].head() </w:t>
       </w:r>
       <w:r>
         <w:rPr>
@@ -4768,25 +3639,7 @@
           <w:szCs w:val="24"/>
         </w:rPr>
         <w:tab/>
-        <w:t xml:space="preserve">//List inside the </w:t>
-      </w:r>
-      <w:proofErr w:type="spellStart"/>
-      <w:r>
-        <w:rPr>
-          <w:rFonts w:ascii="Times New Roman" w:hAnsi="Times New Roman" w:cs="Times New Roman"/>
-          <w:sz w:val="24"/>
-          <w:szCs w:val="24"/>
-        </w:rPr>
-        <w:t>Dataframe</w:t>
-      </w:r>
-      <w:proofErr w:type="spellEnd"/>
-      <w:r>
-        <w:rPr>
-          <w:rFonts w:ascii="Times New Roman" w:hAnsi="Times New Roman" w:cs="Times New Roman"/>
-          <w:sz w:val="24"/>
-          <w:szCs w:val="24"/>
-        </w:rPr>
-        <w:t>, so double brackets</w:t>
+        <w:t>//List inside the Dataframe, so double brackets</w:t>
       </w:r>
     </w:p>
     <w:p>
@@ -4829,51 +3682,13 @@
           <w:szCs w:val="24"/>
         </w:rPr>
       </w:pPr>
-      <w:proofErr w:type="spellStart"/>
-      <w:r>
-        <w:rPr>
-          <w:rFonts w:ascii="Times New Roman" w:hAnsi="Times New Roman" w:cs="Times New Roman"/>
-          <w:sz w:val="24"/>
-          <w:szCs w:val="24"/>
-        </w:rPr>
-        <w:t>Df_</w:t>
-      </w:r>
-      <w:proofErr w:type="gramStart"/>
-      <w:r>
-        <w:rPr>
-          <w:rFonts w:ascii="Times New Roman" w:hAnsi="Times New Roman" w:cs="Times New Roman"/>
-          <w:sz w:val="24"/>
-          <w:szCs w:val="24"/>
-        </w:rPr>
-        <w:t>data.duplicated</w:t>
-      </w:r>
-      <w:proofErr w:type="spellEnd"/>
-      <w:proofErr w:type="gramEnd"/>
-      <w:r>
-        <w:rPr>
-          <w:rFonts w:ascii="Times New Roman" w:hAnsi="Times New Roman" w:cs="Times New Roman"/>
-          <w:sz w:val="24"/>
-          <w:szCs w:val="24"/>
-        </w:rPr>
-        <w:t>(</w:t>
-      </w:r>
-      <w:proofErr w:type="gramStart"/>
-      <w:r>
-        <w:rPr>
-          <w:rFonts w:ascii="Times New Roman" w:hAnsi="Times New Roman" w:cs="Times New Roman"/>
-          <w:sz w:val="24"/>
-          <w:szCs w:val="24"/>
-        </w:rPr>
-        <w:t>).sum</w:t>
-      </w:r>
-      <w:proofErr w:type="gramEnd"/>
-      <w:r>
-        <w:rPr>
-          <w:rFonts w:ascii="Times New Roman" w:hAnsi="Times New Roman" w:cs="Times New Roman"/>
-          <w:sz w:val="24"/>
-          <w:szCs w:val="24"/>
-        </w:rPr>
-        <w:t>()</w:t>
+      <w:r>
+        <w:rPr>
+          <w:rFonts w:ascii="Times New Roman" w:hAnsi="Times New Roman" w:cs="Times New Roman"/>
+          <w:sz w:val="24"/>
+          <w:szCs w:val="24"/>
+        </w:rPr>
+        <w:t>Df_data.duplicated().sum()</w:t>
       </w:r>
     </w:p>
     <w:p>
@@ -4889,51 +3704,13 @@
           <w:szCs w:val="24"/>
         </w:rPr>
       </w:pPr>
-      <w:proofErr w:type="spellStart"/>
-      <w:r>
-        <w:rPr>
-          <w:rFonts w:ascii="Times New Roman" w:hAnsi="Times New Roman" w:cs="Times New Roman"/>
-          <w:sz w:val="24"/>
-          <w:szCs w:val="24"/>
-        </w:rPr>
-        <w:t>Df_</w:t>
-      </w:r>
-      <w:proofErr w:type="gramStart"/>
-      <w:r>
-        <w:rPr>
-          <w:rFonts w:ascii="Times New Roman" w:hAnsi="Times New Roman" w:cs="Times New Roman"/>
-          <w:sz w:val="24"/>
-          <w:szCs w:val="24"/>
-        </w:rPr>
-        <w:t>data.isnull</w:t>
-      </w:r>
-      <w:proofErr w:type="spellEnd"/>
-      <w:proofErr w:type="gramEnd"/>
-      <w:r>
-        <w:rPr>
-          <w:rFonts w:ascii="Times New Roman" w:hAnsi="Times New Roman" w:cs="Times New Roman"/>
-          <w:sz w:val="24"/>
-          <w:szCs w:val="24"/>
-        </w:rPr>
-        <w:t>(</w:t>
-      </w:r>
-      <w:proofErr w:type="gramStart"/>
-      <w:r>
-        <w:rPr>
-          <w:rFonts w:ascii="Times New Roman" w:hAnsi="Times New Roman" w:cs="Times New Roman"/>
-          <w:sz w:val="24"/>
-          <w:szCs w:val="24"/>
-        </w:rPr>
-        <w:t>).sum</w:t>
-      </w:r>
-      <w:proofErr w:type="gramEnd"/>
-      <w:r>
-        <w:rPr>
-          <w:rFonts w:ascii="Times New Roman" w:hAnsi="Times New Roman" w:cs="Times New Roman"/>
-          <w:sz w:val="24"/>
-          <w:szCs w:val="24"/>
-        </w:rPr>
-        <w:t>()</w:t>
+      <w:r>
+        <w:rPr>
+          <w:rFonts w:ascii="Times New Roman" w:hAnsi="Times New Roman" w:cs="Times New Roman"/>
+          <w:sz w:val="24"/>
+          <w:szCs w:val="24"/>
+        </w:rPr>
+        <w:t>Df_data.isnull().sum()</w:t>
       </w:r>
     </w:p>
     <w:p>
@@ -4955,7 +3732,6 @@
           <w14:ligatures w14:val="none"/>
         </w:rPr>
       </w:pPr>
-      <w:proofErr w:type="gramStart"/>
       <w:r>
         <w:rPr>
           <w:rFonts w:ascii="Consolas" w:eastAsia="Times New Roman" w:hAnsi="Consolas" w:cs="Times New Roman"/>
@@ -4980,8 +3756,6 @@
         </w:rPr>
         <w:t>(</w:t>
       </w:r>
-      <w:proofErr w:type="spellStart"/>
-      <w:proofErr w:type="gramEnd"/>
       <w:r>
         <w:rPr>
           <w:rFonts w:ascii="Consolas" w:eastAsia="Times New Roman" w:hAnsi="Consolas" w:cs="Times New Roman"/>
@@ -5004,9 +3778,104 @@
           <w:lang w:eastAsia="en-IN"/>
           <w14:ligatures w14:val="none"/>
         </w:rPr>
-        <w:t>"Rows</w:t>
-      </w:r>
-      <w:proofErr w:type="spellEnd"/>
+        <w:t xml:space="preserve">"Rows: </w:t>
+      </w:r>
+      <w:r>
+        <w:rPr>
+          <w:rFonts w:ascii="Consolas" w:eastAsia="Times New Roman" w:hAnsi="Consolas" w:cs="Times New Roman"/>
+          <w:color w:val="FF7B72"/>
+          <w:kern w:val="0"/>
+          <w:sz w:val="21"/>
+          <w:szCs w:val="21"/>
+          <w:lang w:eastAsia="en-IN"/>
+          <w14:ligatures w14:val="none"/>
+        </w:rPr>
+        <w:t>{</w:t>
+      </w:r>
+      <w:r>
+        <w:rPr>
+          <w:rFonts w:ascii="Consolas" w:eastAsia="Times New Roman" w:hAnsi="Consolas" w:cs="Times New Roman"/>
+          <w:color w:val="C9D1D9"/>
+          <w:kern w:val="0"/>
+          <w:sz w:val="21"/>
+          <w:szCs w:val="21"/>
+          <w:lang w:eastAsia="en-IN"/>
+          <w14:ligatures w14:val="none"/>
+        </w:rPr>
+        <w:t>df_data</w:t>
+      </w:r>
+      <w:r>
+        <w:rPr>
+          <w:rFonts w:ascii="Consolas" w:eastAsia="Times New Roman" w:hAnsi="Consolas" w:cs="Times New Roman"/>
+          <w:color w:val="BBBEBF"/>
+          <w:kern w:val="0"/>
+          <w:sz w:val="21"/>
+          <w:szCs w:val="21"/>
+          <w:lang w:eastAsia="en-IN"/>
+          <w14:ligatures w14:val="none"/>
+        </w:rPr>
+        <w:t>.</w:t>
+      </w:r>
+      <w:r>
+        <w:rPr>
+          <w:rFonts w:ascii="Consolas" w:eastAsia="Times New Roman" w:hAnsi="Consolas" w:cs="Times New Roman"/>
+          <w:color w:val="C9D1D9"/>
+          <w:kern w:val="0"/>
+          <w:sz w:val="21"/>
+          <w:szCs w:val="21"/>
+          <w:lang w:eastAsia="en-IN"/>
+          <w14:ligatures w14:val="none"/>
+        </w:rPr>
+        <w:t>shape</w:t>
+      </w:r>
+      <w:r>
+        <w:rPr>
+          <w:rFonts w:ascii="Consolas" w:eastAsia="Times New Roman" w:hAnsi="Consolas" w:cs="Times New Roman"/>
+          <w:color w:val="BBBEBF"/>
+          <w:kern w:val="0"/>
+          <w:sz w:val="21"/>
+          <w:szCs w:val="21"/>
+          <w:lang w:eastAsia="en-IN"/>
+          <w14:ligatures w14:val="none"/>
+        </w:rPr>
+        <w:t>[</w:t>
+      </w:r>
+      <w:r>
+        <w:rPr>
+          <w:rFonts w:ascii="Consolas" w:eastAsia="Times New Roman" w:hAnsi="Consolas" w:cs="Times New Roman"/>
+          <w:color w:val="B5CEA8"/>
+          <w:kern w:val="0"/>
+          <w:sz w:val="21"/>
+          <w:szCs w:val="21"/>
+          <w:lang w:eastAsia="en-IN"/>
+          <w14:ligatures w14:val="none"/>
+        </w:rPr>
+        <w:t>0</w:t>
+      </w:r>
+      <w:r>
+        <w:rPr>
+          <w:rFonts w:ascii="Consolas" w:eastAsia="Times New Roman" w:hAnsi="Consolas" w:cs="Times New Roman"/>
+          <w:color w:val="BBBEBF"/>
+          <w:kern w:val="0"/>
+          <w:sz w:val="21"/>
+          <w:szCs w:val="21"/>
+          <w:lang w:eastAsia="en-IN"/>
+          <w14:ligatures w14:val="none"/>
+        </w:rPr>
+        <w:t>]</w:t>
+      </w:r>
+      <w:r>
+        <w:rPr>
+          <w:rFonts w:ascii="Consolas" w:eastAsia="Times New Roman" w:hAnsi="Consolas" w:cs="Times New Roman"/>
+          <w:color w:val="FF7B72"/>
+          <w:kern w:val="0"/>
+          <w:sz w:val="21"/>
+          <w:szCs w:val="21"/>
+          <w:lang w:eastAsia="en-IN"/>
+          <w14:ligatures w14:val="none"/>
+        </w:rPr>
+        <w:t>}</w:t>
+      </w:r>
       <w:r>
         <w:rPr>
           <w:rFonts w:ascii="Consolas" w:eastAsia="Times New Roman" w:hAnsi="Consolas" w:cs="Times New Roman"/>
@@ -5017,7 +3886,63 @@
           <w:lang w:eastAsia="en-IN"/>
           <w14:ligatures w14:val="none"/>
         </w:rPr>
-        <w:t xml:space="preserve">: </w:t>
+        <w:t>"</w:t>
+      </w:r>
+      <w:r>
+        <w:rPr>
+          <w:rFonts w:ascii="Consolas" w:eastAsia="Times New Roman" w:hAnsi="Consolas" w:cs="Times New Roman"/>
+          <w:color w:val="BBBEBF"/>
+          <w:kern w:val="0"/>
+          <w:sz w:val="21"/>
+          <w:szCs w:val="21"/>
+          <w:lang w:eastAsia="en-IN"/>
+          <w14:ligatures w14:val="none"/>
+        </w:rPr>
+        <w:t>)</w:t>
+      </w:r>
+    </w:p>
+    <w:p>
+      <w:pPr>
+        <w:pStyle w:val="ListParagraph"/>
+        <w:numPr>
+          <w:ilvl w:val="0"/>
+          <w:numId w:val="8"/>
+        </w:numPr>
+        <w:shd w:val="clear" w:color="auto" w:fill="121314"/>
+        <w:spacing w:after="0" w:line="285" w:lineRule="atLeast"/>
+        <w:rPr>
+          <w:rFonts w:ascii="Consolas" w:eastAsia="Times New Roman" w:hAnsi="Consolas" w:cs="Times New Roman"/>
+          <w:color w:val="BBBEBF"/>
+          <w:kern w:val="0"/>
+          <w:sz w:val="21"/>
+          <w:szCs w:val="21"/>
+          <w:lang w:eastAsia="en-IN"/>
+          <w14:ligatures w14:val="none"/>
+        </w:rPr>
+      </w:pPr>
+      <w:r>
+        <w:rPr>
+          <w:rFonts w:ascii="Consolas" w:eastAsia="Times New Roman" w:hAnsi="Consolas" w:cs="Times New Roman"/>
+          <w:color w:val="D2A8FF"/>
+          <w:kern w:val="0"/>
+          <w:sz w:val="21"/>
+          <w:szCs w:val="21"/>
+          <w:lang w:eastAsia="en-IN"/>
+          <w14:ligatures w14:val="none"/>
+        </w:rPr>
+        <w:t>print</w:t>
+      </w:r>
+      <w:r>
+        <w:rPr>
+          <w:rFonts w:ascii="Consolas" w:eastAsia="Times New Roman" w:hAnsi="Consolas" w:cs="Times New Roman"/>
+          <w:color w:val="BBBEBF"/>
+          <w:kern w:val="0"/>
+          <w:sz w:val="21"/>
+          <w:szCs w:val="21"/>
+          <w:lang w:eastAsia="en-IN"/>
+          <w14:ligatures w14:val="none"/>
+        </w:rPr>
+        <w:t>(</w:t>
       </w:r>
       <w:r>
         <w:rPr>
@@ -5029,9 +3954,32 @@
           <w:lang w:eastAsia="en-IN"/>
           <w14:ligatures w14:val="none"/>
         </w:rPr>
+        <w:t>f</w:t>
+      </w:r>
+      <w:r>
+        <w:rPr>
+          <w:rFonts w:ascii="Consolas" w:eastAsia="Times New Roman" w:hAnsi="Consolas" w:cs="Times New Roman"/>
+          <w:color w:val="A5D6FF"/>
+          <w:kern w:val="0"/>
+          <w:sz w:val="21"/>
+          <w:szCs w:val="21"/>
+          <w:lang w:eastAsia="en-IN"/>
+          <w14:ligatures w14:val="none"/>
+        </w:rPr>
+        <w:t xml:space="preserve">"Columns: </w:t>
+      </w:r>
+      <w:r>
+        <w:rPr>
+          <w:rFonts w:ascii="Consolas" w:eastAsia="Times New Roman" w:hAnsi="Consolas" w:cs="Times New Roman"/>
+          <w:color w:val="FF7B72"/>
+          <w:kern w:val="0"/>
+          <w:sz w:val="21"/>
+          <w:szCs w:val="21"/>
+          <w:lang w:eastAsia="en-IN"/>
+          <w14:ligatures w14:val="none"/>
+        </w:rPr>
         <w:t>{</w:t>
       </w:r>
-      <w:proofErr w:type="spellStart"/>
       <w:r>
         <w:rPr>
           <w:rFonts w:ascii="Consolas" w:eastAsia="Times New Roman" w:hAnsi="Consolas" w:cs="Times New Roman"/>
@@ -5042,9 +3990,20 @@
           <w:lang w:eastAsia="en-IN"/>
           <w14:ligatures w14:val="none"/>
         </w:rPr>
-        <w:t>df_</w:t>
-      </w:r>
-      <w:proofErr w:type="gramStart"/>
+        <w:t>df_data</w:t>
+      </w:r>
+      <w:r>
+        <w:rPr>
+          <w:rFonts w:ascii="Consolas" w:eastAsia="Times New Roman" w:hAnsi="Consolas" w:cs="Times New Roman"/>
+          <w:color w:val="BBBEBF"/>
+          <w:kern w:val="0"/>
+          <w:sz w:val="21"/>
+          <w:szCs w:val="21"/>
+          <w:lang w:eastAsia="en-IN"/>
+          <w14:ligatures w14:val="none"/>
+        </w:rPr>
+        <w:t>.</w:t>
+      </w:r>
       <w:r>
         <w:rPr>
           <w:rFonts w:ascii="Consolas" w:eastAsia="Times New Roman" w:hAnsi="Consolas" w:cs="Times New Roman"/>
@@ -5055,7 +4014,7 @@
           <w:lang w:eastAsia="en-IN"/>
           <w14:ligatures w14:val="none"/>
         </w:rPr>
-        <w:t>data</w:t>
+        <w:t>shape</w:t>
       </w:r>
       <w:r>
         <w:rPr>
@@ -5067,7 +4026,147 @@
           <w:lang w:eastAsia="en-IN"/>
           <w14:ligatures w14:val="none"/>
         </w:rPr>
-        <w:t>.</w:t>
+        <w:t>[</w:t>
+      </w:r>
+      <w:r>
+        <w:rPr>
+          <w:rFonts w:ascii="Consolas" w:eastAsia="Times New Roman" w:hAnsi="Consolas" w:cs="Times New Roman"/>
+          <w:color w:val="B5CEA8"/>
+          <w:kern w:val="0"/>
+          <w:sz w:val="21"/>
+          <w:szCs w:val="21"/>
+          <w:lang w:eastAsia="en-IN"/>
+          <w14:ligatures w14:val="none"/>
+        </w:rPr>
+        <w:t>1</w:t>
+      </w:r>
+      <w:r>
+        <w:rPr>
+          <w:rFonts w:ascii="Consolas" w:eastAsia="Times New Roman" w:hAnsi="Consolas" w:cs="Times New Roman"/>
+          <w:color w:val="BBBEBF"/>
+          <w:kern w:val="0"/>
+          <w:sz w:val="21"/>
+          <w:szCs w:val="21"/>
+          <w:lang w:eastAsia="en-IN"/>
+          <w14:ligatures w14:val="none"/>
+        </w:rPr>
+        <w:t>]</w:t>
+      </w:r>
+      <w:r>
+        <w:rPr>
+          <w:rFonts w:ascii="Consolas" w:eastAsia="Times New Roman" w:hAnsi="Consolas" w:cs="Times New Roman"/>
+          <w:color w:val="FF7B72"/>
+          <w:kern w:val="0"/>
+          <w:sz w:val="21"/>
+          <w:szCs w:val="21"/>
+          <w:lang w:eastAsia="en-IN"/>
+          <w14:ligatures w14:val="none"/>
+        </w:rPr>
+        <w:t>}</w:t>
+      </w:r>
+      <w:r>
+        <w:rPr>
+          <w:rFonts w:ascii="Consolas" w:eastAsia="Times New Roman" w:hAnsi="Consolas" w:cs="Times New Roman"/>
+          <w:color w:val="A5D6FF"/>
+          <w:kern w:val="0"/>
+          <w:sz w:val="21"/>
+          <w:szCs w:val="21"/>
+          <w:lang w:eastAsia="en-IN"/>
+          <w14:ligatures w14:val="none"/>
+        </w:rPr>
+        <w:t>"</w:t>
+      </w:r>
+      <w:r>
+        <w:rPr>
+          <w:rFonts w:ascii="Consolas" w:eastAsia="Times New Roman" w:hAnsi="Consolas" w:cs="Times New Roman"/>
+          <w:color w:val="BBBEBF"/>
+          <w:kern w:val="0"/>
+          <w:sz w:val="21"/>
+          <w:szCs w:val="21"/>
+          <w:lang w:eastAsia="en-IN"/>
+          <w14:ligatures w14:val="none"/>
+        </w:rPr>
+        <w:t>)</w:t>
+      </w:r>
+    </w:p>
+    <w:p>
+      <w:pPr>
+        <w:pStyle w:val="ListParagraph"/>
+        <w:numPr>
+          <w:ilvl w:val="0"/>
+          <w:numId w:val="8"/>
+        </w:numPr>
+        <w:shd w:val="clear" w:color="auto" w:fill="121314"/>
+        <w:spacing w:after="0" w:line="285" w:lineRule="atLeast"/>
+        <w:rPr>
+          <w:rFonts w:ascii="Consolas" w:eastAsia="Times New Roman" w:hAnsi="Consolas" w:cs="Times New Roman"/>
+          <w:color w:val="BBBEBF"/>
+          <w:kern w:val="0"/>
+          <w:sz w:val="21"/>
+          <w:szCs w:val="21"/>
+          <w:lang w:eastAsia="en-IN"/>
+          <w14:ligatures w14:val="none"/>
+        </w:rPr>
+      </w:pPr>
+      <w:r>
+        <w:rPr>
+          <w:rFonts w:ascii="Consolas" w:eastAsia="Times New Roman" w:hAnsi="Consolas" w:cs="Times New Roman"/>
+          <w:color w:val="D2A8FF"/>
+          <w:kern w:val="0"/>
+          <w:sz w:val="21"/>
+          <w:szCs w:val="21"/>
+          <w:lang w:eastAsia="en-IN"/>
+          <w14:ligatures w14:val="none"/>
+        </w:rPr>
+        <w:t>print</w:t>
+      </w:r>
+      <w:r>
+        <w:rPr>
+          <w:rFonts w:ascii="Consolas" w:eastAsia="Times New Roman" w:hAnsi="Consolas" w:cs="Times New Roman"/>
+          <w:color w:val="BBBEBF"/>
+          <w:kern w:val="0"/>
+          <w:sz w:val="21"/>
+          <w:szCs w:val="21"/>
+          <w:lang w:eastAsia="en-IN"/>
+          <w14:ligatures w14:val="none"/>
+        </w:rPr>
+        <w:t>(</w:t>
+      </w:r>
+      <w:r>
+        <w:rPr>
+          <w:rFonts w:ascii="Consolas" w:eastAsia="Times New Roman" w:hAnsi="Consolas" w:cs="Times New Roman"/>
+          <w:color w:val="FF7B72"/>
+          <w:kern w:val="0"/>
+          <w:sz w:val="21"/>
+          <w:szCs w:val="21"/>
+          <w:lang w:eastAsia="en-IN"/>
+          <w14:ligatures w14:val="none"/>
+        </w:rPr>
+        <w:t>f</w:t>
+      </w:r>
+      <w:r>
+        <w:rPr>
+          <w:rFonts w:ascii="Consolas" w:eastAsia="Times New Roman" w:hAnsi="Consolas" w:cs="Times New Roman"/>
+          <w:color w:val="A5D6FF"/>
+          <w:kern w:val="0"/>
+          <w:sz w:val="21"/>
+          <w:szCs w:val="21"/>
+          <w:lang w:eastAsia="en-IN"/>
+          <w14:ligatures w14:val="none"/>
+        </w:rPr>
+        <w:t xml:space="preserve">"Countries: </w:t>
+      </w:r>
+      <w:r>
+        <w:rPr>
+          <w:rFonts w:ascii="Consolas" w:eastAsia="Times New Roman" w:hAnsi="Consolas" w:cs="Times New Roman"/>
+          <w:color w:val="FF7B72"/>
+          <w:kern w:val="0"/>
+          <w:sz w:val="21"/>
+          <w:szCs w:val="21"/>
+          <w:lang w:eastAsia="en-IN"/>
+          <w14:ligatures w14:val="none"/>
+        </w:rPr>
+        <w:t>{</w:t>
       </w:r>
       <w:r>
         <w:rPr>
@@ -5079,10 +4178,8 @@
           <w:lang w:eastAsia="en-IN"/>
           <w14:ligatures w14:val="none"/>
         </w:rPr>
-        <w:t>shape</w:t>
-      </w:r>
-      <w:proofErr w:type="spellEnd"/>
-      <w:proofErr w:type="gramEnd"/>
+        <w:t>df_data</w:t>
+      </w:r>
       <w:r>
         <w:rPr>
           <w:rFonts w:ascii="Consolas" w:eastAsia="Times New Roman" w:hAnsi="Consolas" w:cs="Times New Roman"/>
@@ -5098,14 +4195,14 @@
       <w:r>
         <w:rPr>
           <w:rFonts w:ascii="Consolas" w:eastAsia="Times New Roman" w:hAnsi="Consolas" w:cs="Times New Roman"/>
-          <w:color w:val="B5CEA8"/>
+          <w:color w:val="A5D6FF"/>
           <w:kern w:val="0"/>
           <w:sz w:val="21"/>
           <w:szCs w:val="21"/>
           <w:lang w:eastAsia="en-IN"/>
           <w14:ligatures w14:val="none"/>
         </w:rPr>
-        <w:t>0</w:t>
+        <w:t>"Country Name"</w:t>
       </w:r>
       <w:r>
         <w:rPr>
@@ -5117,7 +4214,31 @@
           <w:lang w:eastAsia="en-IN"/>
           <w14:ligatures w14:val="none"/>
         </w:rPr>
-        <w:t>]</w:t>
+        <w:t>].</w:t>
+      </w:r>
+      <w:r>
+        <w:rPr>
+          <w:rFonts w:ascii="Consolas" w:eastAsia="Times New Roman" w:hAnsi="Consolas" w:cs="Times New Roman"/>
+          <w:color w:val="D2A8FF"/>
+          <w:kern w:val="0"/>
+          <w:sz w:val="21"/>
+          <w:szCs w:val="21"/>
+          <w:lang w:eastAsia="en-IN"/>
+          <w14:ligatures w14:val="none"/>
+        </w:rPr>
+        <w:t>nunique</w:t>
+      </w:r>
+      <w:r>
+        <w:rPr>
+          <w:rFonts w:ascii="Consolas" w:eastAsia="Times New Roman" w:hAnsi="Consolas" w:cs="Times New Roman"/>
+          <w:color w:val="BBBEBF"/>
+          <w:kern w:val="0"/>
+          <w:sz w:val="21"/>
+          <w:szCs w:val="21"/>
+          <w:lang w:eastAsia="en-IN"/>
+          <w14:ligatures w14:val="none"/>
+        </w:rPr>
+        <w:t>()</w:t>
       </w:r>
       <w:r>
         <w:rPr>
@@ -5175,7 +4296,6 @@
           <w14:ligatures w14:val="none"/>
         </w:rPr>
       </w:pPr>
-      <w:proofErr w:type="gramStart"/>
       <w:r>
         <w:rPr>
           <w:rFonts w:ascii="Consolas" w:eastAsia="Times New Roman" w:hAnsi="Consolas" w:cs="Times New Roman"/>
@@ -5200,8 +4320,6 @@
         </w:rPr>
         <w:t>(</w:t>
       </w:r>
-      <w:proofErr w:type="spellStart"/>
-      <w:proofErr w:type="gramEnd"/>
       <w:r>
         <w:rPr>
           <w:rFonts w:ascii="Consolas" w:eastAsia="Times New Roman" w:hAnsi="Consolas" w:cs="Times New Roman"/>
@@ -5224,9 +4342,44 @@
           <w:lang w:eastAsia="en-IN"/>
           <w14:ligatures w14:val="none"/>
         </w:rPr>
-        <w:t>"Columns</w:t>
-      </w:r>
-      <w:proofErr w:type="spellEnd"/>
+        <w:t xml:space="preserve">"Indicators: </w:t>
+      </w:r>
+      <w:r>
+        <w:rPr>
+          <w:rFonts w:ascii="Consolas" w:eastAsia="Times New Roman" w:hAnsi="Consolas" w:cs="Times New Roman"/>
+          <w:color w:val="FF7B72"/>
+          <w:kern w:val="0"/>
+          <w:sz w:val="21"/>
+          <w:szCs w:val="21"/>
+          <w:lang w:eastAsia="en-IN"/>
+          <w14:ligatures w14:val="none"/>
+        </w:rPr>
+        <w:t>{</w:t>
+      </w:r>
+      <w:r>
+        <w:rPr>
+          <w:rFonts w:ascii="Consolas" w:eastAsia="Times New Roman" w:hAnsi="Consolas" w:cs="Times New Roman"/>
+          <w:color w:val="C9D1D9"/>
+          <w:kern w:val="0"/>
+          <w:sz w:val="21"/>
+          <w:szCs w:val="21"/>
+          <w:lang w:eastAsia="en-IN"/>
+          <w14:ligatures w14:val="none"/>
+        </w:rPr>
+        <w:t>df_data</w:t>
+      </w:r>
+      <w:r>
+        <w:rPr>
+          <w:rFonts w:ascii="Consolas" w:eastAsia="Times New Roman" w:hAnsi="Consolas" w:cs="Times New Roman"/>
+          <w:color w:val="BBBEBF"/>
+          <w:kern w:val="0"/>
+          <w:sz w:val="21"/>
+          <w:szCs w:val="21"/>
+          <w:lang w:eastAsia="en-IN"/>
+          <w14:ligatures w14:val="none"/>
+        </w:rPr>
+        <w:t>[</w:t>
+      </w:r>
       <w:r>
         <w:rPr>
           <w:rFonts w:ascii="Consolas" w:eastAsia="Times New Roman" w:hAnsi="Consolas" w:cs="Times New Roman"/>
@@ -5237,7 +4390,43 @@
           <w:lang w:eastAsia="en-IN"/>
           <w14:ligatures w14:val="none"/>
         </w:rPr>
-        <w:t xml:space="preserve">: </w:t>
+        <w:t>"Indicator Name"</w:t>
+      </w:r>
+      <w:r>
+        <w:rPr>
+          <w:rFonts w:ascii="Consolas" w:eastAsia="Times New Roman" w:hAnsi="Consolas" w:cs="Times New Roman"/>
+          <w:color w:val="BBBEBF"/>
+          <w:kern w:val="0"/>
+          <w:sz w:val="21"/>
+          <w:szCs w:val="21"/>
+          <w:lang w:eastAsia="en-IN"/>
+          <w14:ligatures w14:val="none"/>
+        </w:rPr>
+        <w:t>].</w:t>
+      </w:r>
+      <w:r>
+        <w:rPr>
+          <w:rFonts w:ascii="Consolas" w:eastAsia="Times New Roman" w:hAnsi="Consolas" w:cs="Times New Roman"/>
+          <w:color w:val="D2A8FF"/>
+          <w:kern w:val="0"/>
+          <w:sz w:val="21"/>
+          <w:szCs w:val="21"/>
+          <w:lang w:eastAsia="en-IN"/>
+          <w14:ligatures w14:val="none"/>
+        </w:rPr>
+        <w:t>nunique</w:t>
+      </w:r>
+      <w:r>
+        <w:rPr>
+          <w:rFonts w:ascii="Consolas" w:eastAsia="Times New Roman" w:hAnsi="Consolas" w:cs="Times New Roman"/>
+          <w:color w:val="BBBEBF"/>
+          <w:kern w:val="0"/>
+          <w:sz w:val="21"/>
+          <w:szCs w:val="21"/>
+          <w:lang w:eastAsia="en-IN"/>
+          <w14:ligatures w14:val="none"/>
+        </w:rPr>
+        <w:t>()</w:t>
       </w:r>
       <w:r>
         <w:rPr>
@@ -5249,9 +4438,112 @@
           <w:lang w:eastAsia="en-IN"/>
           <w14:ligatures w14:val="none"/>
         </w:rPr>
+        <w:t>}</w:t>
+      </w:r>
+      <w:r>
+        <w:rPr>
+          <w:rFonts w:ascii="Consolas" w:eastAsia="Times New Roman" w:hAnsi="Consolas" w:cs="Times New Roman"/>
+          <w:color w:val="A5D6FF"/>
+          <w:kern w:val="0"/>
+          <w:sz w:val="21"/>
+          <w:szCs w:val="21"/>
+          <w:lang w:eastAsia="en-IN"/>
+          <w14:ligatures w14:val="none"/>
+        </w:rPr>
+        <w:t>"</w:t>
+      </w:r>
+      <w:r>
+        <w:rPr>
+          <w:rFonts w:ascii="Consolas" w:eastAsia="Times New Roman" w:hAnsi="Consolas" w:cs="Times New Roman"/>
+          <w:color w:val="BBBEBF"/>
+          <w:kern w:val="0"/>
+          <w:sz w:val="21"/>
+          <w:szCs w:val="21"/>
+          <w:lang w:eastAsia="en-IN"/>
+          <w14:ligatures w14:val="none"/>
+        </w:rPr>
+        <w:t>)</w:t>
+      </w:r>
+    </w:p>
+    <w:p>
+      <w:pPr>
+        <w:pStyle w:val="ListParagraph"/>
+        <w:numPr>
+          <w:ilvl w:val="0"/>
+          <w:numId w:val="8"/>
+        </w:numPr>
+        <w:shd w:val="clear" w:color="auto" w:fill="121314"/>
+        <w:spacing w:after="0" w:line="285" w:lineRule="atLeast"/>
+        <w:rPr>
+          <w:rFonts w:ascii="Consolas" w:eastAsia="Times New Roman" w:hAnsi="Consolas" w:cs="Times New Roman"/>
+          <w:color w:val="BBBEBF"/>
+          <w:kern w:val="0"/>
+          <w:sz w:val="21"/>
+          <w:szCs w:val="21"/>
+          <w:lang w:eastAsia="en-IN"/>
+          <w14:ligatures w14:val="none"/>
+        </w:rPr>
+      </w:pPr>
+      <w:r>
+        <w:rPr>
+          <w:rFonts w:ascii="Consolas" w:eastAsia="Times New Roman" w:hAnsi="Consolas" w:cs="Times New Roman"/>
+          <w:color w:val="D2A8FF"/>
+          <w:kern w:val="0"/>
+          <w:sz w:val="21"/>
+          <w:szCs w:val="21"/>
+          <w:lang w:eastAsia="en-IN"/>
+          <w14:ligatures w14:val="none"/>
+        </w:rPr>
+        <w:t>print</w:t>
+      </w:r>
+      <w:r>
+        <w:rPr>
+          <w:rFonts w:ascii="Consolas" w:eastAsia="Times New Roman" w:hAnsi="Consolas" w:cs="Times New Roman"/>
+          <w:color w:val="BBBEBF"/>
+          <w:kern w:val="0"/>
+          <w:sz w:val="21"/>
+          <w:szCs w:val="21"/>
+          <w:lang w:eastAsia="en-IN"/>
+          <w14:ligatures w14:val="none"/>
+        </w:rPr>
+        <w:t>(</w:t>
+      </w:r>
+      <w:r>
+        <w:rPr>
+          <w:rFonts w:ascii="Consolas" w:eastAsia="Times New Roman" w:hAnsi="Consolas" w:cs="Times New Roman"/>
+          <w:color w:val="FF7B72"/>
+          <w:kern w:val="0"/>
+          <w:sz w:val="21"/>
+          <w:szCs w:val="21"/>
+          <w:lang w:eastAsia="en-IN"/>
+          <w14:ligatures w14:val="none"/>
+        </w:rPr>
+        <w:t>f</w:t>
+      </w:r>
+      <w:r>
+        <w:rPr>
+          <w:rFonts w:ascii="Consolas" w:eastAsia="Times New Roman" w:hAnsi="Consolas" w:cs="Times New Roman"/>
+          <w:color w:val="A5D6FF"/>
+          <w:kern w:val="0"/>
+          <w:sz w:val="21"/>
+          <w:szCs w:val="21"/>
+          <w:lang w:eastAsia="en-IN"/>
+          <w14:ligatures w14:val="none"/>
+        </w:rPr>
+        <w:t xml:space="preserve">"Duplicate Rows: </w:t>
+      </w:r>
+      <w:r>
+        <w:rPr>
+          <w:rFonts w:ascii="Consolas" w:eastAsia="Times New Roman" w:hAnsi="Consolas" w:cs="Times New Roman"/>
+          <w:color w:val="FF7B72"/>
+          <w:kern w:val="0"/>
+          <w:sz w:val="21"/>
+          <w:szCs w:val="21"/>
+          <w:lang w:eastAsia="en-IN"/>
+          <w14:ligatures w14:val="none"/>
+        </w:rPr>
         <w:t>{</w:t>
       </w:r>
-      <w:proofErr w:type="spellStart"/>
       <w:r>
         <w:rPr>
           <w:rFonts w:ascii="Consolas" w:eastAsia="Times New Roman" w:hAnsi="Consolas" w:cs="Times New Roman"/>
@@ -5262,20 +4554,7 @@
           <w:lang w:eastAsia="en-IN"/>
           <w14:ligatures w14:val="none"/>
         </w:rPr>
-        <w:t>df_</w:t>
-      </w:r>
-      <w:proofErr w:type="gramStart"/>
-      <w:r>
-        <w:rPr>
-          <w:rFonts w:ascii="Consolas" w:eastAsia="Times New Roman" w:hAnsi="Consolas" w:cs="Times New Roman"/>
-          <w:color w:val="C9D1D9"/>
-          <w:kern w:val="0"/>
-          <w:sz w:val="21"/>
-          <w:szCs w:val="21"/>
-          <w:lang w:eastAsia="en-IN"/>
-          <w14:ligatures w14:val="none"/>
-        </w:rPr>
-        <w:t>data</w:t>
+        <w:t>df_data</w:t>
       </w:r>
       <w:r>
         <w:rPr>
@@ -5292,17 +4571,15 @@
       <w:r>
         <w:rPr>
           <w:rFonts w:ascii="Consolas" w:eastAsia="Times New Roman" w:hAnsi="Consolas" w:cs="Times New Roman"/>
-          <w:color w:val="C9D1D9"/>
+          <w:color w:val="D2A8FF"/>
           <w:kern w:val="0"/>
           <w:sz w:val="21"/>
           <w:szCs w:val="21"/>
           <w:lang w:eastAsia="en-IN"/>
           <w14:ligatures w14:val="none"/>
         </w:rPr>
-        <w:t>shape</w:t>
-      </w:r>
-      <w:proofErr w:type="spellEnd"/>
-      <w:proofErr w:type="gramEnd"/>
+        <w:t>duplicated</w:t>
+      </w:r>
       <w:r>
         <w:rPr>
           <w:rFonts w:ascii="Consolas" w:eastAsia="Times New Roman" w:hAnsi="Consolas" w:cs="Times New Roman"/>
@@ -5313,19 +4590,19 @@
           <w:lang w:eastAsia="en-IN"/>
           <w14:ligatures w14:val="none"/>
         </w:rPr>
-        <w:t>[</w:t>
+        <w:t>().</w:t>
       </w:r>
       <w:r>
         <w:rPr>
           <w:rFonts w:ascii="Consolas" w:eastAsia="Times New Roman" w:hAnsi="Consolas" w:cs="Times New Roman"/>
-          <w:color w:val="B5CEA8"/>
+          <w:color w:val="D2A8FF"/>
           <w:kern w:val="0"/>
           <w:sz w:val="21"/>
           <w:szCs w:val="21"/>
           <w:lang w:eastAsia="en-IN"/>
           <w14:ligatures w14:val="none"/>
         </w:rPr>
-        <w:t>1</w:t>
+        <w:t>sum</w:t>
       </w:r>
       <w:r>
         <w:rPr>
@@ -5337,7 +4614,7 @@
           <w:lang w:eastAsia="en-IN"/>
           <w14:ligatures w14:val="none"/>
         </w:rPr>
-        <w:t>]</w:t>
+        <w:t>()</w:t>
       </w:r>
       <w:r>
         <w:rPr>
@@ -5378,688 +4655,6 @@
     </w:p>
     <w:p>
       <w:pPr>
-        <w:pStyle w:val="ListParagraph"/>
-        <w:numPr>
-          <w:ilvl w:val="0"/>
-          <w:numId w:val="8"/>
-        </w:numPr>
-        <w:shd w:val="clear" w:color="auto" w:fill="121314"/>
-        <w:spacing w:after="0" w:line="285" w:lineRule="atLeast"/>
-        <w:rPr>
-          <w:rFonts w:ascii="Consolas" w:eastAsia="Times New Roman" w:hAnsi="Consolas" w:cs="Times New Roman"/>
-          <w:color w:val="BBBEBF"/>
-          <w:kern w:val="0"/>
-          <w:sz w:val="21"/>
-          <w:szCs w:val="21"/>
-          <w:lang w:eastAsia="en-IN"/>
-          <w14:ligatures w14:val="none"/>
-        </w:rPr>
-      </w:pPr>
-      <w:proofErr w:type="gramStart"/>
-      <w:r>
-        <w:rPr>
-          <w:rFonts w:ascii="Consolas" w:eastAsia="Times New Roman" w:hAnsi="Consolas" w:cs="Times New Roman"/>
-          <w:color w:val="D2A8FF"/>
-          <w:kern w:val="0"/>
-          <w:sz w:val="21"/>
-          <w:szCs w:val="21"/>
-          <w:lang w:eastAsia="en-IN"/>
-          <w14:ligatures w14:val="none"/>
-        </w:rPr>
-        <w:t>print</w:t>
-      </w:r>
-      <w:r>
-        <w:rPr>
-          <w:rFonts w:ascii="Consolas" w:eastAsia="Times New Roman" w:hAnsi="Consolas" w:cs="Times New Roman"/>
-          <w:color w:val="BBBEBF"/>
-          <w:kern w:val="0"/>
-          <w:sz w:val="21"/>
-          <w:szCs w:val="21"/>
-          <w:lang w:eastAsia="en-IN"/>
-          <w14:ligatures w14:val="none"/>
-        </w:rPr>
-        <w:t>(</w:t>
-      </w:r>
-      <w:proofErr w:type="spellStart"/>
-      <w:proofErr w:type="gramEnd"/>
-      <w:r>
-        <w:rPr>
-          <w:rFonts w:ascii="Consolas" w:eastAsia="Times New Roman" w:hAnsi="Consolas" w:cs="Times New Roman"/>
-          <w:color w:val="FF7B72"/>
-          <w:kern w:val="0"/>
-          <w:sz w:val="21"/>
-          <w:szCs w:val="21"/>
-          <w:lang w:eastAsia="en-IN"/>
-          <w14:ligatures w14:val="none"/>
-        </w:rPr>
-        <w:t>f</w:t>
-      </w:r>
-      <w:r>
-        <w:rPr>
-          <w:rFonts w:ascii="Consolas" w:eastAsia="Times New Roman" w:hAnsi="Consolas" w:cs="Times New Roman"/>
-          <w:color w:val="A5D6FF"/>
-          <w:kern w:val="0"/>
-          <w:sz w:val="21"/>
-          <w:szCs w:val="21"/>
-          <w:lang w:eastAsia="en-IN"/>
-          <w14:ligatures w14:val="none"/>
-        </w:rPr>
-        <w:t>"Countries</w:t>
-      </w:r>
-      <w:proofErr w:type="spellEnd"/>
-      <w:r>
-        <w:rPr>
-          <w:rFonts w:ascii="Consolas" w:eastAsia="Times New Roman" w:hAnsi="Consolas" w:cs="Times New Roman"/>
-          <w:color w:val="A5D6FF"/>
-          <w:kern w:val="0"/>
-          <w:sz w:val="21"/>
-          <w:szCs w:val="21"/>
-          <w:lang w:eastAsia="en-IN"/>
-          <w14:ligatures w14:val="none"/>
-        </w:rPr>
-        <w:t xml:space="preserve">: </w:t>
-      </w:r>
-      <w:r>
-        <w:rPr>
-          <w:rFonts w:ascii="Consolas" w:eastAsia="Times New Roman" w:hAnsi="Consolas" w:cs="Times New Roman"/>
-          <w:color w:val="FF7B72"/>
-          <w:kern w:val="0"/>
-          <w:sz w:val="21"/>
-          <w:szCs w:val="21"/>
-          <w:lang w:eastAsia="en-IN"/>
-          <w14:ligatures w14:val="none"/>
-        </w:rPr>
-        <w:t>{</w:t>
-      </w:r>
-      <w:proofErr w:type="spellStart"/>
-      <w:r>
-        <w:rPr>
-          <w:rFonts w:ascii="Consolas" w:eastAsia="Times New Roman" w:hAnsi="Consolas" w:cs="Times New Roman"/>
-          <w:color w:val="C9D1D9"/>
-          <w:kern w:val="0"/>
-          <w:sz w:val="21"/>
-          <w:szCs w:val="21"/>
-          <w:lang w:eastAsia="en-IN"/>
-          <w14:ligatures w14:val="none"/>
-        </w:rPr>
-        <w:t>df_</w:t>
-      </w:r>
-      <w:proofErr w:type="gramStart"/>
-      <w:r>
-        <w:rPr>
-          <w:rFonts w:ascii="Consolas" w:eastAsia="Times New Roman" w:hAnsi="Consolas" w:cs="Times New Roman"/>
-          <w:color w:val="C9D1D9"/>
-          <w:kern w:val="0"/>
-          <w:sz w:val="21"/>
-          <w:szCs w:val="21"/>
-          <w:lang w:eastAsia="en-IN"/>
-          <w14:ligatures w14:val="none"/>
-        </w:rPr>
-        <w:t>data</w:t>
-      </w:r>
-      <w:proofErr w:type="spellEnd"/>
-      <w:r>
-        <w:rPr>
-          <w:rFonts w:ascii="Consolas" w:eastAsia="Times New Roman" w:hAnsi="Consolas" w:cs="Times New Roman"/>
-          <w:color w:val="BBBEBF"/>
-          <w:kern w:val="0"/>
-          <w:sz w:val="21"/>
-          <w:szCs w:val="21"/>
-          <w:lang w:eastAsia="en-IN"/>
-          <w14:ligatures w14:val="none"/>
-        </w:rPr>
-        <w:t>[</w:t>
-      </w:r>
-      <w:proofErr w:type="gramEnd"/>
-      <w:r>
-        <w:rPr>
-          <w:rFonts w:ascii="Consolas" w:eastAsia="Times New Roman" w:hAnsi="Consolas" w:cs="Times New Roman"/>
-          <w:color w:val="A5D6FF"/>
-          <w:kern w:val="0"/>
-          <w:sz w:val="21"/>
-          <w:szCs w:val="21"/>
-          <w:lang w:eastAsia="en-IN"/>
-          <w14:ligatures w14:val="none"/>
-        </w:rPr>
-        <w:t>"Country Name"</w:t>
-      </w:r>
-      <w:proofErr w:type="gramStart"/>
-      <w:r>
-        <w:rPr>
-          <w:rFonts w:ascii="Consolas" w:eastAsia="Times New Roman" w:hAnsi="Consolas" w:cs="Times New Roman"/>
-          <w:color w:val="BBBEBF"/>
-          <w:kern w:val="0"/>
-          <w:sz w:val="21"/>
-          <w:szCs w:val="21"/>
-          <w:lang w:eastAsia="en-IN"/>
-          <w14:ligatures w14:val="none"/>
-        </w:rPr>
-        <w:t>].</w:t>
-      </w:r>
-      <w:proofErr w:type="spellStart"/>
-      <w:r>
-        <w:rPr>
-          <w:rFonts w:ascii="Consolas" w:eastAsia="Times New Roman" w:hAnsi="Consolas" w:cs="Times New Roman"/>
-          <w:color w:val="D2A8FF"/>
-          <w:kern w:val="0"/>
-          <w:sz w:val="21"/>
-          <w:szCs w:val="21"/>
-          <w:lang w:eastAsia="en-IN"/>
-          <w14:ligatures w14:val="none"/>
-        </w:rPr>
-        <w:t>nunique</w:t>
-      </w:r>
-      <w:proofErr w:type="spellEnd"/>
-      <w:proofErr w:type="gramEnd"/>
-      <w:r>
-        <w:rPr>
-          <w:rFonts w:ascii="Consolas" w:eastAsia="Times New Roman" w:hAnsi="Consolas" w:cs="Times New Roman"/>
-          <w:color w:val="BBBEBF"/>
-          <w:kern w:val="0"/>
-          <w:sz w:val="21"/>
-          <w:szCs w:val="21"/>
-          <w:lang w:eastAsia="en-IN"/>
-          <w14:ligatures w14:val="none"/>
-        </w:rPr>
-        <w:t>()</w:t>
-      </w:r>
-      <w:r>
-        <w:rPr>
-          <w:rFonts w:ascii="Consolas" w:eastAsia="Times New Roman" w:hAnsi="Consolas" w:cs="Times New Roman"/>
-          <w:color w:val="FF7B72"/>
-          <w:kern w:val="0"/>
-          <w:sz w:val="21"/>
-          <w:szCs w:val="21"/>
-          <w:lang w:eastAsia="en-IN"/>
-          <w14:ligatures w14:val="none"/>
-        </w:rPr>
-        <w:t>}</w:t>
-      </w:r>
-      <w:r>
-        <w:rPr>
-          <w:rFonts w:ascii="Consolas" w:eastAsia="Times New Roman" w:hAnsi="Consolas" w:cs="Times New Roman"/>
-          <w:color w:val="A5D6FF"/>
-          <w:kern w:val="0"/>
-          <w:sz w:val="21"/>
-          <w:szCs w:val="21"/>
-          <w:lang w:eastAsia="en-IN"/>
-          <w14:ligatures w14:val="none"/>
-        </w:rPr>
-        <w:t>"</w:t>
-      </w:r>
-      <w:r>
-        <w:rPr>
-          <w:rFonts w:ascii="Consolas" w:eastAsia="Times New Roman" w:hAnsi="Consolas" w:cs="Times New Roman"/>
-          <w:color w:val="BBBEBF"/>
-          <w:kern w:val="0"/>
-          <w:sz w:val="21"/>
-          <w:szCs w:val="21"/>
-          <w:lang w:eastAsia="en-IN"/>
-          <w14:ligatures w14:val="none"/>
-        </w:rPr>
-        <w:t>)</w:t>
-      </w:r>
-    </w:p>
-    <w:p>
-      <w:pPr>
-        <w:pStyle w:val="ListParagraph"/>
-        <w:numPr>
-          <w:ilvl w:val="0"/>
-          <w:numId w:val="8"/>
-        </w:numPr>
-        <w:shd w:val="clear" w:color="auto" w:fill="121314"/>
-        <w:spacing w:after="0" w:line="285" w:lineRule="atLeast"/>
-        <w:rPr>
-          <w:rFonts w:ascii="Consolas" w:eastAsia="Times New Roman" w:hAnsi="Consolas" w:cs="Times New Roman"/>
-          <w:color w:val="BBBEBF"/>
-          <w:kern w:val="0"/>
-          <w:sz w:val="21"/>
-          <w:szCs w:val="21"/>
-          <w:lang w:eastAsia="en-IN"/>
-          <w14:ligatures w14:val="none"/>
-        </w:rPr>
-      </w:pPr>
-      <w:proofErr w:type="gramStart"/>
-      <w:r>
-        <w:rPr>
-          <w:rFonts w:ascii="Consolas" w:eastAsia="Times New Roman" w:hAnsi="Consolas" w:cs="Times New Roman"/>
-          <w:color w:val="D2A8FF"/>
-          <w:kern w:val="0"/>
-          <w:sz w:val="21"/>
-          <w:szCs w:val="21"/>
-          <w:lang w:eastAsia="en-IN"/>
-          <w14:ligatures w14:val="none"/>
-        </w:rPr>
-        <w:t>print</w:t>
-      </w:r>
-      <w:r>
-        <w:rPr>
-          <w:rFonts w:ascii="Consolas" w:eastAsia="Times New Roman" w:hAnsi="Consolas" w:cs="Times New Roman"/>
-          <w:color w:val="BBBEBF"/>
-          <w:kern w:val="0"/>
-          <w:sz w:val="21"/>
-          <w:szCs w:val="21"/>
-          <w:lang w:eastAsia="en-IN"/>
-          <w14:ligatures w14:val="none"/>
-        </w:rPr>
-        <w:t>(</w:t>
-      </w:r>
-      <w:proofErr w:type="spellStart"/>
-      <w:proofErr w:type="gramEnd"/>
-      <w:r>
-        <w:rPr>
-          <w:rFonts w:ascii="Consolas" w:eastAsia="Times New Roman" w:hAnsi="Consolas" w:cs="Times New Roman"/>
-          <w:color w:val="FF7B72"/>
-          <w:kern w:val="0"/>
-          <w:sz w:val="21"/>
-          <w:szCs w:val="21"/>
-          <w:lang w:eastAsia="en-IN"/>
-          <w14:ligatures w14:val="none"/>
-        </w:rPr>
-        <w:t>f</w:t>
-      </w:r>
-      <w:r>
-        <w:rPr>
-          <w:rFonts w:ascii="Consolas" w:eastAsia="Times New Roman" w:hAnsi="Consolas" w:cs="Times New Roman"/>
-          <w:color w:val="A5D6FF"/>
-          <w:kern w:val="0"/>
-          <w:sz w:val="21"/>
-          <w:szCs w:val="21"/>
-          <w:lang w:eastAsia="en-IN"/>
-          <w14:ligatures w14:val="none"/>
-        </w:rPr>
-        <w:t>"Indicators</w:t>
-      </w:r>
-      <w:proofErr w:type="spellEnd"/>
-      <w:r>
-        <w:rPr>
-          <w:rFonts w:ascii="Consolas" w:eastAsia="Times New Roman" w:hAnsi="Consolas" w:cs="Times New Roman"/>
-          <w:color w:val="A5D6FF"/>
-          <w:kern w:val="0"/>
-          <w:sz w:val="21"/>
-          <w:szCs w:val="21"/>
-          <w:lang w:eastAsia="en-IN"/>
-          <w14:ligatures w14:val="none"/>
-        </w:rPr>
-        <w:t xml:space="preserve">: </w:t>
-      </w:r>
-      <w:r>
-        <w:rPr>
-          <w:rFonts w:ascii="Consolas" w:eastAsia="Times New Roman" w:hAnsi="Consolas" w:cs="Times New Roman"/>
-          <w:color w:val="FF7B72"/>
-          <w:kern w:val="0"/>
-          <w:sz w:val="21"/>
-          <w:szCs w:val="21"/>
-          <w:lang w:eastAsia="en-IN"/>
-          <w14:ligatures w14:val="none"/>
-        </w:rPr>
-        <w:t>{</w:t>
-      </w:r>
-      <w:proofErr w:type="spellStart"/>
-      <w:r>
-        <w:rPr>
-          <w:rFonts w:ascii="Consolas" w:eastAsia="Times New Roman" w:hAnsi="Consolas" w:cs="Times New Roman"/>
-          <w:color w:val="C9D1D9"/>
-          <w:kern w:val="0"/>
-          <w:sz w:val="21"/>
-          <w:szCs w:val="21"/>
-          <w:lang w:eastAsia="en-IN"/>
-          <w14:ligatures w14:val="none"/>
-        </w:rPr>
-        <w:t>df_</w:t>
-      </w:r>
-      <w:proofErr w:type="gramStart"/>
-      <w:r>
-        <w:rPr>
-          <w:rFonts w:ascii="Consolas" w:eastAsia="Times New Roman" w:hAnsi="Consolas" w:cs="Times New Roman"/>
-          <w:color w:val="C9D1D9"/>
-          <w:kern w:val="0"/>
-          <w:sz w:val="21"/>
-          <w:szCs w:val="21"/>
-          <w:lang w:eastAsia="en-IN"/>
-          <w14:ligatures w14:val="none"/>
-        </w:rPr>
-        <w:t>data</w:t>
-      </w:r>
-      <w:proofErr w:type="spellEnd"/>
-      <w:r>
-        <w:rPr>
-          <w:rFonts w:ascii="Consolas" w:eastAsia="Times New Roman" w:hAnsi="Consolas" w:cs="Times New Roman"/>
-          <w:color w:val="BBBEBF"/>
-          <w:kern w:val="0"/>
-          <w:sz w:val="21"/>
-          <w:szCs w:val="21"/>
-          <w:lang w:eastAsia="en-IN"/>
-          <w14:ligatures w14:val="none"/>
-        </w:rPr>
-        <w:t>[</w:t>
-      </w:r>
-      <w:proofErr w:type="gramEnd"/>
-      <w:r>
-        <w:rPr>
-          <w:rFonts w:ascii="Consolas" w:eastAsia="Times New Roman" w:hAnsi="Consolas" w:cs="Times New Roman"/>
-          <w:color w:val="A5D6FF"/>
-          <w:kern w:val="0"/>
-          <w:sz w:val="21"/>
-          <w:szCs w:val="21"/>
-          <w:lang w:eastAsia="en-IN"/>
-          <w14:ligatures w14:val="none"/>
-        </w:rPr>
-        <w:t>"Indicator Name"</w:t>
-      </w:r>
-      <w:proofErr w:type="gramStart"/>
-      <w:r>
-        <w:rPr>
-          <w:rFonts w:ascii="Consolas" w:eastAsia="Times New Roman" w:hAnsi="Consolas" w:cs="Times New Roman"/>
-          <w:color w:val="BBBEBF"/>
-          <w:kern w:val="0"/>
-          <w:sz w:val="21"/>
-          <w:szCs w:val="21"/>
-          <w:lang w:eastAsia="en-IN"/>
-          <w14:ligatures w14:val="none"/>
-        </w:rPr>
-        <w:t>].</w:t>
-      </w:r>
-      <w:proofErr w:type="spellStart"/>
-      <w:r>
-        <w:rPr>
-          <w:rFonts w:ascii="Consolas" w:eastAsia="Times New Roman" w:hAnsi="Consolas" w:cs="Times New Roman"/>
-          <w:color w:val="D2A8FF"/>
-          <w:kern w:val="0"/>
-          <w:sz w:val="21"/>
-          <w:szCs w:val="21"/>
-          <w:lang w:eastAsia="en-IN"/>
-          <w14:ligatures w14:val="none"/>
-        </w:rPr>
-        <w:t>nunique</w:t>
-      </w:r>
-      <w:proofErr w:type="spellEnd"/>
-      <w:proofErr w:type="gramEnd"/>
-      <w:r>
-        <w:rPr>
-          <w:rFonts w:ascii="Consolas" w:eastAsia="Times New Roman" w:hAnsi="Consolas" w:cs="Times New Roman"/>
-          <w:color w:val="BBBEBF"/>
-          <w:kern w:val="0"/>
-          <w:sz w:val="21"/>
-          <w:szCs w:val="21"/>
-          <w:lang w:eastAsia="en-IN"/>
-          <w14:ligatures w14:val="none"/>
-        </w:rPr>
-        <w:t>()</w:t>
-      </w:r>
-      <w:r>
-        <w:rPr>
-          <w:rFonts w:ascii="Consolas" w:eastAsia="Times New Roman" w:hAnsi="Consolas" w:cs="Times New Roman"/>
-          <w:color w:val="FF7B72"/>
-          <w:kern w:val="0"/>
-          <w:sz w:val="21"/>
-          <w:szCs w:val="21"/>
-          <w:lang w:eastAsia="en-IN"/>
-          <w14:ligatures w14:val="none"/>
-        </w:rPr>
-        <w:t>}</w:t>
-      </w:r>
-      <w:r>
-        <w:rPr>
-          <w:rFonts w:ascii="Consolas" w:eastAsia="Times New Roman" w:hAnsi="Consolas" w:cs="Times New Roman"/>
-          <w:color w:val="A5D6FF"/>
-          <w:kern w:val="0"/>
-          <w:sz w:val="21"/>
-          <w:szCs w:val="21"/>
-          <w:lang w:eastAsia="en-IN"/>
-          <w14:ligatures w14:val="none"/>
-        </w:rPr>
-        <w:t>"</w:t>
-      </w:r>
-      <w:r>
-        <w:rPr>
-          <w:rFonts w:ascii="Consolas" w:eastAsia="Times New Roman" w:hAnsi="Consolas" w:cs="Times New Roman"/>
-          <w:color w:val="BBBEBF"/>
-          <w:kern w:val="0"/>
-          <w:sz w:val="21"/>
-          <w:szCs w:val="21"/>
-          <w:lang w:eastAsia="en-IN"/>
-          <w14:ligatures w14:val="none"/>
-        </w:rPr>
-        <w:t>)</w:t>
-      </w:r>
-    </w:p>
-    <w:p>
-      <w:pPr>
-        <w:pStyle w:val="ListParagraph"/>
-        <w:numPr>
-          <w:ilvl w:val="0"/>
-          <w:numId w:val="8"/>
-        </w:numPr>
-        <w:shd w:val="clear" w:color="auto" w:fill="121314"/>
-        <w:spacing w:after="0" w:line="285" w:lineRule="atLeast"/>
-        <w:rPr>
-          <w:rFonts w:ascii="Consolas" w:eastAsia="Times New Roman" w:hAnsi="Consolas" w:cs="Times New Roman"/>
-          <w:color w:val="BBBEBF"/>
-          <w:kern w:val="0"/>
-          <w:sz w:val="21"/>
-          <w:szCs w:val="21"/>
-          <w:lang w:eastAsia="en-IN"/>
-          <w14:ligatures w14:val="none"/>
-        </w:rPr>
-      </w:pPr>
-      <w:proofErr w:type="gramStart"/>
-      <w:r>
-        <w:rPr>
-          <w:rFonts w:ascii="Consolas" w:eastAsia="Times New Roman" w:hAnsi="Consolas" w:cs="Times New Roman"/>
-          <w:color w:val="D2A8FF"/>
-          <w:kern w:val="0"/>
-          <w:sz w:val="21"/>
-          <w:szCs w:val="21"/>
-          <w:lang w:eastAsia="en-IN"/>
-          <w14:ligatures w14:val="none"/>
-        </w:rPr>
-        <w:t>print</w:t>
-      </w:r>
-      <w:r>
-        <w:rPr>
-          <w:rFonts w:ascii="Consolas" w:eastAsia="Times New Roman" w:hAnsi="Consolas" w:cs="Times New Roman"/>
-          <w:color w:val="BBBEBF"/>
-          <w:kern w:val="0"/>
-          <w:sz w:val="21"/>
-          <w:szCs w:val="21"/>
-          <w:lang w:eastAsia="en-IN"/>
-          <w14:ligatures w14:val="none"/>
-        </w:rPr>
-        <w:t>(</w:t>
-      </w:r>
-      <w:proofErr w:type="spellStart"/>
-      <w:proofErr w:type="gramEnd"/>
-      <w:r>
-        <w:rPr>
-          <w:rFonts w:ascii="Consolas" w:eastAsia="Times New Roman" w:hAnsi="Consolas" w:cs="Times New Roman"/>
-          <w:color w:val="FF7B72"/>
-          <w:kern w:val="0"/>
-          <w:sz w:val="21"/>
-          <w:szCs w:val="21"/>
-          <w:lang w:eastAsia="en-IN"/>
-          <w14:ligatures w14:val="none"/>
-        </w:rPr>
-        <w:t>f</w:t>
-      </w:r>
-      <w:r>
-        <w:rPr>
-          <w:rFonts w:ascii="Consolas" w:eastAsia="Times New Roman" w:hAnsi="Consolas" w:cs="Times New Roman"/>
-          <w:color w:val="A5D6FF"/>
-          <w:kern w:val="0"/>
-          <w:sz w:val="21"/>
-          <w:szCs w:val="21"/>
-          <w:lang w:eastAsia="en-IN"/>
-          <w14:ligatures w14:val="none"/>
-        </w:rPr>
-        <w:t>"Duplicate</w:t>
-      </w:r>
-      <w:proofErr w:type="spellEnd"/>
-      <w:r>
-        <w:rPr>
-          <w:rFonts w:ascii="Consolas" w:eastAsia="Times New Roman" w:hAnsi="Consolas" w:cs="Times New Roman"/>
-          <w:color w:val="A5D6FF"/>
-          <w:kern w:val="0"/>
-          <w:sz w:val="21"/>
-          <w:szCs w:val="21"/>
-          <w:lang w:eastAsia="en-IN"/>
-          <w14:ligatures w14:val="none"/>
-        </w:rPr>
-        <w:t xml:space="preserve"> Rows: </w:t>
-      </w:r>
-      <w:r>
-        <w:rPr>
-          <w:rFonts w:ascii="Consolas" w:eastAsia="Times New Roman" w:hAnsi="Consolas" w:cs="Times New Roman"/>
-          <w:color w:val="FF7B72"/>
-          <w:kern w:val="0"/>
-          <w:sz w:val="21"/>
-          <w:szCs w:val="21"/>
-          <w:lang w:eastAsia="en-IN"/>
-          <w14:ligatures w14:val="none"/>
-        </w:rPr>
-        <w:t>{</w:t>
-      </w:r>
-      <w:proofErr w:type="spellStart"/>
-      <w:r>
-        <w:rPr>
-          <w:rFonts w:ascii="Consolas" w:eastAsia="Times New Roman" w:hAnsi="Consolas" w:cs="Times New Roman"/>
-          <w:color w:val="C9D1D9"/>
-          <w:kern w:val="0"/>
-          <w:sz w:val="21"/>
-          <w:szCs w:val="21"/>
-          <w:lang w:eastAsia="en-IN"/>
-          <w14:ligatures w14:val="none"/>
-        </w:rPr>
-        <w:t>df_</w:t>
-      </w:r>
-      <w:proofErr w:type="gramStart"/>
-      <w:r>
-        <w:rPr>
-          <w:rFonts w:ascii="Consolas" w:eastAsia="Times New Roman" w:hAnsi="Consolas" w:cs="Times New Roman"/>
-          <w:color w:val="C9D1D9"/>
-          <w:kern w:val="0"/>
-          <w:sz w:val="21"/>
-          <w:szCs w:val="21"/>
-          <w:lang w:eastAsia="en-IN"/>
-          <w14:ligatures w14:val="none"/>
-        </w:rPr>
-        <w:t>data</w:t>
-      </w:r>
-      <w:r>
-        <w:rPr>
-          <w:rFonts w:ascii="Consolas" w:eastAsia="Times New Roman" w:hAnsi="Consolas" w:cs="Times New Roman"/>
-          <w:color w:val="BBBEBF"/>
-          <w:kern w:val="0"/>
-          <w:sz w:val="21"/>
-          <w:szCs w:val="21"/>
-          <w:lang w:eastAsia="en-IN"/>
-          <w14:ligatures w14:val="none"/>
-        </w:rPr>
-        <w:t>.</w:t>
-      </w:r>
-      <w:r>
-        <w:rPr>
-          <w:rFonts w:ascii="Consolas" w:eastAsia="Times New Roman" w:hAnsi="Consolas" w:cs="Times New Roman"/>
-          <w:color w:val="D2A8FF"/>
-          <w:kern w:val="0"/>
-          <w:sz w:val="21"/>
-          <w:szCs w:val="21"/>
-          <w:lang w:eastAsia="en-IN"/>
-          <w14:ligatures w14:val="none"/>
-        </w:rPr>
-        <w:t>duplicated</w:t>
-      </w:r>
-      <w:proofErr w:type="spellEnd"/>
-      <w:proofErr w:type="gramEnd"/>
-      <w:r>
-        <w:rPr>
-          <w:rFonts w:ascii="Consolas" w:eastAsia="Times New Roman" w:hAnsi="Consolas" w:cs="Times New Roman"/>
-          <w:color w:val="BBBEBF"/>
-          <w:kern w:val="0"/>
-          <w:sz w:val="21"/>
-          <w:szCs w:val="21"/>
-          <w:lang w:eastAsia="en-IN"/>
-          <w14:ligatures w14:val="none"/>
-        </w:rPr>
-        <w:t>(</w:t>
-      </w:r>
-      <w:proofErr w:type="gramStart"/>
-      <w:r>
-        <w:rPr>
-          <w:rFonts w:ascii="Consolas" w:eastAsia="Times New Roman" w:hAnsi="Consolas" w:cs="Times New Roman"/>
-          <w:color w:val="BBBEBF"/>
-          <w:kern w:val="0"/>
-          <w:sz w:val="21"/>
-          <w:szCs w:val="21"/>
-          <w:lang w:eastAsia="en-IN"/>
-          <w14:ligatures w14:val="none"/>
-        </w:rPr>
-        <w:t>).</w:t>
-      </w:r>
-      <w:r>
-        <w:rPr>
-          <w:rFonts w:ascii="Consolas" w:eastAsia="Times New Roman" w:hAnsi="Consolas" w:cs="Times New Roman"/>
-          <w:color w:val="D2A8FF"/>
-          <w:kern w:val="0"/>
-          <w:sz w:val="21"/>
-          <w:szCs w:val="21"/>
-          <w:lang w:eastAsia="en-IN"/>
-          <w14:ligatures w14:val="none"/>
-        </w:rPr>
-        <w:t>sum</w:t>
-      </w:r>
-      <w:proofErr w:type="gramEnd"/>
-      <w:r>
-        <w:rPr>
-          <w:rFonts w:ascii="Consolas" w:eastAsia="Times New Roman" w:hAnsi="Consolas" w:cs="Times New Roman"/>
-          <w:color w:val="BBBEBF"/>
-          <w:kern w:val="0"/>
-          <w:sz w:val="21"/>
-          <w:szCs w:val="21"/>
-          <w:lang w:eastAsia="en-IN"/>
-          <w14:ligatures w14:val="none"/>
-        </w:rPr>
-        <w:t>()</w:t>
-      </w:r>
-      <w:r>
-        <w:rPr>
-          <w:rFonts w:ascii="Consolas" w:eastAsia="Times New Roman" w:hAnsi="Consolas" w:cs="Times New Roman"/>
-          <w:color w:val="FF7B72"/>
-          <w:kern w:val="0"/>
-          <w:sz w:val="21"/>
-          <w:szCs w:val="21"/>
-          <w:lang w:eastAsia="en-IN"/>
-          <w14:ligatures w14:val="none"/>
-        </w:rPr>
-        <w:t>}</w:t>
-      </w:r>
-      <w:r>
-        <w:rPr>
-          <w:rFonts w:ascii="Consolas" w:eastAsia="Times New Roman" w:hAnsi="Consolas" w:cs="Times New Roman"/>
-          <w:color w:val="A5D6FF"/>
-          <w:kern w:val="0"/>
-          <w:sz w:val="21"/>
-          <w:szCs w:val="21"/>
-          <w:lang w:eastAsia="en-IN"/>
-          <w14:ligatures w14:val="none"/>
-        </w:rPr>
-        <w:t>"</w:t>
-      </w:r>
-      <w:r>
-        <w:rPr>
-          <w:rFonts w:ascii="Consolas" w:eastAsia="Times New Roman" w:hAnsi="Consolas" w:cs="Times New Roman"/>
-          <w:color w:val="BBBEBF"/>
-          <w:kern w:val="0"/>
-          <w:sz w:val="21"/>
-          <w:szCs w:val="21"/>
-          <w:lang w:eastAsia="en-IN"/>
-          <w14:ligatures w14:val="none"/>
-        </w:rPr>
-        <w:t>)</w:t>
-      </w:r>
-    </w:p>
-    <w:p>
-      <w:pPr>
         <w:ind w:left="360"/>
         <w:rPr>
           <w:rFonts w:ascii="Times New Roman" w:hAnsi="Times New Roman" w:cs="Times New Roman"/>
@@ -6360,25 +4955,7 @@
           <w:sz w:val="24"/>
           <w:szCs w:val="24"/>
         </w:rPr>
-        <w:t xml:space="preserve">Explore other </w:t>
-      </w:r>
-      <w:proofErr w:type="spellStart"/>
-      <w:r>
-        <w:rPr>
-          <w:rFonts w:ascii="Times New Roman" w:hAnsi="Times New Roman" w:cs="Times New Roman"/>
-          <w:sz w:val="24"/>
-          <w:szCs w:val="24"/>
-        </w:rPr>
-        <w:t>Subsheets</w:t>
-      </w:r>
-      <w:proofErr w:type="spellEnd"/>
-      <w:r>
-        <w:rPr>
-          <w:rFonts w:ascii="Times New Roman" w:hAnsi="Times New Roman" w:cs="Times New Roman"/>
-          <w:sz w:val="24"/>
-          <w:szCs w:val="24"/>
-        </w:rPr>
-        <w:t>:</w:t>
+        <w:t>Explore other Subsheets:</w:t>
       </w:r>
     </w:p>
     <w:p>
@@ -6394,97 +4971,13 @@
           <w:szCs w:val="24"/>
         </w:rPr>
       </w:pPr>
-      <w:proofErr w:type="spellStart"/>
-      <w:r>
-        <w:rPr>
-          <w:rFonts w:ascii="Times New Roman" w:hAnsi="Times New Roman" w:cs="Times New Roman"/>
-          <w:sz w:val="24"/>
-          <w:szCs w:val="24"/>
-        </w:rPr>
-        <w:t>df_country</w:t>
-      </w:r>
-      <w:proofErr w:type="spellEnd"/>
-      <w:r>
-        <w:rPr>
-          <w:rFonts w:ascii="Times New Roman" w:hAnsi="Times New Roman" w:cs="Times New Roman"/>
-          <w:sz w:val="24"/>
-          <w:szCs w:val="24"/>
-        </w:rPr>
-        <w:t xml:space="preserve"> = </w:t>
-      </w:r>
-      <w:proofErr w:type="spellStart"/>
-      <w:proofErr w:type="gramStart"/>
-      <w:r>
-        <w:rPr>
-          <w:rFonts w:ascii="Times New Roman" w:hAnsi="Times New Roman" w:cs="Times New Roman"/>
-          <w:sz w:val="24"/>
-          <w:szCs w:val="24"/>
-        </w:rPr>
-        <w:t>pd.read</w:t>
-      </w:r>
-      <w:proofErr w:type="gramEnd"/>
-      <w:r>
-        <w:rPr>
-          <w:rFonts w:ascii="Times New Roman" w:hAnsi="Times New Roman" w:cs="Times New Roman"/>
-          <w:sz w:val="24"/>
-          <w:szCs w:val="24"/>
-        </w:rPr>
-        <w:t>_</w:t>
-      </w:r>
-      <w:proofErr w:type="gramStart"/>
-      <w:r>
-        <w:rPr>
-          <w:rFonts w:ascii="Times New Roman" w:hAnsi="Times New Roman" w:cs="Times New Roman"/>
-          <w:sz w:val="24"/>
-          <w:szCs w:val="24"/>
-        </w:rPr>
-        <w:t>excel</w:t>
-      </w:r>
-      <w:proofErr w:type="spellEnd"/>
-      <w:r>
-        <w:rPr>
-          <w:rFonts w:ascii="Times New Roman" w:hAnsi="Times New Roman" w:cs="Times New Roman"/>
-          <w:sz w:val="24"/>
-          <w:szCs w:val="24"/>
-        </w:rPr>
-        <w:t>(</w:t>
-      </w:r>
-      <w:proofErr w:type="spellStart"/>
-      <w:proofErr w:type="gramEnd"/>
-      <w:r>
-        <w:rPr>
-          <w:rFonts w:ascii="Times New Roman" w:hAnsi="Times New Roman" w:cs="Times New Roman"/>
-          <w:sz w:val="24"/>
-          <w:szCs w:val="24"/>
-        </w:rPr>
-        <w:t>excel_file</w:t>
-      </w:r>
-      <w:proofErr w:type="spellEnd"/>
-      <w:r>
-        <w:rPr>
-          <w:rFonts w:ascii="Times New Roman" w:hAnsi="Times New Roman" w:cs="Times New Roman"/>
-          <w:sz w:val="24"/>
-          <w:szCs w:val="24"/>
-        </w:rPr>
-        <w:t xml:space="preserve">, </w:t>
-      </w:r>
-      <w:proofErr w:type="spellStart"/>
-      <w:r>
-        <w:rPr>
-          <w:rFonts w:ascii="Times New Roman" w:hAnsi="Times New Roman" w:cs="Times New Roman"/>
-          <w:sz w:val="24"/>
-          <w:szCs w:val="24"/>
-        </w:rPr>
-        <w:t>sheet_name</w:t>
-      </w:r>
-      <w:proofErr w:type="spellEnd"/>
-      <w:r>
-        <w:rPr>
-          <w:rFonts w:ascii="Times New Roman" w:hAnsi="Times New Roman" w:cs="Times New Roman"/>
-          <w:sz w:val="24"/>
-          <w:szCs w:val="24"/>
-        </w:rPr>
-        <w:t xml:space="preserve"> = </w:t>
+      <w:r>
+        <w:rPr>
+          <w:rFonts w:ascii="Times New Roman" w:hAnsi="Times New Roman" w:cs="Times New Roman"/>
+          <w:sz w:val="24"/>
+          <w:szCs w:val="24"/>
+        </w:rPr>
+        <w:t xml:space="preserve">df_country = pd.read_excel(excel_file, sheet_name = </w:t>
       </w:r>
       <w:r>
         <w:rPr>
@@ -6508,26 +5001,14 @@
           <w:szCs w:val="24"/>
         </w:rPr>
       </w:pPr>
-      <w:proofErr w:type="spellStart"/>
-      <w:r>
-        <w:rPr>
-          <w:rFonts w:ascii="Times New Roman" w:hAnsi="Times New Roman" w:cs="Times New Roman"/>
-          <w:sz w:val="24"/>
-          <w:szCs w:val="24"/>
-        </w:rPr>
-        <w:t>df_</w:t>
-      </w:r>
-      <w:proofErr w:type="gramStart"/>
-      <w:r>
-        <w:rPr>
-          <w:rFonts w:ascii="Times New Roman" w:hAnsi="Times New Roman" w:cs="Times New Roman"/>
-          <w:sz w:val="24"/>
-          <w:szCs w:val="24"/>
-        </w:rPr>
-        <w:t>country.shape</w:t>
-      </w:r>
-      <w:proofErr w:type="spellEnd"/>
-      <w:proofErr w:type="gramEnd"/>
+      <w:r>
+        <w:rPr>
+          <w:rFonts w:ascii="Times New Roman" w:hAnsi="Times New Roman" w:cs="Times New Roman"/>
+          <w:sz w:val="24"/>
+          <w:szCs w:val="24"/>
+        </w:rPr>
+        <w:t>df_country.shape</w:t>
+      </w:r>
     </w:p>
     <w:p>
       <w:pPr>
@@ -6542,41 +5023,13 @@
           <w:szCs w:val="24"/>
         </w:rPr>
       </w:pPr>
-      <w:proofErr w:type="spellStart"/>
-      <w:r>
-        <w:rPr>
-          <w:rFonts w:ascii="Times New Roman" w:hAnsi="Times New Roman" w:cs="Times New Roman"/>
-          <w:sz w:val="24"/>
-          <w:szCs w:val="24"/>
-        </w:rPr>
-        <w:t>df_country_columns.to_</w:t>
-      </w:r>
-      <w:proofErr w:type="gramStart"/>
-      <w:r>
-        <w:rPr>
-          <w:rFonts w:ascii="Times New Roman" w:hAnsi="Times New Roman" w:cs="Times New Roman"/>
-          <w:sz w:val="24"/>
-          <w:szCs w:val="24"/>
-        </w:rPr>
-        <w:t>list</w:t>
-      </w:r>
-      <w:proofErr w:type="spellEnd"/>
-      <w:r>
-        <w:rPr>
-          <w:rFonts w:ascii="Times New Roman" w:hAnsi="Times New Roman" w:cs="Times New Roman"/>
-          <w:sz w:val="24"/>
-          <w:szCs w:val="24"/>
-        </w:rPr>
-        <w:t>(</w:t>
-      </w:r>
-      <w:proofErr w:type="gramEnd"/>
-      <w:r>
-        <w:rPr>
-          <w:rFonts w:ascii="Times New Roman" w:hAnsi="Times New Roman" w:cs="Times New Roman"/>
-          <w:sz w:val="24"/>
-          <w:szCs w:val="24"/>
-        </w:rPr>
-        <w:t>)</w:t>
+      <w:r>
+        <w:rPr>
+          <w:rFonts w:ascii="Times New Roman" w:hAnsi="Times New Roman" w:cs="Times New Roman"/>
+          <w:sz w:val="24"/>
+          <w:szCs w:val="24"/>
+        </w:rPr>
+        <w:t>df_country_columns.to_list()</w:t>
       </w:r>
     </w:p>
     <w:p>
@@ -6592,23 +5045,13 @@
           <w:szCs w:val="24"/>
         </w:rPr>
       </w:pPr>
-      <w:proofErr w:type="gramStart"/>
-      <w:r>
-        <w:rPr>
-          <w:rFonts w:ascii="Times New Roman" w:hAnsi="Times New Roman" w:cs="Times New Roman"/>
-          <w:sz w:val="24"/>
-          <w:szCs w:val="24"/>
-        </w:rPr>
-        <w:t>df_country.info(</w:t>
-      </w:r>
-      <w:proofErr w:type="gramEnd"/>
-      <w:r>
-        <w:rPr>
-          <w:rFonts w:ascii="Times New Roman" w:hAnsi="Times New Roman" w:cs="Times New Roman"/>
-          <w:sz w:val="24"/>
-          <w:szCs w:val="24"/>
-        </w:rPr>
-        <w:t>)</w:t>
+      <w:r>
+        <w:rPr>
+          <w:rFonts w:ascii="Times New Roman" w:hAnsi="Times New Roman" w:cs="Times New Roman"/>
+          <w:sz w:val="24"/>
+          <w:szCs w:val="24"/>
+        </w:rPr>
+        <w:t>df_country.info()</w:t>
       </w:r>
     </w:p>
     <w:p>
@@ -6624,33 +5067,13 @@
           <w:szCs w:val="24"/>
         </w:rPr>
       </w:pPr>
-      <w:proofErr w:type="spellStart"/>
-      <w:r>
-        <w:rPr>
-          <w:rFonts w:ascii="Times New Roman" w:hAnsi="Times New Roman" w:cs="Times New Roman"/>
-          <w:sz w:val="24"/>
-          <w:szCs w:val="24"/>
-        </w:rPr>
-        <w:t>df_</w:t>
-      </w:r>
-      <w:proofErr w:type="gramStart"/>
-      <w:r>
-        <w:rPr>
-          <w:rFonts w:ascii="Times New Roman" w:hAnsi="Times New Roman" w:cs="Times New Roman"/>
-          <w:sz w:val="24"/>
-          <w:szCs w:val="24"/>
-        </w:rPr>
-        <w:t>country.head</w:t>
-      </w:r>
-      <w:proofErr w:type="spellEnd"/>
-      <w:proofErr w:type="gramEnd"/>
-      <w:r>
-        <w:rPr>
-          <w:rFonts w:ascii="Times New Roman" w:hAnsi="Times New Roman" w:cs="Times New Roman"/>
-          <w:sz w:val="24"/>
-          <w:szCs w:val="24"/>
-        </w:rPr>
-        <w:t>()</w:t>
+      <w:r>
+        <w:rPr>
+          <w:rFonts w:ascii="Times New Roman" w:hAnsi="Times New Roman" w:cs="Times New Roman"/>
+          <w:sz w:val="24"/>
+          <w:szCs w:val="24"/>
+        </w:rPr>
+        <w:t>df_country.head()</w:t>
       </w:r>
     </w:p>
     <w:p>
@@ -6666,79 +5089,13 @@
           <w:szCs w:val="24"/>
         </w:rPr>
       </w:pPr>
-      <w:proofErr w:type="gramStart"/>
-      <w:r>
-        <w:rPr>
-          <w:rFonts w:ascii="Times New Roman" w:hAnsi="Times New Roman" w:cs="Times New Roman"/>
-          <w:sz w:val="24"/>
-          <w:szCs w:val="24"/>
-        </w:rPr>
-        <w:t>print(</w:t>
-      </w:r>
-      <w:proofErr w:type="spellStart"/>
-      <w:r>
-        <w:rPr>
-          <w:rFonts w:ascii="Times New Roman" w:hAnsi="Times New Roman" w:cs="Times New Roman"/>
-          <w:sz w:val="24"/>
-          <w:szCs w:val="24"/>
-        </w:rPr>
-        <w:t>f”Unique</w:t>
-      </w:r>
-      <w:proofErr w:type="spellEnd"/>
-      <w:proofErr w:type="gramEnd"/>
-      <w:r>
-        <w:rPr>
-          <w:rFonts w:ascii="Times New Roman" w:hAnsi="Times New Roman" w:cs="Times New Roman"/>
-          <w:sz w:val="24"/>
-          <w:szCs w:val="24"/>
-        </w:rPr>
-        <w:t xml:space="preserve"> Regions: {</w:t>
-      </w:r>
-      <w:proofErr w:type="spellStart"/>
-      <w:r>
-        <w:rPr>
-          <w:rFonts w:ascii="Times New Roman" w:hAnsi="Times New Roman" w:cs="Times New Roman"/>
-          <w:sz w:val="24"/>
-          <w:szCs w:val="24"/>
-        </w:rPr>
-        <w:t>df_country</w:t>
-      </w:r>
-      <w:proofErr w:type="spellEnd"/>
-      <w:r>
-        <w:rPr>
-          <w:rFonts w:ascii="Times New Roman" w:hAnsi="Times New Roman" w:cs="Times New Roman"/>
-          <w:sz w:val="24"/>
-          <w:szCs w:val="24"/>
-        </w:rPr>
-        <w:t>[“Region”</w:t>
-      </w:r>
-      <w:proofErr w:type="gramStart"/>
-      <w:r>
-        <w:rPr>
-          <w:rFonts w:ascii="Times New Roman" w:hAnsi="Times New Roman" w:cs="Times New Roman"/>
-          <w:sz w:val="24"/>
-          <w:szCs w:val="24"/>
-        </w:rPr>
-        <w:t>].</w:t>
-      </w:r>
-      <w:proofErr w:type="spellStart"/>
-      <w:r>
-        <w:rPr>
-          <w:rFonts w:ascii="Times New Roman" w:hAnsi="Times New Roman" w:cs="Times New Roman"/>
-          <w:sz w:val="24"/>
-          <w:szCs w:val="24"/>
-        </w:rPr>
-        <w:t>nunique</w:t>
-      </w:r>
-      <w:proofErr w:type="spellEnd"/>
-      <w:proofErr w:type="gramEnd"/>
-      <w:r>
-        <w:rPr>
-          <w:rFonts w:ascii="Times New Roman" w:hAnsi="Times New Roman" w:cs="Times New Roman"/>
-          <w:sz w:val="24"/>
-          <w:szCs w:val="24"/>
-        </w:rPr>
-        <w:t>()}”)</w:t>
+      <w:r>
+        <w:rPr>
+          <w:rFonts w:ascii="Times New Roman" w:hAnsi="Times New Roman" w:cs="Times New Roman"/>
+          <w:sz w:val="24"/>
+          <w:szCs w:val="24"/>
+        </w:rPr>
+        <w:t>print(f”Unique Regions: {df_country[“Region”].nunique()}”)</w:t>
       </w:r>
     </w:p>
     <w:p>
@@ -6754,33 +5111,13 @@
           <w:szCs w:val="24"/>
         </w:rPr>
       </w:pPr>
-      <w:proofErr w:type="gramStart"/>
-      <w:r>
-        <w:rPr>
-          <w:rFonts w:ascii="Times New Roman" w:hAnsi="Times New Roman" w:cs="Times New Roman"/>
-          <w:sz w:val="24"/>
-          <w:szCs w:val="24"/>
-        </w:rPr>
-        <w:t>print(</w:t>
-      </w:r>
-      <w:proofErr w:type="spellStart"/>
-      <w:proofErr w:type="gramEnd"/>
-      <w:r>
-        <w:rPr>
-          <w:rFonts w:ascii="Times New Roman" w:hAnsi="Times New Roman" w:cs="Times New Roman"/>
-          <w:sz w:val="24"/>
-          <w:szCs w:val="24"/>
-        </w:rPr>
-        <w:t>f”"How</w:t>
-      </w:r>
-      <w:proofErr w:type="spellEnd"/>
-      <w:r>
-        <w:rPr>
-          <w:rFonts w:ascii="Times New Roman" w:hAnsi="Times New Roman" w:cs="Times New Roman"/>
-          <w:sz w:val="24"/>
-          <w:szCs w:val="24"/>
-        </w:rPr>
-        <w:t xml:space="preserve"> many countries are in each region</w:t>
+      <w:r>
+        <w:rPr>
+          <w:rFonts w:ascii="Times New Roman" w:hAnsi="Times New Roman" w:cs="Times New Roman"/>
+          <w:sz w:val="24"/>
+          <w:szCs w:val="24"/>
+        </w:rPr>
+        <w:t>print(f”"How many countries are in each region</w:t>
       </w:r>
       <w:r>
         <w:rPr>
@@ -6796,61 +5133,7 @@
           <w:sz w:val="24"/>
           <w:szCs w:val="24"/>
         </w:rPr>
-        <w:t xml:space="preserve"> {</w:t>
-      </w:r>
-      <w:proofErr w:type="spellStart"/>
-      <w:r>
-        <w:rPr>
-          <w:rFonts w:ascii="Times New Roman" w:hAnsi="Times New Roman" w:cs="Times New Roman"/>
-          <w:sz w:val="24"/>
-          <w:szCs w:val="24"/>
-        </w:rPr>
-        <w:t>df_countries</w:t>
-      </w:r>
-      <w:proofErr w:type="spellEnd"/>
-      <w:r>
-        <w:rPr>
-          <w:rFonts w:ascii="Times New Roman" w:hAnsi="Times New Roman" w:cs="Times New Roman"/>
-          <w:sz w:val="24"/>
-          <w:szCs w:val="24"/>
-        </w:rPr>
-        <w:t>[“Region”].</w:t>
-      </w:r>
-      <w:proofErr w:type="spellStart"/>
-      <w:r>
-        <w:rPr>
-          <w:rFonts w:ascii="Times New Roman" w:hAnsi="Times New Roman" w:cs="Times New Roman"/>
-          <w:sz w:val="24"/>
-          <w:szCs w:val="24"/>
-        </w:rPr>
-        <w:t>value_</w:t>
-      </w:r>
-      <w:proofErr w:type="gramStart"/>
-      <w:r>
-        <w:rPr>
-          <w:rFonts w:ascii="Times New Roman" w:hAnsi="Times New Roman" w:cs="Times New Roman"/>
-          <w:sz w:val="24"/>
-          <w:szCs w:val="24"/>
-        </w:rPr>
-        <w:t>counts</w:t>
-      </w:r>
-      <w:proofErr w:type="spellEnd"/>
-      <w:r>
-        <w:rPr>
-          <w:rFonts w:ascii="Times New Roman" w:hAnsi="Times New Roman" w:cs="Times New Roman"/>
-          <w:sz w:val="24"/>
-          <w:szCs w:val="24"/>
-        </w:rPr>
-        <w:t>(</w:t>
-      </w:r>
-      <w:proofErr w:type="gramEnd"/>
-      <w:r>
-        <w:rPr>
-          <w:rFonts w:ascii="Times New Roman" w:hAnsi="Times New Roman" w:cs="Times New Roman"/>
-          <w:sz w:val="24"/>
-          <w:szCs w:val="24"/>
-        </w:rPr>
-        <w:t>)}</w:t>
+        <w:t xml:space="preserve"> {df_countries[“Region”].value_counts()}</w:t>
       </w:r>
       <w:r>
         <w:rPr>
@@ -6883,107 +5166,13 @@
           <w:szCs w:val="24"/>
         </w:rPr>
       </w:pPr>
-      <w:proofErr w:type="spellStart"/>
-      <w:r>
-        <w:rPr>
-          <w:rFonts w:ascii="Times New Roman" w:hAnsi="Times New Roman" w:cs="Times New Roman"/>
-          <w:sz w:val="24"/>
-          <w:szCs w:val="24"/>
-        </w:rPr>
-        <w:t>df_series</w:t>
-      </w:r>
-      <w:proofErr w:type="spellEnd"/>
-      <w:r>
-        <w:rPr>
-          <w:rFonts w:ascii="Times New Roman" w:hAnsi="Times New Roman" w:cs="Times New Roman"/>
-          <w:sz w:val="24"/>
-          <w:szCs w:val="24"/>
-        </w:rPr>
-        <w:t xml:space="preserve"> = </w:t>
-      </w:r>
-      <w:proofErr w:type="spellStart"/>
-      <w:proofErr w:type="gramStart"/>
-      <w:r>
-        <w:rPr>
-          <w:rFonts w:ascii="Times New Roman" w:hAnsi="Times New Roman" w:cs="Times New Roman"/>
-          <w:sz w:val="24"/>
-          <w:szCs w:val="24"/>
-        </w:rPr>
-        <w:t>pd.read</w:t>
-      </w:r>
-      <w:proofErr w:type="gramEnd"/>
-      <w:r>
-        <w:rPr>
-          <w:rFonts w:ascii="Times New Roman" w:hAnsi="Times New Roman" w:cs="Times New Roman"/>
-          <w:sz w:val="24"/>
-          <w:szCs w:val="24"/>
-        </w:rPr>
-        <w:t>_</w:t>
-      </w:r>
-      <w:proofErr w:type="gramStart"/>
-      <w:r>
-        <w:rPr>
-          <w:rFonts w:ascii="Times New Roman" w:hAnsi="Times New Roman" w:cs="Times New Roman"/>
-          <w:sz w:val="24"/>
-          <w:szCs w:val="24"/>
-        </w:rPr>
-        <w:t>excel</w:t>
-      </w:r>
-      <w:proofErr w:type="spellEnd"/>
-      <w:r>
-        <w:rPr>
-          <w:rFonts w:ascii="Times New Roman" w:hAnsi="Times New Roman" w:cs="Times New Roman"/>
-          <w:sz w:val="24"/>
-          <w:szCs w:val="24"/>
-        </w:rPr>
-        <w:t>(</w:t>
-      </w:r>
-      <w:proofErr w:type="spellStart"/>
-      <w:proofErr w:type="gramEnd"/>
-      <w:r>
-        <w:rPr>
-          <w:rFonts w:ascii="Times New Roman" w:hAnsi="Times New Roman" w:cs="Times New Roman"/>
-          <w:sz w:val="24"/>
-          <w:szCs w:val="24"/>
-        </w:rPr>
-        <w:t>excel_file</w:t>
-      </w:r>
-      <w:proofErr w:type="spellEnd"/>
-      <w:r>
-        <w:rPr>
-          <w:rFonts w:ascii="Times New Roman" w:hAnsi="Times New Roman" w:cs="Times New Roman"/>
-          <w:sz w:val="24"/>
-          <w:szCs w:val="24"/>
-        </w:rPr>
-        <w:t xml:space="preserve">, </w:t>
-      </w:r>
-      <w:proofErr w:type="spellStart"/>
-      <w:r>
-        <w:rPr>
-          <w:rFonts w:ascii="Times New Roman" w:hAnsi="Times New Roman" w:cs="Times New Roman"/>
-          <w:sz w:val="24"/>
-          <w:szCs w:val="24"/>
-        </w:rPr>
-        <w:t>sheet_name</w:t>
-      </w:r>
-      <w:proofErr w:type="spellEnd"/>
-      <w:proofErr w:type="gramStart"/>
-      <w:r>
-        <w:rPr>
-          <w:rFonts w:ascii="Times New Roman" w:hAnsi="Times New Roman" w:cs="Times New Roman"/>
-          <w:sz w:val="24"/>
-          <w:szCs w:val="24"/>
-        </w:rPr>
-        <w:t>=”Series</w:t>
-      </w:r>
-      <w:proofErr w:type="gramEnd"/>
-      <w:r>
-        <w:rPr>
-          <w:rFonts w:ascii="Times New Roman" w:hAnsi="Times New Roman" w:cs="Times New Roman"/>
-          <w:sz w:val="24"/>
-          <w:szCs w:val="24"/>
-        </w:rPr>
-        <w:t>”)</w:t>
+      <w:r>
+        <w:rPr>
+          <w:rFonts w:ascii="Times New Roman" w:hAnsi="Times New Roman" w:cs="Times New Roman"/>
+          <w:sz w:val="24"/>
+          <w:szCs w:val="24"/>
+        </w:rPr>
+        <w:t>df_series = pd.read_excel(excel_file, sheet_name=”Series”)</w:t>
       </w:r>
     </w:p>
     <w:p>
@@ -7083,6 +5272,1418 @@
         </w:rPr>
         <w:t>* We will need to convert the wide format data sheet to long format for simplifying SQL queries</w:t>
       </w:r>
+    </w:p>
+    <w:p>
+      <w:pPr>
+        <w:rPr>
+          <w:rFonts w:ascii="Times New Roman" w:hAnsi="Times New Roman" w:cs="Times New Roman"/>
+          <w:sz w:val="24"/>
+          <w:szCs w:val="24"/>
+        </w:rPr>
+      </w:pPr>
+    </w:p>
+    <w:p>
+      <w:pPr>
+        <w:rPr>
+          <w:rFonts w:ascii="Times New Roman" w:hAnsi="Times New Roman" w:cs="Times New Roman"/>
+          <w:sz w:val="24"/>
+          <w:szCs w:val="24"/>
+        </w:rPr>
+      </w:pPr>
+      <w:r>
+        <w:rPr>
+          <w:rFonts w:ascii="Times New Roman" w:hAnsi="Times New Roman" w:cs="Times New Roman"/>
+          <w:sz w:val="24"/>
+          <w:szCs w:val="24"/>
+        </w:rPr>
+        <w:t>Git status</w:t>
+      </w:r>
+    </w:p>
+    <w:p>
+      <w:pPr>
+        <w:rPr>
+          <w:rFonts w:ascii="Times New Roman" w:hAnsi="Times New Roman" w:cs="Times New Roman"/>
+          <w:sz w:val="24"/>
+          <w:szCs w:val="24"/>
+        </w:rPr>
+      </w:pPr>
+      <w:r>
+        <w:rPr>
+          <w:rFonts w:ascii="Times New Roman" w:hAnsi="Times New Roman" w:cs="Times New Roman"/>
+          <w:sz w:val="24"/>
+          <w:szCs w:val="24"/>
+        </w:rPr>
+        <w:t>Git add .</w:t>
+      </w:r>
+    </w:p>
+    <w:p>
+      <w:pPr>
+        <w:rPr>
+          <w:rFonts w:ascii="Times New Roman" w:hAnsi="Times New Roman" w:cs="Times New Roman"/>
+          <w:sz w:val="24"/>
+          <w:szCs w:val="24"/>
+        </w:rPr>
+      </w:pPr>
+      <w:r>
+        <w:rPr>
+          <w:rFonts w:ascii="Times New Roman" w:hAnsi="Times New Roman" w:cs="Times New Roman"/>
+          <w:sz w:val="24"/>
+          <w:szCs w:val="24"/>
+        </w:rPr>
+        <w:t>Git commit -m “</w:t>
+      </w:r>
+      <w:r>
+        <w:rPr>
+          <w:rFonts w:ascii="Times New Roman" w:hAnsi="Times New Roman" w:cs="Times New Roman"/>
+          <w:sz w:val="24"/>
+          <w:szCs w:val="24"/>
+        </w:rPr>
+        <w:t>Completed data exploration and workbook analysis</w:t>
+      </w:r>
+      <w:r>
+        <w:rPr>
+          <w:rFonts w:ascii="Times New Roman" w:hAnsi="Times New Roman" w:cs="Times New Roman"/>
+          <w:sz w:val="24"/>
+          <w:szCs w:val="24"/>
+        </w:rPr>
+        <w:t>”</w:t>
+      </w:r>
+    </w:p>
+    <w:p>
+      <w:pPr>
+        <w:rPr>
+          <w:rFonts w:ascii="Times New Roman" w:hAnsi="Times New Roman" w:cs="Times New Roman"/>
+          <w:sz w:val="24"/>
+          <w:szCs w:val="24"/>
+        </w:rPr>
+      </w:pPr>
+      <w:r>
+        <w:rPr>
+          <w:rFonts w:ascii="Times New Roman" w:hAnsi="Times New Roman" w:cs="Times New Roman"/>
+          <w:sz w:val="24"/>
+          <w:szCs w:val="24"/>
+        </w:rPr>
+        <w:t>Git push</w:t>
+      </w:r>
+    </w:p>
+    <w:p>
+      <w:pPr>
+        <w:rPr>
+          <w:rFonts w:ascii="Times New Roman" w:hAnsi="Times New Roman" w:cs="Times New Roman"/>
+          <w:sz w:val="24"/>
+          <w:szCs w:val="24"/>
+          <w:lang w:val="en-US"/>
+        </w:rPr>
+      </w:pPr>
+    </w:p>
+    <w:p>
+      <w:pPr>
+        <w:rPr>
+          <w:rFonts w:ascii="Times New Roman" w:hAnsi="Times New Roman" w:cs="Times New Roman"/>
+          <w:b/>
+          <w:bCs/>
+          <w:sz w:val="28"/>
+          <w:szCs w:val="28"/>
+          <w:lang w:val="en-US"/>
+        </w:rPr>
+      </w:pPr>
+      <w:r>
+        <w:rPr>
+          <w:rFonts w:ascii="Times New Roman" w:hAnsi="Times New Roman" w:cs="Times New Roman"/>
+          <w:b/>
+          <w:bCs/>
+          <w:sz w:val="28"/>
+          <w:szCs w:val="28"/>
+          <w:lang w:val="en-US"/>
+        </w:rPr>
+        <w:t>Create a new notebook – 02_data_cleaning_and_transformation</w:t>
+      </w:r>
+      <w:r>
+        <w:rPr>
+          <w:rFonts w:ascii="Times New Roman" w:hAnsi="Times New Roman" w:cs="Times New Roman"/>
+          <w:b/>
+          <w:bCs/>
+          <w:sz w:val="28"/>
+          <w:szCs w:val="28"/>
+          <w:lang w:val="en-US"/>
+        </w:rPr>
+        <w:t>.ipynb</w:t>
+      </w:r>
+    </w:p>
+    <w:p>
+      <w:pPr>
+        <w:rPr>
+          <w:rFonts w:ascii="Times New Roman" w:hAnsi="Times New Roman" w:cs="Times New Roman"/>
+          <w:sz w:val="24"/>
+          <w:szCs w:val="24"/>
+        </w:rPr>
+      </w:pPr>
+      <w:r>
+        <w:rPr>
+          <w:rFonts w:ascii="Times New Roman" w:hAnsi="Times New Roman" w:cs="Times New Roman"/>
+          <w:b/>
+          <w:bCs/>
+          <w:sz w:val="24"/>
+          <w:szCs w:val="24"/>
+        </w:rPr>
+        <w:t># Objectives</w:t>
+      </w:r>
+    </w:p>
+    <w:p>
+      <w:pPr>
+        <w:rPr>
+          <w:rFonts w:ascii="Times New Roman" w:hAnsi="Times New Roman" w:cs="Times New Roman"/>
+          <w:sz w:val="24"/>
+          <w:szCs w:val="24"/>
+        </w:rPr>
+      </w:pPr>
+      <w:r>
+        <w:rPr>
+          <w:rFonts w:ascii="Times New Roman" w:hAnsi="Times New Roman" w:cs="Times New Roman"/>
+          <w:sz w:val="24"/>
+          <w:szCs w:val="24"/>
+        </w:rPr>
+        <w:t>- Transform a wide dataset into a long format using pandas.</w:t>
+      </w:r>
+    </w:p>
+    <w:p>
+      <w:pPr>
+        <w:rPr>
+          <w:rFonts w:ascii="Times New Roman" w:hAnsi="Times New Roman" w:cs="Times New Roman"/>
+          <w:sz w:val="24"/>
+          <w:szCs w:val="24"/>
+        </w:rPr>
+      </w:pPr>
+      <w:r>
+        <w:rPr>
+          <w:rFonts w:ascii="Times New Roman" w:hAnsi="Times New Roman" w:cs="Times New Roman"/>
+          <w:sz w:val="24"/>
+          <w:szCs w:val="24"/>
+        </w:rPr>
+        <w:t>- Validate that no information is lost during transformation.</w:t>
+      </w:r>
+    </w:p>
+    <w:p>
+      <w:pPr>
+        <w:rPr>
+          <w:rFonts w:ascii="Times New Roman" w:hAnsi="Times New Roman" w:cs="Times New Roman"/>
+          <w:sz w:val="24"/>
+          <w:szCs w:val="24"/>
+        </w:rPr>
+      </w:pPr>
+      <w:r>
+        <w:rPr>
+          <w:rFonts w:ascii="Times New Roman" w:hAnsi="Times New Roman" w:cs="Times New Roman"/>
+          <w:sz w:val="24"/>
+          <w:szCs w:val="24"/>
+        </w:rPr>
+        <w:t>- Handle missing values.</w:t>
+      </w:r>
+    </w:p>
+    <w:p>
+      <w:pPr>
+        <w:rPr>
+          <w:rFonts w:ascii="Times New Roman" w:hAnsi="Times New Roman" w:cs="Times New Roman"/>
+          <w:sz w:val="24"/>
+          <w:szCs w:val="24"/>
+        </w:rPr>
+      </w:pPr>
+      <w:r>
+        <w:rPr>
+          <w:rFonts w:ascii="Times New Roman" w:hAnsi="Times New Roman" w:cs="Times New Roman"/>
+          <w:sz w:val="24"/>
+          <w:szCs w:val="24"/>
+        </w:rPr>
+        <w:t>- Prepare a dataset suitable for SQL analysis and visualization.</w:t>
+      </w:r>
+    </w:p>
+    <w:p>
+      <w:pPr>
+        <w:rPr>
+          <w:rFonts w:ascii="Times New Roman" w:hAnsi="Times New Roman" w:cs="Times New Roman"/>
+          <w:sz w:val="24"/>
+          <w:szCs w:val="24"/>
+          <w:lang w:val="en-US"/>
+        </w:rPr>
+      </w:pPr>
+    </w:p>
+    <w:p>
+      <w:pPr>
+        <w:rPr>
+          <w:rFonts w:ascii="Times New Roman" w:hAnsi="Times New Roman" w:cs="Times New Roman"/>
+          <w:sz w:val="24"/>
+          <w:szCs w:val="24"/>
+        </w:rPr>
+      </w:pPr>
+      <w:r>
+        <w:rPr>
+          <w:rFonts w:ascii="Times New Roman" w:hAnsi="Times New Roman" w:cs="Times New Roman"/>
+          <w:sz w:val="24"/>
+          <w:szCs w:val="24"/>
+        </w:rPr>
+        <w:t>import pandas as pd</w:t>
+      </w:r>
+    </w:p>
+    <w:p>
+      <w:pPr>
+        <w:rPr>
+          <w:rFonts w:ascii="Times New Roman" w:hAnsi="Times New Roman" w:cs="Times New Roman"/>
+          <w:sz w:val="24"/>
+          <w:szCs w:val="24"/>
+        </w:rPr>
+      </w:pPr>
+      <w:r>
+        <w:rPr>
+          <w:rFonts w:ascii="Times New Roman" w:hAnsi="Times New Roman" w:cs="Times New Roman"/>
+          <w:sz w:val="24"/>
+          <w:szCs w:val="24"/>
+        </w:rPr>
+        <w:t>import numpy as np</w:t>
+      </w:r>
+    </w:p>
+    <w:p>
+      <w:pPr>
+        <w:rPr>
+          <w:rFonts w:ascii="Times New Roman" w:hAnsi="Times New Roman" w:cs="Times New Roman"/>
+          <w:sz w:val="24"/>
+          <w:szCs w:val="24"/>
+        </w:rPr>
+      </w:pPr>
+      <w:r>
+        <w:rPr>
+          <w:rFonts w:ascii="Times New Roman" w:hAnsi="Times New Roman" w:cs="Times New Roman"/>
+          <w:sz w:val="24"/>
+          <w:szCs w:val="24"/>
+        </w:rPr>
+        <w:t>excel_file = ("../data/raw/WDIEXCEL.xlsx")</w:t>
+      </w:r>
+    </w:p>
+    <w:p>
+      <w:pPr>
+        <w:rPr>
+          <w:rFonts w:ascii="Times New Roman" w:hAnsi="Times New Roman" w:cs="Times New Roman"/>
+          <w:sz w:val="24"/>
+          <w:szCs w:val="24"/>
+        </w:rPr>
+      </w:pPr>
+      <w:r>
+        <w:rPr>
+          <w:rFonts w:ascii="Times New Roman" w:hAnsi="Times New Roman" w:cs="Times New Roman"/>
+          <w:sz w:val="24"/>
+          <w:szCs w:val="24"/>
+        </w:rPr>
+        <w:t>df_data = pd.read_excel(excel_file, sheet_name="Data")</w:t>
+      </w:r>
+    </w:p>
+    <w:p>
+      <w:pPr>
+        <w:rPr>
+          <w:rFonts w:ascii="Times New Roman" w:hAnsi="Times New Roman" w:cs="Times New Roman"/>
+          <w:sz w:val="24"/>
+          <w:szCs w:val="24"/>
+        </w:rPr>
+      </w:pPr>
+    </w:p>
+    <w:p>
+      <w:pPr>
+        <w:rPr>
+          <w:rFonts w:ascii="Times New Roman" w:hAnsi="Times New Roman" w:cs="Times New Roman"/>
+          <w:b/>
+          <w:bCs/>
+          <w:sz w:val="24"/>
+          <w:szCs w:val="24"/>
+          <w:lang w:val="en-US"/>
+        </w:rPr>
+      </w:pPr>
+      <w:r>
+        <w:rPr>
+          <w:rFonts w:ascii="Times New Roman" w:hAnsi="Times New Roman" w:cs="Times New Roman"/>
+          <w:b/>
+          <w:bCs/>
+          <w:sz w:val="24"/>
+          <w:szCs w:val="24"/>
+          <w:lang w:val="en-US"/>
+        </w:rPr>
+        <w:t>Lets UNPIVOT (sql) or MELT (pandas)</w:t>
+      </w:r>
+      <w:r>
+        <w:rPr>
+          <w:rFonts w:ascii="Times New Roman" w:hAnsi="Times New Roman" w:cs="Times New Roman"/>
+          <w:b/>
+          <w:bCs/>
+          <w:sz w:val="24"/>
+          <w:szCs w:val="24"/>
+          <w:lang w:val="en-US"/>
+        </w:rPr>
+        <w:t xml:space="preserve"> – Transform the data</w:t>
+      </w:r>
+    </w:p>
+    <w:p>
+      <w:pPr>
+        <w:rPr>
+          <w:rFonts w:ascii="Times New Roman" w:hAnsi="Times New Roman" w:cs="Times New Roman"/>
+          <w:b/>
+          <w:bCs/>
+          <w:sz w:val="24"/>
+          <w:szCs w:val="24"/>
+          <w:lang w:val="en-US"/>
+        </w:rPr>
+      </w:pPr>
+      <w:r>
+        <w:rPr>
+          <w:rFonts w:ascii="Times New Roman" w:hAnsi="Times New Roman" w:cs="Times New Roman"/>
+          <w:b/>
+          <w:bCs/>
+          <w:sz w:val="24"/>
+          <w:szCs w:val="24"/>
+          <w:lang w:val="en-US"/>
+        </w:rPr>
+        <w:t>Syntax:</w:t>
+      </w:r>
+    </w:p>
+    <w:p>
+      <w:pPr>
+        <w:rPr>
+          <w:rFonts w:ascii="Times New Roman" w:hAnsi="Times New Roman" w:cs="Times New Roman"/>
+          <w:sz w:val="24"/>
+          <w:szCs w:val="24"/>
+        </w:rPr>
+      </w:pPr>
+      <w:r>
+        <w:rPr>
+          <w:rFonts w:ascii="Times New Roman" w:hAnsi="Times New Roman" w:cs="Times New Roman"/>
+          <w:sz w:val="24"/>
+          <w:szCs w:val="24"/>
+        </w:rPr>
+        <w:t>pd.melt( dataframe, id_vars=[], value_vars=[], var_name="", value_name="" )</w:t>
+      </w:r>
+    </w:p>
+    <w:p>
+      <w:pPr>
+        <w:rPr>
+          <w:rFonts w:ascii="Times New Roman" w:hAnsi="Times New Roman" w:cs="Times New Roman"/>
+          <w:sz w:val="24"/>
+          <w:szCs w:val="24"/>
+        </w:rPr>
+      </w:pPr>
+      <w:r>
+        <w:rPr>
+          <w:rFonts w:ascii="Times New Roman" w:hAnsi="Times New Roman" w:cs="Times New Roman"/>
+          <w:sz w:val="24"/>
+          <w:szCs w:val="24"/>
+        </w:rPr>
+        <w:t>df_long = pd.melt( df_data, id_vars=df_data.columns[:4], value_vars=df_data.columns[4:], var_name="Year", value_name="Value" )</w:t>
+      </w:r>
+    </w:p>
+    <w:p>
+      <w:pPr>
+        <w:rPr>
+          <w:rFonts w:ascii="Times New Roman" w:hAnsi="Times New Roman" w:cs="Times New Roman"/>
+          <w:sz w:val="24"/>
+          <w:szCs w:val="24"/>
+        </w:rPr>
+      </w:pPr>
+    </w:p>
+    <w:p>
+      <w:pPr>
+        <w:rPr>
+          <w:rFonts w:ascii="Times New Roman" w:hAnsi="Times New Roman" w:cs="Times New Roman"/>
+          <w:sz w:val="24"/>
+          <w:szCs w:val="24"/>
+        </w:rPr>
+      </w:pPr>
+      <w:r>
+        <w:rPr>
+          <w:rFonts w:ascii="Times New Roman" w:hAnsi="Times New Roman" w:cs="Times New Roman"/>
+          <w:sz w:val="24"/>
+          <w:szCs w:val="24"/>
+        </w:rPr>
+        <w:t>Some</w:t>
+      </w:r>
+      <w:r>
+        <w:rPr>
+          <w:rFonts w:ascii="Times New Roman" w:hAnsi="Times New Roman" w:cs="Times New Roman"/>
+          <w:sz w:val="24"/>
+          <w:szCs w:val="24"/>
+        </w:rPr>
+        <w:t xml:space="preserve"> year values are NaN</w:t>
+      </w:r>
+      <w:r>
+        <w:rPr>
+          <w:rFonts w:ascii="Times New Roman" w:hAnsi="Times New Roman" w:cs="Times New Roman"/>
+          <w:sz w:val="24"/>
+          <w:szCs w:val="24"/>
+        </w:rPr>
+        <w:t xml:space="preserve"> - </w:t>
+      </w:r>
+      <w:r>
+        <w:rPr>
+          <w:rFonts w:ascii="Times New Roman" w:hAnsi="Times New Roman" w:cs="Times New Roman"/>
+          <w:sz w:val="24"/>
+          <w:szCs w:val="24"/>
+        </w:rPr>
+        <w:t>melt() doesn't remove them automatically</w:t>
+      </w:r>
+      <w:r>
+        <w:rPr>
+          <w:rFonts w:ascii="Times New Roman" w:hAnsi="Times New Roman" w:cs="Times New Roman"/>
+          <w:sz w:val="24"/>
+          <w:szCs w:val="24"/>
+        </w:rPr>
+        <w:t xml:space="preserve">, </w:t>
+      </w:r>
+      <w:r>
+        <w:rPr>
+          <w:rFonts w:ascii="Times New Roman" w:hAnsi="Times New Roman" w:cs="Times New Roman"/>
+          <w:sz w:val="24"/>
+          <w:szCs w:val="24"/>
+        </w:rPr>
+        <w:t>it converts them into rows too.</w:t>
+      </w:r>
+    </w:p>
+    <w:p>
+      <w:pPr>
+        <w:rPr>
+          <w:rFonts w:ascii="Times New Roman" w:hAnsi="Times New Roman" w:cs="Times New Roman"/>
+          <w:sz w:val="24"/>
+          <w:szCs w:val="24"/>
+        </w:rPr>
+      </w:pPr>
+      <w:r>
+        <w:rPr>
+          <w:rFonts w:ascii="Times New Roman" w:hAnsi="Times New Roman" w:cs="Times New Roman"/>
+          <w:sz w:val="24"/>
+          <w:szCs w:val="24"/>
+        </w:rPr>
+        <w:t>Do we need rows with missing values?? Replacing them with 0 can be a very misleading data (India’s Life Expectancy in 1970 is 0), null values also do not add up to any analysis.</w:t>
+      </w:r>
+    </w:p>
+    <w:p>
+      <w:pPr>
+        <w:rPr>
+          <w:rFonts w:ascii="Times New Roman" w:hAnsi="Times New Roman" w:cs="Times New Roman"/>
+          <w:sz w:val="24"/>
+          <w:szCs w:val="24"/>
+          <w:lang w:val="en-US"/>
+        </w:rPr>
+      </w:pPr>
+      <w:r>
+        <w:rPr>
+          <w:rFonts w:ascii="Times New Roman" w:hAnsi="Times New Roman" w:cs="Times New Roman"/>
+          <w:sz w:val="24"/>
+          <w:szCs w:val="24"/>
+          <w:lang w:val="en-US"/>
+        </w:rPr>
+        <w:lastRenderedPageBreak/>
+        <w:t>Df_long.shape</w:t>
+      </w:r>
+    </w:p>
+    <w:p>
+      <w:pPr>
+        <w:rPr>
+          <w:rFonts w:ascii="Times New Roman" w:hAnsi="Times New Roman" w:cs="Times New Roman"/>
+          <w:sz w:val="24"/>
+          <w:szCs w:val="24"/>
+          <w:lang w:val="en-US"/>
+        </w:rPr>
+      </w:pPr>
+      <w:r>
+        <w:rPr>
+          <w:rFonts w:ascii="Times New Roman" w:hAnsi="Times New Roman" w:cs="Times New Roman"/>
+          <w:sz w:val="24"/>
+          <w:szCs w:val="24"/>
+          <w:lang w:val="en-US"/>
+        </w:rPr>
+        <w:t>Df_long.info()</w:t>
+      </w:r>
+    </w:p>
+    <w:p>
+      <w:pPr>
+        <w:rPr>
+          <w:rFonts w:ascii="Times New Roman" w:hAnsi="Times New Roman" w:cs="Times New Roman"/>
+          <w:sz w:val="24"/>
+          <w:szCs w:val="24"/>
+          <w:lang w:val="en-US"/>
+        </w:rPr>
+      </w:pPr>
+      <w:r>
+        <w:rPr>
+          <w:rFonts w:ascii="Times New Roman" w:hAnsi="Times New Roman" w:cs="Times New Roman"/>
+          <w:sz w:val="24"/>
+          <w:szCs w:val="24"/>
+          <w:lang w:val="en-US"/>
+        </w:rPr>
+        <w:t>Df_long.head()</w:t>
+      </w:r>
+    </w:p>
+    <w:p>
+      <w:pPr>
+        <w:rPr>
+          <w:rFonts w:ascii="Times New Roman" w:hAnsi="Times New Roman" w:cs="Times New Roman"/>
+          <w:sz w:val="24"/>
+          <w:szCs w:val="24"/>
+          <w:lang w:val="en-US"/>
+        </w:rPr>
+      </w:pPr>
+      <w:r>
+        <w:rPr>
+          <w:rFonts w:ascii="Times New Roman" w:hAnsi="Times New Roman" w:cs="Times New Roman"/>
+          <w:sz w:val="24"/>
+          <w:szCs w:val="24"/>
+          <w:lang w:val="en-US"/>
+        </w:rPr>
+        <w:t>Df_long.sample(5)</w:t>
+      </w:r>
+      <w:r>
+        <w:rPr>
+          <w:rFonts w:ascii="Times New Roman" w:hAnsi="Times New Roman" w:cs="Times New Roman"/>
+          <w:sz w:val="24"/>
+          <w:szCs w:val="24"/>
+          <w:lang w:val="en-US"/>
+        </w:rPr>
+        <w:t xml:space="preserve"> </w:t>
+      </w:r>
+      <w:r>
+        <w:rPr>
+          <w:rFonts w:ascii="Times New Roman" w:hAnsi="Times New Roman" w:cs="Times New Roman"/>
+          <w:sz w:val="24"/>
+          <w:szCs w:val="24"/>
+          <w:lang w:val="en-US"/>
+        </w:rPr>
+        <w:tab/>
+        <w:t xml:space="preserve">// </w:t>
+      </w:r>
+      <w:r>
+        <w:rPr>
+          <w:rFonts w:ascii="Times New Roman" w:hAnsi="Times New Roman" w:cs="Times New Roman"/>
+          <w:b/>
+          <w:bCs/>
+          <w:sz w:val="24"/>
+          <w:szCs w:val="24"/>
+          <w:lang w:val="en-US"/>
+        </w:rPr>
+        <w:t>R</w:t>
+      </w:r>
+      <w:r>
+        <w:rPr>
+          <w:rFonts w:ascii="Times New Roman" w:hAnsi="Times New Roman" w:cs="Times New Roman"/>
+          <w:b/>
+          <w:bCs/>
+          <w:sz w:val="24"/>
+          <w:szCs w:val="24"/>
+          <w:lang w:val="en-US"/>
+        </w:rPr>
+        <w:t>andom values every time</w:t>
+      </w:r>
+    </w:p>
+    <w:p>
+      <w:pPr>
+        <w:rPr>
+          <w:rFonts w:ascii="Times New Roman" w:hAnsi="Times New Roman" w:cs="Times New Roman"/>
+          <w:b/>
+          <w:bCs/>
+          <w:sz w:val="24"/>
+          <w:szCs w:val="24"/>
+        </w:rPr>
+      </w:pPr>
+      <w:r>
+        <w:rPr>
+          <w:rFonts w:ascii="Times New Roman" w:hAnsi="Times New Roman" w:cs="Times New Roman"/>
+          <w:sz w:val="24"/>
+          <w:szCs w:val="24"/>
+          <w:lang w:val="en-US"/>
+        </w:rPr>
+        <w:t xml:space="preserve">Df_long.sample(5, random_state=42) // </w:t>
+      </w:r>
+      <w:r>
+        <w:rPr>
+          <w:rFonts w:ascii="Times New Roman" w:hAnsi="Times New Roman" w:cs="Times New Roman"/>
+          <w:b/>
+          <w:bCs/>
+          <w:sz w:val="24"/>
+          <w:szCs w:val="24"/>
+        </w:rPr>
+        <w:t>"Use</w:t>
+      </w:r>
+      <w:r>
+        <w:rPr>
+          <w:rFonts w:ascii="Times New Roman" w:hAnsi="Times New Roman" w:cs="Times New Roman"/>
+          <w:b/>
+          <w:bCs/>
+          <w:sz w:val="24"/>
+          <w:szCs w:val="24"/>
+        </w:rPr>
+        <w:t>s</w:t>
+      </w:r>
+      <w:r>
+        <w:rPr>
+          <w:rFonts w:ascii="Times New Roman" w:hAnsi="Times New Roman" w:cs="Times New Roman"/>
+          <w:b/>
+          <w:bCs/>
+          <w:sz w:val="24"/>
+          <w:szCs w:val="24"/>
+        </w:rPr>
+        <w:t xml:space="preserve"> the same random starting point every time."</w:t>
+      </w:r>
+    </w:p>
+    <w:p>
+      <w:pPr>
+        <w:rPr>
+          <w:rFonts w:ascii="Times New Roman" w:hAnsi="Times New Roman" w:cs="Times New Roman"/>
+          <w:sz w:val="24"/>
+          <w:szCs w:val="24"/>
+        </w:rPr>
+      </w:pPr>
+      <w:r>
+        <w:rPr>
+          <w:rFonts w:ascii="Times New Roman" w:hAnsi="Times New Roman" w:cs="Times New Roman"/>
+          <w:sz w:val="24"/>
+          <w:szCs w:val="24"/>
+        </w:rPr>
+        <w:drawing>
+          <wp:inline distT="0" distB="0" distL="0" distR="0" wp14:anchorId="783041F1" wp14:editId="6E5EB9C7">
+            <wp:extent cx="3909399" cy="6005080"/>
+            <wp:effectExtent l="0" t="0" r="0" b="0"/>
+            <wp:docPr id="702347782" name="Picture 1"/>
+            <wp:cNvGraphicFramePr>
+              <a:graphicFrameLocks xmlns:a="http://schemas.openxmlformats.org/drawingml/2006/main" noChangeAspect="1"/>
+            </wp:cNvGraphicFramePr>
+            <a:graphic xmlns:a="http://schemas.openxmlformats.org/drawingml/2006/main">
+              <a:graphicData uri="http://schemas.openxmlformats.org/drawingml/2006/picture">
+                <pic:pic xmlns:pic="http://schemas.openxmlformats.org/drawingml/2006/picture">
+                  <pic:nvPicPr>
+                    <pic:cNvPr id="702347782" name=""/>
+                    <pic:cNvPicPr/>
+                  </pic:nvPicPr>
+                  <pic:blipFill>
+                    <a:blip r:embed="rId7"/>
+                    <a:stretch>
+                      <a:fillRect/>
+                    </a:stretch>
+                  </pic:blipFill>
+                  <pic:spPr>
+                    <a:xfrm>
+                      <a:off x="0" y="0"/>
+                      <a:ext cx="3909399" cy="6005080"/>
+                    </a:xfrm>
+                    <a:prstGeom prst="rect">
+                      <a:avLst/>
+                    </a:prstGeom>
+                  </pic:spPr>
+                </pic:pic>
+              </a:graphicData>
+            </a:graphic>
+          </wp:inline>
+        </w:drawing>
+      </w:r>
+    </w:p>
+    <w:p>
+      <w:pPr>
+        <w:rPr>
+          <w:rFonts w:ascii="Times New Roman" w:hAnsi="Times New Roman" w:cs="Times New Roman"/>
+          <w:sz w:val="24"/>
+          <w:szCs w:val="24"/>
+        </w:rPr>
+      </w:pPr>
+    </w:p>
+    <w:p>
+      <w:pPr>
+        <w:rPr>
+          <w:rFonts w:ascii="Times New Roman" w:hAnsi="Times New Roman" w:cs="Times New Roman"/>
+          <w:sz w:val="24"/>
+          <w:szCs w:val="24"/>
+        </w:rPr>
+      </w:pPr>
+      <w:r>
+        <w:rPr>
+          <w:rFonts w:ascii="Times New Roman" w:hAnsi="Times New Roman" w:cs="Times New Roman"/>
+          <w:sz w:val="24"/>
+          <w:szCs w:val="24"/>
+        </w:rPr>
+        <w:t>The actual dataset had 396,970 rows &amp; 70 columns.</w:t>
+      </w:r>
+    </w:p>
+    <w:p>
+      <w:pPr>
+        <w:rPr>
+          <w:rFonts w:ascii="Times New Roman" w:hAnsi="Times New Roman" w:cs="Times New Roman"/>
+          <w:sz w:val="24"/>
+          <w:szCs w:val="24"/>
+        </w:rPr>
+      </w:pPr>
+      <w:r>
+        <w:rPr>
+          <w:rFonts w:ascii="Times New Roman" w:hAnsi="Times New Roman" w:cs="Times New Roman"/>
+          <w:sz w:val="24"/>
+          <w:szCs w:val="24"/>
+        </w:rPr>
+        <w:t>We kept 4 columns fixed &amp; transformed the remaining 66</w:t>
+      </w:r>
+      <w:r>
+        <w:rPr>
+          <w:rFonts w:ascii="Times New Roman" w:hAnsi="Times New Roman" w:cs="Times New Roman"/>
+          <w:sz w:val="24"/>
+          <w:szCs w:val="24"/>
+        </w:rPr>
+        <w:t>.</w:t>
+      </w:r>
+      <w:r>
+        <w:rPr>
+          <w:rFonts w:ascii="Times New Roman" w:hAnsi="Times New Roman" w:cs="Times New Roman"/>
+          <w:sz w:val="24"/>
+          <w:szCs w:val="24"/>
+        </w:rPr>
+        <w:t xml:space="preserve"> So,</w:t>
+      </w:r>
+    </w:p>
+    <w:p>
+      <w:pPr>
+        <w:rPr>
+          <w:rFonts w:ascii="Times New Roman" w:hAnsi="Times New Roman" w:cs="Times New Roman"/>
+          <w:sz w:val="24"/>
+          <w:szCs w:val="24"/>
+        </w:rPr>
+      </w:pPr>
+      <w:r>
+        <w:rPr>
+          <w:rFonts w:ascii="Times New Roman" w:hAnsi="Times New Roman" w:cs="Times New Roman"/>
+          <w:sz w:val="24"/>
+          <w:szCs w:val="24"/>
+        </w:rPr>
+        <w:t>396,970 × 66 = 26,200,020</w:t>
+      </w:r>
+      <w:r>
+        <w:rPr>
+          <w:rFonts w:ascii="Times New Roman" w:hAnsi="Times New Roman" w:cs="Times New Roman"/>
+          <w:sz w:val="24"/>
+          <w:szCs w:val="24"/>
+        </w:rPr>
+        <w:t xml:space="preserve"> is the current number of rows.</w:t>
+      </w:r>
+    </w:p>
+    <w:p>
+      <w:pPr>
+        <w:rPr>
+          <w:rFonts w:ascii="Times New Roman" w:hAnsi="Times New Roman" w:cs="Times New Roman"/>
+          <w:sz w:val="24"/>
+          <w:szCs w:val="24"/>
+        </w:rPr>
+      </w:pPr>
+      <w:r>
+        <w:rPr>
+          <w:rFonts w:ascii="Times New Roman" w:hAnsi="Times New Roman" w:cs="Times New Roman"/>
+          <w:sz w:val="24"/>
+          <w:szCs w:val="24"/>
+        </w:rPr>
+        <w:t xml:space="preserve">Total observations created: </w:t>
+      </w:r>
+      <w:r>
+        <w:rPr>
+          <w:rFonts w:ascii="Times New Roman" w:hAnsi="Times New Roman" w:cs="Times New Roman"/>
+          <w:b/>
+          <w:bCs/>
+          <w:sz w:val="24"/>
+          <w:szCs w:val="24"/>
+        </w:rPr>
+        <w:t>26,200,020</w:t>
+      </w:r>
+      <w:r>
+        <w:rPr>
+          <w:rFonts w:ascii="Times New Roman" w:hAnsi="Times New Roman" w:cs="Times New Roman"/>
+          <w:sz w:val="24"/>
+          <w:szCs w:val="24"/>
+        </w:rPr>
+        <w:t xml:space="preserve"> </w:t>
+      </w:r>
+      <w:r>
+        <w:rPr>
+          <w:rFonts w:ascii="Times New Roman" w:hAnsi="Times New Roman" w:cs="Times New Roman"/>
+          <w:sz w:val="24"/>
+          <w:szCs w:val="24"/>
+        </w:rPr>
+        <w:t xml:space="preserve">| </w:t>
+      </w:r>
+      <w:r>
+        <w:rPr>
+          <w:rFonts w:ascii="Times New Roman" w:hAnsi="Times New Roman" w:cs="Times New Roman"/>
+          <w:sz w:val="24"/>
+          <w:szCs w:val="24"/>
+        </w:rPr>
+        <w:t xml:space="preserve">Useful observations: </w:t>
+      </w:r>
+      <w:r>
+        <w:rPr>
+          <w:rFonts w:ascii="Times New Roman" w:hAnsi="Times New Roman" w:cs="Times New Roman"/>
+          <w:b/>
+          <w:bCs/>
+          <w:sz w:val="24"/>
+          <w:szCs w:val="24"/>
+        </w:rPr>
+        <w:t>9,015,914</w:t>
+      </w:r>
+      <w:r>
+        <w:rPr>
+          <w:rFonts w:ascii="Times New Roman" w:hAnsi="Times New Roman" w:cs="Times New Roman"/>
+          <w:sz w:val="24"/>
+          <w:szCs w:val="24"/>
+        </w:rPr>
+        <w:t xml:space="preserve"> |</w:t>
+      </w:r>
+      <w:r>
+        <w:rPr>
+          <w:rFonts w:ascii="Times New Roman" w:hAnsi="Times New Roman" w:cs="Times New Roman"/>
+          <w:sz w:val="24"/>
+          <w:szCs w:val="24"/>
+        </w:rPr>
+        <w:t xml:space="preserve"> Empty observations: 17,184,106</w:t>
+      </w:r>
+    </w:p>
+    <w:p>
+      <w:pPr>
+        <w:rPr>
+          <w:rFonts w:ascii="Times New Roman" w:hAnsi="Times New Roman" w:cs="Times New Roman"/>
+          <w:sz w:val="24"/>
+          <w:szCs w:val="24"/>
+        </w:rPr>
+      </w:pPr>
+      <w:r>
+        <w:rPr>
+          <w:rFonts w:ascii="Times New Roman" w:hAnsi="Times New Roman" w:cs="Times New Roman"/>
+          <w:sz w:val="24"/>
+          <w:szCs w:val="24"/>
+        </w:rPr>
+        <w:t xml:space="preserve">Let's calculate </w:t>
+      </w:r>
+      <w:r>
+        <w:rPr>
+          <w:rFonts w:ascii="Times New Roman" w:hAnsi="Times New Roman" w:cs="Times New Roman"/>
+          <w:b/>
+          <w:bCs/>
+          <w:sz w:val="24"/>
+          <w:szCs w:val="24"/>
+        </w:rPr>
+        <w:t>the percentage of usable data</w:t>
+      </w:r>
+      <w:r>
+        <w:rPr>
+          <w:rFonts w:ascii="Times New Roman" w:hAnsi="Times New Roman" w:cs="Times New Roman"/>
+          <w:sz w:val="24"/>
+          <w:szCs w:val="24"/>
+        </w:rPr>
+        <w:t>:</w:t>
+      </w:r>
+    </w:p>
+    <w:p>
+      <w:pPr>
+        <w:pStyle w:val="ListParagraph"/>
+        <w:numPr>
+          <w:ilvl w:val="0"/>
+          <w:numId w:val="11"/>
+        </w:numPr>
+        <w:rPr>
+          <w:rFonts w:ascii="Times New Roman" w:hAnsi="Times New Roman" w:cs="Times New Roman"/>
+          <w:sz w:val="24"/>
+          <w:szCs w:val="24"/>
+        </w:rPr>
+      </w:pPr>
+      <w:r>
+        <w:rPr>
+          <w:rFonts w:ascii="Times New Roman" w:hAnsi="Times New Roman" w:cs="Times New Roman"/>
+          <w:sz w:val="24"/>
+          <w:szCs w:val="24"/>
+        </w:rPr>
+        <w:lastRenderedPageBreak/>
+        <w:t>useful_data_percentage = (df_long["Value"].notna().mean()*100)</w:t>
+      </w:r>
+    </w:p>
+    <w:p>
+      <w:pPr>
+        <w:pStyle w:val="ListParagraph"/>
+        <w:numPr>
+          <w:ilvl w:val="0"/>
+          <w:numId w:val="11"/>
+        </w:numPr>
+        <w:rPr>
+          <w:rFonts w:ascii="Times New Roman" w:hAnsi="Times New Roman" w:cs="Times New Roman"/>
+          <w:sz w:val="24"/>
+          <w:szCs w:val="24"/>
+        </w:rPr>
+      </w:pPr>
+      <w:r>
+        <w:rPr>
+          <w:rFonts w:ascii="Times New Roman" w:hAnsi="Times New Roman" w:cs="Times New Roman"/>
+          <w:sz w:val="24"/>
+          <w:szCs w:val="24"/>
+        </w:rPr>
+        <w:t>print(round(useful_data_percentage))</w:t>
+      </w:r>
+    </w:p>
+    <w:p>
+      <w:pPr>
+        <w:rPr>
+          <w:rFonts w:ascii="Times New Roman" w:hAnsi="Times New Roman" w:cs="Times New Roman"/>
+          <w:sz w:val="24"/>
+          <w:szCs w:val="24"/>
+        </w:rPr>
+      </w:pPr>
+      <w:r>
+        <w:rPr>
+          <w:rFonts w:ascii="Times New Roman" w:hAnsi="Times New Roman" w:cs="Times New Roman"/>
+          <w:sz w:val="24"/>
+          <w:szCs w:val="24"/>
+        </w:rPr>
+        <w:t>df_long=df_long.dropna(subset=[“Value’])</w:t>
+      </w:r>
+    </w:p>
+    <w:p>
+      <w:pPr>
+        <w:rPr>
+          <w:rFonts w:ascii="Times New Roman" w:hAnsi="Times New Roman" w:cs="Times New Roman"/>
+          <w:sz w:val="24"/>
+          <w:szCs w:val="24"/>
+        </w:rPr>
+      </w:pPr>
+      <w:r>
+        <w:rPr>
+          <w:rFonts w:ascii="Times New Roman" w:hAnsi="Times New Roman" w:cs="Times New Roman"/>
+          <w:sz w:val="24"/>
+          <w:szCs w:val="24"/>
+        </w:rPr>
+        <w:t>df_long.shape</w:t>
+      </w:r>
+    </w:p>
+    <w:p>
+      <w:pPr>
+        <w:rPr>
+          <w:rFonts w:ascii="Times New Roman" w:hAnsi="Times New Roman" w:cs="Times New Roman"/>
+          <w:sz w:val="24"/>
+          <w:szCs w:val="24"/>
+        </w:rPr>
+      </w:pPr>
+      <w:r>
+        <w:rPr>
+          <w:rFonts w:ascii="Times New Roman" w:hAnsi="Times New Roman" w:cs="Times New Roman"/>
+          <w:sz w:val="24"/>
+          <w:szCs w:val="24"/>
+        </w:rPr>
+        <w:t>df_long.duplicated().sum()</w:t>
+      </w:r>
+    </w:p>
+    <w:p>
+      <w:pPr>
+        <w:rPr>
+          <w:rFonts w:ascii="Times New Roman" w:hAnsi="Times New Roman" w:cs="Times New Roman"/>
+          <w:sz w:val="24"/>
+          <w:szCs w:val="24"/>
+        </w:rPr>
+      </w:pPr>
+      <w:r>
+        <w:rPr>
+          <w:rFonts w:ascii="Times New Roman" w:hAnsi="Times New Roman" w:cs="Times New Roman"/>
+          <w:sz w:val="24"/>
+          <w:szCs w:val="24"/>
+        </w:rPr>
+        <w:t xml:space="preserve">df_long.info() </w:t>
+      </w:r>
+      <w:r>
+        <w:rPr>
+          <w:rFonts w:ascii="Times New Roman" w:hAnsi="Times New Roman" w:cs="Times New Roman"/>
+          <w:sz w:val="24"/>
+          <w:szCs w:val="24"/>
+        </w:rPr>
+        <w:tab/>
+        <w:t xml:space="preserve">// year is a string </w:t>
+      </w:r>
+      <w:r>
+        <w:rPr>
+          <w:rFonts w:ascii="Times New Roman" w:hAnsi="Times New Roman" w:cs="Times New Roman"/>
+          <w:sz w:val="24"/>
+          <w:szCs w:val="24"/>
+        </w:rPr>
+        <w:t>so convert to int</w:t>
+      </w:r>
+    </w:p>
+    <w:p>
+      <w:pPr>
+        <w:rPr>
+          <w:rFonts w:ascii="Times New Roman" w:hAnsi="Times New Roman" w:cs="Times New Roman"/>
+          <w:sz w:val="24"/>
+          <w:szCs w:val="24"/>
+        </w:rPr>
+      </w:pPr>
+      <w:r>
+        <w:rPr>
+          <w:rFonts w:ascii="Times New Roman" w:hAnsi="Times New Roman" w:cs="Times New Roman"/>
+          <w:sz w:val="24"/>
+          <w:szCs w:val="24"/>
+        </w:rPr>
+        <w:t>df_long["Year"] = df_long["Year"].</w:t>
+      </w:r>
+      <w:r>
+        <w:rPr>
+          <w:rFonts w:ascii="Times New Roman" w:hAnsi="Times New Roman" w:cs="Times New Roman"/>
+          <w:b/>
+          <w:bCs/>
+          <w:sz w:val="24"/>
+          <w:szCs w:val="24"/>
+        </w:rPr>
+        <w:t>astype</w:t>
+      </w:r>
+      <w:r>
+        <w:rPr>
+          <w:rFonts w:ascii="Times New Roman" w:hAnsi="Times New Roman" w:cs="Times New Roman"/>
+          <w:sz w:val="24"/>
+          <w:szCs w:val="24"/>
+        </w:rPr>
+        <w:t>(int)</w:t>
+      </w:r>
+    </w:p>
+    <w:p>
+      <w:pPr>
+        <w:rPr>
+          <w:rFonts w:ascii="Times New Roman" w:hAnsi="Times New Roman" w:cs="Times New Roman"/>
+          <w:sz w:val="24"/>
+          <w:szCs w:val="24"/>
+        </w:rPr>
+      </w:pPr>
+      <w:r>
+        <w:rPr>
+          <w:rFonts w:ascii="Times New Roman" w:hAnsi="Times New Roman" w:cs="Times New Roman"/>
+          <w:sz w:val="24"/>
+          <w:szCs w:val="24"/>
+        </w:rPr>
+        <w:t>df_long["Year"].min(), df_long["Year"].max()</w:t>
+      </w:r>
+    </w:p>
+    <w:p>
+      <w:pPr>
+        <w:rPr>
+          <w:rFonts w:ascii="Times New Roman" w:hAnsi="Times New Roman" w:cs="Times New Roman"/>
+          <w:sz w:val="24"/>
+          <w:szCs w:val="24"/>
+        </w:rPr>
+      </w:pPr>
+      <w:r>
+        <w:rPr>
+          <w:rFonts w:ascii="Times New Roman" w:hAnsi="Times New Roman" w:cs="Times New Roman"/>
+          <w:sz w:val="24"/>
+          <w:szCs w:val="24"/>
+        </w:rPr>
+        <w:t>df_long[“Value”].describe()</w:t>
+      </w:r>
+    </w:p>
+    <w:p>
+      <w:pPr>
+        <w:rPr>
+          <w:rFonts w:ascii="Times New Roman" w:hAnsi="Times New Roman" w:cs="Times New Roman"/>
+          <w:sz w:val="24"/>
+          <w:szCs w:val="24"/>
+        </w:rPr>
+      </w:pPr>
+      <w:r>
+        <w:rPr>
+          <w:rFonts w:ascii="Times New Roman" w:hAnsi="Times New Roman" w:cs="Times New Roman"/>
+          <w:sz w:val="24"/>
+          <w:szCs w:val="24"/>
+        </w:rPr>
+        <w:t>df_long.</w:t>
+      </w:r>
+      <w:r>
+        <w:rPr>
+          <w:rFonts w:ascii="Times New Roman" w:hAnsi="Times New Roman" w:cs="Times New Roman"/>
+          <w:b/>
+          <w:bCs/>
+          <w:sz w:val="24"/>
+          <w:szCs w:val="24"/>
+        </w:rPr>
+        <w:t>loc</w:t>
+      </w:r>
+      <w:r>
+        <w:rPr>
+          <w:rFonts w:ascii="Times New Roman" w:hAnsi="Times New Roman" w:cs="Times New Roman"/>
+          <w:sz w:val="24"/>
+          <w:szCs w:val="24"/>
+        </w:rPr>
+        <w:t>[df_long["Value"]==df_long["Value"].min()]</w:t>
+      </w:r>
+      <w:r>
+        <w:rPr>
+          <w:rFonts w:ascii="Times New Roman" w:hAnsi="Times New Roman" w:cs="Times New Roman"/>
+          <w:sz w:val="24"/>
+          <w:szCs w:val="24"/>
+        </w:rPr>
+        <w:t xml:space="preserve"> // </w:t>
+      </w:r>
+      <w:r>
+        <w:rPr>
+          <w:rFonts w:ascii="Times New Roman" w:hAnsi="Times New Roman" w:cs="Times New Roman"/>
+          <w:b/>
+          <w:bCs/>
+          <w:sz w:val="24"/>
+          <w:szCs w:val="24"/>
+        </w:rPr>
+        <w:t>check the whole row</w:t>
+      </w:r>
+      <w:r>
+        <w:rPr>
+          <w:rFonts w:ascii="Times New Roman" w:hAnsi="Times New Roman" w:cs="Times New Roman"/>
+          <w:sz w:val="24"/>
+          <w:szCs w:val="24"/>
+        </w:rPr>
+        <w:t xml:space="preserve"> with negative value if it makes sense</w:t>
+      </w:r>
+    </w:p>
+    <w:p>
+      <w:pPr>
+        <w:rPr>
+          <w:rFonts w:ascii="Times New Roman" w:hAnsi="Times New Roman" w:cs="Times New Roman"/>
+          <w:sz w:val="24"/>
+          <w:szCs w:val="24"/>
+        </w:rPr>
+      </w:pPr>
+      <w:r>
+        <w:rPr>
+          <w:rFonts w:ascii="Times New Roman" w:hAnsi="Times New Roman" w:cs="Times New Roman"/>
+          <w:sz w:val="24"/>
+          <w:szCs w:val="24"/>
+        </w:rPr>
+        <w:t>df_long.to_csv("../data/cleaned/cleaned_dataset_long_format.csv", index=False)</w:t>
+      </w:r>
+      <w:r>
+        <w:rPr>
+          <w:rFonts w:ascii="Times New Roman" w:hAnsi="Times New Roman" w:cs="Times New Roman"/>
+          <w:sz w:val="24"/>
+          <w:szCs w:val="24"/>
+        </w:rPr>
+        <w:t xml:space="preserve">  // </w:t>
+      </w:r>
+      <w:r>
+        <w:rPr>
+          <w:rFonts w:ascii="Times New Roman" w:hAnsi="Times New Roman" w:cs="Times New Roman"/>
+          <w:b/>
+          <w:bCs/>
+          <w:sz w:val="24"/>
+          <w:szCs w:val="24"/>
+        </w:rPr>
+        <w:t>Save the dataset</w:t>
+      </w:r>
+    </w:p>
+    <w:p>
+      <w:pPr>
+        <w:rPr>
+          <w:rFonts w:ascii="Times New Roman" w:hAnsi="Times New Roman" w:cs="Times New Roman"/>
+          <w:sz w:val="24"/>
+          <w:szCs w:val="24"/>
+        </w:rPr>
+      </w:pPr>
+      <w:r>
+        <w:rPr>
+          <w:rFonts w:ascii="Times New Roman" w:hAnsi="Times New Roman" w:cs="Times New Roman"/>
+          <w:b/>
+          <w:bCs/>
+          <w:sz w:val="24"/>
+          <w:szCs w:val="24"/>
+        </w:rPr>
+        <w:t>check if the path exists</w:t>
+      </w:r>
+      <w:r>
+        <w:rPr>
+          <w:rFonts w:ascii="Times New Roman" w:hAnsi="Times New Roman" w:cs="Times New Roman"/>
+          <w:sz w:val="24"/>
+          <w:szCs w:val="24"/>
+        </w:rPr>
+        <w:t xml:space="preserve"> now: </w:t>
+      </w:r>
+    </w:p>
+    <w:p>
+      <w:pPr>
+        <w:rPr>
+          <w:rFonts w:ascii="Times New Roman" w:hAnsi="Times New Roman" w:cs="Times New Roman"/>
+          <w:sz w:val="24"/>
+          <w:szCs w:val="24"/>
+        </w:rPr>
+      </w:pPr>
+      <w:r>
+        <w:rPr>
+          <w:rFonts w:ascii="Times New Roman" w:hAnsi="Times New Roman" w:cs="Times New Roman"/>
+          <w:sz w:val="24"/>
+          <w:szCs w:val="24"/>
+        </w:rPr>
+        <w:t>import os</w:t>
+      </w:r>
+    </w:p>
+    <w:p>
+      <w:pPr>
+        <w:rPr>
+          <w:rFonts w:ascii="Times New Roman" w:hAnsi="Times New Roman" w:cs="Times New Roman"/>
+          <w:sz w:val="24"/>
+          <w:szCs w:val="24"/>
+        </w:rPr>
+      </w:pPr>
+      <w:r>
+        <w:rPr>
+          <w:rFonts w:ascii="Times New Roman" w:hAnsi="Times New Roman" w:cs="Times New Roman"/>
+          <w:sz w:val="24"/>
+          <w:szCs w:val="24"/>
+        </w:rPr>
+        <w:t>os.path.exists("../data/cleaned/cleaned_dataset_long_format.csv")</w:t>
+      </w:r>
+      <w:r>
+        <w:rPr>
+          <w:rFonts w:ascii="Times New Roman" w:hAnsi="Times New Roman" w:cs="Times New Roman"/>
+          <w:sz w:val="24"/>
+          <w:szCs w:val="24"/>
+        </w:rPr>
+        <w:t xml:space="preserve"> </w:t>
+      </w:r>
+      <w:r>
+        <w:rPr>
+          <w:rFonts w:ascii="Times New Roman" w:hAnsi="Times New Roman" w:cs="Times New Roman"/>
+          <w:sz w:val="24"/>
+          <w:szCs w:val="24"/>
+        </w:rPr>
+        <w:tab/>
+        <w:t>// TRUE</w:t>
+      </w:r>
+    </w:p>
+    <w:p>
+      <w:pPr>
+        <w:rPr>
+          <w:rFonts w:ascii="Times New Roman" w:hAnsi="Times New Roman" w:cs="Times New Roman"/>
+          <w:sz w:val="24"/>
+          <w:szCs w:val="24"/>
+        </w:rPr>
+      </w:pPr>
+      <w:r>
+        <w:rPr>
+          <w:rFonts w:ascii="Times New Roman" w:hAnsi="Times New Roman" w:cs="Times New Roman"/>
+          <w:sz w:val="24"/>
+          <w:szCs w:val="24"/>
+        </w:rPr>
+        <w:t>git status</w:t>
+      </w:r>
+    </w:p>
+    <w:p>
+      <w:pPr>
+        <w:rPr>
+          <w:rFonts w:ascii="Times New Roman" w:hAnsi="Times New Roman" w:cs="Times New Roman"/>
+          <w:sz w:val="24"/>
+          <w:szCs w:val="24"/>
+        </w:rPr>
+      </w:pPr>
+      <w:r>
+        <w:rPr>
+          <w:rFonts w:ascii="Times New Roman" w:hAnsi="Times New Roman" w:cs="Times New Roman"/>
+          <w:sz w:val="24"/>
+          <w:szCs w:val="24"/>
+        </w:rPr>
+        <w:t>git add .</w:t>
+      </w:r>
+    </w:p>
+    <w:p>
+      <w:pPr>
+        <w:rPr>
+          <w:rFonts w:ascii="Times New Roman" w:hAnsi="Times New Roman" w:cs="Times New Roman"/>
+          <w:sz w:val="24"/>
+          <w:szCs w:val="24"/>
+        </w:rPr>
+      </w:pPr>
+      <w:r>
+        <w:rPr>
+          <w:rFonts w:ascii="Times New Roman" w:hAnsi="Times New Roman" w:cs="Times New Roman"/>
+          <w:sz w:val="24"/>
+          <w:szCs w:val="24"/>
+        </w:rPr>
+        <w:t>git commit -m “”</w:t>
+      </w:r>
+    </w:p>
+    <w:p>
+      <w:pPr>
+        <w:rPr>
+          <w:rFonts w:ascii="Times New Roman" w:hAnsi="Times New Roman" w:cs="Times New Roman"/>
+          <w:sz w:val="24"/>
+          <w:szCs w:val="24"/>
+        </w:rPr>
+      </w:pPr>
+      <w:r>
+        <w:rPr>
+          <w:rFonts w:ascii="Times New Roman" w:hAnsi="Times New Roman" w:cs="Times New Roman"/>
+          <w:sz w:val="24"/>
+          <w:szCs w:val="24"/>
+        </w:rPr>
+        <w:t>git push</w:t>
+      </w:r>
+    </w:p>
+    <w:p>
+      <w:pPr>
+        <w:rPr>
+          <w:rFonts w:ascii="Times New Roman" w:hAnsi="Times New Roman" w:cs="Times New Roman"/>
+          <w:sz w:val="24"/>
+          <w:szCs w:val="24"/>
+        </w:rPr>
+      </w:pPr>
+    </w:p>
+    <w:p>
+      <w:pPr>
+        <w:rPr>
+          <w:rFonts w:ascii="Times New Roman" w:hAnsi="Times New Roman" w:cs="Times New Roman"/>
+          <w:sz w:val="24"/>
+          <w:szCs w:val="24"/>
+        </w:rPr>
+      </w:pPr>
+    </w:p>
+    <w:p>
+      <w:pPr>
+        <w:rPr>
+          <w:rFonts w:ascii="Times New Roman" w:hAnsi="Times New Roman" w:cs="Times New Roman"/>
+          <w:sz w:val="24"/>
+          <w:szCs w:val="24"/>
+        </w:rPr>
+      </w:pPr>
+    </w:p>
+    <w:p>
+      <w:pPr>
+        <w:rPr>
+          <w:rFonts w:ascii="Times New Roman" w:hAnsi="Times New Roman" w:cs="Times New Roman"/>
+          <w:sz w:val="24"/>
+          <w:szCs w:val="24"/>
+        </w:rPr>
+      </w:pPr>
+    </w:p>
+    <w:p>
+      <w:pPr>
+        <w:rPr>
+          <w:rFonts w:ascii="Times New Roman" w:hAnsi="Times New Roman" w:cs="Times New Roman"/>
+          <w:sz w:val="24"/>
+          <w:szCs w:val="24"/>
+        </w:rPr>
+      </w:pPr>
+      <w:r>
+        <w:rPr>
+          <w:rFonts w:ascii="Times New Roman" w:hAnsi="Times New Roman" w:cs="Times New Roman"/>
+          <w:sz w:val="24"/>
+          <w:szCs w:val="24"/>
+        </w:rPr>
+        <w:tab/>
+      </w:r>
+    </w:p>
+    <w:p>
+      <w:pPr>
+        <w:rPr>
+          <w:rFonts w:ascii="Times New Roman" w:hAnsi="Times New Roman" w:cs="Times New Roman"/>
+          <w:sz w:val="24"/>
+          <w:szCs w:val="24"/>
+        </w:rPr>
+      </w:pPr>
+    </w:p>
+    <w:p>
+      <w:pPr>
+        <w:rPr>
+          <w:rFonts w:ascii="Times New Roman" w:hAnsi="Times New Roman" w:cs="Times New Roman"/>
+          <w:sz w:val="24"/>
+          <w:szCs w:val="24"/>
+        </w:rPr>
+      </w:pPr>
     </w:p>
     <w:p>
       <w:pPr>
@@ -7873,6 +7474,121 @@
     </w:lvl>
   </w:abstractNum>
   <w:abstractNum w:abstractNumId="6" w15:restartNumberingAfterBreak="0">
+    <w:nsid w:val="3A2F6153"/>
+    <w:multiLevelType w:val="hybridMultilevel"/>
+    <w:tmpl w:val="6B868652"/>
+    <w:lvl w:ilvl="0" w:tplc="9768F0A0">
+      <w:start w:val="1"/>
+      <w:numFmt w:val="bullet"/>
+      <w:lvlText w:val=""/>
+      <w:lvlJc w:val="left"/>
+      <w:pPr>
+        <w:ind w:left="720" w:hanging="360"/>
+      </w:pPr>
+      <w:rPr>
+        <w:rFonts w:ascii="Wingdings" w:hAnsi="Wingdings" w:hint="default"/>
+        <w:b/>
+        <w:i w:val="0"/>
+      </w:rPr>
+    </w:lvl>
+    <w:lvl w:ilvl="1" w:tplc="40090003" w:tentative="1">
+      <w:start w:val="1"/>
+      <w:numFmt w:val="bullet"/>
+      <w:lvlText w:val="o"/>
+      <w:lvlJc w:val="left"/>
+      <w:pPr>
+        <w:ind w:left="1440" w:hanging="360"/>
+      </w:pPr>
+      <w:rPr>
+        <w:rFonts w:ascii="Courier New" w:hAnsi="Courier New" w:cs="Courier New" w:hint="default"/>
+      </w:rPr>
+    </w:lvl>
+    <w:lvl w:ilvl="2" w:tplc="40090005" w:tentative="1">
+      <w:start w:val="1"/>
+      <w:numFmt w:val="bullet"/>
+      <w:lvlText w:val=""/>
+      <w:lvlJc w:val="left"/>
+      <w:pPr>
+        <w:ind w:left="2160" w:hanging="360"/>
+      </w:pPr>
+      <w:rPr>
+        <w:rFonts w:ascii="Wingdings" w:hAnsi="Wingdings" w:hint="default"/>
+      </w:rPr>
+    </w:lvl>
+    <w:lvl w:ilvl="3" w:tplc="40090001" w:tentative="1">
+      <w:start w:val="1"/>
+      <w:numFmt w:val="bullet"/>
+      <w:lvlText w:val=""/>
+      <w:lvlJc w:val="left"/>
+      <w:pPr>
+        <w:ind w:left="2880" w:hanging="360"/>
+      </w:pPr>
+      <w:rPr>
+        <w:rFonts w:ascii="Symbol" w:hAnsi="Symbol" w:hint="default"/>
+      </w:rPr>
+    </w:lvl>
+    <w:lvl w:ilvl="4" w:tplc="40090003" w:tentative="1">
+      <w:start w:val="1"/>
+      <w:numFmt w:val="bullet"/>
+      <w:lvlText w:val="o"/>
+      <w:lvlJc w:val="left"/>
+      <w:pPr>
+        <w:ind w:left="3600" w:hanging="360"/>
+      </w:pPr>
+      <w:rPr>
+        <w:rFonts w:ascii="Courier New" w:hAnsi="Courier New" w:cs="Courier New" w:hint="default"/>
+      </w:rPr>
+    </w:lvl>
+    <w:lvl w:ilvl="5" w:tplc="40090005" w:tentative="1">
+      <w:start w:val="1"/>
+      <w:numFmt w:val="bullet"/>
+      <w:lvlText w:val=""/>
+      <w:lvlJc w:val="left"/>
+      <w:pPr>
+        <w:ind w:left="4320" w:hanging="360"/>
+      </w:pPr>
+      <w:rPr>
+        <w:rFonts w:ascii="Wingdings" w:hAnsi="Wingdings" w:hint="default"/>
+      </w:rPr>
+    </w:lvl>
+    <w:lvl w:ilvl="6" w:tplc="40090001" w:tentative="1">
+      <w:start w:val="1"/>
+      <w:numFmt w:val="bullet"/>
+      <w:lvlText w:val=""/>
+      <w:lvlJc w:val="left"/>
+      <w:pPr>
+        <w:ind w:left="5040" w:hanging="360"/>
+      </w:pPr>
+      <w:rPr>
+        <w:rFonts w:ascii="Symbol" w:hAnsi="Symbol" w:hint="default"/>
+      </w:rPr>
+    </w:lvl>
+    <w:lvl w:ilvl="7" w:tplc="40090003" w:tentative="1">
+      <w:start w:val="1"/>
+      <w:numFmt w:val="bullet"/>
+      <w:lvlText w:val="o"/>
+      <w:lvlJc w:val="left"/>
+      <w:pPr>
+        <w:ind w:left="5760" w:hanging="360"/>
+      </w:pPr>
+      <w:rPr>
+        <w:rFonts w:ascii="Courier New" w:hAnsi="Courier New" w:cs="Courier New" w:hint="default"/>
+      </w:rPr>
+    </w:lvl>
+    <w:lvl w:ilvl="8" w:tplc="40090005" w:tentative="1">
+      <w:start w:val="1"/>
+      <w:numFmt w:val="bullet"/>
+      <w:lvlText w:val=""/>
+      <w:lvlJc w:val="left"/>
+      <w:pPr>
+        <w:ind w:left="6480" w:hanging="360"/>
+      </w:pPr>
+      <w:rPr>
+        <w:rFonts w:ascii="Wingdings" w:hAnsi="Wingdings" w:hint="default"/>
+      </w:rPr>
+    </w:lvl>
+  </w:abstractNum>
+  <w:abstractNum w:abstractNumId="7" w15:restartNumberingAfterBreak="0">
     <w:nsid w:val="49A32D91"/>
     <w:multiLevelType w:val="hybridMultilevel"/>
     <w:tmpl w:val="9F586C38"/>
@@ -7987,7 +7703,7 @@
       </w:rPr>
     </w:lvl>
   </w:abstractNum>
-  <w:abstractNum w:abstractNumId="7" w15:restartNumberingAfterBreak="0">
+  <w:abstractNum w:abstractNumId="8" w15:restartNumberingAfterBreak="0">
     <w:nsid w:val="516B3F1D"/>
     <w:multiLevelType w:val="hybridMultilevel"/>
     <w:tmpl w:val="2C8AF14A"/>
@@ -8102,7 +7818,7 @@
       </w:rPr>
     </w:lvl>
   </w:abstractNum>
-  <w:abstractNum w:abstractNumId="8" w15:restartNumberingAfterBreak="0">
+  <w:abstractNum w:abstractNumId="9" w15:restartNumberingAfterBreak="0">
     <w:nsid w:val="535079E5"/>
     <w:multiLevelType w:val="hybridMultilevel"/>
     <w:tmpl w:val="2D22C648"/>
@@ -8217,7 +7933,7 @@
       </w:rPr>
     </w:lvl>
   </w:abstractNum>
-  <w:abstractNum w:abstractNumId="9" w15:restartNumberingAfterBreak="0">
+  <w:abstractNum w:abstractNumId="10" w15:restartNumberingAfterBreak="0">
     <w:nsid w:val="6F722858"/>
     <w:multiLevelType w:val="hybridMultilevel"/>
     <w:tmpl w:val="DEA89684"/>
@@ -8333,7 +8049,7 @@
     </w:lvl>
   </w:abstractNum>
   <w:num w:numId="1" w16cid:durableId="434178300">
-    <w:abstractNumId w:val="8"/>
+    <w:abstractNumId w:val="9"/>
   </w:num>
   <w:num w:numId="2" w16cid:durableId="886794682">
     <w:abstractNumId w:val="3"/>
@@ -8345,22 +8061,25 @@
     <w:abstractNumId w:val="1"/>
   </w:num>
   <w:num w:numId="5" w16cid:durableId="759957469">
-    <w:abstractNumId w:val="6"/>
+    <w:abstractNumId w:val="7"/>
   </w:num>
   <w:num w:numId="6" w16cid:durableId="579876237">
     <w:abstractNumId w:val="2"/>
   </w:num>
   <w:num w:numId="7" w16cid:durableId="868100861">
-    <w:abstractNumId w:val="9"/>
+    <w:abstractNumId w:val="10"/>
   </w:num>
   <w:num w:numId="8" w16cid:durableId="1271013678">
     <w:abstractNumId w:val="0"/>
   </w:num>
   <w:num w:numId="9" w16cid:durableId="578684155">
-    <w:abstractNumId w:val="7"/>
+    <w:abstractNumId w:val="8"/>
   </w:num>
   <w:num w:numId="10" w16cid:durableId="1922252014">
     <w:abstractNumId w:val="5"/>
+  </w:num>
+  <w:num w:numId="11" w16cid:durableId="1750883915">
+    <w:abstractNumId w:val="6"/>
   </w:num>
 </w:numbering>
 </file>

--- a/docs/project_documentation.docx
+++ b/docs/project_documentation.docx
@@ -1563,6 +1563,58 @@
         </w:rPr>
         <w:t>~$*</w:t>
       </w:r>
+    </w:p>
+    <w:p>
+      <w:pPr>
+        <w:rPr>
+          <w:rFonts w:ascii="Times New Roman" w:hAnsi="Times New Roman" w:cs="Times New Roman"/>
+          <w:sz w:val="24"/>
+          <w:szCs w:val="24"/>
+        </w:rPr>
+      </w:pPr>
+      <w:r>
+        <w:rPr>
+          <w:rFonts w:ascii="Times New Roman" w:hAnsi="Times New Roman" w:cs="Times New Roman"/>
+          <w:sz w:val="24"/>
+          <w:szCs w:val="24"/>
+        </w:rPr>
+        <w:t># Cleaned datasets</w:t>
+      </w:r>
+      <w:r>
+        <w:rPr>
+          <w:rFonts w:ascii="Times New Roman" w:hAnsi="Times New Roman" w:cs="Times New Roman"/>
+          <w:sz w:val="24"/>
+          <w:szCs w:val="24"/>
+        </w:rPr>
+        <w:t xml:space="preserve"> </w:t>
+      </w:r>
+    </w:p>
+    <w:p>
+      <w:pPr>
+        <w:rPr>
+          <w:rFonts w:ascii="Times New Roman" w:hAnsi="Times New Roman" w:cs="Times New Roman"/>
+          <w:sz w:val="24"/>
+          <w:szCs w:val="24"/>
+        </w:rPr>
+      </w:pPr>
+      <w:r>
+        <w:rPr>
+          <w:rFonts w:ascii="Times New Roman" w:hAnsi="Times New Roman" w:cs="Times New Roman"/>
+          <w:sz w:val="24"/>
+          <w:szCs w:val="24"/>
+        </w:rPr>
+        <w:lastRenderedPageBreak/>
+        <w:t>data/cleaned/*.csv</w:t>
+      </w:r>
+    </w:p>
+    <w:p>
+      <w:pPr>
+        <w:rPr>
+          <w:rFonts w:ascii="Times New Roman" w:hAnsi="Times New Roman" w:cs="Times New Roman"/>
+          <w:sz w:val="24"/>
+          <w:szCs w:val="24"/>
+        </w:rPr>
+      </w:pPr>
     </w:p>
     <w:p>
       <w:pPr>
@@ -2573,6 +2625,7 @@
           <w:sz w:val="24"/>
           <w:szCs w:val="24"/>
         </w:rPr>
+        <w:lastRenderedPageBreak/>
         <w:t xml:space="preserve">Check the Git: </w:t>
       </w:r>
     </w:p>
@@ -2664,7 +2717,6 @@
           <w:sz w:val="24"/>
           <w:szCs w:val="24"/>
         </w:rPr>
-        <w:lastRenderedPageBreak/>
         <w:t>git status</w:t>
       </w:r>
     </w:p>
@@ -3501,6 +3553,7 @@
           <w:sz w:val="24"/>
           <w:szCs w:val="24"/>
         </w:rPr>
+        <w:lastRenderedPageBreak/>
         <w:t>Data_df.info()</w:t>
       </w:r>
     </w:p>
@@ -3565,7 +3618,6 @@
           <w:sz w:val="24"/>
           <w:szCs w:val="24"/>
         </w:rPr>
-        <w:lastRenderedPageBreak/>
         <w:t>Data_df[“Country Name”].nunique()</w:t>
       </w:r>
     </w:p>
@@ -5201,7 +5253,6 @@
           <w:sz w:val="32"/>
           <w:szCs w:val="32"/>
         </w:rPr>
-        <w:lastRenderedPageBreak/>
         <w:t># Findings:</w:t>
       </w:r>
     </w:p>
@@ -5698,6 +5749,7 @@
           <w:sz w:val="24"/>
           <w:szCs w:val="24"/>
         </w:rPr>
+        <w:lastRenderedPageBreak/>
         <w:t>Some</w:t>
       </w:r>
       <w:r>
@@ -5774,7 +5826,6 @@
           <w:szCs w:val="24"/>
           <w:lang w:val="en-US"/>
         </w:rPr>
-        <w:lastRenderedPageBreak/>
         <w:t>Df_long.shape</w:t>
       </w:r>
     </w:p>
@@ -5937,6 +5988,7 @@
       <w:r>
         <w:rPr>
           <w:rFonts w:ascii="Times New Roman" w:hAnsi="Times New Roman" w:cs="Times New Roman"/>
+          <w:noProof/>
           <w:sz w:val="24"/>
           <w:szCs w:val="24"/>
         </w:rPr>
@@ -6075,6 +6127,7 @@
           <w:sz w:val="24"/>
           <w:szCs w:val="24"/>
         </w:rPr>
+        <w:lastRenderedPageBreak/>
         <w:t xml:space="preserve">Total observations created: </w:t>
       </w:r>
       <w:r>
@@ -6192,7 +6245,6 @@
           <w:sz w:val="24"/>
           <w:szCs w:val="24"/>
         </w:rPr>
-        <w:lastRenderedPageBreak/>
         <w:t>useful_data_percentage = (df_long["Value"].notna().mean()*100)</w:t>
       </w:r>
     </w:p>
@@ -6613,6 +6665,1094 @@
         </w:rPr>
         <w:t>git push</w:t>
       </w:r>
+      <w:r>
+        <w:rPr>
+          <w:rFonts w:ascii="Times New Roman" w:hAnsi="Times New Roman" w:cs="Times New Roman"/>
+          <w:sz w:val="24"/>
+          <w:szCs w:val="24"/>
+        </w:rPr>
+        <w:t xml:space="preserve">  </w:t>
+      </w:r>
+      <w:r>
+        <w:rPr>
+          <w:rFonts w:ascii="Times New Roman" w:hAnsi="Times New Roman" w:cs="Times New Roman"/>
+          <w:sz w:val="24"/>
+          <w:szCs w:val="24"/>
+        </w:rPr>
+        <w:tab/>
+      </w:r>
+      <w:r>
+        <w:rPr>
+          <w:rFonts w:ascii="Times New Roman" w:hAnsi="Times New Roman" w:cs="Times New Roman"/>
+          <w:sz w:val="24"/>
+          <w:szCs w:val="24"/>
+        </w:rPr>
+        <w:tab/>
+        <w:t>// failed bcz of the large cleaned dataset.</w:t>
+      </w:r>
+    </w:p>
+    <w:p>
+      <w:pPr>
+        <w:rPr>
+          <w:rFonts w:ascii="Times New Roman" w:hAnsi="Times New Roman" w:cs="Times New Roman"/>
+          <w:sz w:val="24"/>
+          <w:szCs w:val="24"/>
+        </w:rPr>
+      </w:pPr>
+      <w:r>
+        <w:rPr>
+          <w:rFonts w:ascii="Times New Roman" w:hAnsi="Times New Roman" w:cs="Times New Roman"/>
+          <w:sz w:val="24"/>
+          <w:szCs w:val="24"/>
+        </w:rPr>
+        <w:t xml:space="preserve">Now, </w:t>
+      </w:r>
+    </w:p>
+    <w:p>
+      <w:pPr>
+        <w:rPr>
+          <w:rFonts w:ascii="Times New Roman" w:hAnsi="Times New Roman" w:cs="Times New Roman"/>
+          <w:sz w:val="24"/>
+          <w:szCs w:val="24"/>
+        </w:rPr>
+      </w:pPr>
+      <w:r>
+        <w:rPr>
+          <w:rFonts w:ascii="Times New Roman" w:hAnsi="Times New Roman" w:cs="Times New Roman"/>
+          <w:sz w:val="24"/>
+          <w:szCs w:val="24"/>
+        </w:rPr>
+        <w:t>git rm --cached data/cleaned/world_bank_long_format.csv</w:t>
+      </w:r>
+    </w:p>
+    <w:p>
+      <w:pPr>
+        <w:rPr>
+          <w:rFonts w:ascii="Times New Roman" w:hAnsi="Times New Roman" w:cs="Times New Roman"/>
+          <w:sz w:val="24"/>
+          <w:szCs w:val="24"/>
+        </w:rPr>
+      </w:pPr>
+      <w:r>
+        <w:rPr>
+          <w:rFonts w:ascii="Times New Roman" w:hAnsi="Times New Roman" w:cs="Times New Roman"/>
+          <w:sz w:val="24"/>
+          <w:szCs w:val="24"/>
+        </w:rPr>
+        <w:t>Add this to .gitignore</w:t>
+      </w:r>
+      <w:r>
+        <w:rPr>
+          <w:rFonts w:ascii="Times New Roman" w:hAnsi="Times New Roman" w:cs="Times New Roman"/>
+          <w:sz w:val="24"/>
+          <w:szCs w:val="24"/>
+        </w:rPr>
+        <w:t xml:space="preserve">:   </w:t>
+      </w:r>
+      <w:r>
+        <w:rPr>
+          <w:rFonts w:ascii="Times New Roman" w:hAnsi="Times New Roman" w:cs="Times New Roman"/>
+          <w:sz w:val="24"/>
+          <w:szCs w:val="24"/>
+        </w:rPr>
+        <w:t xml:space="preserve"> </w:t>
+      </w:r>
+    </w:p>
+    <w:p>
+      <w:pPr>
+        <w:rPr>
+          <w:rFonts w:ascii="Times New Roman" w:hAnsi="Times New Roman" w:cs="Times New Roman"/>
+          <w:sz w:val="24"/>
+          <w:szCs w:val="24"/>
+        </w:rPr>
+      </w:pPr>
+      <w:r>
+        <w:rPr>
+          <w:rFonts w:ascii="Times New Roman" w:hAnsi="Times New Roman" w:cs="Times New Roman"/>
+          <w:sz w:val="24"/>
+          <w:szCs w:val="24"/>
+        </w:rPr>
+        <w:t># Cleaned datasets</w:t>
+      </w:r>
+      <w:r>
+        <w:rPr>
+          <w:rFonts w:ascii="Times New Roman" w:hAnsi="Times New Roman" w:cs="Times New Roman"/>
+          <w:sz w:val="24"/>
+          <w:szCs w:val="24"/>
+        </w:rPr>
+        <w:t xml:space="preserve"> </w:t>
+      </w:r>
+    </w:p>
+    <w:p>
+      <w:pPr>
+        <w:rPr>
+          <w:rFonts w:ascii="Times New Roman" w:hAnsi="Times New Roman" w:cs="Times New Roman"/>
+          <w:sz w:val="24"/>
+          <w:szCs w:val="24"/>
+        </w:rPr>
+      </w:pPr>
+      <w:r>
+        <w:rPr>
+          <w:rFonts w:ascii="Times New Roman" w:hAnsi="Times New Roman" w:cs="Times New Roman"/>
+          <w:sz w:val="24"/>
+          <w:szCs w:val="24"/>
+        </w:rPr>
+        <w:t>data/cleaned/*.csv</w:t>
+      </w:r>
+    </w:p>
+    <w:p>
+      <w:pPr>
+        <w:rPr>
+          <w:rFonts w:ascii="Times New Roman" w:hAnsi="Times New Roman" w:cs="Times New Roman"/>
+          <w:sz w:val="24"/>
+          <w:szCs w:val="24"/>
+        </w:rPr>
+      </w:pPr>
+      <w:r>
+        <w:rPr>
+          <w:rFonts w:ascii="Times New Roman" w:hAnsi="Times New Roman" w:cs="Times New Roman"/>
+          <w:sz w:val="24"/>
+          <w:szCs w:val="24"/>
+        </w:rPr>
+        <w:t>git add .gitignore</w:t>
+      </w:r>
+    </w:p>
+    <w:p>
+      <w:pPr>
+        <w:rPr>
+          <w:rFonts w:ascii="Times New Roman" w:hAnsi="Times New Roman" w:cs="Times New Roman"/>
+          <w:sz w:val="24"/>
+          <w:szCs w:val="24"/>
+        </w:rPr>
+      </w:pPr>
+      <w:r>
+        <w:rPr>
+          <w:rFonts w:ascii="Times New Roman" w:hAnsi="Times New Roman" w:cs="Times New Roman"/>
+          <w:sz w:val="24"/>
+          <w:szCs w:val="24"/>
+        </w:rPr>
+        <w:t>git commit --amend --no-edit</w:t>
+      </w:r>
+    </w:p>
+    <w:p>
+      <w:pPr>
+        <w:rPr>
+          <w:rFonts w:ascii="Times New Roman" w:hAnsi="Times New Roman" w:cs="Times New Roman"/>
+          <w:sz w:val="24"/>
+          <w:szCs w:val="24"/>
+        </w:rPr>
+      </w:pPr>
+      <w:r>
+        <w:rPr>
+          <w:rFonts w:ascii="Times New Roman" w:hAnsi="Times New Roman" w:cs="Times New Roman"/>
+          <w:sz w:val="24"/>
+          <w:szCs w:val="24"/>
+        </w:rPr>
+        <w:t>git push</w:t>
+      </w:r>
+    </w:p>
+    <w:p>
+      <w:pPr>
+        <w:rPr>
+          <w:rFonts w:ascii="Times New Roman" w:hAnsi="Times New Roman" w:cs="Times New Roman"/>
+          <w:sz w:val="24"/>
+          <w:szCs w:val="24"/>
+        </w:rPr>
+      </w:pPr>
+    </w:p>
+    <w:p>
+      <w:pPr>
+        <w:rPr>
+          <w:rFonts w:ascii="Times New Roman" w:hAnsi="Times New Roman" w:cs="Times New Roman"/>
+          <w:b/>
+          <w:bCs/>
+          <w:sz w:val="32"/>
+          <w:szCs w:val="32"/>
+        </w:rPr>
+      </w:pPr>
+      <w:r>
+        <w:rPr>
+          <w:rFonts w:ascii="Times New Roman" w:hAnsi="Times New Roman" w:cs="Times New Roman"/>
+          <w:b/>
+          <w:bCs/>
+          <w:sz w:val="32"/>
+          <w:szCs w:val="32"/>
+        </w:rPr>
+        <w:t>MY SQL WORKBENCH</w:t>
+      </w:r>
+      <w:r>
+        <w:rPr>
+          <w:rFonts w:ascii="Times New Roman" w:hAnsi="Times New Roman" w:cs="Times New Roman"/>
+          <w:b/>
+          <w:bCs/>
+          <w:sz w:val="32"/>
+          <w:szCs w:val="32"/>
+        </w:rPr>
+        <w:t>:</w:t>
+      </w:r>
+    </w:p>
+    <w:p>
+      <w:pPr>
+        <w:rPr>
+          <w:rFonts w:ascii="Times New Roman" w:hAnsi="Times New Roman" w:cs="Times New Roman"/>
+          <w:sz w:val="24"/>
+          <w:szCs w:val="24"/>
+        </w:rPr>
+      </w:pPr>
+      <w:r>
+        <w:rPr>
+          <w:rFonts w:ascii="Times New Roman" w:hAnsi="Times New Roman" w:cs="Times New Roman"/>
+          <w:sz w:val="24"/>
+          <w:szCs w:val="24"/>
+        </w:rPr>
+        <w:t>create database world_bank_database;</w:t>
+      </w:r>
+    </w:p>
+    <w:p>
+      <w:pPr>
+        <w:rPr>
+          <w:rFonts w:ascii="Times New Roman" w:hAnsi="Times New Roman" w:cs="Times New Roman"/>
+          <w:sz w:val="24"/>
+          <w:szCs w:val="24"/>
+        </w:rPr>
+      </w:pPr>
+      <w:r>
+        <w:rPr>
+          <w:rFonts w:ascii="Times New Roman" w:hAnsi="Times New Roman" w:cs="Times New Roman"/>
+          <w:sz w:val="24"/>
+          <w:szCs w:val="24"/>
+        </w:rPr>
+        <w:lastRenderedPageBreak/>
+        <w:t>use world_bank_database;</w:t>
+      </w:r>
+    </w:p>
+    <w:p>
+      <w:pPr>
+        <w:rPr>
+          <w:rFonts w:ascii="Times New Roman" w:hAnsi="Times New Roman" w:cs="Times New Roman"/>
+          <w:b/>
+          <w:bCs/>
+          <w:sz w:val="24"/>
+          <w:szCs w:val="24"/>
+        </w:rPr>
+      </w:pPr>
+      <w:r>
+        <w:rPr>
+          <w:rFonts w:ascii="Times New Roman" w:hAnsi="Times New Roman" w:cs="Times New Roman"/>
+          <w:sz w:val="24"/>
+          <w:szCs w:val="24"/>
+        </w:rPr>
+        <w:t xml:space="preserve">save new sql file into local sql folder – </w:t>
+      </w:r>
+      <w:r>
+        <w:rPr>
+          <w:rFonts w:ascii="Times New Roman" w:hAnsi="Times New Roman" w:cs="Times New Roman"/>
+          <w:b/>
+          <w:bCs/>
+          <w:sz w:val="24"/>
+          <w:szCs w:val="24"/>
+        </w:rPr>
+        <w:t>01_db_setup.sql</w:t>
+      </w:r>
+    </w:p>
+    <w:p>
+      <w:pPr>
+        <w:rPr>
+          <w:rFonts w:ascii="Times New Roman" w:hAnsi="Times New Roman" w:cs="Times New Roman"/>
+          <w:sz w:val="24"/>
+          <w:szCs w:val="24"/>
+        </w:rPr>
+      </w:pPr>
+      <w:r>
+        <w:rPr>
+          <w:rFonts w:ascii="Times New Roman" w:hAnsi="Times New Roman" w:cs="Times New Roman"/>
+          <w:sz w:val="24"/>
+          <w:szCs w:val="24"/>
+        </w:rPr>
+        <w:t>Right click – set as default schema</w:t>
+      </w:r>
+    </w:p>
+    <w:p>
+      <w:pPr>
+        <w:rPr>
+          <w:rFonts w:ascii="Times New Roman" w:hAnsi="Times New Roman" w:cs="Times New Roman"/>
+          <w:sz w:val="24"/>
+          <w:szCs w:val="24"/>
+        </w:rPr>
+      </w:pPr>
+      <w:r>
+        <w:rPr>
+          <w:rFonts w:ascii="Times New Roman" w:hAnsi="Times New Roman" w:cs="Times New Roman"/>
+          <w:sz w:val="24"/>
+          <w:szCs w:val="24"/>
+        </w:rPr>
+        <w:t>create table world_bank(</w:t>
+      </w:r>
+    </w:p>
+    <w:p>
+      <w:pPr>
+        <w:rPr>
+          <w:rFonts w:ascii="Times New Roman" w:hAnsi="Times New Roman" w:cs="Times New Roman"/>
+          <w:sz w:val="24"/>
+          <w:szCs w:val="24"/>
+        </w:rPr>
+      </w:pPr>
+      <w:r>
+        <w:rPr>
+          <w:rFonts w:ascii="Times New Roman" w:hAnsi="Times New Roman" w:cs="Times New Roman"/>
+          <w:sz w:val="24"/>
+          <w:szCs w:val="24"/>
+        </w:rPr>
+        <w:t xml:space="preserve">    </w:t>
+      </w:r>
+      <w:r>
+        <w:rPr>
+          <w:rFonts w:ascii="Times New Roman" w:hAnsi="Times New Roman" w:cs="Times New Roman"/>
+          <w:sz w:val="24"/>
+          <w:szCs w:val="24"/>
+        </w:rPr>
+        <w:t>country_name varchar(100) not null,</w:t>
+      </w:r>
+    </w:p>
+    <w:p>
+      <w:pPr>
+        <w:rPr>
+          <w:rFonts w:ascii="Times New Roman" w:hAnsi="Times New Roman" w:cs="Times New Roman"/>
+          <w:sz w:val="24"/>
+          <w:szCs w:val="24"/>
+        </w:rPr>
+      </w:pPr>
+      <w:r>
+        <w:rPr>
+          <w:rFonts w:ascii="Times New Roman" w:hAnsi="Times New Roman" w:cs="Times New Roman"/>
+          <w:sz w:val="24"/>
+          <w:szCs w:val="24"/>
+        </w:rPr>
+        <w:t xml:space="preserve">    country_code varchar(50) not null,</w:t>
+      </w:r>
+    </w:p>
+    <w:p>
+      <w:pPr>
+        <w:rPr>
+          <w:rFonts w:ascii="Times New Roman" w:hAnsi="Times New Roman" w:cs="Times New Roman"/>
+          <w:sz w:val="24"/>
+          <w:szCs w:val="24"/>
+        </w:rPr>
+      </w:pPr>
+      <w:r>
+        <w:rPr>
+          <w:rFonts w:ascii="Times New Roman" w:hAnsi="Times New Roman" w:cs="Times New Roman"/>
+          <w:sz w:val="24"/>
+          <w:szCs w:val="24"/>
+        </w:rPr>
+        <w:t xml:space="preserve">    indicator_name varchar(100) not null,</w:t>
+      </w:r>
+    </w:p>
+    <w:p>
+      <w:pPr>
+        <w:rPr>
+          <w:rFonts w:ascii="Times New Roman" w:hAnsi="Times New Roman" w:cs="Times New Roman"/>
+          <w:sz w:val="24"/>
+          <w:szCs w:val="24"/>
+        </w:rPr>
+      </w:pPr>
+      <w:r>
+        <w:rPr>
+          <w:rFonts w:ascii="Times New Roman" w:hAnsi="Times New Roman" w:cs="Times New Roman"/>
+          <w:sz w:val="24"/>
+          <w:szCs w:val="24"/>
+        </w:rPr>
+        <w:t xml:space="preserve">    indicator_code varchar(50) not null,</w:t>
+      </w:r>
+    </w:p>
+    <w:p>
+      <w:pPr>
+        <w:rPr>
+          <w:rFonts w:ascii="Times New Roman" w:hAnsi="Times New Roman" w:cs="Times New Roman"/>
+          <w:sz w:val="24"/>
+          <w:szCs w:val="24"/>
+        </w:rPr>
+      </w:pPr>
+      <w:r>
+        <w:rPr>
+          <w:rFonts w:ascii="Times New Roman" w:hAnsi="Times New Roman" w:cs="Times New Roman"/>
+          <w:sz w:val="24"/>
+          <w:szCs w:val="24"/>
+        </w:rPr>
+        <w:t xml:space="preserve">    year int not null,</w:t>
+      </w:r>
+    </w:p>
+    <w:p>
+      <w:pPr>
+        <w:rPr>
+          <w:rFonts w:ascii="Times New Roman" w:hAnsi="Times New Roman" w:cs="Times New Roman"/>
+          <w:sz w:val="24"/>
+          <w:szCs w:val="24"/>
+        </w:rPr>
+      </w:pPr>
+      <w:r>
+        <w:rPr>
+          <w:rFonts w:ascii="Times New Roman" w:hAnsi="Times New Roman" w:cs="Times New Roman"/>
+          <w:sz w:val="24"/>
+          <w:szCs w:val="24"/>
+        </w:rPr>
+        <w:t xml:space="preserve">    value double not null,</w:t>
+      </w:r>
+    </w:p>
+    <w:p>
+      <w:pPr>
+        <w:rPr>
+          <w:rFonts w:ascii="Times New Roman" w:hAnsi="Times New Roman" w:cs="Times New Roman"/>
+          <w:sz w:val="24"/>
+          <w:szCs w:val="24"/>
+        </w:rPr>
+      </w:pPr>
+      <w:r>
+        <w:rPr>
+          <w:rFonts w:ascii="Times New Roman" w:hAnsi="Times New Roman" w:cs="Times New Roman"/>
+          <w:sz w:val="24"/>
+          <w:szCs w:val="24"/>
+        </w:rPr>
+        <w:t xml:space="preserve">    primary key(country_code, indicator_code, year));</w:t>
+      </w:r>
+    </w:p>
+    <w:p>
+      <w:pPr>
+        <w:rPr>
+          <w:rFonts w:ascii="Times New Roman" w:hAnsi="Times New Roman" w:cs="Times New Roman"/>
+          <w:sz w:val="24"/>
+          <w:szCs w:val="24"/>
+        </w:rPr>
+      </w:pPr>
+    </w:p>
+    <w:p>
+      <w:pPr>
+        <w:rPr>
+          <w:rFonts w:ascii="Times New Roman" w:hAnsi="Times New Roman" w:cs="Times New Roman"/>
+          <w:sz w:val="24"/>
+          <w:szCs w:val="24"/>
+        </w:rPr>
+      </w:pPr>
+      <w:r>
+        <w:rPr>
+          <w:rFonts w:ascii="Times New Roman" w:hAnsi="Times New Roman" w:cs="Times New Roman"/>
+          <w:sz w:val="24"/>
+          <w:szCs w:val="24"/>
+        </w:rPr>
+        <w:t>I</w:t>
+      </w:r>
+      <w:r>
+        <w:rPr>
+          <w:rFonts w:ascii="Times New Roman" w:hAnsi="Times New Roman" w:cs="Times New Roman"/>
+          <w:sz w:val="24"/>
+          <w:szCs w:val="24"/>
+        </w:rPr>
+        <w:t>nstead of guessing the length of the variable – you can test in python:</w:t>
+      </w:r>
+    </w:p>
+    <w:p>
+      <w:pPr>
+        <w:rPr>
+          <w:rFonts w:ascii="Times New Roman" w:hAnsi="Times New Roman" w:cs="Times New Roman"/>
+          <w:sz w:val="24"/>
+          <w:szCs w:val="24"/>
+        </w:rPr>
+      </w:pPr>
+      <w:r>
+        <w:rPr>
+          <w:rFonts w:ascii="Times New Roman" w:hAnsi="Times New Roman" w:cs="Times New Roman"/>
+          <w:sz w:val="24"/>
+          <w:szCs w:val="24"/>
+        </w:rPr>
+        <w:t>df_long["Indicator Name"].str.len().max()</w:t>
+      </w:r>
+    </w:p>
+    <w:p>
+      <w:pPr>
+        <w:rPr>
+          <w:rFonts w:ascii="Times New Roman" w:hAnsi="Times New Roman" w:cs="Times New Roman"/>
+          <w:sz w:val="24"/>
+          <w:szCs w:val="24"/>
+        </w:rPr>
+      </w:pPr>
+      <w:r>
+        <w:rPr>
+          <w:rFonts w:ascii="Times New Roman" w:hAnsi="Times New Roman" w:cs="Times New Roman"/>
+          <w:sz w:val="24"/>
+          <w:szCs w:val="24"/>
+        </w:rPr>
+        <w:t>df_long["Country Name"].str.len().max()</w:t>
+      </w:r>
+    </w:p>
+    <w:p>
+      <w:pPr>
+        <w:rPr>
+          <w:rFonts w:ascii="Times New Roman" w:hAnsi="Times New Roman" w:cs="Times New Roman"/>
+          <w:sz w:val="24"/>
+          <w:szCs w:val="24"/>
+        </w:rPr>
+      </w:pPr>
+    </w:p>
+    <w:p>
+      <w:pPr>
+        <w:rPr>
+          <w:rFonts w:ascii="Times New Roman" w:hAnsi="Times New Roman" w:cs="Times New Roman"/>
+          <w:b/>
+          <w:bCs/>
+          <w:sz w:val="24"/>
+          <w:szCs w:val="24"/>
+        </w:rPr>
+      </w:pPr>
+      <w:r>
+        <w:rPr>
+          <w:rFonts w:ascii="Times New Roman" w:hAnsi="Times New Roman" w:cs="Times New Roman"/>
+          <w:sz w:val="24"/>
+          <w:szCs w:val="24"/>
+        </w:rPr>
+        <w:t xml:space="preserve">1 table can only have 1 Primary Key – That 1 primary key can consists of multiple columns = </w:t>
+      </w:r>
+      <w:r>
+        <w:rPr>
+          <w:rFonts w:ascii="Times New Roman" w:hAnsi="Times New Roman" w:cs="Times New Roman"/>
+          <w:b/>
+          <w:bCs/>
+          <w:sz w:val="24"/>
+          <w:szCs w:val="24"/>
+        </w:rPr>
+        <w:t>Composite Primary Key</w:t>
+      </w:r>
+      <w:r>
+        <w:rPr>
+          <w:rFonts w:ascii="Times New Roman" w:hAnsi="Times New Roman" w:cs="Times New Roman"/>
+          <w:b/>
+          <w:bCs/>
+          <w:sz w:val="24"/>
+          <w:szCs w:val="24"/>
+        </w:rPr>
+        <w:t>.</w:t>
+      </w:r>
+    </w:p>
+    <w:p>
+      <w:pPr>
+        <w:rPr>
+          <w:rFonts w:ascii="Times New Roman" w:hAnsi="Times New Roman" w:cs="Times New Roman"/>
+          <w:b/>
+          <w:bCs/>
+          <w:sz w:val="24"/>
+          <w:szCs w:val="24"/>
+        </w:rPr>
+      </w:pPr>
+    </w:p>
+    <w:p>
+      <w:pPr>
+        <w:rPr>
+          <w:rFonts w:ascii="Times New Roman" w:hAnsi="Times New Roman" w:cs="Times New Roman"/>
+          <w:b/>
+          <w:bCs/>
+          <w:sz w:val="24"/>
+          <w:szCs w:val="24"/>
+        </w:rPr>
+      </w:pPr>
+      <w:r>
+        <w:rPr>
+          <w:rFonts w:ascii="Times New Roman" w:hAnsi="Times New Roman" w:cs="Times New Roman"/>
+          <w:b/>
+          <w:bCs/>
+          <w:sz w:val="24"/>
+          <w:szCs w:val="24"/>
+        </w:rPr>
+        <w:t>Load the .csv file into MySQL:</w:t>
+      </w:r>
+    </w:p>
+    <w:p>
+      <w:pPr>
+        <w:rPr>
+          <w:rFonts w:ascii="Times New Roman" w:hAnsi="Times New Roman" w:cs="Times New Roman"/>
+          <w:sz w:val="24"/>
+          <w:szCs w:val="24"/>
+        </w:rPr>
+      </w:pPr>
+      <w:r>
+        <w:rPr>
+          <w:rFonts w:ascii="Times New Roman" w:hAnsi="Times New Roman" w:cs="Times New Roman"/>
+          <w:sz w:val="24"/>
+          <w:szCs w:val="24"/>
+        </w:rPr>
+        <w:t>SHOW VARIABLES LIKE 'local_infile';</w:t>
+      </w:r>
+      <w:r>
+        <w:rPr>
+          <w:rFonts w:ascii="Times New Roman" w:hAnsi="Times New Roman" w:cs="Times New Roman"/>
+          <w:sz w:val="24"/>
+          <w:szCs w:val="24"/>
+        </w:rPr>
+        <w:t xml:space="preserve"> // </w:t>
+      </w:r>
+      <w:r>
+        <w:rPr>
+          <w:rFonts w:ascii="Times New Roman" w:hAnsi="Times New Roman" w:cs="Times New Roman"/>
+          <w:b/>
+          <w:bCs/>
+          <w:sz w:val="24"/>
+          <w:szCs w:val="24"/>
+        </w:rPr>
+        <w:t>ON</w:t>
+      </w:r>
+      <w:r>
+        <w:rPr>
+          <w:rFonts w:ascii="Times New Roman" w:hAnsi="Times New Roman" w:cs="Times New Roman"/>
+          <w:sz w:val="24"/>
+          <w:szCs w:val="24"/>
+        </w:rPr>
+        <w:t xml:space="preserve"> = good to go</w:t>
+      </w:r>
+      <w:r>
+        <w:rPr>
+          <w:rFonts w:ascii="Times New Roman" w:hAnsi="Times New Roman" w:cs="Times New Roman"/>
+          <w:sz w:val="24"/>
+          <w:szCs w:val="24"/>
+        </w:rPr>
+        <w:t>;</w:t>
+      </w:r>
+    </w:p>
+    <w:p>
+      <w:pPr>
+        <w:rPr>
+          <w:rFonts w:ascii="Times New Roman" w:hAnsi="Times New Roman" w:cs="Times New Roman"/>
+          <w:sz w:val="24"/>
+          <w:szCs w:val="24"/>
+        </w:rPr>
+      </w:pPr>
+      <w:r>
+        <w:rPr>
+          <w:rFonts w:ascii="Times New Roman" w:hAnsi="Times New Roman" w:cs="Times New Roman"/>
+          <w:b/>
+          <w:bCs/>
+          <w:sz w:val="24"/>
+          <w:szCs w:val="24"/>
+        </w:rPr>
+        <w:t>Off</w:t>
+      </w:r>
+      <w:r>
+        <w:rPr>
+          <w:rFonts w:ascii="Times New Roman" w:hAnsi="Times New Roman" w:cs="Times New Roman"/>
+          <w:sz w:val="24"/>
+          <w:szCs w:val="24"/>
+        </w:rPr>
+        <w:t xml:space="preserve"> then,</w:t>
+      </w:r>
+    </w:p>
+    <w:p>
+      <w:pPr>
+        <w:rPr>
+          <w:rFonts w:ascii="Times New Roman" w:hAnsi="Times New Roman" w:cs="Times New Roman"/>
+          <w:sz w:val="24"/>
+          <w:szCs w:val="24"/>
+        </w:rPr>
+      </w:pPr>
+      <w:r>
+        <w:rPr>
+          <w:rFonts w:ascii="Times New Roman" w:hAnsi="Times New Roman" w:cs="Times New Roman"/>
+          <w:sz w:val="24"/>
+          <w:szCs w:val="24"/>
+        </w:rPr>
+        <w:t>SELECT VERSION();</w:t>
+      </w:r>
+    </w:p>
+    <w:p>
+      <w:pPr>
+        <w:rPr>
+          <w:rFonts w:ascii="Times New Roman" w:hAnsi="Times New Roman" w:cs="Times New Roman"/>
+          <w:sz w:val="24"/>
+          <w:szCs w:val="24"/>
+        </w:rPr>
+      </w:pPr>
+      <w:r>
+        <w:rPr>
+          <w:rFonts w:ascii="Times New Roman" w:hAnsi="Times New Roman" w:cs="Times New Roman"/>
+          <w:sz w:val="24"/>
+          <w:szCs w:val="24"/>
+        </w:rPr>
+        <w:t>SET GLOBAL local_infile = 1;</w:t>
+      </w:r>
+    </w:p>
+    <w:p>
+      <w:pPr>
+        <w:rPr>
+          <w:rFonts w:ascii="Times New Roman" w:hAnsi="Times New Roman" w:cs="Times New Roman"/>
+          <w:sz w:val="24"/>
+          <w:szCs w:val="24"/>
+        </w:rPr>
+      </w:pPr>
+      <w:r>
+        <w:rPr>
+          <w:rFonts w:ascii="Times New Roman" w:hAnsi="Times New Roman" w:cs="Times New Roman"/>
+          <w:sz w:val="24"/>
+          <w:szCs w:val="24"/>
+        </w:rPr>
+        <w:t>SHOW VARIABLES LIKE 'local_infile';</w:t>
+      </w:r>
+      <w:r>
+        <w:rPr>
+          <w:rFonts w:ascii="Times New Roman" w:hAnsi="Times New Roman" w:cs="Times New Roman"/>
+          <w:sz w:val="24"/>
+          <w:szCs w:val="24"/>
+        </w:rPr>
+        <w:t xml:space="preserve"> // It will now show O</w:t>
+      </w:r>
+      <w:r>
+        <w:rPr>
+          <w:rFonts w:ascii="Times New Roman" w:hAnsi="Times New Roman" w:cs="Times New Roman"/>
+          <w:sz w:val="24"/>
+          <w:szCs w:val="24"/>
+        </w:rPr>
+        <w:t>N</w:t>
+      </w:r>
+    </w:p>
+    <w:p>
+      <w:pPr>
+        <w:rPr>
+          <w:rFonts w:ascii="Times New Roman" w:hAnsi="Times New Roman" w:cs="Times New Roman"/>
+          <w:sz w:val="24"/>
+          <w:szCs w:val="24"/>
+        </w:rPr>
+      </w:pPr>
+    </w:p>
+    <w:p>
+      <w:pPr>
+        <w:rPr>
+          <w:rFonts w:ascii="Times New Roman" w:hAnsi="Times New Roman" w:cs="Times New Roman"/>
+          <w:sz w:val="24"/>
+          <w:szCs w:val="24"/>
+        </w:rPr>
+      </w:pPr>
+      <w:r>
+        <w:rPr>
+          <w:rFonts w:ascii="Times New Roman" w:hAnsi="Times New Roman" w:cs="Times New Roman"/>
+          <w:sz w:val="24"/>
+          <w:szCs w:val="24"/>
+        </w:rPr>
+        <w:t>LOAD DATA LOCAL INFILE</w:t>
+      </w:r>
+    </w:p>
+    <w:p>
+      <w:pPr>
+        <w:rPr>
+          <w:rFonts w:ascii="Times New Roman" w:hAnsi="Times New Roman" w:cs="Times New Roman"/>
+          <w:sz w:val="24"/>
+          <w:szCs w:val="24"/>
+        </w:rPr>
+      </w:pPr>
+      <w:r>
+        <w:rPr>
+          <w:rFonts w:ascii="Times New Roman" w:hAnsi="Times New Roman" w:cs="Times New Roman"/>
+          <w:sz w:val="24"/>
+          <w:szCs w:val="24"/>
+        </w:rPr>
+        <w:t>'D:/world_bank_development_analysis/data/cleaned/world_bank_long_format.csv'</w:t>
+      </w:r>
+    </w:p>
+    <w:p>
+      <w:pPr>
+        <w:rPr>
+          <w:rFonts w:ascii="Times New Roman" w:hAnsi="Times New Roman" w:cs="Times New Roman"/>
+          <w:sz w:val="24"/>
+          <w:szCs w:val="24"/>
+        </w:rPr>
+      </w:pPr>
+      <w:r>
+        <w:rPr>
+          <w:rFonts w:ascii="Times New Roman" w:hAnsi="Times New Roman" w:cs="Times New Roman"/>
+          <w:sz w:val="24"/>
+          <w:szCs w:val="24"/>
+        </w:rPr>
+        <w:t>INTO TABLE world_bank</w:t>
+      </w:r>
+    </w:p>
+    <w:p>
+      <w:pPr>
+        <w:rPr>
+          <w:rFonts w:ascii="Times New Roman" w:hAnsi="Times New Roman" w:cs="Times New Roman"/>
+          <w:sz w:val="24"/>
+          <w:szCs w:val="24"/>
+        </w:rPr>
+      </w:pPr>
+      <w:r>
+        <w:rPr>
+          <w:rFonts w:ascii="Times New Roman" w:hAnsi="Times New Roman" w:cs="Times New Roman"/>
+          <w:sz w:val="24"/>
+          <w:szCs w:val="24"/>
+        </w:rPr>
+        <w:t>FIELDS TERMINATED BY ','</w:t>
+      </w:r>
+    </w:p>
+    <w:p>
+      <w:pPr>
+        <w:rPr>
+          <w:rFonts w:ascii="Times New Roman" w:hAnsi="Times New Roman" w:cs="Times New Roman"/>
+          <w:sz w:val="24"/>
+          <w:szCs w:val="24"/>
+        </w:rPr>
+      </w:pPr>
+      <w:r>
+        <w:rPr>
+          <w:rFonts w:ascii="Times New Roman" w:hAnsi="Times New Roman" w:cs="Times New Roman"/>
+          <w:sz w:val="24"/>
+          <w:szCs w:val="24"/>
+        </w:rPr>
+        <w:t>ENCLOSED BY '"'</w:t>
+      </w:r>
+    </w:p>
+    <w:p>
+      <w:pPr>
+        <w:rPr>
+          <w:rFonts w:ascii="Times New Roman" w:hAnsi="Times New Roman" w:cs="Times New Roman"/>
+          <w:sz w:val="24"/>
+          <w:szCs w:val="24"/>
+        </w:rPr>
+      </w:pPr>
+      <w:r>
+        <w:rPr>
+          <w:rFonts w:ascii="Times New Roman" w:hAnsi="Times New Roman" w:cs="Times New Roman"/>
+          <w:sz w:val="24"/>
+          <w:szCs w:val="24"/>
+        </w:rPr>
+        <w:t>LINES TERMINATED BY '\n'</w:t>
+      </w:r>
+    </w:p>
+    <w:p>
+      <w:pPr>
+        <w:rPr>
+          <w:rFonts w:ascii="Times New Roman" w:hAnsi="Times New Roman" w:cs="Times New Roman"/>
+          <w:sz w:val="24"/>
+          <w:szCs w:val="24"/>
+        </w:rPr>
+      </w:pPr>
+      <w:r>
+        <w:rPr>
+          <w:rFonts w:ascii="Times New Roman" w:hAnsi="Times New Roman" w:cs="Times New Roman"/>
+          <w:sz w:val="24"/>
+          <w:szCs w:val="24"/>
+        </w:rPr>
+        <w:t>IGNORE 1 ROWS;</w:t>
+      </w:r>
+    </w:p>
+    <w:p>
+      <w:pPr>
+        <w:rPr>
+          <w:rFonts w:ascii="Times New Roman" w:hAnsi="Times New Roman" w:cs="Times New Roman"/>
+          <w:b/>
+          <w:bCs/>
+          <w:sz w:val="24"/>
+          <w:szCs w:val="24"/>
+        </w:rPr>
+      </w:pPr>
+      <w:r>
+        <w:rPr>
+          <w:rFonts w:ascii="Times New Roman" w:hAnsi="Times New Roman" w:cs="Times New Roman"/>
+          <w:b/>
+          <w:bCs/>
+          <w:sz w:val="24"/>
+          <w:szCs w:val="24"/>
+        </w:rPr>
+        <w:lastRenderedPageBreak/>
+        <w:t>/* Inspect the Data */</w:t>
+      </w:r>
+    </w:p>
+    <w:p>
+      <w:pPr>
+        <w:rPr>
+          <w:rFonts w:ascii="Times New Roman" w:hAnsi="Times New Roman" w:cs="Times New Roman"/>
+          <w:sz w:val="24"/>
+          <w:szCs w:val="24"/>
+        </w:rPr>
+      </w:pPr>
+      <w:r>
+        <w:rPr>
+          <w:rFonts w:ascii="Times New Roman" w:hAnsi="Times New Roman" w:cs="Times New Roman"/>
+          <w:sz w:val="24"/>
+          <w:szCs w:val="24"/>
+        </w:rPr>
+        <w:t xml:space="preserve">select COUNT(*) FROM world_bank;  </w:t>
+      </w:r>
+      <w:r>
+        <w:rPr>
+          <w:rFonts w:ascii="Times New Roman" w:hAnsi="Times New Roman" w:cs="Times New Roman"/>
+          <w:sz w:val="24"/>
+          <w:szCs w:val="24"/>
+        </w:rPr>
+        <w:t xml:space="preserve">// </w:t>
+      </w:r>
+      <w:r>
+        <w:rPr>
+          <w:rFonts w:ascii="Times New Roman" w:hAnsi="Times New Roman" w:cs="Times New Roman"/>
+          <w:sz w:val="24"/>
+          <w:szCs w:val="24"/>
+        </w:rPr>
+        <w:t>9015914</w:t>
+      </w:r>
+      <w:r>
+        <w:rPr>
+          <w:rFonts w:ascii="Times New Roman" w:hAnsi="Times New Roman" w:cs="Times New Roman"/>
+          <w:sz w:val="24"/>
+          <w:szCs w:val="24"/>
+        </w:rPr>
+        <w:t xml:space="preserve"> rows loaded</w:t>
+      </w:r>
+    </w:p>
+    <w:p>
+      <w:pPr>
+        <w:rPr>
+          <w:rFonts w:ascii="Times New Roman" w:hAnsi="Times New Roman" w:cs="Times New Roman"/>
+          <w:sz w:val="24"/>
+          <w:szCs w:val="24"/>
+        </w:rPr>
+      </w:pPr>
+      <w:r>
+        <w:rPr>
+          <w:rFonts w:ascii="Times New Roman" w:hAnsi="Times New Roman" w:cs="Times New Roman"/>
+          <w:sz w:val="24"/>
+          <w:szCs w:val="24"/>
+        </w:rPr>
+        <w:t>select * from world_bank limit 10;</w:t>
+      </w:r>
+    </w:p>
+    <w:p>
+      <w:pPr>
+        <w:rPr>
+          <w:rFonts w:ascii="Times New Roman" w:hAnsi="Times New Roman" w:cs="Times New Roman"/>
+          <w:sz w:val="24"/>
+          <w:szCs w:val="24"/>
+        </w:rPr>
+      </w:pPr>
+      <w:r>
+        <w:rPr>
+          <w:rFonts w:ascii="Times New Roman" w:hAnsi="Times New Roman" w:cs="Times New Roman"/>
+          <w:sz w:val="24"/>
+          <w:szCs w:val="24"/>
+        </w:rPr>
+        <w:t>select min(year), max(year) from world_bank;</w:t>
+      </w:r>
+    </w:p>
+    <w:p>
+      <w:pPr>
+        <w:rPr>
+          <w:rFonts w:ascii="Times New Roman" w:hAnsi="Times New Roman" w:cs="Times New Roman"/>
+          <w:sz w:val="24"/>
+          <w:szCs w:val="24"/>
+        </w:rPr>
+      </w:pPr>
+      <w:r>
+        <w:rPr>
+          <w:rFonts w:ascii="Times New Roman" w:hAnsi="Times New Roman" w:cs="Times New Roman"/>
+          <w:sz w:val="24"/>
+          <w:szCs w:val="24"/>
+        </w:rPr>
+        <w:t>select count(distinct country_code) from world_bank;</w:t>
+      </w:r>
+    </w:p>
+    <w:p>
+      <w:pPr>
+        <w:rPr>
+          <w:rFonts w:ascii="Times New Roman" w:hAnsi="Times New Roman" w:cs="Times New Roman"/>
+          <w:sz w:val="24"/>
+          <w:szCs w:val="24"/>
+        </w:rPr>
+      </w:pPr>
+      <w:r>
+        <w:rPr>
+          <w:rFonts w:ascii="Times New Roman" w:hAnsi="Times New Roman" w:cs="Times New Roman"/>
+          <w:sz w:val="24"/>
+          <w:szCs w:val="24"/>
+        </w:rPr>
+        <w:t>select count(distinct indicator_code) from world_bank;</w:t>
+      </w:r>
+    </w:p>
+    <w:p>
+      <w:pPr>
+        <w:rPr>
+          <w:rFonts w:ascii="Times New Roman" w:hAnsi="Times New Roman" w:cs="Times New Roman"/>
+          <w:sz w:val="24"/>
+          <w:szCs w:val="24"/>
+        </w:rPr>
+      </w:pPr>
+      <w:r>
+        <w:rPr>
+          <w:rFonts w:ascii="Times New Roman" w:hAnsi="Times New Roman" w:cs="Times New Roman"/>
+          <w:sz w:val="24"/>
+          <w:szCs w:val="24"/>
+        </w:rPr>
+        <w:t>select count(*) from world_bank where value is null;</w:t>
+      </w:r>
+    </w:p>
+    <w:p>
+      <w:pPr>
+        <w:rPr>
+          <w:rFonts w:ascii="Times New Roman" w:hAnsi="Times New Roman" w:cs="Times New Roman"/>
+          <w:sz w:val="24"/>
+          <w:szCs w:val="24"/>
+        </w:rPr>
+      </w:pPr>
+    </w:p>
+    <w:p>
+      <w:pPr>
+        <w:rPr>
+          <w:rFonts w:ascii="Times New Roman" w:hAnsi="Times New Roman" w:cs="Times New Roman"/>
+          <w:sz w:val="24"/>
+          <w:szCs w:val="24"/>
+        </w:rPr>
+      </w:pPr>
+      <w:r>
+        <w:rPr>
+          <w:rFonts w:ascii="Times New Roman" w:hAnsi="Times New Roman" w:cs="Times New Roman"/>
+          <w:sz w:val="24"/>
+          <w:szCs w:val="24"/>
+        </w:rPr>
+        <w:t>git add .</w:t>
+      </w:r>
+    </w:p>
+    <w:p>
+      <w:pPr>
+        <w:rPr>
+          <w:rFonts w:ascii="Times New Roman" w:hAnsi="Times New Roman" w:cs="Times New Roman"/>
+          <w:sz w:val="24"/>
+          <w:szCs w:val="24"/>
+        </w:rPr>
+      </w:pPr>
+      <w:r>
+        <w:rPr>
+          <w:rFonts w:ascii="Times New Roman" w:hAnsi="Times New Roman" w:cs="Times New Roman"/>
+          <w:sz w:val="24"/>
+          <w:szCs w:val="24"/>
+        </w:rPr>
+        <w:t>git commit -m “Created MySQL database &amp; imported the database”</w:t>
+      </w:r>
+    </w:p>
+    <w:p>
+      <w:pPr>
+        <w:rPr>
+          <w:rFonts w:ascii="Times New Roman" w:hAnsi="Times New Roman" w:cs="Times New Roman"/>
+          <w:sz w:val="24"/>
+          <w:szCs w:val="24"/>
+        </w:rPr>
+      </w:pPr>
+      <w:r>
+        <w:rPr>
+          <w:rFonts w:ascii="Times New Roman" w:hAnsi="Times New Roman" w:cs="Times New Roman"/>
+          <w:sz w:val="24"/>
+          <w:szCs w:val="24"/>
+        </w:rPr>
+        <w:t>git push</w:t>
+      </w:r>
+    </w:p>
+    <w:p>
+      <w:pPr>
+        <w:rPr>
+          <w:rFonts w:ascii="Times New Roman" w:hAnsi="Times New Roman" w:cs="Times New Roman"/>
+          <w:sz w:val="24"/>
+          <w:szCs w:val="24"/>
+        </w:rPr>
+      </w:pPr>
     </w:p>
     <w:p>
       <w:pPr>
